--- a/pdf/class 10/CLASS 10 CH-15.docx
+++ b/pdf/class 10/CLASS 10 CH-15.docx
@@ -91,8 +91,6 @@
         </w:rPr>
         <w:t>Arrays</w:t>
       </w:r>
-      <w:bookmarkStart w:id="0" w:name="_GoBack"/>
-      <w:bookmarkEnd w:id="0"/>
     </w:p>
     <w:p>
       <w:pPr>
@@ -140,6 +138,9937 @@
     </w:p>
     <w:p>
       <w:pPr>
+        <w:pStyle w:val="Heading1"/>
+        <w:rPr>
+          <w:rFonts w:ascii="Times New Roman" w:hAnsi="Times New Roman" w:cs="Times New Roman"/>
+          <w:sz w:val="52"/>
+          <w:szCs w:val="48"/>
+        </w:rPr>
+      </w:pPr>
+      <w:r>
+        <w:rPr>
+          <w:rFonts w:ascii="Segoe UI Symbol" w:hAnsi="Segoe UI Symbol" w:cs="Segoe UI Symbol"/>
+          <w:sz w:val="36"/>
+        </w:rPr>
+        <w:t>✅</w:t>
+      </w:r>
+      <w:r>
+        <w:rPr>
+          <w:rFonts w:ascii="Times New Roman" w:hAnsi="Times New Roman" w:cs="Times New Roman"/>
+          <w:sz w:val="36"/>
+        </w:rPr>
+        <w:t xml:space="preserve"> </w:t>
+      </w:r>
+      <w:r>
+        <w:rPr>
+          <w:rStyle w:val="Strong"/>
+          <w:rFonts w:ascii="Times New Roman" w:hAnsi="Times New Roman" w:cs="Times New Roman"/>
+          <w:bCs w:val="0"/>
+          <w:sz w:val="36"/>
+        </w:rPr>
+        <w:t>A. Tick (</w:t>
+      </w:r>
+      <w:r>
+        <w:rPr>
+          <w:rStyle w:val="Strong"/>
+          <w:rFonts w:ascii="Segoe UI Symbol" w:hAnsi="Segoe UI Symbol" w:cs="Segoe UI Symbol"/>
+          <w:bCs w:val="0"/>
+          <w:sz w:val="36"/>
+        </w:rPr>
+        <w:t>✓</w:t>
+      </w:r>
+      <w:r>
+        <w:rPr>
+          <w:rStyle w:val="Strong"/>
+          <w:rFonts w:ascii="Times New Roman" w:hAnsi="Times New Roman" w:cs="Times New Roman"/>
+          <w:bCs w:val="0"/>
+          <w:sz w:val="36"/>
+        </w:rPr>
+        <w:t>) the correct answer</w:t>
+      </w:r>
+    </w:p>
+    <w:p>
+      <w:pPr>
+        <w:pStyle w:val="Heading3"/>
+        <w:spacing w:before="0"/>
+        <w:rPr>
+          <w:rFonts w:ascii="Times New Roman" w:hAnsi="Times New Roman" w:cs="Times New Roman"/>
+          <w:color w:val="00B050"/>
+        </w:rPr>
+      </w:pPr>
+      <w:r>
+        <w:rPr>
+          <w:rStyle w:val="Strong"/>
+          <w:rFonts w:ascii="Times New Roman" w:hAnsi="Times New Roman" w:cs="Times New Roman"/>
+          <w:b w:val="0"/>
+          <w:bCs w:val="0"/>
+          <w:color w:val="00B050"/>
+        </w:rPr>
+        <w:t>1. Which of the following operation can be done on arrays?</w:t>
+      </w:r>
+    </w:p>
+    <w:p>
+      <w:pPr>
+        <w:pStyle w:val="NormalWeb"/>
+        <w:spacing w:before="0" w:beforeAutospacing="0"/>
+        <w:ind w:left="360"/>
+      </w:pPr>
+      <w:r>
+        <w:t>a. Insertion</w:t>
+      </w:r>
+      <w:r>
+        <w:br/>
+        <w:t>b. Deletion</w:t>
+      </w:r>
+      <w:r>
+        <w:br/>
+        <w:t>c. Sorting</w:t>
+      </w:r>
+      <w:r>
+        <w:br/>
+        <w:t>d. All of these</w:t>
+      </w:r>
+    </w:p>
+    <w:p>
+      <w:pPr>
+        <w:pStyle w:val="NormalWeb"/>
+        <w:spacing w:before="0" w:beforeAutospacing="0"/>
+        <w:rPr>
+          <w:color w:val="FF0000"/>
+        </w:rPr>
+      </w:pPr>
+      <w:r>
+        <w:rPr>
+          <w:rFonts w:ascii="Segoe UI Symbol" w:hAnsi="Segoe UI Symbol" w:cs="Segoe UI Symbol"/>
+          <w:color w:val="FF0000"/>
+        </w:rPr>
+        <w:t>✅</w:t>
+      </w:r>
+      <w:r>
+        <w:rPr>
+          <w:color w:val="FF0000"/>
+        </w:rPr>
+        <w:t xml:space="preserve"> </w:t>
+      </w:r>
+      <w:r>
+        <w:rPr>
+          <w:rStyle w:val="Strong"/>
+          <w:color w:val="FF0000"/>
+        </w:rPr>
+        <w:t>Answer: d. All of these</w:t>
+      </w:r>
+    </w:p>
+    <w:p>
+      <w:pPr>
+        <w:pStyle w:val="NormalWeb"/>
+        <w:spacing w:before="0" w:beforeAutospacing="0"/>
+      </w:pPr>
+      <w:r>
+        <w:rPr>
+          <w:rFonts w:ascii="Segoe UI Symbol" w:hAnsi="Segoe UI Symbol" w:cs="Segoe UI Symbol"/>
+        </w:rPr>
+        <w:t>💡</w:t>
+      </w:r>
+      <w:r>
+        <w:t xml:space="preserve"> </w:t>
+      </w:r>
+      <w:r>
+        <w:rPr>
+          <w:rStyle w:val="Strong"/>
+        </w:rPr>
+        <w:t>Explanation</w:t>
+      </w:r>
+      <w:proofErr w:type="gramStart"/>
+      <w:r>
+        <w:rPr>
+          <w:rStyle w:val="Strong"/>
+        </w:rPr>
+        <w:t>:</w:t>
+      </w:r>
+      <w:proofErr w:type="gramEnd"/>
+      <w:r>
+        <w:br/>
+        <w:t>Arrays support insertion, deletion, and sorting — all are valid operations.</w:t>
+      </w:r>
+    </w:p>
+    <w:p>
+      <w:pPr>
+        <w:pStyle w:val="Heading3"/>
+        <w:spacing w:before="0"/>
+        <w:rPr>
+          <w:rFonts w:ascii="Times New Roman" w:hAnsi="Times New Roman" w:cs="Times New Roman"/>
+          <w:color w:val="00B050"/>
+        </w:rPr>
+      </w:pPr>
+      <w:r>
+        <w:rPr>
+          <w:rStyle w:val="Strong"/>
+          <w:rFonts w:ascii="Times New Roman" w:hAnsi="Times New Roman" w:cs="Times New Roman"/>
+          <w:b w:val="0"/>
+          <w:bCs w:val="0"/>
+          <w:color w:val="00B050"/>
+        </w:rPr>
+        <w:t>2. The "</w:t>
+      </w:r>
+      <w:proofErr w:type="spellStart"/>
+      <w:r>
+        <w:rPr>
+          <w:rStyle w:val="Strong"/>
+          <w:rFonts w:ascii="Times New Roman" w:hAnsi="Times New Roman" w:cs="Times New Roman"/>
+          <w:b w:val="0"/>
+          <w:bCs w:val="0"/>
+          <w:color w:val="00B050"/>
+        </w:rPr>
+        <w:t>int</w:t>
+      </w:r>
+      <w:proofErr w:type="spellEnd"/>
+      <w:r>
+        <w:rPr>
+          <w:rStyle w:val="Strong"/>
+          <w:rFonts w:ascii="Times New Roman" w:hAnsi="Times New Roman" w:cs="Times New Roman"/>
+          <w:b w:val="0"/>
+          <w:bCs w:val="0"/>
+          <w:color w:val="00B050"/>
+        </w:rPr>
+        <w:t xml:space="preserve"> </w:t>
+      </w:r>
+      <w:proofErr w:type="spellStart"/>
+      <w:proofErr w:type="gramStart"/>
+      <w:r>
+        <w:rPr>
+          <w:rStyle w:val="Strong"/>
+          <w:rFonts w:ascii="Times New Roman" w:hAnsi="Times New Roman" w:cs="Times New Roman"/>
+          <w:b w:val="0"/>
+          <w:bCs w:val="0"/>
+          <w:color w:val="00B050"/>
+        </w:rPr>
+        <w:t>ar</w:t>
+      </w:r>
+      <w:proofErr w:type="spellEnd"/>
+      <w:r>
+        <w:rPr>
+          <w:rStyle w:val="Strong"/>
+          <w:rFonts w:ascii="Times New Roman" w:hAnsi="Times New Roman" w:cs="Times New Roman"/>
+          <w:b w:val="0"/>
+          <w:bCs w:val="0"/>
+          <w:color w:val="00B050"/>
+        </w:rPr>
+        <w:t>[</w:t>
+      </w:r>
+      <w:proofErr w:type="gramEnd"/>
+      <w:r>
+        <w:rPr>
+          <w:rStyle w:val="Strong"/>
+          <w:rFonts w:ascii="Times New Roman" w:hAnsi="Times New Roman" w:cs="Times New Roman"/>
+          <w:b w:val="0"/>
+          <w:bCs w:val="0"/>
+          <w:color w:val="00B050"/>
+        </w:rPr>
+        <w:t xml:space="preserve">][] = new </w:t>
+      </w:r>
+      <w:proofErr w:type="spellStart"/>
+      <w:r>
+        <w:rPr>
+          <w:rStyle w:val="Strong"/>
+          <w:rFonts w:ascii="Times New Roman" w:hAnsi="Times New Roman" w:cs="Times New Roman"/>
+          <w:b w:val="0"/>
+          <w:bCs w:val="0"/>
+          <w:color w:val="00B050"/>
+        </w:rPr>
+        <w:t>int</w:t>
+      </w:r>
+      <w:proofErr w:type="spellEnd"/>
+      <w:r>
+        <w:rPr>
+          <w:rStyle w:val="Strong"/>
+          <w:rFonts w:ascii="Times New Roman" w:hAnsi="Times New Roman" w:cs="Times New Roman"/>
+          <w:b w:val="0"/>
+          <w:bCs w:val="0"/>
+          <w:color w:val="00B050"/>
+        </w:rPr>
+        <w:t>[3][4];" is used to create an array of size ______</w:t>
+      </w:r>
+    </w:p>
+    <w:p>
+      <w:pPr>
+        <w:pStyle w:val="NormalWeb"/>
+        <w:spacing w:before="0" w:beforeAutospacing="0"/>
+        <w:ind w:left="360"/>
+      </w:pPr>
+      <w:r>
+        <w:t>a. 3 × 3</w:t>
+      </w:r>
+      <w:r>
+        <w:br/>
+        <w:t>b. 3 × 4</w:t>
+      </w:r>
+      <w:r>
+        <w:br/>
+        <w:t>c. 4 × 3</w:t>
+      </w:r>
+      <w:r>
+        <w:br/>
+        <w:t>d. 4 × 4</w:t>
+      </w:r>
+    </w:p>
+    <w:p>
+      <w:pPr>
+        <w:pStyle w:val="NormalWeb"/>
+        <w:spacing w:before="0" w:beforeAutospacing="0"/>
+        <w:rPr>
+          <w:color w:val="FF0000"/>
+        </w:rPr>
+      </w:pPr>
+      <w:r>
+        <w:rPr>
+          <w:rFonts w:ascii="Segoe UI Symbol" w:hAnsi="Segoe UI Symbol" w:cs="Segoe UI Symbol"/>
+          <w:color w:val="FF0000"/>
+        </w:rPr>
+        <w:t>✅</w:t>
+      </w:r>
+      <w:r>
+        <w:rPr>
+          <w:color w:val="FF0000"/>
+        </w:rPr>
+        <w:t xml:space="preserve"> </w:t>
+      </w:r>
+      <w:r>
+        <w:rPr>
+          <w:rStyle w:val="Strong"/>
+          <w:color w:val="FF0000"/>
+        </w:rPr>
+        <w:t>Answer: b. 3 × 4</w:t>
+      </w:r>
+    </w:p>
+    <w:p>
+      <w:pPr>
+        <w:pStyle w:val="NormalWeb"/>
+        <w:spacing w:before="0" w:beforeAutospacing="0"/>
+      </w:pPr>
+      <w:r>
+        <w:rPr>
+          <w:rFonts w:ascii="Segoe UI Symbol" w:hAnsi="Segoe UI Symbol" w:cs="Segoe UI Symbol"/>
+        </w:rPr>
+        <w:t>💡</w:t>
+      </w:r>
+      <w:r>
+        <w:t xml:space="preserve"> </w:t>
+      </w:r>
+      <w:r>
+        <w:rPr>
+          <w:rStyle w:val="Strong"/>
+        </w:rPr>
+        <w:t>Explanation</w:t>
+      </w:r>
+      <w:proofErr w:type="gramStart"/>
+      <w:r>
+        <w:rPr>
+          <w:rStyle w:val="Strong"/>
+        </w:rPr>
+        <w:t>:</w:t>
+      </w:r>
+      <w:proofErr w:type="gramEnd"/>
+      <w:r>
+        <w:br/>
+        <w:t>3 rows and 4 columns.</w:t>
+      </w:r>
+    </w:p>
+    <w:p>
+      <w:pPr>
+        <w:pStyle w:val="Heading3"/>
+        <w:spacing w:before="0"/>
+        <w:rPr>
+          <w:rFonts w:ascii="Times New Roman" w:hAnsi="Times New Roman" w:cs="Times New Roman"/>
+          <w:color w:val="00B050"/>
+        </w:rPr>
+      </w:pPr>
+      <w:r>
+        <w:rPr>
+          <w:rStyle w:val="Strong"/>
+          <w:rFonts w:ascii="Times New Roman" w:hAnsi="Times New Roman" w:cs="Times New Roman"/>
+          <w:b w:val="0"/>
+          <w:bCs w:val="0"/>
+          <w:color w:val="00B050"/>
+        </w:rPr>
+        <w:t xml:space="preserve">3. What is the value of </w:t>
+      </w:r>
+      <w:proofErr w:type="gramStart"/>
+      <w:r>
+        <w:rPr>
+          <w:rStyle w:val="Strong"/>
+          <w:rFonts w:ascii="Times New Roman" w:hAnsi="Times New Roman" w:cs="Times New Roman"/>
+          <w:b w:val="0"/>
+          <w:bCs w:val="0"/>
+          <w:color w:val="00B050"/>
+        </w:rPr>
+        <w:t>a</w:t>
+      </w:r>
+      <w:proofErr w:type="gramEnd"/>
+      <w:r>
+        <w:rPr>
+          <w:rStyle w:val="Strong"/>
+          <w:rFonts w:ascii="Times New Roman" w:hAnsi="Times New Roman" w:cs="Times New Roman"/>
+          <w:b w:val="0"/>
+          <w:bCs w:val="0"/>
+          <w:color w:val="00B050"/>
+        </w:rPr>
+        <w:t xml:space="preserve"> after executing the following code?</w:t>
+      </w:r>
+    </w:p>
+    <w:p>
+      <w:pPr>
+        <w:pStyle w:val="HTMLPreformatted"/>
+        <w:rPr>
+          <w:rFonts w:ascii="Times New Roman" w:hAnsi="Times New Roman" w:cs="Times New Roman"/>
+        </w:rPr>
+      </w:pPr>
+      <w:proofErr w:type="spellStart"/>
+      <w:proofErr w:type="gramStart"/>
+      <w:r>
+        <w:rPr>
+          <w:rStyle w:val="t"/>
+          <w:rFonts w:ascii="Times New Roman" w:hAnsi="Times New Roman" w:cs="Times New Roman"/>
+        </w:rPr>
+        <w:t>int</w:t>
+      </w:r>
+      <w:proofErr w:type="spellEnd"/>
+      <w:proofErr w:type="gramEnd"/>
+      <w:r>
+        <w:rPr>
+          <w:rFonts w:ascii="Times New Roman" w:hAnsi="Times New Roman" w:cs="Times New Roman"/>
+        </w:rPr>
+        <w:t xml:space="preserve"> </w:t>
+      </w:r>
+      <w:proofErr w:type="spellStart"/>
+      <w:r>
+        <w:rPr>
+          <w:rStyle w:val="t"/>
+          <w:rFonts w:ascii="Times New Roman" w:hAnsi="Times New Roman" w:cs="Times New Roman"/>
+        </w:rPr>
+        <w:t>arr</w:t>
+      </w:r>
+      <w:proofErr w:type="spellEnd"/>
+      <w:r>
+        <w:rPr>
+          <w:rFonts w:ascii="Times New Roman" w:hAnsi="Times New Roman" w:cs="Times New Roman"/>
+        </w:rPr>
+        <w:t xml:space="preserve">[] </w:t>
+      </w:r>
+      <w:r>
+        <w:rPr>
+          <w:rStyle w:val="n"/>
+          <w:rFonts w:ascii="Times New Roman" w:hAnsi="Times New Roman" w:cs="Times New Roman"/>
+        </w:rPr>
+        <w:t>=</w:t>
+      </w:r>
+      <w:r>
+        <w:rPr>
+          <w:rFonts w:ascii="Times New Roman" w:hAnsi="Times New Roman" w:cs="Times New Roman"/>
+        </w:rPr>
+        <w:t xml:space="preserve"> {</w:t>
+      </w:r>
+      <w:r>
+        <w:rPr>
+          <w:rStyle w:val="q"/>
+          <w:rFonts w:ascii="Times New Roman" w:hAnsi="Times New Roman" w:cs="Times New Roman"/>
+        </w:rPr>
+        <w:t>1</w:t>
+      </w:r>
+      <w:r>
+        <w:rPr>
+          <w:rFonts w:ascii="Times New Roman" w:hAnsi="Times New Roman" w:cs="Times New Roman"/>
+        </w:rPr>
+        <w:t xml:space="preserve">, </w:t>
+      </w:r>
+      <w:r>
+        <w:rPr>
+          <w:rStyle w:val="q"/>
+          <w:rFonts w:ascii="Times New Roman" w:hAnsi="Times New Roman" w:cs="Times New Roman"/>
+        </w:rPr>
+        <w:t>2</w:t>
+      </w:r>
+      <w:r>
+        <w:rPr>
+          <w:rFonts w:ascii="Times New Roman" w:hAnsi="Times New Roman" w:cs="Times New Roman"/>
+        </w:rPr>
+        <w:t xml:space="preserve">, </w:t>
+      </w:r>
+      <w:r>
+        <w:rPr>
+          <w:rStyle w:val="q"/>
+          <w:rFonts w:ascii="Times New Roman" w:hAnsi="Times New Roman" w:cs="Times New Roman"/>
+        </w:rPr>
+        <w:t>3</w:t>
+      </w:r>
+      <w:r>
+        <w:rPr>
+          <w:rFonts w:ascii="Times New Roman" w:hAnsi="Times New Roman" w:cs="Times New Roman"/>
+        </w:rPr>
+        <w:t xml:space="preserve">, </w:t>
+      </w:r>
+      <w:r>
+        <w:rPr>
+          <w:rStyle w:val="q"/>
+          <w:rFonts w:ascii="Times New Roman" w:hAnsi="Times New Roman" w:cs="Times New Roman"/>
+        </w:rPr>
+        <w:t>4</w:t>
+      </w:r>
+      <w:r>
+        <w:rPr>
+          <w:rFonts w:ascii="Times New Roman" w:hAnsi="Times New Roman" w:cs="Times New Roman"/>
+        </w:rPr>
+        <w:t xml:space="preserve">, </w:t>
+      </w:r>
+      <w:r>
+        <w:rPr>
+          <w:rStyle w:val="q"/>
+          <w:rFonts w:ascii="Times New Roman" w:hAnsi="Times New Roman" w:cs="Times New Roman"/>
+        </w:rPr>
+        <w:t>5</w:t>
+      </w:r>
+      <w:r>
+        <w:rPr>
+          <w:rFonts w:ascii="Times New Roman" w:hAnsi="Times New Roman" w:cs="Times New Roman"/>
+        </w:rPr>
+        <w:t>};</w:t>
+      </w:r>
+      <w:r>
+        <w:rPr>
+          <w:rFonts w:ascii="Times New Roman" w:hAnsi="Times New Roman" w:cs="Times New Roman"/>
+        </w:rPr>
+        <w:br/>
+      </w:r>
+      <w:r>
+        <w:rPr>
+          <w:rStyle w:val="t"/>
+          <w:rFonts w:ascii="Times New Roman" w:hAnsi="Times New Roman" w:cs="Times New Roman"/>
+        </w:rPr>
+        <w:t>a</w:t>
+      </w:r>
+      <w:r>
+        <w:rPr>
+          <w:rFonts w:ascii="Times New Roman" w:hAnsi="Times New Roman" w:cs="Times New Roman"/>
+        </w:rPr>
+        <w:t xml:space="preserve"> </w:t>
+      </w:r>
+      <w:r>
+        <w:rPr>
+          <w:rStyle w:val="n"/>
+          <w:rFonts w:ascii="Times New Roman" w:hAnsi="Times New Roman" w:cs="Times New Roman"/>
+        </w:rPr>
+        <w:t>=</w:t>
+      </w:r>
+      <w:r>
+        <w:rPr>
+          <w:rFonts w:ascii="Times New Roman" w:hAnsi="Times New Roman" w:cs="Times New Roman"/>
+        </w:rPr>
+        <w:t xml:space="preserve"> </w:t>
+      </w:r>
+      <w:proofErr w:type="spellStart"/>
+      <w:r>
+        <w:rPr>
+          <w:rStyle w:val="t"/>
+          <w:rFonts w:ascii="Times New Roman" w:hAnsi="Times New Roman" w:cs="Times New Roman"/>
+        </w:rPr>
+        <w:t>arr</w:t>
+      </w:r>
+      <w:proofErr w:type="spellEnd"/>
+      <w:r>
+        <w:rPr>
+          <w:rFonts w:ascii="Times New Roman" w:hAnsi="Times New Roman" w:cs="Times New Roman"/>
+        </w:rPr>
+        <w:t>[</w:t>
+      </w:r>
+      <w:r>
+        <w:rPr>
+          <w:rStyle w:val="q"/>
+          <w:rFonts w:ascii="Times New Roman" w:hAnsi="Times New Roman" w:cs="Times New Roman"/>
+        </w:rPr>
+        <w:t>1</w:t>
+      </w:r>
+      <w:r>
+        <w:rPr>
+          <w:rFonts w:ascii="Times New Roman" w:hAnsi="Times New Roman" w:cs="Times New Roman"/>
+        </w:rPr>
+        <w:t xml:space="preserve">] </w:t>
+      </w:r>
+      <w:r>
+        <w:rPr>
+          <w:rStyle w:val="n"/>
+          <w:rFonts w:ascii="Times New Roman" w:hAnsi="Times New Roman" w:cs="Times New Roman"/>
+        </w:rPr>
+        <w:t>+</w:t>
+      </w:r>
+      <w:r>
+        <w:rPr>
+          <w:rFonts w:ascii="Times New Roman" w:hAnsi="Times New Roman" w:cs="Times New Roman"/>
+        </w:rPr>
+        <w:t xml:space="preserve"> </w:t>
+      </w:r>
+      <w:proofErr w:type="spellStart"/>
+      <w:r>
+        <w:rPr>
+          <w:rStyle w:val="t"/>
+          <w:rFonts w:ascii="Times New Roman" w:hAnsi="Times New Roman" w:cs="Times New Roman"/>
+        </w:rPr>
+        <w:t>arr</w:t>
+      </w:r>
+      <w:proofErr w:type="spellEnd"/>
+      <w:r>
+        <w:rPr>
+          <w:rFonts w:ascii="Times New Roman" w:hAnsi="Times New Roman" w:cs="Times New Roman"/>
+        </w:rPr>
+        <w:t>[</w:t>
+      </w:r>
+      <w:r>
+        <w:rPr>
+          <w:rStyle w:val="q"/>
+          <w:rFonts w:ascii="Times New Roman" w:hAnsi="Times New Roman" w:cs="Times New Roman"/>
+        </w:rPr>
+        <w:t>4</w:t>
+      </w:r>
+      <w:r>
+        <w:rPr>
+          <w:rFonts w:ascii="Times New Roman" w:hAnsi="Times New Roman" w:cs="Times New Roman"/>
+        </w:rPr>
+        <w:t xml:space="preserve">] </w:t>
+      </w:r>
+      <w:r>
+        <w:rPr>
+          <w:rStyle w:val="n"/>
+          <w:rFonts w:ascii="Times New Roman" w:hAnsi="Times New Roman" w:cs="Times New Roman"/>
+        </w:rPr>
+        <w:t>-</w:t>
+      </w:r>
+      <w:r>
+        <w:rPr>
+          <w:rFonts w:ascii="Times New Roman" w:hAnsi="Times New Roman" w:cs="Times New Roman"/>
+        </w:rPr>
+        <w:t xml:space="preserve"> </w:t>
+      </w:r>
+      <w:proofErr w:type="spellStart"/>
+      <w:r>
+        <w:rPr>
+          <w:rStyle w:val="t"/>
+          <w:rFonts w:ascii="Times New Roman" w:hAnsi="Times New Roman" w:cs="Times New Roman"/>
+        </w:rPr>
+        <w:t>arr</w:t>
+      </w:r>
+      <w:proofErr w:type="spellEnd"/>
+      <w:r>
+        <w:rPr>
+          <w:rFonts w:ascii="Times New Roman" w:hAnsi="Times New Roman" w:cs="Times New Roman"/>
+        </w:rPr>
+        <w:t>[</w:t>
+      </w:r>
+      <w:r>
+        <w:rPr>
+          <w:rStyle w:val="q"/>
+          <w:rFonts w:ascii="Times New Roman" w:hAnsi="Times New Roman" w:cs="Times New Roman"/>
+        </w:rPr>
+        <w:t>2</w:t>
+      </w:r>
+      <w:r>
+        <w:rPr>
+          <w:rFonts w:ascii="Times New Roman" w:hAnsi="Times New Roman" w:cs="Times New Roman"/>
+        </w:rPr>
+        <w:t>];</w:t>
+      </w:r>
+    </w:p>
+    <w:p>
+      <w:pPr>
+        <w:pStyle w:val="NormalWeb"/>
+        <w:spacing w:before="0" w:beforeAutospacing="0"/>
+        <w:ind w:left="360"/>
+      </w:pPr>
+      <w:r>
+        <w:t>a. 5</w:t>
+      </w:r>
+      <w:r>
+        <w:br/>
+        <w:t>b. 2</w:t>
+      </w:r>
+      <w:r>
+        <w:br/>
+        <w:t>c. 1</w:t>
+      </w:r>
+      <w:r>
+        <w:br/>
+        <w:t>d. 4</w:t>
+      </w:r>
+    </w:p>
+    <w:p>
+      <w:pPr>
+        <w:pStyle w:val="NormalWeb"/>
+        <w:spacing w:before="0" w:beforeAutospacing="0"/>
+        <w:rPr>
+          <w:color w:val="FF0000"/>
+        </w:rPr>
+      </w:pPr>
+      <w:r>
+        <w:rPr>
+          <w:rFonts w:ascii="Segoe UI Symbol" w:hAnsi="Segoe UI Symbol" w:cs="Segoe UI Symbol"/>
+          <w:color w:val="FF0000"/>
+        </w:rPr>
+        <w:t>✅</w:t>
+      </w:r>
+      <w:r>
+        <w:rPr>
+          <w:color w:val="FF0000"/>
+        </w:rPr>
+        <w:t xml:space="preserve"> </w:t>
+      </w:r>
+      <w:r>
+        <w:rPr>
+          <w:rStyle w:val="Strong"/>
+          <w:color w:val="FF0000"/>
+        </w:rPr>
+        <w:t>Answer: d. 4</w:t>
+      </w:r>
+    </w:p>
+    <w:p>
+      <w:pPr>
+        <w:pStyle w:val="NormalWeb"/>
+        <w:spacing w:before="0" w:beforeAutospacing="0"/>
+      </w:pPr>
+      <w:r>
+        <w:rPr>
+          <w:rFonts w:ascii="Segoe UI Symbol" w:hAnsi="Segoe UI Symbol" w:cs="Segoe UI Symbol"/>
+        </w:rPr>
+        <w:t>💡</w:t>
+      </w:r>
+      <w:r>
+        <w:t xml:space="preserve"> </w:t>
+      </w:r>
+      <w:r>
+        <w:rPr>
+          <w:rStyle w:val="Strong"/>
+        </w:rPr>
+        <w:t>Explanation</w:t>
+      </w:r>
+      <w:proofErr w:type="gramStart"/>
+      <w:r>
+        <w:rPr>
+          <w:rStyle w:val="Strong"/>
+        </w:rPr>
+        <w:t>:</w:t>
+      </w:r>
+      <w:proofErr w:type="gramEnd"/>
+      <w:r>
+        <w:br/>
+      </w:r>
+      <w:proofErr w:type="spellStart"/>
+      <w:r>
+        <w:t>arr</w:t>
+      </w:r>
+      <w:proofErr w:type="spellEnd"/>
+      <w:r>
+        <w:t xml:space="preserve">[1]=2, </w:t>
+      </w:r>
+      <w:proofErr w:type="spellStart"/>
+      <w:r>
+        <w:t>arr</w:t>
+      </w:r>
+      <w:proofErr w:type="spellEnd"/>
+      <w:r>
+        <w:t xml:space="preserve">[4]=5, </w:t>
+      </w:r>
+      <w:proofErr w:type="spellStart"/>
+      <w:r>
+        <w:t>arr</w:t>
+      </w:r>
+      <w:proofErr w:type="spellEnd"/>
+      <w:r>
+        <w:t>[2]=3</w:t>
+      </w:r>
+      <w:r>
+        <w:br/>
+      </w:r>
+      <w:r>
+        <w:rPr>
+          <w:rFonts w:ascii="Segoe UI Symbol" w:hAnsi="Segoe UI Symbol" w:cs="Segoe UI Symbol"/>
+        </w:rPr>
+        <w:t>👉</w:t>
+      </w:r>
+      <w:r>
+        <w:t xml:space="preserve"> 2 + 5 – 3 = </w:t>
+      </w:r>
+      <w:r>
+        <w:rPr>
+          <w:rStyle w:val="Strong"/>
+        </w:rPr>
+        <w:t>4</w:t>
+      </w:r>
+    </w:p>
+    <w:p>
+      <w:pPr>
+        <w:pStyle w:val="Heading3"/>
+        <w:spacing w:before="0"/>
+        <w:rPr>
+          <w:rFonts w:ascii="Times New Roman" w:hAnsi="Times New Roman" w:cs="Times New Roman"/>
+          <w:color w:val="00B050"/>
+        </w:rPr>
+      </w:pPr>
+      <w:r>
+        <w:rPr>
+          <w:rStyle w:val="Strong"/>
+          <w:rFonts w:ascii="Times New Roman" w:hAnsi="Times New Roman" w:cs="Times New Roman"/>
+          <w:b w:val="0"/>
+          <w:bCs w:val="0"/>
+          <w:color w:val="00B050"/>
+        </w:rPr>
+        <w:lastRenderedPageBreak/>
+        <w:t>4. Which of the following is the last subscript of N element array?</w:t>
+      </w:r>
+    </w:p>
+    <w:p>
+      <w:pPr>
+        <w:pStyle w:val="NormalWeb"/>
+        <w:spacing w:before="0" w:beforeAutospacing="0"/>
+        <w:ind w:left="360"/>
+      </w:pPr>
+      <w:r>
+        <w:t>a. N</w:t>
+      </w:r>
+      <w:r>
+        <w:br/>
+        <w:t>b. N+1</w:t>
+      </w:r>
+      <w:r>
+        <w:br/>
+        <w:t>c. N-1</w:t>
+      </w:r>
+      <w:r>
+        <w:br/>
+        <w:t>d. None of these</w:t>
+      </w:r>
+    </w:p>
+    <w:p>
+      <w:pPr>
+        <w:pStyle w:val="NormalWeb"/>
+        <w:spacing w:before="0" w:beforeAutospacing="0"/>
+        <w:rPr>
+          <w:color w:val="FF0000"/>
+        </w:rPr>
+      </w:pPr>
+      <w:r>
+        <w:rPr>
+          <w:rFonts w:ascii="Segoe UI Symbol" w:hAnsi="Segoe UI Symbol" w:cs="Segoe UI Symbol"/>
+          <w:color w:val="FF0000"/>
+        </w:rPr>
+        <w:t>✅</w:t>
+      </w:r>
+      <w:r>
+        <w:rPr>
+          <w:color w:val="FF0000"/>
+        </w:rPr>
+        <w:t xml:space="preserve"> </w:t>
+      </w:r>
+      <w:r>
+        <w:rPr>
+          <w:rStyle w:val="Strong"/>
+          <w:color w:val="FF0000"/>
+        </w:rPr>
+        <w:t>Answer: c. N-1</w:t>
+      </w:r>
+    </w:p>
+    <w:p>
+      <w:pPr>
+        <w:pStyle w:val="NormalWeb"/>
+        <w:spacing w:before="0" w:beforeAutospacing="0"/>
+      </w:pPr>
+      <w:r>
+        <w:rPr>
+          <w:rFonts w:ascii="Segoe UI Symbol" w:hAnsi="Segoe UI Symbol" w:cs="Segoe UI Symbol"/>
+        </w:rPr>
+        <w:t>💡</w:t>
+      </w:r>
+      <w:r>
+        <w:t xml:space="preserve"> </w:t>
+      </w:r>
+      <w:r>
+        <w:rPr>
+          <w:rStyle w:val="Strong"/>
+        </w:rPr>
+        <w:t>Explanation</w:t>
+      </w:r>
+      <w:proofErr w:type="gramStart"/>
+      <w:r>
+        <w:rPr>
+          <w:rStyle w:val="Strong"/>
+        </w:rPr>
+        <w:t>:</w:t>
+      </w:r>
+      <w:proofErr w:type="gramEnd"/>
+      <w:r>
+        <w:br/>
+        <w:t xml:space="preserve">Array index starts from </w:t>
+      </w:r>
+      <w:r>
+        <w:rPr>
+          <w:rStyle w:val="Strong"/>
+        </w:rPr>
+        <w:t>0</w:t>
+      </w:r>
+      <w:r>
+        <w:t xml:space="preserve">, so last index = </w:t>
+      </w:r>
+      <w:r>
+        <w:rPr>
+          <w:rStyle w:val="Strong"/>
+        </w:rPr>
+        <w:t>N-1</w:t>
+      </w:r>
+    </w:p>
+    <w:p>
+      <w:pPr>
+        <w:pStyle w:val="Heading3"/>
+        <w:spacing w:before="0"/>
+        <w:rPr>
+          <w:rFonts w:ascii="Times New Roman" w:hAnsi="Times New Roman" w:cs="Times New Roman"/>
+          <w:color w:val="00B050"/>
+        </w:rPr>
+      </w:pPr>
+      <w:r>
+        <w:rPr>
+          <w:rStyle w:val="Strong"/>
+          <w:rFonts w:ascii="Times New Roman" w:hAnsi="Times New Roman" w:cs="Times New Roman"/>
+          <w:b w:val="0"/>
+          <w:bCs w:val="0"/>
+          <w:color w:val="00B050"/>
+        </w:rPr>
+        <w:t xml:space="preserve">5. If </w:t>
+      </w:r>
+      <w:proofErr w:type="spellStart"/>
+      <w:r>
+        <w:rPr>
+          <w:rStyle w:val="Strong"/>
+          <w:rFonts w:ascii="Times New Roman" w:hAnsi="Times New Roman" w:cs="Times New Roman"/>
+          <w:b w:val="0"/>
+          <w:bCs w:val="0"/>
+          <w:color w:val="00B050"/>
+        </w:rPr>
+        <w:t>int</w:t>
+      </w:r>
+      <w:proofErr w:type="spellEnd"/>
+      <w:r>
+        <w:rPr>
+          <w:rStyle w:val="Strong"/>
+          <w:rFonts w:ascii="Times New Roman" w:hAnsi="Times New Roman" w:cs="Times New Roman"/>
+          <w:b w:val="0"/>
+          <w:bCs w:val="0"/>
+          <w:color w:val="00B050"/>
+        </w:rPr>
+        <w:t xml:space="preserve"> </w:t>
+      </w:r>
+      <w:proofErr w:type="spellStart"/>
+      <w:r>
+        <w:rPr>
+          <w:rStyle w:val="Strong"/>
+          <w:rFonts w:ascii="Times New Roman" w:hAnsi="Times New Roman" w:cs="Times New Roman"/>
+          <w:b w:val="0"/>
+          <w:bCs w:val="0"/>
+          <w:color w:val="00B050"/>
+        </w:rPr>
+        <w:t>arr</w:t>
+      </w:r>
+      <w:proofErr w:type="spellEnd"/>
+      <w:r>
+        <w:rPr>
+          <w:rStyle w:val="Strong"/>
+          <w:rFonts w:ascii="Times New Roman" w:hAnsi="Times New Roman" w:cs="Times New Roman"/>
+          <w:b w:val="0"/>
+          <w:bCs w:val="0"/>
+          <w:color w:val="00B050"/>
+        </w:rPr>
+        <w:t>[]={1,3,5,7,5}; then what is the value of a, if a=</w:t>
+      </w:r>
+      <w:proofErr w:type="spellStart"/>
+      <w:r>
+        <w:rPr>
+          <w:rStyle w:val="Strong"/>
+          <w:rFonts w:ascii="Times New Roman" w:hAnsi="Times New Roman" w:cs="Times New Roman"/>
+          <w:b w:val="0"/>
+          <w:bCs w:val="0"/>
+          <w:color w:val="00B050"/>
+        </w:rPr>
+        <w:t>arr.length</w:t>
+      </w:r>
+      <w:proofErr w:type="spellEnd"/>
+      <w:r>
+        <w:rPr>
+          <w:rStyle w:val="Strong"/>
+          <w:rFonts w:ascii="Times New Roman" w:hAnsi="Times New Roman" w:cs="Times New Roman"/>
+          <w:b w:val="0"/>
+          <w:bCs w:val="0"/>
+          <w:color w:val="00B050"/>
+        </w:rPr>
+        <w:t xml:space="preserve"> + </w:t>
+      </w:r>
+      <w:proofErr w:type="spellStart"/>
+      <w:r>
+        <w:rPr>
+          <w:rStyle w:val="Strong"/>
+          <w:rFonts w:ascii="Times New Roman" w:hAnsi="Times New Roman" w:cs="Times New Roman"/>
+          <w:b w:val="0"/>
+          <w:bCs w:val="0"/>
+          <w:color w:val="00B050"/>
+        </w:rPr>
+        <w:t>arr</w:t>
+      </w:r>
+      <w:proofErr w:type="spellEnd"/>
+      <w:r>
+        <w:rPr>
+          <w:rStyle w:val="Strong"/>
+          <w:rFonts w:ascii="Times New Roman" w:hAnsi="Times New Roman" w:cs="Times New Roman"/>
+          <w:b w:val="0"/>
+          <w:bCs w:val="0"/>
+          <w:color w:val="00B050"/>
+        </w:rPr>
+        <w:t>[4]?</w:t>
+      </w:r>
+    </w:p>
+    <w:p>
+      <w:pPr>
+        <w:pStyle w:val="NormalWeb"/>
+        <w:spacing w:before="0" w:beforeAutospacing="0"/>
+        <w:ind w:left="360"/>
+      </w:pPr>
+      <w:r>
+        <w:t>a. 12</w:t>
+      </w:r>
+      <w:r>
+        <w:br/>
+        <w:t>b. 5</w:t>
+      </w:r>
+      <w:r>
+        <w:br/>
+        <w:t>c. 10</w:t>
+      </w:r>
+      <w:r>
+        <w:br/>
+        <w:t>d. 0</w:t>
+      </w:r>
+    </w:p>
+    <w:p>
+      <w:pPr>
+        <w:pStyle w:val="NormalWeb"/>
+        <w:spacing w:before="0" w:beforeAutospacing="0"/>
+        <w:rPr>
+          <w:color w:val="FF0000"/>
+        </w:rPr>
+      </w:pPr>
+      <w:r>
+        <w:rPr>
+          <w:rFonts w:ascii="Segoe UI Symbol" w:hAnsi="Segoe UI Symbol" w:cs="Segoe UI Symbol"/>
+          <w:color w:val="FF0000"/>
+        </w:rPr>
+        <w:t>✅</w:t>
+      </w:r>
+      <w:r>
+        <w:rPr>
+          <w:color w:val="FF0000"/>
+        </w:rPr>
+        <w:t xml:space="preserve"> </w:t>
+      </w:r>
+      <w:r>
+        <w:rPr>
+          <w:rStyle w:val="Strong"/>
+          <w:color w:val="FF0000"/>
+        </w:rPr>
+        <w:t>Answer: c. 10</w:t>
+      </w:r>
+    </w:p>
+    <w:p>
+      <w:pPr>
+        <w:pStyle w:val="NormalWeb"/>
+        <w:spacing w:before="0" w:beforeAutospacing="0"/>
+      </w:pPr>
+      <w:r>
+        <w:rPr>
+          <w:rFonts w:ascii="Segoe UI Symbol" w:hAnsi="Segoe UI Symbol" w:cs="Segoe UI Symbol"/>
+        </w:rPr>
+        <w:t>💡</w:t>
+      </w:r>
+      <w:r>
+        <w:t xml:space="preserve"> </w:t>
+      </w:r>
+      <w:r>
+        <w:rPr>
+          <w:rStyle w:val="Strong"/>
+        </w:rPr>
+        <w:t>Explanation</w:t>
+      </w:r>
+      <w:proofErr w:type="gramStart"/>
+      <w:r>
+        <w:rPr>
+          <w:rStyle w:val="Strong"/>
+        </w:rPr>
+        <w:t>:</w:t>
+      </w:r>
+      <w:proofErr w:type="gramEnd"/>
+      <w:r>
+        <w:br/>
+        <w:t>Length = 5</w:t>
+      </w:r>
+      <w:r>
+        <w:br/>
+      </w:r>
+      <w:proofErr w:type="spellStart"/>
+      <w:r>
+        <w:t>arr</w:t>
+      </w:r>
+      <w:proofErr w:type="spellEnd"/>
+      <w:r>
+        <w:t>[4] = 5</w:t>
+      </w:r>
+      <w:r>
+        <w:br/>
+      </w:r>
+      <w:r>
+        <w:rPr>
+          <w:rFonts w:ascii="Segoe UI Symbol" w:hAnsi="Segoe UI Symbol" w:cs="Segoe UI Symbol"/>
+        </w:rPr>
+        <w:t>👉</w:t>
+      </w:r>
+      <w:r>
+        <w:t xml:space="preserve"> 5 + 5 = </w:t>
+      </w:r>
+      <w:r>
+        <w:rPr>
+          <w:rStyle w:val="Strong"/>
+        </w:rPr>
+        <w:t>10</w:t>
+      </w:r>
+    </w:p>
+    <w:p>
+      <w:pPr>
+        <w:pStyle w:val="Heading3"/>
+        <w:spacing w:before="0"/>
+        <w:rPr>
+          <w:rFonts w:ascii="Times New Roman" w:hAnsi="Times New Roman" w:cs="Times New Roman"/>
+          <w:color w:val="FF0000"/>
+        </w:rPr>
+      </w:pPr>
+      <w:r>
+        <w:rPr>
+          <w:rStyle w:val="Strong"/>
+          <w:rFonts w:ascii="Times New Roman" w:hAnsi="Times New Roman" w:cs="Times New Roman"/>
+          <w:b w:val="0"/>
+          <w:bCs w:val="0"/>
+          <w:color w:val="FF0000"/>
+        </w:rPr>
+        <w:t>6. How do you initialize an array in Java?</w:t>
+      </w:r>
+    </w:p>
+    <w:p>
+      <w:pPr>
+        <w:pStyle w:val="NormalWeb"/>
+        <w:spacing w:before="0" w:beforeAutospacing="0"/>
+        <w:ind w:left="360"/>
+      </w:pPr>
+      <w:r>
+        <w:t xml:space="preserve">a. </w:t>
+      </w:r>
+      <w:proofErr w:type="spellStart"/>
+      <w:r>
+        <w:t>int</w:t>
+      </w:r>
+      <w:proofErr w:type="spellEnd"/>
+      <w:r>
+        <w:t xml:space="preserve">[] </w:t>
+      </w:r>
+      <w:proofErr w:type="spellStart"/>
+      <w:r>
+        <w:t>myArray</w:t>
+      </w:r>
+      <w:proofErr w:type="spellEnd"/>
+      <w:r>
+        <w:t xml:space="preserve"> = new </w:t>
+      </w:r>
+      <w:proofErr w:type="spellStart"/>
+      <w:r>
+        <w:t>int</w:t>
+      </w:r>
+      <w:proofErr w:type="spellEnd"/>
+      <w:r>
+        <w:t>();</w:t>
+      </w:r>
+      <w:r>
+        <w:br/>
+        <w:t xml:space="preserve">b. </w:t>
+      </w:r>
+      <w:proofErr w:type="spellStart"/>
+      <w:r>
+        <w:t>int</w:t>
+      </w:r>
+      <w:proofErr w:type="spellEnd"/>
+      <w:r>
+        <w:t xml:space="preserve">[] </w:t>
+      </w:r>
+      <w:proofErr w:type="spellStart"/>
+      <w:r>
+        <w:t>myArray</w:t>
+      </w:r>
+      <w:proofErr w:type="spellEnd"/>
+      <w:r>
+        <w:t xml:space="preserve"> = new </w:t>
+      </w:r>
+      <w:proofErr w:type="spellStart"/>
+      <w:r>
+        <w:t>int</w:t>
+      </w:r>
+      <w:proofErr w:type="spellEnd"/>
+      <w:r>
+        <w:t>[5];</w:t>
+      </w:r>
+      <w:r>
+        <w:br/>
+        <w:t xml:space="preserve">c. </w:t>
+      </w:r>
+      <w:proofErr w:type="spellStart"/>
+      <w:r>
+        <w:t>int</w:t>
+      </w:r>
+      <w:proofErr w:type="spellEnd"/>
+      <w:r>
+        <w:t xml:space="preserve">[] </w:t>
+      </w:r>
+      <w:proofErr w:type="spellStart"/>
+      <w:r>
+        <w:t>myArray</w:t>
+      </w:r>
+      <w:proofErr w:type="spellEnd"/>
+      <w:r>
+        <w:t xml:space="preserve"> = {1,2,3,4,5};</w:t>
+      </w:r>
+      <w:r>
+        <w:br/>
+        <w:t>d. All of these</w:t>
+      </w:r>
+    </w:p>
+    <w:p>
+      <w:pPr>
+        <w:pStyle w:val="NormalWeb"/>
+        <w:spacing w:before="0" w:beforeAutospacing="0"/>
+        <w:rPr>
+          <w:color w:val="FF0000"/>
+        </w:rPr>
+      </w:pPr>
+      <w:r>
+        <w:rPr>
+          <w:rFonts w:ascii="Segoe UI Symbol" w:hAnsi="Segoe UI Symbol" w:cs="Segoe UI Symbol"/>
+          <w:color w:val="FF0000"/>
+        </w:rPr>
+        <w:t>✅</w:t>
+      </w:r>
+      <w:r>
+        <w:rPr>
+          <w:color w:val="FF0000"/>
+        </w:rPr>
+        <w:t xml:space="preserve"> </w:t>
+      </w:r>
+      <w:r>
+        <w:rPr>
+          <w:rStyle w:val="Strong"/>
+          <w:color w:val="FF0000"/>
+        </w:rPr>
+        <w:t xml:space="preserve">Answer: c. </w:t>
+      </w:r>
+      <w:proofErr w:type="spellStart"/>
+      <w:proofErr w:type="gramStart"/>
+      <w:r>
+        <w:rPr>
+          <w:rStyle w:val="Strong"/>
+          <w:color w:val="FF0000"/>
+        </w:rPr>
+        <w:t>int</w:t>
+      </w:r>
+      <w:proofErr w:type="spellEnd"/>
+      <w:r>
+        <w:rPr>
+          <w:rStyle w:val="Strong"/>
+          <w:color w:val="FF0000"/>
+        </w:rPr>
+        <w:t>[</w:t>
+      </w:r>
+      <w:proofErr w:type="gramEnd"/>
+      <w:r>
+        <w:rPr>
+          <w:rStyle w:val="Strong"/>
+          <w:color w:val="FF0000"/>
+        </w:rPr>
+        <w:t xml:space="preserve">] </w:t>
+      </w:r>
+      <w:proofErr w:type="spellStart"/>
+      <w:r>
+        <w:rPr>
+          <w:rStyle w:val="Strong"/>
+          <w:color w:val="FF0000"/>
+        </w:rPr>
+        <w:t>myArray</w:t>
+      </w:r>
+      <w:proofErr w:type="spellEnd"/>
+      <w:r>
+        <w:rPr>
+          <w:rStyle w:val="Strong"/>
+          <w:color w:val="FF0000"/>
+        </w:rPr>
+        <w:t xml:space="preserve"> = {1,2,3,4,5};</w:t>
+      </w:r>
+    </w:p>
+    <w:p>
+      <w:pPr>
+        <w:pStyle w:val="NormalWeb"/>
+        <w:spacing w:before="0" w:beforeAutospacing="0"/>
+      </w:pPr>
+      <w:r>
+        <w:rPr>
+          <w:rFonts w:ascii="Segoe UI Symbol" w:hAnsi="Segoe UI Symbol" w:cs="Segoe UI Symbol"/>
+        </w:rPr>
+        <w:t>💡</w:t>
+      </w:r>
+      <w:r>
+        <w:t xml:space="preserve"> </w:t>
+      </w:r>
+      <w:r>
+        <w:rPr>
+          <w:rStyle w:val="Strong"/>
+        </w:rPr>
+        <w:t>Explanation</w:t>
+      </w:r>
+      <w:proofErr w:type="gramStart"/>
+      <w:r>
+        <w:rPr>
+          <w:rStyle w:val="Strong"/>
+        </w:rPr>
+        <w:t>:</w:t>
+      </w:r>
+      <w:proofErr w:type="gramEnd"/>
+      <w:r>
+        <w:br/>
+        <w:t xml:space="preserve">(a) </w:t>
+      </w:r>
+      <w:r>
+        <w:rPr>
+          <w:rFonts w:ascii="Segoe UI Symbol" w:hAnsi="Segoe UI Symbol" w:cs="Segoe UI Symbol"/>
+        </w:rPr>
+        <w:t>❌</w:t>
+      </w:r>
+      <w:r>
+        <w:t xml:space="preserve"> wrong syntax</w:t>
+      </w:r>
+      <w:r>
+        <w:br/>
+        <w:t xml:space="preserve">(b) </w:t>
+      </w:r>
+      <w:r>
+        <w:rPr>
+          <w:rFonts w:ascii="Segoe UI Symbol" w:hAnsi="Segoe UI Symbol" w:cs="Segoe UI Symbol"/>
+        </w:rPr>
+        <w:t>✔</w:t>
+      </w:r>
+      <w:r>
+        <w:t xml:space="preserve"> declaration but not full initialization</w:t>
+      </w:r>
+      <w:r>
+        <w:br/>
+        <w:t xml:space="preserve">(c) </w:t>
+      </w:r>
+      <w:r>
+        <w:rPr>
+          <w:rFonts w:ascii="Segoe UI Symbol" w:hAnsi="Segoe UI Symbol" w:cs="Segoe UI Symbol"/>
+        </w:rPr>
+        <w:t>✔</w:t>
+      </w:r>
+      <w:r>
+        <w:t xml:space="preserve"> correct initialization</w:t>
+      </w:r>
+    </w:p>
+    <w:p>
+      <w:pPr>
+        <w:pStyle w:val="Heading3"/>
+        <w:spacing w:before="0"/>
+        <w:rPr>
+          <w:rFonts w:ascii="Times New Roman" w:hAnsi="Times New Roman" w:cs="Times New Roman"/>
+          <w:color w:val="00B050"/>
+        </w:rPr>
+      </w:pPr>
+      <w:r>
+        <w:rPr>
+          <w:rStyle w:val="Strong"/>
+          <w:rFonts w:ascii="Times New Roman" w:hAnsi="Times New Roman" w:cs="Times New Roman"/>
+          <w:b w:val="0"/>
+          <w:bCs w:val="0"/>
+          <w:color w:val="00B050"/>
+        </w:rPr>
+        <w:t>7. What happens if you try to access an index beyond the array bounds in Java?</w:t>
+      </w:r>
+    </w:p>
+    <w:p>
+      <w:pPr>
+        <w:pStyle w:val="NormalWeb"/>
+        <w:spacing w:before="0" w:beforeAutospacing="0"/>
+        <w:ind w:left="360"/>
+      </w:pPr>
+      <w:r>
+        <w:t>a. Compile-time error</w:t>
+      </w:r>
+      <w:r>
+        <w:br/>
+        <w:t>b. Runtime error</w:t>
+      </w:r>
+      <w:r>
+        <w:br/>
+        <w:t>c. Returns default value</w:t>
+      </w:r>
+      <w:r>
+        <w:br/>
+        <w:t>d. Returns null</w:t>
+      </w:r>
+    </w:p>
+    <w:p>
+      <w:pPr>
+        <w:pStyle w:val="NormalWeb"/>
+        <w:spacing w:before="0" w:beforeAutospacing="0"/>
+        <w:rPr>
+          <w:color w:val="FF0000"/>
+        </w:rPr>
+      </w:pPr>
+      <w:r>
+        <w:rPr>
+          <w:rFonts w:ascii="Segoe UI Symbol" w:hAnsi="Segoe UI Symbol" w:cs="Segoe UI Symbol"/>
+          <w:color w:val="FF0000"/>
+        </w:rPr>
+        <w:t>✅</w:t>
+      </w:r>
+      <w:r>
+        <w:rPr>
+          <w:color w:val="FF0000"/>
+        </w:rPr>
+        <w:t xml:space="preserve"> </w:t>
+      </w:r>
+      <w:r>
+        <w:rPr>
+          <w:rStyle w:val="Strong"/>
+          <w:color w:val="FF0000"/>
+        </w:rPr>
+        <w:t>Answer: b. Runtime error</w:t>
+      </w:r>
+    </w:p>
+    <w:p>
+      <w:pPr>
+        <w:pStyle w:val="NormalWeb"/>
+        <w:spacing w:before="0" w:beforeAutospacing="0"/>
+      </w:pPr>
+      <w:r>
+        <w:rPr>
+          <w:rFonts w:ascii="Segoe UI Symbol" w:hAnsi="Segoe UI Symbol" w:cs="Segoe UI Symbol"/>
+        </w:rPr>
+        <w:t>💡</w:t>
+      </w:r>
+      <w:r>
+        <w:t xml:space="preserve"> </w:t>
+      </w:r>
+      <w:r>
+        <w:rPr>
+          <w:rStyle w:val="Strong"/>
+        </w:rPr>
+        <w:t>Explanation</w:t>
+      </w:r>
+      <w:proofErr w:type="gramStart"/>
+      <w:r>
+        <w:rPr>
+          <w:rStyle w:val="Strong"/>
+        </w:rPr>
+        <w:t>:</w:t>
+      </w:r>
+      <w:proofErr w:type="gramEnd"/>
+      <w:r>
+        <w:br/>
+        <w:t xml:space="preserve">Java throws </w:t>
+      </w:r>
+      <w:proofErr w:type="spellStart"/>
+      <w:r>
+        <w:rPr>
+          <w:rStyle w:val="Strong"/>
+        </w:rPr>
+        <w:t>ArrayIndexOutOfBoundsException</w:t>
+      </w:r>
+      <w:proofErr w:type="spellEnd"/>
+    </w:p>
+    <w:p>
+      <w:pPr>
+        <w:pStyle w:val="Heading3"/>
+        <w:spacing w:before="0"/>
+        <w:rPr>
+          <w:rFonts w:ascii="Times New Roman" w:hAnsi="Times New Roman" w:cs="Times New Roman"/>
+          <w:color w:val="00B050"/>
+        </w:rPr>
+      </w:pPr>
+      <w:r>
+        <w:rPr>
+          <w:rStyle w:val="Strong"/>
+          <w:rFonts w:ascii="Times New Roman" w:hAnsi="Times New Roman" w:cs="Times New Roman"/>
+          <w:b w:val="0"/>
+          <w:bCs w:val="0"/>
+          <w:color w:val="00B050"/>
+        </w:rPr>
+        <w:lastRenderedPageBreak/>
+        <w:t>8. Which method is used to find the length of an array in Java?</w:t>
+      </w:r>
+    </w:p>
+    <w:p>
+      <w:pPr>
+        <w:pStyle w:val="NormalWeb"/>
+        <w:spacing w:before="0" w:beforeAutospacing="0"/>
+        <w:ind w:left="360"/>
+      </w:pPr>
+      <w:proofErr w:type="gramStart"/>
+      <w:r>
+        <w:t>a</w:t>
+      </w:r>
+      <w:proofErr w:type="gramEnd"/>
+      <w:r>
+        <w:t>. size()</w:t>
+      </w:r>
+      <w:r>
+        <w:br/>
+        <w:t>b. length()</w:t>
+      </w:r>
+      <w:r>
+        <w:br/>
+        <w:t xml:space="preserve">c. </w:t>
+      </w:r>
+      <w:proofErr w:type="spellStart"/>
+      <w:r>
+        <w:t>getSize</w:t>
+      </w:r>
+      <w:proofErr w:type="spellEnd"/>
+      <w:r>
+        <w:t>()</w:t>
+      </w:r>
+      <w:r>
+        <w:br/>
+        <w:t xml:space="preserve">d. </w:t>
+      </w:r>
+      <w:proofErr w:type="spellStart"/>
+      <w:r>
+        <w:t>getLength</w:t>
+      </w:r>
+      <w:proofErr w:type="spellEnd"/>
+      <w:r>
+        <w:t>()</w:t>
+      </w:r>
+    </w:p>
+    <w:p>
+      <w:pPr>
+        <w:pStyle w:val="NormalWeb"/>
+        <w:spacing w:before="0" w:beforeAutospacing="0"/>
+        <w:rPr>
+          <w:color w:val="FF0000"/>
+        </w:rPr>
+      </w:pPr>
+      <w:r>
+        <w:rPr>
+          <w:rFonts w:ascii="Segoe UI Symbol" w:hAnsi="Segoe UI Symbol" w:cs="Segoe UI Symbol"/>
+          <w:color w:val="FF0000"/>
+        </w:rPr>
+        <w:t>✅</w:t>
+      </w:r>
+      <w:r>
+        <w:rPr>
+          <w:color w:val="FF0000"/>
+        </w:rPr>
+        <w:t xml:space="preserve"> </w:t>
+      </w:r>
+      <w:r>
+        <w:rPr>
+          <w:rStyle w:val="Strong"/>
+          <w:color w:val="FF0000"/>
+        </w:rPr>
+        <w:t xml:space="preserve">Answer: b. </w:t>
+      </w:r>
+      <w:proofErr w:type="gramStart"/>
+      <w:r>
+        <w:rPr>
+          <w:rStyle w:val="Strong"/>
+          <w:color w:val="FF0000"/>
+        </w:rPr>
+        <w:t>length()</w:t>
+      </w:r>
+      <w:proofErr w:type="gramEnd"/>
+    </w:p>
+    <w:p>
+      <w:pPr>
+        <w:pStyle w:val="NormalWeb"/>
+        <w:spacing w:before="0" w:beforeAutospacing="0"/>
+      </w:pPr>
+      <w:r>
+        <w:rPr>
+          <w:rFonts w:ascii="Segoe UI Symbol" w:hAnsi="Segoe UI Symbol" w:cs="Segoe UI Symbol"/>
+        </w:rPr>
+        <w:t>💡</w:t>
+      </w:r>
+      <w:r>
+        <w:t xml:space="preserve"> </w:t>
+      </w:r>
+      <w:r>
+        <w:rPr>
+          <w:rStyle w:val="Strong"/>
+        </w:rPr>
+        <w:t>Explanation</w:t>
+      </w:r>
+      <w:proofErr w:type="gramStart"/>
+      <w:r>
+        <w:rPr>
+          <w:rStyle w:val="Strong"/>
+        </w:rPr>
+        <w:t>:</w:t>
+      </w:r>
+      <w:proofErr w:type="gramEnd"/>
+      <w:r>
+        <w:br/>
+        <w:t xml:space="preserve">For arrays → </w:t>
+      </w:r>
+      <w:proofErr w:type="spellStart"/>
+      <w:r>
+        <w:rPr>
+          <w:rStyle w:val="HTMLCode"/>
+          <w:rFonts w:ascii="Times New Roman" w:hAnsi="Times New Roman" w:cs="Times New Roman"/>
+        </w:rPr>
+        <w:t>array.length</w:t>
+      </w:r>
+      <w:proofErr w:type="spellEnd"/>
+    </w:p>
+    <w:p>
+      <w:pPr>
+        <w:pStyle w:val="Heading3"/>
+        <w:spacing w:before="0"/>
+        <w:rPr>
+          <w:rFonts w:ascii="Times New Roman" w:hAnsi="Times New Roman" w:cs="Times New Roman"/>
+          <w:color w:val="00B050"/>
+        </w:rPr>
+      </w:pPr>
+      <w:r>
+        <w:rPr>
+          <w:rStyle w:val="Strong"/>
+          <w:rFonts w:ascii="Times New Roman" w:hAnsi="Times New Roman" w:cs="Times New Roman"/>
+          <w:b w:val="0"/>
+          <w:bCs w:val="0"/>
+          <w:color w:val="00B050"/>
+        </w:rPr>
+        <w:t>9. What is a 2D array in Java?</w:t>
+      </w:r>
+    </w:p>
+    <w:p>
+      <w:pPr>
+        <w:pStyle w:val="NormalWeb"/>
+        <w:spacing w:before="0" w:beforeAutospacing="0"/>
+        <w:ind w:left="360"/>
+      </w:pPr>
+      <w:r>
+        <w:t>a. Different data types</w:t>
+      </w:r>
+      <w:r>
+        <w:br/>
+        <w:t>b. Two elements</w:t>
+      </w:r>
+      <w:r>
+        <w:br/>
+        <w:t>c. Array of arrays</w:t>
+      </w:r>
+      <w:r>
+        <w:br/>
+        <w:t>d. Only integers</w:t>
+      </w:r>
+    </w:p>
+    <w:p>
+      <w:pPr>
+        <w:pStyle w:val="NormalWeb"/>
+        <w:spacing w:before="0" w:beforeAutospacing="0"/>
+        <w:rPr>
+          <w:color w:val="FF0000"/>
+        </w:rPr>
+      </w:pPr>
+      <w:r>
+        <w:rPr>
+          <w:rFonts w:ascii="Segoe UI Symbol" w:hAnsi="Segoe UI Symbol" w:cs="Segoe UI Symbol"/>
+          <w:color w:val="FF0000"/>
+        </w:rPr>
+        <w:t>✅</w:t>
+      </w:r>
+      <w:r>
+        <w:rPr>
+          <w:color w:val="FF0000"/>
+        </w:rPr>
+        <w:t xml:space="preserve"> </w:t>
+      </w:r>
+      <w:r>
+        <w:rPr>
+          <w:rStyle w:val="Strong"/>
+          <w:color w:val="FF0000"/>
+        </w:rPr>
+        <w:t>Answer: c. Array of arrays</w:t>
+      </w:r>
+    </w:p>
+    <w:p>
+      <w:pPr>
+        <w:pStyle w:val="NormalWeb"/>
+        <w:spacing w:before="0" w:beforeAutospacing="0"/>
+      </w:pPr>
+      <w:r>
+        <w:rPr>
+          <w:rFonts w:ascii="Segoe UI Symbol" w:hAnsi="Segoe UI Symbol" w:cs="Segoe UI Symbol"/>
+        </w:rPr>
+        <w:t>💡</w:t>
+      </w:r>
+      <w:r>
+        <w:t xml:space="preserve"> </w:t>
+      </w:r>
+      <w:r>
+        <w:rPr>
+          <w:rStyle w:val="Strong"/>
+        </w:rPr>
+        <w:t>Explanation</w:t>
+      </w:r>
+      <w:proofErr w:type="gramStart"/>
+      <w:r>
+        <w:rPr>
+          <w:rStyle w:val="Strong"/>
+        </w:rPr>
+        <w:t>:</w:t>
+      </w:r>
+      <w:proofErr w:type="gramEnd"/>
+      <w:r>
+        <w:br/>
+        <w:t>2D array = array inside another array</w:t>
+      </w:r>
+    </w:p>
+    <w:p>
+      <w:pPr>
+        <w:pStyle w:val="Heading3"/>
+        <w:spacing w:before="0"/>
+        <w:rPr>
+          <w:rFonts w:ascii="Times New Roman" w:hAnsi="Times New Roman" w:cs="Times New Roman"/>
+          <w:color w:val="00B050"/>
+        </w:rPr>
+      </w:pPr>
+      <w:r>
+        <w:rPr>
+          <w:rStyle w:val="Strong"/>
+          <w:rFonts w:ascii="Times New Roman" w:hAnsi="Times New Roman" w:cs="Times New Roman"/>
+          <w:b w:val="0"/>
+          <w:bCs w:val="0"/>
+          <w:color w:val="00B050"/>
+        </w:rPr>
+        <w:t>10. What is the syntax to initialize a 2D array of size 3×3?</w:t>
+      </w:r>
+    </w:p>
+    <w:p>
+      <w:pPr>
+        <w:pStyle w:val="NormalWeb"/>
+        <w:spacing w:before="0" w:beforeAutospacing="0"/>
+        <w:ind w:left="360"/>
+      </w:pPr>
+      <w:r>
+        <w:t xml:space="preserve">a. </w:t>
+      </w:r>
+      <w:proofErr w:type="spellStart"/>
+      <w:r>
+        <w:t>int</w:t>
+      </w:r>
+      <w:proofErr w:type="spellEnd"/>
+      <w:r>
+        <w:t xml:space="preserve">[][] </w:t>
+      </w:r>
+      <w:proofErr w:type="spellStart"/>
+      <w:r>
+        <w:t>myArray</w:t>
+      </w:r>
+      <w:proofErr w:type="spellEnd"/>
+      <w:r>
+        <w:t xml:space="preserve"> = new </w:t>
+      </w:r>
+      <w:proofErr w:type="spellStart"/>
+      <w:r>
+        <w:t>int</w:t>
+      </w:r>
+      <w:proofErr w:type="spellEnd"/>
+      <w:r>
+        <w:t>();</w:t>
+      </w:r>
+      <w:r>
+        <w:br/>
+        <w:t xml:space="preserve">b. </w:t>
+      </w:r>
+      <w:proofErr w:type="spellStart"/>
+      <w:r>
+        <w:t>int</w:t>
+      </w:r>
+      <w:proofErr w:type="spellEnd"/>
+      <w:r>
+        <w:t xml:space="preserve">[][] </w:t>
+      </w:r>
+      <w:proofErr w:type="spellStart"/>
+      <w:r>
+        <w:t>myArray</w:t>
+      </w:r>
+      <w:proofErr w:type="spellEnd"/>
+      <w:r>
+        <w:t xml:space="preserve"> = new </w:t>
+      </w:r>
+      <w:proofErr w:type="spellStart"/>
+      <w:r>
+        <w:t>int</w:t>
+      </w:r>
+      <w:proofErr w:type="spellEnd"/>
+      <w:r>
+        <w:t>[3,3];</w:t>
+      </w:r>
+      <w:r>
+        <w:br/>
+        <w:t xml:space="preserve">c. </w:t>
+      </w:r>
+      <w:proofErr w:type="spellStart"/>
+      <w:r>
+        <w:t>int</w:t>
+      </w:r>
+      <w:proofErr w:type="spellEnd"/>
+      <w:r>
+        <w:t xml:space="preserve">[][] </w:t>
+      </w:r>
+      <w:proofErr w:type="spellStart"/>
+      <w:r>
+        <w:t>myArray</w:t>
+      </w:r>
+      <w:proofErr w:type="spellEnd"/>
+      <w:r>
+        <w:t xml:space="preserve"> = {{1,2},{3,4}};</w:t>
+      </w:r>
+      <w:r>
+        <w:br/>
+        <w:t xml:space="preserve">d. </w:t>
+      </w:r>
+      <w:proofErr w:type="spellStart"/>
+      <w:r>
+        <w:t>int</w:t>
+      </w:r>
+      <w:proofErr w:type="spellEnd"/>
+      <w:r>
+        <w:t xml:space="preserve">[][] </w:t>
+      </w:r>
+      <w:proofErr w:type="spellStart"/>
+      <w:r>
+        <w:t>myArray</w:t>
+      </w:r>
+      <w:proofErr w:type="spellEnd"/>
+      <w:r>
+        <w:t xml:space="preserve"> = new </w:t>
+      </w:r>
+      <w:proofErr w:type="spellStart"/>
+      <w:r>
+        <w:t>int</w:t>
+      </w:r>
+      <w:proofErr w:type="spellEnd"/>
+      <w:r>
+        <w:t>[3][3];</w:t>
+      </w:r>
+    </w:p>
+    <w:p>
+      <w:pPr>
+        <w:pStyle w:val="NormalWeb"/>
+        <w:spacing w:before="0" w:beforeAutospacing="0"/>
+        <w:rPr>
+          <w:color w:val="FF0000"/>
+        </w:rPr>
+      </w:pPr>
+      <w:r>
+        <w:rPr>
+          <w:rFonts w:ascii="Segoe UI Symbol" w:hAnsi="Segoe UI Symbol" w:cs="Segoe UI Symbol"/>
+          <w:color w:val="FF0000"/>
+        </w:rPr>
+        <w:t>✅</w:t>
+      </w:r>
+      <w:r>
+        <w:rPr>
+          <w:color w:val="FF0000"/>
+        </w:rPr>
+        <w:t xml:space="preserve"> </w:t>
+      </w:r>
+      <w:r>
+        <w:rPr>
+          <w:rStyle w:val="Strong"/>
+          <w:color w:val="FF0000"/>
+        </w:rPr>
+        <w:t xml:space="preserve">Answer: d. </w:t>
+      </w:r>
+      <w:proofErr w:type="spellStart"/>
+      <w:proofErr w:type="gramStart"/>
+      <w:r>
+        <w:rPr>
+          <w:rStyle w:val="Strong"/>
+          <w:color w:val="FF0000"/>
+        </w:rPr>
+        <w:t>int</w:t>
+      </w:r>
+      <w:proofErr w:type="spellEnd"/>
+      <w:r>
+        <w:rPr>
+          <w:rStyle w:val="Strong"/>
+          <w:color w:val="FF0000"/>
+        </w:rPr>
+        <w:t>[</w:t>
+      </w:r>
+      <w:proofErr w:type="gramEnd"/>
+      <w:r>
+        <w:rPr>
+          <w:rStyle w:val="Strong"/>
+          <w:color w:val="FF0000"/>
+        </w:rPr>
+        <w:t xml:space="preserve">][] </w:t>
+      </w:r>
+      <w:proofErr w:type="spellStart"/>
+      <w:r>
+        <w:rPr>
+          <w:rStyle w:val="Strong"/>
+          <w:color w:val="FF0000"/>
+        </w:rPr>
+        <w:t>myArray</w:t>
+      </w:r>
+      <w:proofErr w:type="spellEnd"/>
+      <w:r>
+        <w:rPr>
+          <w:rStyle w:val="Strong"/>
+          <w:color w:val="FF0000"/>
+        </w:rPr>
+        <w:t xml:space="preserve"> = new </w:t>
+      </w:r>
+      <w:proofErr w:type="spellStart"/>
+      <w:r>
+        <w:rPr>
+          <w:rStyle w:val="Strong"/>
+          <w:color w:val="FF0000"/>
+        </w:rPr>
+        <w:t>int</w:t>
+      </w:r>
+      <w:proofErr w:type="spellEnd"/>
+      <w:r>
+        <w:rPr>
+          <w:rStyle w:val="Strong"/>
+          <w:color w:val="FF0000"/>
+        </w:rPr>
+        <w:t>[3][3];</w:t>
+      </w:r>
+    </w:p>
+    <w:p>
+      <w:r>
+        <w:pict>
+          <v:rect id="_x0000_i1050" style="width:0;height:1.5pt" o:hralign="center" o:hrstd="t" o:hr="t" fillcolor="#a0a0a0" stroked="f"/>
+        </w:pict>
+      </w:r>
+    </w:p>
+    <w:p>
+      <w:pPr>
+        <w:pStyle w:val="Heading1"/>
+        <w:spacing w:before="0"/>
+        <w:rPr>
+          <w:rFonts w:ascii="Times New Roman" w:hAnsi="Times New Roman" w:cs="Times New Roman"/>
+          <w:sz w:val="36"/>
+        </w:rPr>
+      </w:pPr>
+      <w:r>
+        <w:rPr>
+          <w:rFonts w:ascii="Segoe UI Symbol" w:hAnsi="Segoe UI Symbol" w:cs="Segoe UI Symbol"/>
+          <w:sz w:val="36"/>
+        </w:rPr>
+        <w:t>✅</w:t>
+      </w:r>
+      <w:r>
+        <w:rPr>
+          <w:rFonts w:ascii="Times New Roman" w:hAnsi="Times New Roman" w:cs="Times New Roman"/>
+          <w:sz w:val="36"/>
+        </w:rPr>
+        <w:t xml:space="preserve"> </w:t>
+      </w:r>
+      <w:r>
+        <w:rPr>
+          <w:rStyle w:val="Strong"/>
+          <w:rFonts w:ascii="Times New Roman" w:hAnsi="Times New Roman" w:cs="Times New Roman"/>
+          <w:bCs w:val="0"/>
+          <w:sz w:val="36"/>
+        </w:rPr>
+        <w:t>B. Answer the following questions (Programs)</w:t>
+      </w:r>
+    </w:p>
+    <w:p>
+      <w:r>
+        <w:pict>
+          <v:rect id="_x0000_i1025" style="width:0;height:1.5pt" o:hralign="center" o:hrstd="t" o:hr="t" fillcolor="#a0a0a0" stroked="f"/>
+        </w:pict>
+      </w:r>
+    </w:p>
+    <w:p>
+      <w:pPr>
+        <w:pStyle w:val="Heading3"/>
+        <w:spacing w:before="0"/>
+        <w:rPr>
+          <w:rFonts w:ascii="Times New Roman" w:hAnsi="Times New Roman" w:cs="Times New Roman"/>
+          <w:color w:val="00B050"/>
+        </w:rPr>
+      </w:pPr>
+      <w:r>
+        <w:rPr>
+          <w:rStyle w:val="Strong"/>
+          <w:rFonts w:ascii="Times New Roman" w:hAnsi="Times New Roman" w:cs="Times New Roman"/>
+          <w:b w:val="0"/>
+          <w:bCs w:val="0"/>
+          <w:color w:val="00B050"/>
+        </w:rPr>
+        <w:t>1. Multiples of 6 and product of negative numbers</w:t>
+      </w:r>
+    </w:p>
+    <w:p>
+      <w:pPr>
+        <w:pStyle w:val="HTMLPreformatted"/>
+        <w:rPr>
+          <w:rFonts w:ascii="Times New Roman" w:hAnsi="Times New Roman" w:cs="Times New Roman"/>
+        </w:rPr>
+      </w:pPr>
+      <w:proofErr w:type="spellStart"/>
+      <w:r>
+        <w:rPr>
+          <w:rStyle w:val="t"/>
+          <w:rFonts w:ascii="Times New Roman" w:hAnsi="Times New Roman" w:cs="Times New Roman"/>
+        </w:rPr>
+        <w:t>int</w:t>
+      </w:r>
+      <w:proofErr w:type="spellEnd"/>
+      <w:r>
+        <w:rPr>
+          <w:rFonts w:ascii="Times New Roman" w:hAnsi="Times New Roman" w:cs="Times New Roman"/>
+        </w:rPr>
+        <w:t xml:space="preserve"> </w:t>
+      </w:r>
+      <w:proofErr w:type="spellStart"/>
+      <w:r>
+        <w:rPr>
+          <w:rStyle w:val="t"/>
+          <w:rFonts w:ascii="Times New Roman" w:hAnsi="Times New Roman" w:cs="Times New Roman"/>
+        </w:rPr>
+        <w:t>arr</w:t>
+      </w:r>
+      <w:proofErr w:type="spellEnd"/>
+      <w:r>
+        <w:rPr>
+          <w:rFonts w:ascii="Times New Roman" w:hAnsi="Times New Roman" w:cs="Times New Roman"/>
+        </w:rPr>
+        <w:t xml:space="preserve">[] </w:t>
+      </w:r>
+      <w:r>
+        <w:rPr>
+          <w:rStyle w:val="n"/>
+          <w:rFonts w:ascii="Times New Roman" w:hAnsi="Times New Roman" w:cs="Times New Roman"/>
+        </w:rPr>
+        <w:t>=</w:t>
+      </w:r>
+      <w:r>
+        <w:rPr>
+          <w:rFonts w:ascii="Times New Roman" w:hAnsi="Times New Roman" w:cs="Times New Roman"/>
+        </w:rPr>
+        <w:t xml:space="preserve"> </w:t>
+      </w:r>
+      <w:r>
+        <w:rPr>
+          <w:rStyle w:val="n"/>
+          <w:rFonts w:ascii="Times New Roman" w:hAnsi="Times New Roman" w:cs="Times New Roman"/>
+        </w:rPr>
+        <w:t>new</w:t>
+      </w:r>
+      <w:r>
+        <w:rPr>
+          <w:rFonts w:ascii="Times New Roman" w:hAnsi="Times New Roman" w:cs="Times New Roman"/>
+        </w:rPr>
+        <w:t xml:space="preserve"> </w:t>
+      </w:r>
+      <w:proofErr w:type="spellStart"/>
+      <w:r>
+        <w:rPr>
+          <w:rStyle w:val="t"/>
+          <w:rFonts w:ascii="Times New Roman" w:hAnsi="Times New Roman" w:cs="Times New Roman"/>
+        </w:rPr>
+        <w:t>int</w:t>
+      </w:r>
+      <w:proofErr w:type="spellEnd"/>
+      <w:r>
+        <w:rPr>
+          <w:rFonts w:ascii="Times New Roman" w:hAnsi="Times New Roman" w:cs="Times New Roman"/>
+        </w:rPr>
+        <w:t>[</w:t>
+      </w:r>
+      <w:r>
+        <w:rPr>
+          <w:rStyle w:val="q"/>
+          <w:rFonts w:ascii="Times New Roman" w:hAnsi="Times New Roman" w:cs="Times New Roman"/>
+        </w:rPr>
+        <w:t>10</w:t>
+      </w:r>
+      <w:r>
+        <w:rPr>
+          <w:rFonts w:ascii="Times New Roman" w:hAnsi="Times New Roman" w:cs="Times New Roman"/>
+        </w:rPr>
+        <w:t>];</w:t>
+      </w:r>
+      <w:r>
+        <w:rPr>
+          <w:rFonts w:ascii="Times New Roman" w:hAnsi="Times New Roman" w:cs="Times New Roman"/>
+        </w:rPr>
+        <w:br/>
+      </w:r>
+      <w:proofErr w:type="spellStart"/>
+      <w:r>
+        <w:rPr>
+          <w:rStyle w:val="t"/>
+          <w:rFonts w:ascii="Times New Roman" w:hAnsi="Times New Roman" w:cs="Times New Roman"/>
+        </w:rPr>
+        <w:t>int</w:t>
+      </w:r>
+      <w:proofErr w:type="spellEnd"/>
+      <w:r>
+        <w:rPr>
+          <w:rFonts w:ascii="Times New Roman" w:hAnsi="Times New Roman" w:cs="Times New Roman"/>
+        </w:rPr>
+        <w:t xml:space="preserve"> </w:t>
+      </w:r>
+      <w:r>
+        <w:rPr>
+          <w:rStyle w:val="t"/>
+          <w:rFonts w:ascii="Times New Roman" w:hAnsi="Times New Roman" w:cs="Times New Roman"/>
+        </w:rPr>
+        <w:t>sum</w:t>
+      </w:r>
+      <w:r>
+        <w:rPr>
+          <w:rFonts w:ascii="Times New Roman" w:hAnsi="Times New Roman" w:cs="Times New Roman"/>
+        </w:rPr>
+        <w:t xml:space="preserve"> </w:t>
+      </w:r>
+      <w:r>
+        <w:rPr>
+          <w:rStyle w:val="n"/>
+          <w:rFonts w:ascii="Times New Roman" w:hAnsi="Times New Roman" w:cs="Times New Roman"/>
+        </w:rPr>
+        <w:t>=</w:t>
+      </w:r>
+      <w:r>
+        <w:rPr>
+          <w:rFonts w:ascii="Times New Roman" w:hAnsi="Times New Roman" w:cs="Times New Roman"/>
+        </w:rPr>
+        <w:t xml:space="preserve"> </w:t>
+      </w:r>
+      <w:r>
+        <w:rPr>
+          <w:rStyle w:val="q"/>
+          <w:rFonts w:ascii="Times New Roman" w:hAnsi="Times New Roman" w:cs="Times New Roman"/>
+        </w:rPr>
+        <w:t>0</w:t>
+      </w:r>
+      <w:r>
+        <w:rPr>
+          <w:rFonts w:ascii="Times New Roman" w:hAnsi="Times New Roman" w:cs="Times New Roman"/>
+        </w:rPr>
+        <w:t xml:space="preserve">, </w:t>
+      </w:r>
+      <w:r>
+        <w:rPr>
+          <w:rStyle w:val="t"/>
+          <w:rFonts w:ascii="Times New Roman" w:hAnsi="Times New Roman" w:cs="Times New Roman"/>
+        </w:rPr>
+        <w:t>product</w:t>
+      </w:r>
+      <w:r>
+        <w:rPr>
+          <w:rFonts w:ascii="Times New Roman" w:hAnsi="Times New Roman" w:cs="Times New Roman"/>
+        </w:rPr>
+        <w:t xml:space="preserve"> </w:t>
+      </w:r>
+      <w:r>
+        <w:rPr>
+          <w:rStyle w:val="n"/>
+          <w:rFonts w:ascii="Times New Roman" w:hAnsi="Times New Roman" w:cs="Times New Roman"/>
+        </w:rPr>
+        <w:t>=</w:t>
+      </w:r>
+      <w:r>
+        <w:rPr>
+          <w:rFonts w:ascii="Times New Roman" w:hAnsi="Times New Roman" w:cs="Times New Roman"/>
+        </w:rPr>
+        <w:t xml:space="preserve"> </w:t>
+      </w:r>
+      <w:r>
+        <w:rPr>
+          <w:rStyle w:val="q"/>
+          <w:rFonts w:ascii="Times New Roman" w:hAnsi="Times New Roman" w:cs="Times New Roman"/>
+        </w:rPr>
+        <w:t>1</w:t>
+      </w:r>
+      <w:r>
+        <w:rPr>
+          <w:rFonts w:ascii="Times New Roman" w:hAnsi="Times New Roman" w:cs="Times New Roman"/>
+        </w:rPr>
+        <w:t>;</w:t>
+      </w:r>
+      <w:r>
+        <w:rPr>
+          <w:rFonts w:ascii="Times New Roman" w:hAnsi="Times New Roman" w:cs="Times New Roman"/>
+        </w:rPr>
+        <w:br/>
+      </w:r>
+      <w:r>
+        <w:rPr>
+          <w:rFonts w:ascii="Times New Roman" w:hAnsi="Times New Roman" w:cs="Times New Roman"/>
+        </w:rPr>
+        <w:br/>
+      </w:r>
+      <w:r>
+        <w:rPr>
+          <w:rStyle w:val="n"/>
+          <w:rFonts w:ascii="Times New Roman" w:hAnsi="Times New Roman" w:cs="Times New Roman"/>
+        </w:rPr>
+        <w:t>for</w:t>
+      </w:r>
+      <w:r>
+        <w:rPr>
+          <w:rFonts w:ascii="Times New Roman" w:hAnsi="Times New Roman" w:cs="Times New Roman"/>
+        </w:rPr>
+        <w:t>(</w:t>
+      </w:r>
+      <w:proofErr w:type="spellStart"/>
+      <w:r>
+        <w:rPr>
+          <w:rStyle w:val="t"/>
+          <w:rFonts w:ascii="Times New Roman" w:hAnsi="Times New Roman" w:cs="Times New Roman"/>
+        </w:rPr>
+        <w:t>int</w:t>
+      </w:r>
+      <w:proofErr w:type="spellEnd"/>
+      <w:r>
+        <w:rPr>
+          <w:rFonts w:ascii="Times New Roman" w:hAnsi="Times New Roman" w:cs="Times New Roman"/>
+        </w:rPr>
+        <w:t xml:space="preserve"> </w:t>
+      </w:r>
+      <w:proofErr w:type="spellStart"/>
+      <w:r>
+        <w:rPr>
+          <w:rStyle w:val="t"/>
+          <w:rFonts w:ascii="Times New Roman" w:hAnsi="Times New Roman" w:cs="Times New Roman"/>
+        </w:rPr>
+        <w:t>i</w:t>
+      </w:r>
+      <w:proofErr w:type="spellEnd"/>
+      <w:r>
+        <w:rPr>
+          <w:rStyle w:val="n"/>
+          <w:rFonts w:ascii="Times New Roman" w:hAnsi="Times New Roman" w:cs="Times New Roman"/>
+        </w:rPr>
+        <w:t>=</w:t>
+      </w:r>
+      <w:r>
+        <w:rPr>
+          <w:rStyle w:val="q"/>
+          <w:rFonts w:ascii="Times New Roman" w:hAnsi="Times New Roman" w:cs="Times New Roman"/>
+        </w:rPr>
+        <w:t>0</w:t>
+      </w:r>
+      <w:r>
+        <w:rPr>
+          <w:rFonts w:ascii="Times New Roman" w:hAnsi="Times New Roman" w:cs="Times New Roman"/>
+        </w:rPr>
+        <w:t>;</w:t>
+      </w:r>
+      <w:r>
+        <w:rPr>
+          <w:rStyle w:val="t"/>
+          <w:rFonts w:ascii="Times New Roman" w:hAnsi="Times New Roman" w:cs="Times New Roman"/>
+        </w:rPr>
+        <w:t>i</w:t>
+      </w:r>
+      <w:r>
+        <w:rPr>
+          <w:rStyle w:val="n"/>
+          <w:rFonts w:ascii="Times New Roman" w:hAnsi="Times New Roman" w:cs="Times New Roman"/>
+        </w:rPr>
+        <w:t>&lt;</w:t>
+      </w:r>
+      <w:r>
+        <w:rPr>
+          <w:rStyle w:val="q"/>
+          <w:rFonts w:ascii="Times New Roman" w:hAnsi="Times New Roman" w:cs="Times New Roman"/>
+        </w:rPr>
+        <w:t>10</w:t>
+      </w:r>
+      <w:r>
+        <w:rPr>
+          <w:rFonts w:ascii="Times New Roman" w:hAnsi="Times New Roman" w:cs="Times New Roman"/>
+        </w:rPr>
+        <w:t>;</w:t>
+      </w:r>
+      <w:r>
+        <w:rPr>
+          <w:rStyle w:val="t"/>
+          <w:rFonts w:ascii="Times New Roman" w:hAnsi="Times New Roman" w:cs="Times New Roman"/>
+        </w:rPr>
+        <w:t>i</w:t>
+      </w:r>
+      <w:r>
+        <w:rPr>
+          <w:rStyle w:val="n"/>
+          <w:rFonts w:ascii="Times New Roman" w:hAnsi="Times New Roman" w:cs="Times New Roman"/>
+        </w:rPr>
+        <w:t>++</w:t>
+      </w:r>
+      <w:r>
+        <w:rPr>
+          <w:rFonts w:ascii="Times New Roman" w:hAnsi="Times New Roman" w:cs="Times New Roman"/>
+        </w:rPr>
+        <w:t>){</w:t>
+      </w:r>
+      <w:r>
+        <w:rPr>
+          <w:rFonts w:ascii="Times New Roman" w:hAnsi="Times New Roman" w:cs="Times New Roman"/>
+        </w:rPr>
+        <w:br/>
+        <w:t xml:space="preserve">    </w:t>
+      </w:r>
+      <w:proofErr w:type="spellStart"/>
+      <w:r>
+        <w:rPr>
+          <w:rStyle w:val="t"/>
+          <w:rFonts w:ascii="Times New Roman" w:hAnsi="Times New Roman" w:cs="Times New Roman"/>
+        </w:rPr>
+        <w:t>arr</w:t>
+      </w:r>
+      <w:proofErr w:type="spellEnd"/>
+      <w:r>
+        <w:rPr>
+          <w:rFonts w:ascii="Times New Roman" w:hAnsi="Times New Roman" w:cs="Times New Roman"/>
+        </w:rPr>
+        <w:t>[</w:t>
+      </w:r>
+      <w:proofErr w:type="spellStart"/>
+      <w:r>
+        <w:rPr>
+          <w:rStyle w:val="t"/>
+          <w:rFonts w:ascii="Times New Roman" w:hAnsi="Times New Roman" w:cs="Times New Roman"/>
+        </w:rPr>
+        <w:t>i</w:t>
+      </w:r>
+      <w:proofErr w:type="spellEnd"/>
+      <w:r>
+        <w:rPr>
+          <w:rFonts w:ascii="Times New Roman" w:hAnsi="Times New Roman" w:cs="Times New Roman"/>
+        </w:rPr>
+        <w:t xml:space="preserve">] </w:t>
+      </w:r>
+      <w:r>
+        <w:rPr>
+          <w:rStyle w:val="n"/>
+          <w:rFonts w:ascii="Times New Roman" w:hAnsi="Times New Roman" w:cs="Times New Roman"/>
+        </w:rPr>
+        <w:t>=</w:t>
+      </w:r>
+      <w:r>
+        <w:rPr>
+          <w:rFonts w:ascii="Times New Roman" w:hAnsi="Times New Roman" w:cs="Times New Roman"/>
+        </w:rPr>
+        <w:t xml:space="preserve"> </w:t>
+      </w:r>
+      <w:proofErr w:type="spellStart"/>
+      <w:r>
+        <w:rPr>
+          <w:rStyle w:val="t"/>
+          <w:rFonts w:ascii="Times New Roman" w:hAnsi="Times New Roman" w:cs="Times New Roman"/>
+        </w:rPr>
+        <w:t>sc</w:t>
+      </w:r>
+      <w:r>
+        <w:rPr>
+          <w:rStyle w:val="n"/>
+          <w:rFonts w:ascii="Times New Roman" w:hAnsi="Times New Roman" w:cs="Times New Roman"/>
+        </w:rPr>
+        <w:t>.</w:t>
+      </w:r>
+      <w:r>
+        <w:rPr>
+          <w:rStyle w:val="t"/>
+          <w:rFonts w:ascii="Times New Roman" w:hAnsi="Times New Roman" w:cs="Times New Roman"/>
+        </w:rPr>
+        <w:t>nextInt</w:t>
+      </w:r>
+      <w:proofErr w:type="spellEnd"/>
+      <w:r>
+        <w:rPr>
+          <w:rFonts w:ascii="Times New Roman" w:hAnsi="Times New Roman" w:cs="Times New Roman"/>
+        </w:rPr>
+        <w:t>();</w:t>
+      </w:r>
+      <w:r>
+        <w:rPr>
+          <w:rFonts w:ascii="Times New Roman" w:hAnsi="Times New Roman" w:cs="Times New Roman"/>
+        </w:rPr>
+        <w:br/>
+      </w:r>
+      <w:r>
+        <w:rPr>
+          <w:rFonts w:ascii="Times New Roman" w:hAnsi="Times New Roman" w:cs="Times New Roman"/>
+        </w:rPr>
+        <w:br/>
+        <w:t xml:space="preserve">    </w:t>
+      </w:r>
+      <w:r>
+        <w:rPr>
+          <w:rStyle w:val="n"/>
+          <w:rFonts w:ascii="Times New Roman" w:hAnsi="Times New Roman" w:cs="Times New Roman"/>
+        </w:rPr>
+        <w:t>if</w:t>
+      </w:r>
+      <w:r>
+        <w:rPr>
+          <w:rFonts w:ascii="Times New Roman" w:hAnsi="Times New Roman" w:cs="Times New Roman"/>
+        </w:rPr>
+        <w:t>(</w:t>
+      </w:r>
+      <w:proofErr w:type="spellStart"/>
+      <w:r>
+        <w:rPr>
+          <w:rStyle w:val="t"/>
+          <w:rFonts w:ascii="Times New Roman" w:hAnsi="Times New Roman" w:cs="Times New Roman"/>
+        </w:rPr>
+        <w:t>arr</w:t>
+      </w:r>
+      <w:proofErr w:type="spellEnd"/>
+      <w:r>
+        <w:rPr>
+          <w:rFonts w:ascii="Times New Roman" w:hAnsi="Times New Roman" w:cs="Times New Roman"/>
+        </w:rPr>
+        <w:t>[</w:t>
+      </w:r>
+      <w:proofErr w:type="spellStart"/>
+      <w:r>
+        <w:rPr>
+          <w:rStyle w:val="t"/>
+          <w:rFonts w:ascii="Times New Roman" w:hAnsi="Times New Roman" w:cs="Times New Roman"/>
+        </w:rPr>
+        <w:t>i</w:t>
+      </w:r>
+      <w:proofErr w:type="spellEnd"/>
+      <w:r>
+        <w:rPr>
+          <w:rFonts w:ascii="Times New Roman" w:hAnsi="Times New Roman" w:cs="Times New Roman"/>
+        </w:rPr>
+        <w:t xml:space="preserve">] </w:t>
+      </w:r>
+      <w:r>
+        <w:rPr>
+          <w:rStyle w:val="n"/>
+          <w:rFonts w:ascii="Times New Roman" w:hAnsi="Times New Roman" w:cs="Times New Roman"/>
+        </w:rPr>
+        <w:t>%</w:t>
+      </w:r>
+      <w:r>
+        <w:rPr>
+          <w:rFonts w:ascii="Times New Roman" w:hAnsi="Times New Roman" w:cs="Times New Roman"/>
+        </w:rPr>
+        <w:t xml:space="preserve"> </w:t>
+      </w:r>
+      <w:r>
+        <w:rPr>
+          <w:rStyle w:val="q"/>
+          <w:rFonts w:ascii="Times New Roman" w:hAnsi="Times New Roman" w:cs="Times New Roman"/>
+        </w:rPr>
+        <w:t>6</w:t>
+      </w:r>
+      <w:r>
+        <w:rPr>
+          <w:rFonts w:ascii="Times New Roman" w:hAnsi="Times New Roman" w:cs="Times New Roman"/>
+        </w:rPr>
+        <w:t xml:space="preserve"> </w:t>
+      </w:r>
+      <w:r>
+        <w:rPr>
+          <w:rStyle w:val="n"/>
+          <w:rFonts w:ascii="Times New Roman" w:hAnsi="Times New Roman" w:cs="Times New Roman"/>
+        </w:rPr>
+        <w:t>==</w:t>
+      </w:r>
+      <w:r>
+        <w:rPr>
+          <w:rFonts w:ascii="Times New Roman" w:hAnsi="Times New Roman" w:cs="Times New Roman"/>
+        </w:rPr>
+        <w:t xml:space="preserve"> </w:t>
+      </w:r>
+      <w:r>
+        <w:rPr>
+          <w:rStyle w:val="q"/>
+          <w:rFonts w:ascii="Times New Roman" w:hAnsi="Times New Roman" w:cs="Times New Roman"/>
+        </w:rPr>
+        <w:t>0</w:t>
+      </w:r>
+      <w:r>
+        <w:rPr>
+          <w:rFonts w:ascii="Times New Roman" w:hAnsi="Times New Roman" w:cs="Times New Roman"/>
+        </w:rPr>
+        <w:t>)</w:t>
+      </w:r>
+      <w:r>
+        <w:rPr>
+          <w:rFonts w:ascii="Times New Roman" w:hAnsi="Times New Roman" w:cs="Times New Roman"/>
+        </w:rPr>
+        <w:br/>
+        <w:t xml:space="preserve">        </w:t>
+      </w:r>
+      <w:r>
+        <w:rPr>
+          <w:rStyle w:val="t"/>
+          <w:rFonts w:ascii="Times New Roman" w:hAnsi="Times New Roman" w:cs="Times New Roman"/>
+        </w:rPr>
+        <w:t>sum</w:t>
+      </w:r>
+      <w:r>
+        <w:rPr>
+          <w:rFonts w:ascii="Times New Roman" w:hAnsi="Times New Roman" w:cs="Times New Roman"/>
+        </w:rPr>
+        <w:t xml:space="preserve"> </w:t>
+      </w:r>
+      <w:r>
+        <w:rPr>
+          <w:rStyle w:val="n"/>
+          <w:rFonts w:ascii="Times New Roman" w:hAnsi="Times New Roman" w:cs="Times New Roman"/>
+        </w:rPr>
+        <w:t>+=</w:t>
+      </w:r>
+      <w:r>
+        <w:rPr>
+          <w:rFonts w:ascii="Times New Roman" w:hAnsi="Times New Roman" w:cs="Times New Roman"/>
+        </w:rPr>
+        <w:t xml:space="preserve"> </w:t>
+      </w:r>
+      <w:proofErr w:type="spellStart"/>
+      <w:r>
+        <w:rPr>
+          <w:rStyle w:val="t"/>
+          <w:rFonts w:ascii="Times New Roman" w:hAnsi="Times New Roman" w:cs="Times New Roman"/>
+        </w:rPr>
+        <w:t>arr</w:t>
+      </w:r>
+      <w:proofErr w:type="spellEnd"/>
+      <w:r>
+        <w:rPr>
+          <w:rFonts w:ascii="Times New Roman" w:hAnsi="Times New Roman" w:cs="Times New Roman"/>
+        </w:rPr>
+        <w:t>[</w:t>
+      </w:r>
+      <w:proofErr w:type="spellStart"/>
+      <w:r>
+        <w:rPr>
+          <w:rStyle w:val="t"/>
+          <w:rFonts w:ascii="Times New Roman" w:hAnsi="Times New Roman" w:cs="Times New Roman"/>
+        </w:rPr>
+        <w:t>i</w:t>
+      </w:r>
+      <w:proofErr w:type="spellEnd"/>
+      <w:r>
+        <w:rPr>
+          <w:rFonts w:ascii="Times New Roman" w:hAnsi="Times New Roman" w:cs="Times New Roman"/>
+        </w:rPr>
+        <w:t>];</w:t>
+      </w:r>
+      <w:r>
+        <w:rPr>
+          <w:rFonts w:ascii="Times New Roman" w:hAnsi="Times New Roman" w:cs="Times New Roman"/>
+        </w:rPr>
+        <w:br/>
+      </w:r>
+      <w:r>
+        <w:rPr>
+          <w:rFonts w:ascii="Times New Roman" w:hAnsi="Times New Roman" w:cs="Times New Roman"/>
+        </w:rPr>
+        <w:br/>
+        <w:t xml:space="preserve">    </w:t>
+      </w:r>
+      <w:r>
+        <w:rPr>
+          <w:rStyle w:val="n"/>
+          <w:rFonts w:ascii="Times New Roman" w:hAnsi="Times New Roman" w:cs="Times New Roman"/>
+        </w:rPr>
+        <w:t>if</w:t>
+      </w:r>
+      <w:r>
+        <w:rPr>
+          <w:rFonts w:ascii="Times New Roman" w:hAnsi="Times New Roman" w:cs="Times New Roman"/>
+        </w:rPr>
+        <w:t>(</w:t>
+      </w:r>
+      <w:proofErr w:type="spellStart"/>
+      <w:r>
+        <w:rPr>
+          <w:rStyle w:val="t"/>
+          <w:rFonts w:ascii="Times New Roman" w:hAnsi="Times New Roman" w:cs="Times New Roman"/>
+        </w:rPr>
+        <w:t>arr</w:t>
+      </w:r>
+      <w:proofErr w:type="spellEnd"/>
+      <w:r>
+        <w:rPr>
+          <w:rFonts w:ascii="Times New Roman" w:hAnsi="Times New Roman" w:cs="Times New Roman"/>
+        </w:rPr>
+        <w:t>[</w:t>
+      </w:r>
+      <w:proofErr w:type="spellStart"/>
+      <w:r>
+        <w:rPr>
+          <w:rStyle w:val="t"/>
+          <w:rFonts w:ascii="Times New Roman" w:hAnsi="Times New Roman" w:cs="Times New Roman"/>
+        </w:rPr>
+        <w:t>i</w:t>
+      </w:r>
+      <w:proofErr w:type="spellEnd"/>
+      <w:r>
+        <w:rPr>
+          <w:rFonts w:ascii="Times New Roman" w:hAnsi="Times New Roman" w:cs="Times New Roman"/>
+        </w:rPr>
+        <w:t xml:space="preserve">] </w:t>
+      </w:r>
+      <w:r>
+        <w:rPr>
+          <w:rStyle w:val="n"/>
+          <w:rFonts w:ascii="Times New Roman" w:hAnsi="Times New Roman" w:cs="Times New Roman"/>
+        </w:rPr>
+        <w:t>&lt;</w:t>
+      </w:r>
+      <w:r>
+        <w:rPr>
+          <w:rFonts w:ascii="Times New Roman" w:hAnsi="Times New Roman" w:cs="Times New Roman"/>
+        </w:rPr>
+        <w:t xml:space="preserve"> </w:t>
+      </w:r>
+      <w:r>
+        <w:rPr>
+          <w:rStyle w:val="q"/>
+          <w:rFonts w:ascii="Times New Roman" w:hAnsi="Times New Roman" w:cs="Times New Roman"/>
+        </w:rPr>
+        <w:t>0</w:t>
+      </w:r>
+      <w:r>
+        <w:rPr>
+          <w:rFonts w:ascii="Times New Roman" w:hAnsi="Times New Roman" w:cs="Times New Roman"/>
+        </w:rPr>
+        <w:t>)</w:t>
+      </w:r>
+      <w:r>
+        <w:rPr>
+          <w:rFonts w:ascii="Times New Roman" w:hAnsi="Times New Roman" w:cs="Times New Roman"/>
+        </w:rPr>
+        <w:br/>
+        <w:t xml:space="preserve">        </w:t>
+      </w:r>
+      <w:r>
+        <w:rPr>
+          <w:rStyle w:val="t"/>
+          <w:rFonts w:ascii="Times New Roman" w:hAnsi="Times New Roman" w:cs="Times New Roman"/>
+        </w:rPr>
+        <w:t>product</w:t>
+      </w:r>
+      <w:r>
+        <w:rPr>
+          <w:rFonts w:ascii="Times New Roman" w:hAnsi="Times New Roman" w:cs="Times New Roman"/>
+        </w:rPr>
+        <w:t xml:space="preserve"> </w:t>
+      </w:r>
+      <w:r>
+        <w:rPr>
+          <w:rStyle w:val="n"/>
+          <w:rFonts w:ascii="Times New Roman" w:hAnsi="Times New Roman" w:cs="Times New Roman"/>
+        </w:rPr>
+        <w:t>*=</w:t>
+      </w:r>
+      <w:r>
+        <w:rPr>
+          <w:rFonts w:ascii="Times New Roman" w:hAnsi="Times New Roman" w:cs="Times New Roman"/>
+        </w:rPr>
+        <w:t xml:space="preserve"> </w:t>
+      </w:r>
+      <w:proofErr w:type="spellStart"/>
+      <w:r>
+        <w:rPr>
+          <w:rStyle w:val="t"/>
+          <w:rFonts w:ascii="Times New Roman" w:hAnsi="Times New Roman" w:cs="Times New Roman"/>
+        </w:rPr>
+        <w:t>arr</w:t>
+      </w:r>
+      <w:proofErr w:type="spellEnd"/>
+      <w:r>
+        <w:rPr>
+          <w:rFonts w:ascii="Times New Roman" w:hAnsi="Times New Roman" w:cs="Times New Roman"/>
+        </w:rPr>
+        <w:t>[</w:t>
+      </w:r>
+      <w:proofErr w:type="spellStart"/>
+      <w:r>
+        <w:rPr>
+          <w:rStyle w:val="t"/>
+          <w:rFonts w:ascii="Times New Roman" w:hAnsi="Times New Roman" w:cs="Times New Roman"/>
+        </w:rPr>
+        <w:t>i</w:t>
+      </w:r>
+      <w:proofErr w:type="spellEnd"/>
+      <w:r>
+        <w:rPr>
+          <w:rFonts w:ascii="Times New Roman" w:hAnsi="Times New Roman" w:cs="Times New Roman"/>
+        </w:rPr>
+        <w:t>];</w:t>
+      </w:r>
+      <w:r>
+        <w:rPr>
+          <w:rFonts w:ascii="Times New Roman" w:hAnsi="Times New Roman" w:cs="Times New Roman"/>
+        </w:rPr>
+        <w:br/>
+        <w:t>}</w:t>
+      </w:r>
+      <w:r>
+        <w:rPr>
+          <w:rFonts w:ascii="Times New Roman" w:hAnsi="Times New Roman" w:cs="Times New Roman"/>
+        </w:rPr>
+        <w:br/>
+      </w:r>
+      <w:r>
+        <w:rPr>
+          <w:rFonts w:ascii="Times New Roman" w:hAnsi="Times New Roman" w:cs="Times New Roman"/>
+        </w:rPr>
+        <w:br/>
+      </w:r>
+      <w:proofErr w:type="spellStart"/>
+      <w:r>
+        <w:rPr>
+          <w:rStyle w:val="t"/>
+          <w:rFonts w:ascii="Times New Roman" w:hAnsi="Times New Roman" w:cs="Times New Roman"/>
+        </w:rPr>
+        <w:t>System</w:t>
+      </w:r>
+      <w:r>
+        <w:rPr>
+          <w:rStyle w:val="n"/>
+          <w:rFonts w:ascii="Times New Roman" w:hAnsi="Times New Roman" w:cs="Times New Roman"/>
+        </w:rPr>
+        <w:t>.</w:t>
+      </w:r>
+      <w:r>
+        <w:rPr>
+          <w:rStyle w:val="t"/>
+          <w:rFonts w:ascii="Times New Roman" w:hAnsi="Times New Roman" w:cs="Times New Roman"/>
+        </w:rPr>
+        <w:t>out</w:t>
+      </w:r>
+      <w:r>
+        <w:rPr>
+          <w:rStyle w:val="n"/>
+          <w:rFonts w:ascii="Times New Roman" w:hAnsi="Times New Roman" w:cs="Times New Roman"/>
+        </w:rPr>
+        <w:t>.</w:t>
+      </w:r>
+      <w:r>
+        <w:rPr>
+          <w:rStyle w:val="t"/>
+          <w:rFonts w:ascii="Times New Roman" w:hAnsi="Times New Roman" w:cs="Times New Roman"/>
+        </w:rPr>
+        <w:t>println</w:t>
+      </w:r>
+      <w:proofErr w:type="spellEnd"/>
+      <w:r>
+        <w:rPr>
+          <w:rFonts w:ascii="Times New Roman" w:hAnsi="Times New Roman" w:cs="Times New Roman"/>
+        </w:rPr>
+        <w:t>(</w:t>
+      </w:r>
+      <w:r>
+        <w:rPr>
+          <w:rStyle w:val="r"/>
+          <w:rFonts w:ascii="Times New Roman" w:hAnsi="Times New Roman" w:cs="Times New Roman"/>
+        </w:rPr>
+        <w:t>"Sum of multiples of 6 = "</w:t>
+      </w:r>
+      <w:r>
+        <w:rPr>
+          <w:rFonts w:ascii="Times New Roman" w:hAnsi="Times New Roman" w:cs="Times New Roman"/>
+        </w:rPr>
+        <w:t xml:space="preserve"> </w:t>
+      </w:r>
+      <w:r>
+        <w:rPr>
+          <w:rStyle w:val="n"/>
+          <w:rFonts w:ascii="Times New Roman" w:hAnsi="Times New Roman" w:cs="Times New Roman"/>
+        </w:rPr>
+        <w:t>+</w:t>
+      </w:r>
+      <w:r>
+        <w:rPr>
+          <w:rFonts w:ascii="Times New Roman" w:hAnsi="Times New Roman" w:cs="Times New Roman"/>
+        </w:rPr>
+        <w:t xml:space="preserve"> </w:t>
+      </w:r>
+      <w:r>
+        <w:rPr>
+          <w:rStyle w:val="t"/>
+          <w:rFonts w:ascii="Times New Roman" w:hAnsi="Times New Roman" w:cs="Times New Roman"/>
+        </w:rPr>
+        <w:t>sum</w:t>
+      </w:r>
+      <w:r>
+        <w:rPr>
+          <w:rFonts w:ascii="Times New Roman" w:hAnsi="Times New Roman" w:cs="Times New Roman"/>
+        </w:rPr>
+        <w:t>);</w:t>
+      </w:r>
+      <w:r>
+        <w:rPr>
+          <w:rFonts w:ascii="Times New Roman" w:hAnsi="Times New Roman" w:cs="Times New Roman"/>
+        </w:rPr>
+        <w:br/>
+      </w:r>
+      <w:proofErr w:type="spellStart"/>
+      <w:r>
+        <w:rPr>
+          <w:rStyle w:val="t"/>
+          <w:rFonts w:ascii="Times New Roman" w:hAnsi="Times New Roman" w:cs="Times New Roman"/>
+        </w:rPr>
+        <w:t>System</w:t>
+      </w:r>
+      <w:r>
+        <w:rPr>
+          <w:rStyle w:val="n"/>
+          <w:rFonts w:ascii="Times New Roman" w:hAnsi="Times New Roman" w:cs="Times New Roman"/>
+        </w:rPr>
+        <w:t>.</w:t>
+      </w:r>
+      <w:r>
+        <w:rPr>
+          <w:rStyle w:val="t"/>
+          <w:rFonts w:ascii="Times New Roman" w:hAnsi="Times New Roman" w:cs="Times New Roman"/>
+        </w:rPr>
+        <w:t>out</w:t>
+      </w:r>
+      <w:r>
+        <w:rPr>
+          <w:rStyle w:val="n"/>
+          <w:rFonts w:ascii="Times New Roman" w:hAnsi="Times New Roman" w:cs="Times New Roman"/>
+        </w:rPr>
+        <w:t>.</w:t>
+      </w:r>
+      <w:r>
+        <w:rPr>
+          <w:rStyle w:val="t"/>
+          <w:rFonts w:ascii="Times New Roman" w:hAnsi="Times New Roman" w:cs="Times New Roman"/>
+        </w:rPr>
+        <w:t>println</w:t>
+      </w:r>
+      <w:proofErr w:type="spellEnd"/>
+      <w:r>
+        <w:rPr>
+          <w:rFonts w:ascii="Times New Roman" w:hAnsi="Times New Roman" w:cs="Times New Roman"/>
+        </w:rPr>
+        <w:t>(</w:t>
+      </w:r>
+      <w:r>
+        <w:rPr>
+          <w:rStyle w:val="r"/>
+          <w:rFonts w:ascii="Times New Roman" w:hAnsi="Times New Roman" w:cs="Times New Roman"/>
+        </w:rPr>
+        <w:t>"Product of negative numbers = "</w:t>
+      </w:r>
+      <w:r>
+        <w:rPr>
+          <w:rFonts w:ascii="Times New Roman" w:hAnsi="Times New Roman" w:cs="Times New Roman"/>
+        </w:rPr>
+        <w:t xml:space="preserve"> </w:t>
+      </w:r>
+      <w:r>
+        <w:rPr>
+          <w:rStyle w:val="n"/>
+          <w:rFonts w:ascii="Times New Roman" w:hAnsi="Times New Roman" w:cs="Times New Roman"/>
+        </w:rPr>
+        <w:t>+</w:t>
+      </w:r>
+      <w:r>
+        <w:rPr>
+          <w:rFonts w:ascii="Times New Roman" w:hAnsi="Times New Roman" w:cs="Times New Roman"/>
+        </w:rPr>
+        <w:t xml:space="preserve"> </w:t>
+      </w:r>
+      <w:r>
+        <w:rPr>
+          <w:rStyle w:val="t"/>
+          <w:rFonts w:ascii="Times New Roman" w:hAnsi="Times New Roman" w:cs="Times New Roman"/>
+        </w:rPr>
+        <w:t>product</w:t>
+      </w:r>
+      <w:r>
+        <w:rPr>
+          <w:rFonts w:ascii="Times New Roman" w:hAnsi="Times New Roman" w:cs="Times New Roman"/>
+        </w:rPr>
+        <w:t>);</w:t>
+      </w:r>
+    </w:p>
+    <w:p>
+      <w:pPr>
+        <w:pStyle w:val="HTMLPreformatted"/>
+        <w:rPr>
+          <w:rFonts w:ascii="Times New Roman" w:hAnsi="Times New Roman" w:cs="Times New Roman"/>
+        </w:rPr>
+      </w:pPr>
+    </w:p>
+    <w:p>
+      <w:pPr>
+        <w:pStyle w:val="Heading3"/>
+        <w:spacing w:before="0"/>
+        <w:rPr>
+          <w:rFonts w:ascii="Times New Roman" w:hAnsi="Times New Roman" w:cs="Times New Roman"/>
+          <w:color w:val="00B050"/>
+        </w:rPr>
+      </w:pPr>
+      <w:r>
+        <w:rPr>
+          <w:rStyle w:val="Strong"/>
+          <w:rFonts w:ascii="Times New Roman" w:hAnsi="Times New Roman" w:cs="Times New Roman"/>
+          <w:b w:val="0"/>
+          <w:bCs w:val="0"/>
+          <w:color w:val="00B050"/>
+        </w:rPr>
+        <w:lastRenderedPageBreak/>
+        <w:t>2. Palindromic numbers in array</w:t>
+      </w:r>
+    </w:p>
+    <w:p>
+      <w:pPr>
+        <w:pStyle w:val="HTMLPreformatted"/>
+        <w:rPr>
+          <w:rFonts w:ascii="Times New Roman" w:hAnsi="Times New Roman" w:cs="Times New Roman"/>
+        </w:rPr>
+      </w:pPr>
+      <w:proofErr w:type="gramStart"/>
+      <w:r>
+        <w:rPr>
+          <w:rStyle w:val="n"/>
+          <w:rFonts w:ascii="Times New Roman" w:hAnsi="Times New Roman" w:cs="Times New Roman"/>
+        </w:rPr>
+        <w:t>for</w:t>
+      </w:r>
+      <w:r>
+        <w:rPr>
+          <w:rFonts w:ascii="Times New Roman" w:hAnsi="Times New Roman" w:cs="Times New Roman"/>
+        </w:rPr>
+        <w:t>(</w:t>
+      </w:r>
+      <w:proofErr w:type="spellStart"/>
+      <w:proofErr w:type="gramEnd"/>
+      <w:r>
+        <w:rPr>
+          <w:rStyle w:val="t"/>
+          <w:rFonts w:ascii="Times New Roman" w:hAnsi="Times New Roman" w:cs="Times New Roman"/>
+        </w:rPr>
+        <w:t>int</w:t>
+      </w:r>
+      <w:proofErr w:type="spellEnd"/>
+      <w:r>
+        <w:rPr>
+          <w:rFonts w:ascii="Times New Roman" w:hAnsi="Times New Roman" w:cs="Times New Roman"/>
+        </w:rPr>
+        <w:t xml:space="preserve"> </w:t>
+      </w:r>
+      <w:proofErr w:type="spellStart"/>
+      <w:r>
+        <w:rPr>
+          <w:rStyle w:val="t"/>
+          <w:rFonts w:ascii="Times New Roman" w:hAnsi="Times New Roman" w:cs="Times New Roman"/>
+        </w:rPr>
+        <w:t>i</w:t>
+      </w:r>
+      <w:proofErr w:type="spellEnd"/>
+      <w:r>
+        <w:rPr>
+          <w:rStyle w:val="n"/>
+          <w:rFonts w:ascii="Times New Roman" w:hAnsi="Times New Roman" w:cs="Times New Roman"/>
+        </w:rPr>
+        <w:t>=</w:t>
+      </w:r>
+      <w:r>
+        <w:rPr>
+          <w:rStyle w:val="q"/>
+          <w:rFonts w:ascii="Times New Roman" w:hAnsi="Times New Roman" w:cs="Times New Roman"/>
+        </w:rPr>
+        <w:t>0</w:t>
+      </w:r>
+      <w:r>
+        <w:rPr>
+          <w:rFonts w:ascii="Times New Roman" w:hAnsi="Times New Roman" w:cs="Times New Roman"/>
+        </w:rPr>
+        <w:t>;</w:t>
+      </w:r>
+      <w:r>
+        <w:rPr>
+          <w:rStyle w:val="t"/>
+          <w:rFonts w:ascii="Times New Roman" w:hAnsi="Times New Roman" w:cs="Times New Roman"/>
+        </w:rPr>
+        <w:t>i</w:t>
+      </w:r>
+      <w:r>
+        <w:rPr>
+          <w:rStyle w:val="n"/>
+          <w:rFonts w:ascii="Times New Roman" w:hAnsi="Times New Roman" w:cs="Times New Roman"/>
+        </w:rPr>
+        <w:t>&lt;</w:t>
+      </w:r>
+      <w:r>
+        <w:rPr>
+          <w:rStyle w:val="q"/>
+          <w:rFonts w:ascii="Times New Roman" w:hAnsi="Times New Roman" w:cs="Times New Roman"/>
+        </w:rPr>
+        <w:t>25</w:t>
+      </w:r>
+      <w:r>
+        <w:rPr>
+          <w:rFonts w:ascii="Times New Roman" w:hAnsi="Times New Roman" w:cs="Times New Roman"/>
+        </w:rPr>
+        <w:t>;</w:t>
+      </w:r>
+      <w:r>
+        <w:rPr>
+          <w:rStyle w:val="t"/>
+          <w:rFonts w:ascii="Times New Roman" w:hAnsi="Times New Roman" w:cs="Times New Roman"/>
+        </w:rPr>
+        <w:t>i</w:t>
+      </w:r>
+      <w:r>
+        <w:rPr>
+          <w:rStyle w:val="n"/>
+          <w:rFonts w:ascii="Times New Roman" w:hAnsi="Times New Roman" w:cs="Times New Roman"/>
+        </w:rPr>
+        <w:t>++</w:t>
+      </w:r>
+      <w:r>
+        <w:rPr>
+          <w:rFonts w:ascii="Times New Roman" w:hAnsi="Times New Roman" w:cs="Times New Roman"/>
+        </w:rPr>
+        <w:t>){</w:t>
+      </w:r>
+      <w:r>
+        <w:rPr>
+          <w:rFonts w:ascii="Times New Roman" w:hAnsi="Times New Roman" w:cs="Times New Roman"/>
+        </w:rPr>
+        <w:br/>
+        <w:t xml:space="preserve">    </w:t>
+      </w:r>
+      <w:proofErr w:type="spellStart"/>
+      <w:r>
+        <w:rPr>
+          <w:rStyle w:val="t"/>
+          <w:rFonts w:ascii="Times New Roman" w:hAnsi="Times New Roman" w:cs="Times New Roman"/>
+        </w:rPr>
+        <w:t>int</w:t>
+      </w:r>
+      <w:proofErr w:type="spellEnd"/>
+      <w:r>
+        <w:rPr>
+          <w:rFonts w:ascii="Times New Roman" w:hAnsi="Times New Roman" w:cs="Times New Roman"/>
+        </w:rPr>
+        <w:t xml:space="preserve"> </w:t>
+      </w:r>
+      <w:proofErr w:type="spellStart"/>
+      <w:r>
+        <w:rPr>
+          <w:rStyle w:val="t"/>
+          <w:rFonts w:ascii="Times New Roman" w:hAnsi="Times New Roman" w:cs="Times New Roman"/>
+        </w:rPr>
+        <w:t>num</w:t>
+      </w:r>
+      <w:proofErr w:type="spellEnd"/>
+      <w:r>
+        <w:rPr>
+          <w:rFonts w:ascii="Times New Roman" w:hAnsi="Times New Roman" w:cs="Times New Roman"/>
+        </w:rPr>
+        <w:t xml:space="preserve"> </w:t>
+      </w:r>
+      <w:r>
+        <w:rPr>
+          <w:rStyle w:val="n"/>
+          <w:rFonts w:ascii="Times New Roman" w:hAnsi="Times New Roman" w:cs="Times New Roman"/>
+        </w:rPr>
+        <w:t>=</w:t>
+      </w:r>
+      <w:r>
+        <w:rPr>
+          <w:rFonts w:ascii="Times New Roman" w:hAnsi="Times New Roman" w:cs="Times New Roman"/>
+        </w:rPr>
+        <w:t xml:space="preserve"> </w:t>
+      </w:r>
+      <w:proofErr w:type="spellStart"/>
+      <w:r>
+        <w:rPr>
+          <w:rStyle w:val="t"/>
+          <w:rFonts w:ascii="Times New Roman" w:hAnsi="Times New Roman" w:cs="Times New Roman"/>
+        </w:rPr>
+        <w:t>arr</w:t>
+      </w:r>
+      <w:proofErr w:type="spellEnd"/>
+      <w:r>
+        <w:rPr>
+          <w:rFonts w:ascii="Times New Roman" w:hAnsi="Times New Roman" w:cs="Times New Roman"/>
+        </w:rPr>
+        <w:t>[</w:t>
+      </w:r>
+      <w:proofErr w:type="spellStart"/>
+      <w:r>
+        <w:rPr>
+          <w:rStyle w:val="t"/>
+          <w:rFonts w:ascii="Times New Roman" w:hAnsi="Times New Roman" w:cs="Times New Roman"/>
+        </w:rPr>
+        <w:t>i</w:t>
+      </w:r>
+      <w:proofErr w:type="spellEnd"/>
+      <w:r>
+        <w:rPr>
+          <w:rFonts w:ascii="Times New Roman" w:hAnsi="Times New Roman" w:cs="Times New Roman"/>
+        </w:rPr>
+        <w:t xml:space="preserve">], </w:t>
+      </w:r>
+      <w:r>
+        <w:rPr>
+          <w:rStyle w:val="t"/>
+          <w:rFonts w:ascii="Times New Roman" w:hAnsi="Times New Roman" w:cs="Times New Roman"/>
+        </w:rPr>
+        <w:t>rev</w:t>
+      </w:r>
+      <w:r>
+        <w:rPr>
+          <w:rStyle w:val="n"/>
+          <w:rFonts w:ascii="Times New Roman" w:hAnsi="Times New Roman" w:cs="Times New Roman"/>
+        </w:rPr>
+        <w:t>=</w:t>
+      </w:r>
+      <w:r>
+        <w:rPr>
+          <w:rStyle w:val="q"/>
+          <w:rFonts w:ascii="Times New Roman" w:hAnsi="Times New Roman" w:cs="Times New Roman"/>
+        </w:rPr>
+        <w:t>0</w:t>
+      </w:r>
+      <w:r>
+        <w:rPr>
+          <w:rFonts w:ascii="Times New Roman" w:hAnsi="Times New Roman" w:cs="Times New Roman"/>
+        </w:rPr>
+        <w:t xml:space="preserve">, </w:t>
+      </w:r>
+      <w:r>
+        <w:rPr>
+          <w:rStyle w:val="t"/>
+          <w:rFonts w:ascii="Times New Roman" w:hAnsi="Times New Roman" w:cs="Times New Roman"/>
+        </w:rPr>
+        <w:t>temp</w:t>
+      </w:r>
+      <w:r>
+        <w:rPr>
+          <w:rStyle w:val="n"/>
+          <w:rFonts w:ascii="Times New Roman" w:hAnsi="Times New Roman" w:cs="Times New Roman"/>
+        </w:rPr>
+        <w:t>=</w:t>
+      </w:r>
+      <w:proofErr w:type="spellStart"/>
+      <w:r>
+        <w:rPr>
+          <w:rStyle w:val="t"/>
+          <w:rFonts w:ascii="Times New Roman" w:hAnsi="Times New Roman" w:cs="Times New Roman"/>
+        </w:rPr>
+        <w:t>num</w:t>
+      </w:r>
+      <w:proofErr w:type="spellEnd"/>
+      <w:r>
+        <w:rPr>
+          <w:rFonts w:ascii="Times New Roman" w:hAnsi="Times New Roman" w:cs="Times New Roman"/>
+        </w:rPr>
+        <w:t>;</w:t>
+      </w:r>
+      <w:r>
+        <w:rPr>
+          <w:rFonts w:ascii="Times New Roman" w:hAnsi="Times New Roman" w:cs="Times New Roman"/>
+        </w:rPr>
+        <w:br/>
+      </w:r>
+      <w:r>
+        <w:rPr>
+          <w:rFonts w:ascii="Times New Roman" w:hAnsi="Times New Roman" w:cs="Times New Roman"/>
+        </w:rPr>
+        <w:br/>
+        <w:t xml:space="preserve">    </w:t>
+      </w:r>
+      <w:r>
+        <w:rPr>
+          <w:rStyle w:val="n"/>
+          <w:rFonts w:ascii="Times New Roman" w:hAnsi="Times New Roman" w:cs="Times New Roman"/>
+        </w:rPr>
+        <w:t>while</w:t>
+      </w:r>
+      <w:r>
+        <w:rPr>
+          <w:rFonts w:ascii="Times New Roman" w:hAnsi="Times New Roman" w:cs="Times New Roman"/>
+        </w:rPr>
+        <w:t>(</w:t>
+      </w:r>
+      <w:proofErr w:type="spellStart"/>
+      <w:r>
+        <w:rPr>
+          <w:rStyle w:val="t"/>
+          <w:rFonts w:ascii="Times New Roman" w:hAnsi="Times New Roman" w:cs="Times New Roman"/>
+        </w:rPr>
+        <w:t>num</w:t>
+      </w:r>
+      <w:proofErr w:type="spellEnd"/>
+      <w:r>
+        <w:rPr>
+          <w:rStyle w:val="n"/>
+          <w:rFonts w:ascii="Times New Roman" w:hAnsi="Times New Roman" w:cs="Times New Roman"/>
+        </w:rPr>
+        <w:t>&gt;</w:t>
+      </w:r>
+      <w:r>
+        <w:rPr>
+          <w:rStyle w:val="q"/>
+          <w:rFonts w:ascii="Times New Roman" w:hAnsi="Times New Roman" w:cs="Times New Roman"/>
+        </w:rPr>
+        <w:t>0</w:t>
+      </w:r>
+      <w:r>
+        <w:rPr>
+          <w:rFonts w:ascii="Times New Roman" w:hAnsi="Times New Roman" w:cs="Times New Roman"/>
+        </w:rPr>
+        <w:t>){</w:t>
+      </w:r>
+      <w:r>
+        <w:rPr>
+          <w:rFonts w:ascii="Times New Roman" w:hAnsi="Times New Roman" w:cs="Times New Roman"/>
+        </w:rPr>
+        <w:br/>
+        <w:t xml:space="preserve">        </w:t>
+      </w:r>
+      <w:r>
+        <w:rPr>
+          <w:rStyle w:val="t"/>
+          <w:rFonts w:ascii="Times New Roman" w:hAnsi="Times New Roman" w:cs="Times New Roman"/>
+        </w:rPr>
+        <w:t>rev</w:t>
+      </w:r>
+      <w:r>
+        <w:rPr>
+          <w:rFonts w:ascii="Times New Roman" w:hAnsi="Times New Roman" w:cs="Times New Roman"/>
+        </w:rPr>
+        <w:t xml:space="preserve"> </w:t>
+      </w:r>
+      <w:r>
+        <w:rPr>
+          <w:rStyle w:val="n"/>
+          <w:rFonts w:ascii="Times New Roman" w:hAnsi="Times New Roman" w:cs="Times New Roman"/>
+        </w:rPr>
+        <w:t>=</w:t>
+      </w:r>
+      <w:r>
+        <w:rPr>
+          <w:rFonts w:ascii="Times New Roman" w:hAnsi="Times New Roman" w:cs="Times New Roman"/>
+        </w:rPr>
+        <w:t xml:space="preserve"> </w:t>
+      </w:r>
+      <w:r>
+        <w:rPr>
+          <w:rStyle w:val="t"/>
+          <w:rFonts w:ascii="Times New Roman" w:hAnsi="Times New Roman" w:cs="Times New Roman"/>
+        </w:rPr>
+        <w:t>rev</w:t>
+      </w:r>
+      <w:r>
+        <w:rPr>
+          <w:rStyle w:val="n"/>
+          <w:rFonts w:ascii="Times New Roman" w:hAnsi="Times New Roman" w:cs="Times New Roman"/>
+        </w:rPr>
+        <w:t>*</w:t>
+      </w:r>
+      <w:r>
+        <w:rPr>
+          <w:rStyle w:val="q"/>
+          <w:rFonts w:ascii="Times New Roman" w:hAnsi="Times New Roman" w:cs="Times New Roman"/>
+        </w:rPr>
+        <w:t>10</w:t>
+      </w:r>
+      <w:r>
+        <w:rPr>
+          <w:rFonts w:ascii="Times New Roman" w:hAnsi="Times New Roman" w:cs="Times New Roman"/>
+        </w:rPr>
+        <w:t xml:space="preserve"> </w:t>
+      </w:r>
+      <w:r>
+        <w:rPr>
+          <w:rStyle w:val="n"/>
+          <w:rFonts w:ascii="Times New Roman" w:hAnsi="Times New Roman" w:cs="Times New Roman"/>
+        </w:rPr>
+        <w:t>+</w:t>
+      </w:r>
+      <w:r>
+        <w:rPr>
+          <w:rFonts w:ascii="Times New Roman" w:hAnsi="Times New Roman" w:cs="Times New Roman"/>
+        </w:rPr>
+        <w:t xml:space="preserve"> </w:t>
+      </w:r>
+      <w:r>
+        <w:rPr>
+          <w:rStyle w:val="t"/>
+          <w:rFonts w:ascii="Times New Roman" w:hAnsi="Times New Roman" w:cs="Times New Roman"/>
+        </w:rPr>
+        <w:t>num</w:t>
+      </w:r>
+      <w:r>
+        <w:rPr>
+          <w:rStyle w:val="n"/>
+          <w:rFonts w:ascii="Times New Roman" w:hAnsi="Times New Roman" w:cs="Times New Roman"/>
+        </w:rPr>
+        <w:t>%</w:t>
+      </w:r>
+      <w:r>
+        <w:rPr>
+          <w:rStyle w:val="q"/>
+          <w:rFonts w:ascii="Times New Roman" w:hAnsi="Times New Roman" w:cs="Times New Roman"/>
+        </w:rPr>
+        <w:t>10</w:t>
+      </w:r>
+      <w:r>
+        <w:rPr>
+          <w:rFonts w:ascii="Times New Roman" w:hAnsi="Times New Roman" w:cs="Times New Roman"/>
+        </w:rPr>
+        <w:t>;</w:t>
+      </w:r>
+      <w:r>
+        <w:rPr>
+          <w:rFonts w:ascii="Times New Roman" w:hAnsi="Times New Roman" w:cs="Times New Roman"/>
+        </w:rPr>
+        <w:br/>
+        <w:t xml:space="preserve">        </w:t>
+      </w:r>
+      <w:proofErr w:type="spellStart"/>
+      <w:r>
+        <w:rPr>
+          <w:rStyle w:val="t"/>
+          <w:rFonts w:ascii="Times New Roman" w:hAnsi="Times New Roman" w:cs="Times New Roman"/>
+        </w:rPr>
+        <w:t>num</w:t>
+      </w:r>
+      <w:proofErr w:type="spellEnd"/>
+      <w:r>
+        <w:rPr>
+          <w:rStyle w:val="n"/>
+          <w:rFonts w:ascii="Times New Roman" w:hAnsi="Times New Roman" w:cs="Times New Roman"/>
+        </w:rPr>
+        <w:t>/=</w:t>
+      </w:r>
+      <w:r>
+        <w:rPr>
+          <w:rStyle w:val="q"/>
+          <w:rFonts w:ascii="Times New Roman" w:hAnsi="Times New Roman" w:cs="Times New Roman"/>
+        </w:rPr>
+        <w:t>10</w:t>
+      </w:r>
+      <w:r>
+        <w:rPr>
+          <w:rFonts w:ascii="Times New Roman" w:hAnsi="Times New Roman" w:cs="Times New Roman"/>
+        </w:rPr>
+        <w:t>;</w:t>
+      </w:r>
+      <w:r>
+        <w:rPr>
+          <w:rFonts w:ascii="Times New Roman" w:hAnsi="Times New Roman" w:cs="Times New Roman"/>
+        </w:rPr>
+        <w:br/>
+        <w:t xml:space="preserve">    }</w:t>
+      </w:r>
+      <w:r>
+        <w:rPr>
+          <w:rFonts w:ascii="Times New Roman" w:hAnsi="Times New Roman" w:cs="Times New Roman"/>
+        </w:rPr>
+        <w:br/>
+      </w:r>
+      <w:r>
+        <w:rPr>
+          <w:rFonts w:ascii="Times New Roman" w:hAnsi="Times New Roman" w:cs="Times New Roman"/>
+        </w:rPr>
+        <w:br/>
+        <w:t xml:space="preserve">    </w:t>
+      </w:r>
+      <w:r>
+        <w:rPr>
+          <w:rStyle w:val="n"/>
+          <w:rFonts w:ascii="Times New Roman" w:hAnsi="Times New Roman" w:cs="Times New Roman"/>
+        </w:rPr>
+        <w:t>if</w:t>
+      </w:r>
+      <w:r>
+        <w:rPr>
+          <w:rFonts w:ascii="Times New Roman" w:hAnsi="Times New Roman" w:cs="Times New Roman"/>
+        </w:rPr>
+        <w:t>(</w:t>
+      </w:r>
+      <w:r>
+        <w:rPr>
+          <w:rStyle w:val="t"/>
+          <w:rFonts w:ascii="Times New Roman" w:hAnsi="Times New Roman" w:cs="Times New Roman"/>
+        </w:rPr>
+        <w:t>temp</w:t>
+      </w:r>
+      <w:r>
+        <w:rPr>
+          <w:rFonts w:ascii="Times New Roman" w:hAnsi="Times New Roman" w:cs="Times New Roman"/>
+        </w:rPr>
+        <w:t xml:space="preserve"> </w:t>
+      </w:r>
+      <w:r>
+        <w:rPr>
+          <w:rStyle w:val="n"/>
+          <w:rFonts w:ascii="Times New Roman" w:hAnsi="Times New Roman" w:cs="Times New Roman"/>
+        </w:rPr>
+        <w:t>==</w:t>
+      </w:r>
+      <w:r>
+        <w:rPr>
+          <w:rFonts w:ascii="Times New Roman" w:hAnsi="Times New Roman" w:cs="Times New Roman"/>
+        </w:rPr>
+        <w:t xml:space="preserve"> </w:t>
+      </w:r>
+      <w:r>
+        <w:rPr>
+          <w:rStyle w:val="t"/>
+          <w:rFonts w:ascii="Times New Roman" w:hAnsi="Times New Roman" w:cs="Times New Roman"/>
+        </w:rPr>
+        <w:t>rev</w:t>
+      </w:r>
+      <w:r>
+        <w:rPr>
+          <w:rFonts w:ascii="Times New Roman" w:hAnsi="Times New Roman" w:cs="Times New Roman"/>
+        </w:rPr>
+        <w:t>)</w:t>
+      </w:r>
+      <w:r>
+        <w:rPr>
+          <w:rFonts w:ascii="Times New Roman" w:hAnsi="Times New Roman" w:cs="Times New Roman"/>
+        </w:rPr>
+        <w:br/>
+        <w:t xml:space="preserve">        </w:t>
+      </w:r>
+      <w:proofErr w:type="spellStart"/>
+      <w:r>
+        <w:rPr>
+          <w:rStyle w:val="t"/>
+          <w:rFonts w:ascii="Times New Roman" w:hAnsi="Times New Roman" w:cs="Times New Roman"/>
+        </w:rPr>
+        <w:t>System</w:t>
+      </w:r>
+      <w:r>
+        <w:rPr>
+          <w:rStyle w:val="n"/>
+          <w:rFonts w:ascii="Times New Roman" w:hAnsi="Times New Roman" w:cs="Times New Roman"/>
+        </w:rPr>
+        <w:t>.</w:t>
+      </w:r>
+      <w:r>
+        <w:rPr>
+          <w:rStyle w:val="t"/>
+          <w:rFonts w:ascii="Times New Roman" w:hAnsi="Times New Roman" w:cs="Times New Roman"/>
+        </w:rPr>
+        <w:t>out</w:t>
+      </w:r>
+      <w:r>
+        <w:rPr>
+          <w:rStyle w:val="n"/>
+          <w:rFonts w:ascii="Times New Roman" w:hAnsi="Times New Roman" w:cs="Times New Roman"/>
+        </w:rPr>
+        <w:t>.</w:t>
+      </w:r>
+      <w:r>
+        <w:rPr>
+          <w:rStyle w:val="t"/>
+          <w:rFonts w:ascii="Times New Roman" w:hAnsi="Times New Roman" w:cs="Times New Roman"/>
+        </w:rPr>
+        <w:t>println</w:t>
+      </w:r>
+      <w:proofErr w:type="spellEnd"/>
+      <w:r>
+        <w:rPr>
+          <w:rFonts w:ascii="Times New Roman" w:hAnsi="Times New Roman" w:cs="Times New Roman"/>
+        </w:rPr>
+        <w:t>(</w:t>
+      </w:r>
+      <w:r>
+        <w:rPr>
+          <w:rStyle w:val="t"/>
+          <w:rFonts w:ascii="Times New Roman" w:hAnsi="Times New Roman" w:cs="Times New Roman"/>
+        </w:rPr>
+        <w:t>temp</w:t>
+      </w:r>
+      <w:r>
+        <w:rPr>
+          <w:rFonts w:ascii="Times New Roman" w:hAnsi="Times New Roman" w:cs="Times New Roman"/>
+        </w:rPr>
+        <w:t>);</w:t>
+      </w:r>
+      <w:r>
+        <w:rPr>
+          <w:rFonts w:ascii="Times New Roman" w:hAnsi="Times New Roman" w:cs="Times New Roman"/>
+        </w:rPr>
+        <w:br/>
+        <w:t>}</w:t>
+      </w:r>
+    </w:p>
+    <w:p>
+      <w:r>
+        <w:pict>
+          <v:rect id="_x0000_i1026" style="width:0;height:1.5pt" o:hralign="center" o:hrstd="t" o:hr="t" fillcolor="#a0a0a0" stroked="f"/>
+        </w:pict>
+      </w:r>
+    </w:p>
+    <w:p>
+      <w:pPr>
+        <w:pStyle w:val="Heading3"/>
+        <w:spacing w:before="0"/>
+        <w:rPr>
+          <w:rFonts w:ascii="Times New Roman" w:hAnsi="Times New Roman" w:cs="Times New Roman"/>
+          <w:color w:val="00B050"/>
+        </w:rPr>
+      </w:pPr>
+      <w:r>
+        <w:rPr>
+          <w:rStyle w:val="Strong"/>
+          <w:rFonts w:ascii="Times New Roman" w:hAnsi="Times New Roman" w:cs="Times New Roman"/>
+          <w:b w:val="0"/>
+          <w:bCs w:val="0"/>
+          <w:color w:val="00B050"/>
+        </w:rPr>
+        <w:t>3. Sum of even numbers at odd positions</w:t>
+      </w:r>
+    </w:p>
+    <w:p>
+      <w:pPr>
+        <w:pStyle w:val="HTMLPreformatted"/>
+        <w:rPr>
+          <w:rFonts w:ascii="Times New Roman" w:hAnsi="Times New Roman" w:cs="Times New Roman"/>
+        </w:rPr>
+      </w:pPr>
+      <w:proofErr w:type="spellStart"/>
+      <w:r>
+        <w:rPr>
+          <w:rStyle w:val="t"/>
+          <w:rFonts w:ascii="Times New Roman" w:hAnsi="Times New Roman" w:cs="Times New Roman"/>
+        </w:rPr>
+        <w:t>int</w:t>
+      </w:r>
+      <w:proofErr w:type="spellEnd"/>
+      <w:r>
+        <w:rPr>
+          <w:rFonts w:ascii="Times New Roman" w:hAnsi="Times New Roman" w:cs="Times New Roman"/>
+        </w:rPr>
+        <w:t xml:space="preserve"> </w:t>
+      </w:r>
+      <w:r>
+        <w:rPr>
+          <w:rStyle w:val="t"/>
+          <w:rFonts w:ascii="Times New Roman" w:hAnsi="Times New Roman" w:cs="Times New Roman"/>
+        </w:rPr>
+        <w:t>sum</w:t>
+      </w:r>
+      <w:r>
+        <w:rPr>
+          <w:rStyle w:val="n"/>
+          <w:rFonts w:ascii="Times New Roman" w:hAnsi="Times New Roman" w:cs="Times New Roman"/>
+        </w:rPr>
+        <w:t>=</w:t>
+      </w:r>
+      <w:r>
+        <w:rPr>
+          <w:rStyle w:val="q"/>
+          <w:rFonts w:ascii="Times New Roman" w:hAnsi="Times New Roman" w:cs="Times New Roman"/>
+        </w:rPr>
+        <w:t>0</w:t>
+      </w:r>
+      <w:r>
+        <w:rPr>
+          <w:rFonts w:ascii="Times New Roman" w:hAnsi="Times New Roman" w:cs="Times New Roman"/>
+        </w:rPr>
+        <w:t>;</w:t>
+      </w:r>
+      <w:r>
+        <w:rPr>
+          <w:rFonts w:ascii="Times New Roman" w:hAnsi="Times New Roman" w:cs="Times New Roman"/>
+        </w:rPr>
+        <w:br/>
+      </w:r>
+      <w:r>
+        <w:rPr>
+          <w:rStyle w:val="n"/>
+          <w:rFonts w:ascii="Times New Roman" w:hAnsi="Times New Roman" w:cs="Times New Roman"/>
+        </w:rPr>
+        <w:t>for</w:t>
+      </w:r>
+      <w:r>
+        <w:rPr>
+          <w:rFonts w:ascii="Times New Roman" w:hAnsi="Times New Roman" w:cs="Times New Roman"/>
+        </w:rPr>
+        <w:t>(</w:t>
+      </w:r>
+      <w:proofErr w:type="spellStart"/>
+      <w:r>
+        <w:rPr>
+          <w:rStyle w:val="t"/>
+          <w:rFonts w:ascii="Times New Roman" w:hAnsi="Times New Roman" w:cs="Times New Roman"/>
+        </w:rPr>
+        <w:t>int</w:t>
+      </w:r>
+      <w:proofErr w:type="spellEnd"/>
+      <w:r>
+        <w:rPr>
+          <w:rFonts w:ascii="Times New Roman" w:hAnsi="Times New Roman" w:cs="Times New Roman"/>
+        </w:rPr>
+        <w:t xml:space="preserve"> </w:t>
+      </w:r>
+      <w:proofErr w:type="spellStart"/>
+      <w:r>
+        <w:rPr>
+          <w:rStyle w:val="t"/>
+          <w:rFonts w:ascii="Times New Roman" w:hAnsi="Times New Roman" w:cs="Times New Roman"/>
+        </w:rPr>
+        <w:t>i</w:t>
+      </w:r>
+      <w:proofErr w:type="spellEnd"/>
+      <w:r>
+        <w:rPr>
+          <w:rStyle w:val="n"/>
+          <w:rFonts w:ascii="Times New Roman" w:hAnsi="Times New Roman" w:cs="Times New Roman"/>
+        </w:rPr>
+        <w:t>=</w:t>
+      </w:r>
+      <w:r>
+        <w:rPr>
+          <w:rStyle w:val="q"/>
+          <w:rFonts w:ascii="Times New Roman" w:hAnsi="Times New Roman" w:cs="Times New Roman"/>
+        </w:rPr>
+        <w:t>1</w:t>
+      </w:r>
+      <w:r>
+        <w:rPr>
+          <w:rFonts w:ascii="Times New Roman" w:hAnsi="Times New Roman" w:cs="Times New Roman"/>
+        </w:rPr>
+        <w:t>;</w:t>
+      </w:r>
+      <w:r>
+        <w:rPr>
+          <w:rStyle w:val="t"/>
+          <w:rFonts w:ascii="Times New Roman" w:hAnsi="Times New Roman" w:cs="Times New Roman"/>
+        </w:rPr>
+        <w:t>i</w:t>
+      </w:r>
+      <w:r>
+        <w:rPr>
+          <w:rStyle w:val="n"/>
+          <w:rFonts w:ascii="Times New Roman" w:hAnsi="Times New Roman" w:cs="Times New Roman"/>
+        </w:rPr>
+        <w:t>&lt;</w:t>
+      </w:r>
+      <w:r>
+        <w:rPr>
+          <w:rStyle w:val="q"/>
+          <w:rFonts w:ascii="Times New Roman" w:hAnsi="Times New Roman" w:cs="Times New Roman"/>
+        </w:rPr>
+        <w:t>10</w:t>
+      </w:r>
+      <w:r>
+        <w:rPr>
+          <w:rFonts w:ascii="Times New Roman" w:hAnsi="Times New Roman" w:cs="Times New Roman"/>
+        </w:rPr>
+        <w:t>;</w:t>
+      </w:r>
+      <w:r>
+        <w:rPr>
+          <w:rStyle w:val="t"/>
+          <w:rFonts w:ascii="Times New Roman" w:hAnsi="Times New Roman" w:cs="Times New Roman"/>
+        </w:rPr>
+        <w:t>i</w:t>
+      </w:r>
+      <w:r>
+        <w:rPr>
+          <w:rStyle w:val="n"/>
+          <w:rFonts w:ascii="Times New Roman" w:hAnsi="Times New Roman" w:cs="Times New Roman"/>
+        </w:rPr>
+        <w:t>+=</w:t>
+      </w:r>
+      <w:r>
+        <w:rPr>
+          <w:rStyle w:val="q"/>
+          <w:rFonts w:ascii="Times New Roman" w:hAnsi="Times New Roman" w:cs="Times New Roman"/>
+        </w:rPr>
+        <w:t>2</w:t>
+      </w:r>
+      <w:r>
+        <w:rPr>
+          <w:rFonts w:ascii="Times New Roman" w:hAnsi="Times New Roman" w:cs="Times New Roman"/>
+        </w:rPr>
+        <w:t>){</w:t>
+      </w:r>
+      <w:r>
+        <w:rPr>
+          <w:rFonts w:ascii="Times New Roman" w:hAnsi="Times New Roman" w:cs="Times New Roman"/>
+        </w:rPr>
+        <w:br/>
+        <w:t xml:space="preserve">    </w:t>
+      </w:r>
+      <w:r>
+        <w:rPr>
+          <w:rStyle w:val="n"/>
+          <w:rFonts w:ascii="Times New Roman" w:hAnsi="Times New Roman" w:cs="Times New Roman"/>
+        </w:rPr>
+        <w:t>if</w:t>
+      </w:r>
+      <w:r>
+        <w:rPr>
+          <w:rFonts w:ascii="Times New Roman" w:hAnsi="Times New Roman" w:cs="Times New Roman"/>
+        </w:rPr>
+        <w:t>(</w:t>
+      </w:r>
+      <w:proofErr w:type="spellStart"/>
+      <w:r>
+        <w:rPr>
+          <w:rStyle w:val="t"/>
+          <w:rFonts w:ascii="Times New Roman" w:hAnsi="Times New Roman" w:cs="Times New Roman"/>
+        </w:rPr>
+        <w:t>arr</w:t>
+      </w:r>
+      <w:proofErr w:type="spellEnd"/>
+      <w:r>
+        <w:rPr>
+          <w:rFonts w:ascii="Times New Roman" w:hAnsi="Times New Roman" w:cs="Times New Roman"/>
+        </w:rPr>
+        <w:t>[</w:t>
+      </w:r>
+      <w:proofErr w:type="spellStart"/>
+      <w:r>
+        <w:rPr>
+          <w:rStyle w:val="t"/>
+          <w:rFonts w:ascii="Times New Roman" w:hAnsi="Times New Roman" w:cs="Times New Roman"/>
+        </w:rPr>
+        <w:t>i</w:t>
+      </w:r>
+      <w:proofErr w:type="spellEnd"/>
+      <w:r>
+        <w:rPr>
+          <w:rFonts w:ascii="Times New Roman" w:hAnsi="Times New Roman" w:cs="Times New Roman"/>
+        </w:rPr>
+        <w:t>]</w:t>
+      </w:r>
+      <w:r>
+        <w:rPr>
+          <w:rStyle w:val="n"/>
+          <w:rFonts w:ascii="Times New Roman" w:hAnsi="Times New Roman" w:cs="Times New Roman"/>
+        </w:rPr>
+        <w:t>%</w:t>
+      </w:r>
+      <w:r>
+        <w:rPr>
+          <w:rStyle w:val="q"/>
+          <w:rFonts w:ascii="Times New Roman" w:hAnsi="Times New Roman" w:cs="Times New Roman"/>
+        </w:rPr>
+        <w:t>2</w:t>
+      </w:r>
+      <w:r>
+        <w:rPr>
+          <w:rStyle w:val="n"/>
+          <w:rFonts w:ascii="Times New Roman" w:hAnsi="Times New Roman" w:cs="Times New Roman"/>
+        </w:rPr>
+        <w:t>==</w:t>
+      </w:r>
+      <w:r>
+        <w:rPr>
+          <w:rStyle w:val="q"/>
+          <w:rFonts w:ascii="Times New Roman" w:hAnsi="Times New Roman" w:cs="Times New Roman"/>
+        </w:rPr>
+        <w:t>0</w:t>
+      </w:r>
+      <w:r>
+        <w:rPr>
+          <w:rFonts w:ascii="Times New Roman" w:hAnsi="Times New Roman" w:cs="Times New Roman"/>
+        </w:rPr>
+        <w:t>)</w:t>
+      </w:r>
+      <w:r>
+        <w:rPr>
+          <w:rFonts w:ascii="Times New Roman" w:hAnsi="Times New Roman" w:cs="Times New Roman"/>
+        </w:rPr>
+        <w:br/>
+        <w:t xml:space="preserve">        </w:t>
+      </w:r>
+      <w:r>
+        <w:rPr>
+          <w:rStyle w:val="t"/>
+          <w:rFonts w:ascii="Times New Roman" w:hAnsi="Times New Roman" w:cs="Times New Roman"/>
+        </w:rPr>
+        <w:t>sum</w:t>
+      </w:r>
+      <w:r>
+        <w:rPr>
+          <w:rStyle w:val="n"/>
+          <w:rFonts w:ascii="Times New Roman" w:hAnsi="Times New Roman" w:cs="Times New Roman"/>
+        </w:rPr>
+        <w:t>+=</w:t>
+      </w:r>
+      <w:proofErr w:type="spellStart"/>
+      <w:r>
+        <w:rPr>
+          <w:rStyle w:val="t"/>
+          <w:rFonts w:ascii="Times New Roman" w:hAnsi="Times New Roman" w:cs="Times New Roman"/>
+        </w:rPr>
+        <w:t>arr</w:t>
+      </w:r>
+      <w:proofErr w:type="spellEnd"/>
+      <w:r>
+        <w:rPr>
+          <w:rFonts w:ascii="Times New Roman" w:hAnsi="Times New Roman" w:cs="Times New Roman"/>
+        </w:rPr>
+        <w:t>[</w:t>
+      </w:r>
+      <w:proofErr w:type="spellStart"/>
+      <w:r>
+        <w:rPr>
+          <w:rStyle w:val="t"/>
+          <w:rFonts w:ascii="Times New Roman" w:hAnsi="Times New Roman" w:cs="Times New Roman"/>
+        </w:rPr>
+        <w:t>i</w:t>
+      </w:r>
+      <w:proofErr w:type="spellEnd"/>
+      <w:r>
+        <w:rPr>
+          <w:rFonts w:ascii="Times New Roman" w:hAnsi="Times New Roman" w:cs="Times New Roman"/>
+        </w:rPr>
+        <w:t>];</w:t>
+      </w:r>
+      <w:r>
+        <w:rPr>
+          <w:rFonts w:ascii="Times New Roman" w:hAnsi="Times New Roman" w:cs="Times New Roman"/>
+        </w:rPr>
+        <w:br/>
+        <w:t>}</w:t>
+      </w:r>
+      <w:r>
+        <w:rPr>
+          <w:rFonts w:ascii="Times New Roman" w:hAnsi="Times New Roman" w:cs="Times New Roman"/>
+        </w:rPr>
+        <w:br/>
+      </w:r>
+      <w:proofErr w:type="spellStart"/>
+      <w:r>
+        <w:rPr>
+          <w:rStyle w:val="t"/>
+          <w:rFonts w:ascii="Times New Roman" w:hAnsi="Times New Roman" w:cs="Times New Roman"/>
+        </w:rPr>
+        <w:t>System</w:t>
+      </w:r>
+      <w:r>
+        <w:rPr>
+          <w:rStyle w:val="n"/>
+          <w:rFonts w:ascii="Times New Roman" w:hAnsi="Times New Roman" w:cs="Times New Roman"/>
+        </w:rPr>
+        <w:t>.</w:t>
+      </w:r>
+      <w:r>
+        <w:rPr>
+          <w:rStyle w:val="t"/>
+          <w:rFonts w:ascii="Times New Roman" w:hAnsi="Times New Roman" w:cs="Times New Roman"/>
+        </w:rPr>
+        <w:t>out</w:t>
+      </w:r>
+      <w:r>
+        <w:rPr>
+          <w:rStyle w:val="n"/>
+          <w:rFonts w:ascii="Times New Roman" w:hAnsi="Times New Roman" w:cs="Times New Roman"/>
+        </w:rPr>
+        <w:t>.</w:t>
+      </w:r>
+      <w:r>
+        <w:rPr>
+          <w:rStyle w:val="t"/>
+          <w:rFonts w:ascii="Times New Roman" w:hAnsi="Times New Roman" w:cs="Times New Roman"/>
+        </w:rPr>
+        <w:t>println</w:t>
+      </w:r>
+      <w:proofErr w:type="spellEnd"/>
+      <w:r>
+        <w:rPr>
+          <w:rFonts w:ascii="Times New Roman" w:hAnsi="Times New Roman" w:cs="Times New Roman"/>
+        </w:rPr>
+        <w:t>(</w:t>
+      </w:r>
+      <w:r>
+        <w:rPr>
+          <w:rStyle w:val="t"/>
+          <w:rFonts w:ascii="Times New Roman" w:hAnsi="Times New Roman" w:cs="Times New Roman"/>
+        </w:rPr>
+        <w:t>sum</w:t>
+      </w:r>
+      <w:r>
+        <w:rPr>
+          <w:rFonts w:ascii="Times New Roman" w:hAnsi="Times New Roman" w:cs="Times New Roman"/>
+        </w:rPr>
+        <w:t>);</w:t>
+      </w:r>
+    </w:p>
+    <w:p>
+      <w:r>
+        <w:pict>
+          <v:rect id="_x0000_i1027" style="width:0;height:1.5pt" o:hralign="center" o:hrstd="t" o:hr="t" fillcolor="#a0a0a0" stroked="f"/>
+        </w:pict>
+      </w:r>
+    </w:p>
+    <w:p>
+      <w:pPr>
+        <w:pStyle w:val="Heading3"/>
+        <w:spacing w:before="0"/>
+        <w:rPr>
+          <w:rFonts w:ascii="Times New Roman" w:hAnsi="Times New Roman" w:cs="Times New Roman"/>
+          <w:color w:val="00B050"/>
+        </w:rPr>
+      </w:pPr>
+      <w:r>
+        <w:rPr>
+          <w:rStyle w:val="Strong"/>
+          <w:rFonts w:ascii="Times New Roman" w:hAnsi="Times New Roman" w:cs="Times New Roman"/>
+          <w:b w:val="0"/>
+          <w:bCs w:val="0"/>
+          <w:color w:val="00B050"/>
+        </w:rPr>
+        <w:t>4. Sum of two arrays into third array</w:t>
+      </w:r>
+    </w:p>
+    <w:p>
+      <w:pPr>
+        <w:pStyle w:val="HTMLPreformatted"/>
+        <w:rPr>
+          <w:rFonts w:ascii="Times New Roman" w:hAnsi="Times New Roman" w:cs="Times New Roman"/>
+        </w:rPr>
+      </w:pPr>
+      <w:proofErr w:type="gramStart"/>
+      <w:r>
+        <w:rPr>
+          <w:rStyle w:val="n"/>
+          <w:rFonts w:ascii="Times New Roman" w:hAnsi="Times New Roman" w:cs="Times New Roman"/>
+        </w:rPr>
+        <w:t>for</w:t>
+      </w:r>
+      <w:r>
+        <w:rPr>
+          <w:rFonts w:ascii="Times New Roman" w:hAnsi="Times New Roman" w:cs="Times New Roman"/>
+        </w:rPr>
+        <w:t>(</w:t>
+      </w:r>
+      <w:proofErr w:type="spellStart"/>
+      <w:proofErr w:type="gramEnd"/>
+      <w:r>
+        <w:rPr>
+          <w:rStyle w:val="t"/>
+          <w:rFonts w:ascii="Times New Roman" w:hAnsi="Times New Roman" w:cs="Times New Roman"/>
+        </w:rPr>
+        <w:t>int</w:t>
+      </w:r>
+      <w:proofErr w:type="spellEnd"/>
+      <w:r>
+        <w:rPr>
+          <w:rFonts w:ascii="Times New Roman" w:hAnsi="Times New Roman" w:cs="Times New Roman"/>
+        </w:rPr>
+        <w:t xml:space="preserve"> </w:t>
+      </w:r>
+      <w:proofErr w:type="spellStart"/>
+      <w:r>
+        <w:rPr>
+          <w:rStyle w:val="t"/>
+          <w:rFonts w:ascii="Times New Roman" w:hAnsi="Times New Roman" w:cs="Times New Roman"/>
+        </w:rPr>
+        <w:t>i</w:t>
+      </w:r>
+      <w:proofErr w:type="spellEnd"/>
+      <w:r>
+        <w:rPr>
+          <w:rStyle w:val="n"/>
+          <w:rFonts w:ascii="Times New Roman" w:hAnsi="Times New Roman" w:cs="Times New Roman"/>
+        </w:rPr>
+        <w:t>=</w:t>
+      </w:r>
+      <w:r>
+        <w:rPr>
+          <w:rStyle w:val="q"/>
+          <w:rFonts w:ascii="Times New Roman" w:hAnsi="Times New Roman" w:cs="Times New Roman"/>
+        </w:rPr>
+        <w:t>0</w:t>
+      </w:r>
+      <w:r>
+        <w:rPr>
+          <w:rFonts w:ascii="Times New Roman" w:hAnsi="Times New Roman" w:cs="Times New Roman"/>
+        </w:rPr>
+        <w:t>;</w:t>
+      </w:r>
+      <w:r>
+        <w:rPr>
+          <w:rStyle w:val="t"/>
+          <w:rFonts w:ascii="Times New Roman" w:hAnsi="Times New Roman" w:cs="Times New Roman"/>
+        </w:rPr>
+        <w:t>i</w:t>
+      </w:r>
+      <w:r>
+        <w:rPr>
+          <w:rStyle w:val="n"/>
+          <w:rFonts w:ascii="Times New Roman" w:hAnsi="Times New Roman" w:cs="Times New Roman"/>
+        </w:rPr>
+        <w:t>&lt;</w:t>
+      </w:r>
+      <w:r>
+        <w:rPr>
+          <w:rStyle w:val="q"/>
+          <w:rFonts w:ascii="Times New Roman" w:hAnsi="Times New Roman" w:cs="Times New Roman"/>
+        </w:rPr>
+        <w:t>5</w:t>
+      </w:r>
+      <w:r>
+        <w:rPr>
+          <w:rFonts w:ascii="Times New Roman" w:hAnsi="Times New Roman" w:cs="Times New Roman"/>
+        </w:rPr>
+        <w:t>;</w:t>
+      </w:r>
+      <w:r>
+        <w:rPr>
+          <w:rStyle w:val="t"/>
+          <w:rFonts w:ascii="Times New Roman" w:hAnsi="Times New Roman" w:cs="Times New Roman"/>
+        </w:rPr>
+        <w:t>i</w:t>
+      </w:r>
+      <w:r>
+        <w:rPr>
+          <w:rStyle w:val="n"/>
+          <w:rFonts w:ascii="Times New Roman" w:hAnsi="Times New Roman" w:cs="Times New Roman"/>
+        </w:rPr>
+        <w:t>++</w:t>
+      </w:r>
+      <w:r>
+        <w:rPr>
+          <w:rFonts w:ascii="Times New Roman" w:hAnsi="Times New Roman" w:cs="Times New Roman"/>
+        </w:rPr>
+        <w:t>){</w:t>
+      </w:r>
+      <w:r>
+        <w:rPr>
+          <w:rFonts w:ascii="Times New Roman" w:hAnsi="Times New Roman" w:cs="Times New Roman"/>
+        </w:rPr>
+        <w:br/>
+        <w:t xml:space="preserve">    </w:t>
+      </w:r>
+      <w:r>
+        <w:rPr>
+          <w:rStyle w:val="t"/>
+          <w:rFonts w:ascii="Times New Roman" w:hAnsi="Times New Roman" w:cs="Times New Roman"/>
+        </w:rPr>
+        <w:t>C</w:t>
+      </w:r>
+      <w:r>
+        <w:rPr>
+          <w:rFonts w:ascii="Times New Roman" w:hAnsi="Times New Roman" w:cs="Times New Roman"/>
+        </w:rPr>
+        <w:t>[</w:t>
+      </w:r>
+      <w:proofErr w:type="spellStart"/>
+      <w:r>
+        <w:rPr>
+          <w:rStyle w:val="t"/>
+          <w:rFonts w:ascii="Times New Roman" w:hAnsi="Times New Roman" w:cs="Times New Roman"/>
+        </w:rPr>
+        <w:t>i</w:t>
+      </w:r>
+      <w:proofErr w:type="spellEnd"/>
+      <w:r>
+        <w:rPr>
+          <w:rFonts w:ascii="Times New Roman" w:hAnsi="Times New Roman" w:cs="Times New Roman"/>
+        </w:rPr>
+        <w:t xml:space="preserve">] </w:t>
+      </w:r>
+      <w:r>
+        <w:rPr>
+          <w:rStyle w:val="n"/>
+          <w:rFonts w:ascii="Times New Roman" w:hAnsi="Times New Roman" w:cs="Times New Roman"/>
+        </w:rPr>
+        <w:t>=</w:t>
+      </w:r>
+      <w:r>
+        <w:rPr>
+          <w:rFonts w:ascii="Times New Roman" w:hAnsi="Times New Roman" w:cs="Times New Roman"/>
+        </w:rPr>
+        <w:t xml:space="preserve"> </w:t>
+      </w:r>
+      <w:r>
+        <w:rPr>
+          <w:rStyle w:val="t"/>
+          <w:rFonts w:ascii="Times New Roman" w:hAnsi="Times New Roman" w:cs="Times New Roman"/>
+        </w:rPr>
+        <w:t>A</w:t>
+      </w:r>
+      <w:r>
+        <w:rPr>
+          <w:rFonts w:ascii="Times New Roman" w:hAnsi="Times New Roman" w:cs="Times New Roman"/>
+        </w:rPr>
+        <w:t>[</w:t>
+      </w:r>
+      <w:proofErr w:type="spellStart"/>
+      <w:r>
+        <w:rPr>
+          <w:rStyle w:val="t"/>
+          <w:rFonts w:ascii="Times New Roman" w:hAnsi="Times New Roman" w:cs="Times New Roman"/>
+        </w:rPr>
+        <w:t>i</w:t>
+      </w:r>
+      <w:proofErr w:type="spellEnd"/>
+      <w:r>
+        <w:rPr>
+          <w:rFonts w:ascii="Times New Roman" w:hAnsi="Times New Roman" w:cs="Times New Roman"/>
+        </w:rPr>
+        <w:t xml:space="preserve">] </w:t>
+      </w:r>
+      <w:r>
+        <w:rPr>
+          <w:rStyle w:val="n"/>
+          <w:rFonts w:ascii="Times New Roman" w:hAnsi="Times New Roman" w:cs="Times New Roman"/>
+        </w:rPr>
+        <w:t>+</w:t>
+      </w:r>
+      <w:r>
+        <w:rPr>
+          <w:rFonts w:ascii="Times New Roman" w:hAnsi="Times New Roman" w:cs="Times New Roman"/>
+        </w:rPr>
+        <w:t xml:space="preserve"> </w:t>
+      </w:r>
+      <w:r>
+        <w:rPr>
+          <w:rStyle w:val="t"/>
+          <w:rFonts w:ascii="Times New Roman" w:hAnsi="Times New Roman" w:cs="Times New Roman"/>
+        </w:rPr>
+        <w:t>B</w:t>
+      </w:r>
+      <w:r>
+        <w:rPr>
+          <w:rFonts w:ascii="Times New Roman" w:hAnsi="Times New Roman" w:cs="Times New Roman"/>
+        </w:rPr>
+        <w:t>[</w:t>
+      </w:r>
+      <w:proofErr w:type="spellStart"/>
+      <w:r>
+        <w:rPr>
+          <w:rStyle w:val="t"/>
+          <w:rFonts w:ascii="Times New Roman" w:hAnsi="Times New Roman" w:cs="Times New Roman"/>
+        </w:rPr>
+        <w:t>i</w:t>
+      </w:r>
+      <w:proofErr w:type="spellEnd"/>
+      <w:r>
+        <w:rPr>
+          <w:rFonts w:ascii="Times New Roman" w:hAnsi="Times New Roman" w:cs="Times New Roman"/>
+        </w:rPr>
+        <w:t>];</w:t>
+      </w:r>
+      <w:r>
+        <w:rPr>
+          <w:rFonts w:ascii="Times New Roman" w:hAnsi="Times New Roman" w:cs="Times New Roman"/>
+        </w:rPr>
+        <w:br/>
+        <w:t>}</w:t>
+      </w:r>
+    </w:p>
+    <w:p>
+      <w:r>
+        <w:pict>
+          <v:rect id="_x0000_i1028" style="width:0;height:1.5pt" o:hralign="center" o:hrstd="t" o:hr="t" fillcolor="#a0a0a0" stroked="f"/>
+        </w:pict>
+      </w:r>
+    </w:p>
+    <w:p>
+      <w:pPr>
+        <w:pStyle w:val="Heading3"/>
+        <w:spacing w:before="0"/>
+        <w:rPr>
+          <w:rFonts w:ascii="Times New Roman" w:hAnsi="Times New Roman" w:cs="Times New Roman"/>
+          <w:color w:val="00B050"/>
+        </w:rPr>
+      </w:pPr>
+      <w:r>
+        <w:rPr>
+          <w:rStyle w:val="Strong"/>
+          <w:rFonts w:ascii="Times New Roman" w:hAnsi="Times New Roman" w:cs="Times New Roman"/>
+          <w:b w:val="0"/>
+          <w:bCs w:val="0"/>
+          <w:color w:val="00B050"/>
+        </w:rPr>
+        <w:t>5. Delete element from array</w:t>
+      </w:r>
+    </w:p>
+    <w:p>
+      <w:pPr>
+        <w:pStyle w:val="HTMLPreformatted"/>
+        <w:rPr>
+          <w:rFonts w:ascii="Times New Roman" w:hAnsi="Times New Roman" w:cs="Times New Roman"/>
+        </w:rPr>
+      </w:pPr>
+      <w:proofErr w:type="spellStart"/>
+      <w:proofErr w:type="gramStart"/>
+      <w:r>
+        <w:rPr>
+          <w:rStyle w:val="t"/>
+          <w:rFonts w:ascii="Times New Roman" w:hAnsi="Times New Roman" w:cs="Times New Roman"/>
+        </w:rPr>
+        <w:t>int</w:t>
+      </w:r>
+      <w:proofErr w:type="spellEnd"/>
+      <w:proofErr w:type="gramEnd"/>
+      <w:r>
+        <w:rPr>
+          <w:rFonts w:ascii="Times New Roman" w:hAnsi="Times New Roman" w:cs="Times New Roman"/>
+        </w:rPr>
+        <w:t xml:space="preserve"> </w:t>
+      </w:r>
+      <w:proofErr w:type="spellStart"/>
+      <w:r>
+        <w:rPr>
+          <w:rStyle w:val="t"/>
+          <w:rFonts w:ascii="Times New Roman" w:hAnsi="Times New Roman" w:cs="Times New Roman"/>
+        </w:rPr>
+        <w:t>pos</w:t>
+      </w:r>
+      <w:proofErr w:type="spellEnd"/>
+      <w:r>
+        <w:rPr>
+          <w:rFonts w:ascii="Times New Roman" w:hAnsi="Times New Roman" w:cs="Times New Roman"/>
+        </w:rPr>
+        <w:t xml:space="preserve"> </w:t>
+      </w:r>
+      <w:r>
+        <w:rPr>
+          <w:rStyle w:val="n"/>
+          <w:rFonts w:ascii="Times New Roman" w:hAnsi="Times New Roman" w:cs="Times New Roman"/>
+        </w:rPr>
+        <w:t>=</w:t>
+      </w:r>
+      <w:r>
+        <w:rPr>
+          <w:rFonts w:ascii="Times New Roman" w:hAnsi="Times New Roman" w:cs="Times New Roman"/>
+        </w:rPr>
+        <w:t xml:space="preserve"> </w:t>
+      </w:r>
+      <w:proofErr w:type="spellStart"/>
+      <w:r>
+        <w:rPr>
+          <w:rStyle w:val="t"/>
+          <w:rFonts w:ascii="Times New Roman" w:hAnsi="Times New Roman" w:cs="Times New Roman"/>
+        </w:rPr>
+        <w:t>sc</w:t>
+      </w:r>
+      <w:r>
+        <w:rPr>
+          <w:rStyle w:val="n"/>
+          <w:rFonts w:ascii="Times New Roman" w:hAnsi="Times New Roman" w:cs="Times New Roman"/>
+        </w:rPr>
+        <w:t>.</w:t>
+      </w:r>
+      <w:r>
+        <w:rPr>
+          <w:rStyle w:val="t"/>
+          <w:rFonts w:ascii="Times New Roman" w:hAnsi="Times New Roman" w:cs="Times New Roman"/>
+        </w:rPr>
+        <w:t>nextInt</w:t>
+      </w:r>
+      <w:proofErr w:type="spellEnd"/>
+      <w:r>
+        <w:rPr>
+          <w:rFonts w:ascii="Times New Roman" w:hAnsi="Times New Roman" w:cs="Times New Roman"/>
+        </w:rPr>
+        <w:t>();</w:t>
+      </w:r>
+      <w:r>
+        <w:rPr>
+          <w:rFonts w:ascii="Times New Roman" w:hAnsi="Times New Roman" w:cs="Times New Roman"/>
+        </w:rPr>
+        <w:br/>
+      </w:r>
+      <w:r>
+        <w:rPr>
+          <w:rFonts w:ascii="Times New Roman" w:hAnsi="Times New Roman" w:cs="Times New Roman"/>
+        </w:rPr>
+        <w:br/>
+      </w:r>
+      <w:r>
+        <w:rPr>
+          <w:rStyle w:val="n"/>
+          <w:rFonts w:ascii="Times New Roman" w:hAnsi="Times New Roman" w:cs="Times New Roman"/>
+        </w:rPr>
+        <w:t>for</w:t>
+      </w:r>
+      <w:r>
+        <w:rPr>
+          <w:rFonts w:ascii="Times New Roman" w:hAnsi="Times New Roman" w:cs="Times New Roman"/>
+        </w:rPr>
+        <w:t>(</w:t>
+      </w:r>
+      <w:proofErr w:type="spellStart"/>
+      <w:r>
+        <w:rPr>
+          <w:rStyle w:val="t"/>
+          <w:rFonts w:ascii="Times New Roman" w:hAnsi="Times New Roman" w:cs="Times New Roman"/>
+        </w:rPr>
+        <w:t>int</w:t>
+      </w:r>
+      <w:proofErr w:type="spellEnd"/>
+      <w:r>
+        <w:rPr>
+          <w:rFonts w:ascii="Times New Roman" w:hAnsi="Times New Roman" w:cs="Times New Roman"/>
+        </w:rPr>
+        <w:t xml:space="preserve"> </w:t>
+      </w:r>
+      <w:proofErr w:type="spellStart"/>
+      <w:r>
+        <w:rPr>
+          <w:rStyle w:val="t"/>
+          <w:rFonts w:ascii="Times New Roman" w:hAnsi="Times New Roman" w:cs="Times New Roman"/>
+        </w:rPr>
+        <w:t>i</w:t>
+      </w:r>
+      <w:proofErr w:type="spellEnd"/>
+      <w:r>
+        <w:rPr>
+          <w:rStyle w:val="n"/>
+          <w:rFonts w:ascii="Times New Roman" w:hAnsi="Times New Roman" w:cs="Times New Roman"/>
+        </w:rPr>
+        <w:t>=</w:t>
+      </w:r>
+      <w:proofErr w:type="spellStart"/>
+      <w:r>
+        <w:rPr>
+          <w:rStyle w:val="t"/>
+          <w:rFonts w:ascii="Times New Roman" w:hAnsi="Times New Roman" w:cs="Times New Roman"/>
+        </w:rPr>
+        <w:t>pos</w:t>
+      </w:r>
+      <w:r>
+        <w:rPr>
+          <w:rFonts w:ascii="Times New Roman" w:hAnsi="Times New Roman" w:cs="Times New Roman"/>
+        </w:rPr>
+        <w:t>;</w:t>
+      </w:r>
+      <w:r>
+        <w:rPr>
+          <w:rStyle w:val="t"/>
+          <w:rFonts w:ascii="Times New Roman" w:hAnsi="Times New Roman" w:cs="Times New Roman"/>
+        </w:rPr>
+        <w:t>i</w:t>
+      </w:r>
+      <w:proofErr w:type="spellEnd"/>
+      <w:r>
+        <w:rPr>
+          <w:rStyle w:val="n"/>
+          <w:rFonts w:ascii="Times New Roman" w:hAnsi="Times New Roman" w:cs="Times New Roman"/>
+        </w:rPr>
+        <w:t>&lt;</w:t>
+      </w:r>
+      <w:r>
+        <w:rPr>
+          <w:rStyle w:val="q"/>
+          <w:rFonts w:ascii="Times New Roman" w:hAnsi="Times New Roman" w:cs="Times New Roman"/>
+        </w:rPr>
+        <w:t>9</w:t>
+      </w:r>
+      <w:r>
+        <w:rPr>
+          <w:rFonts w:ascii="Times New Roman" w:hAnsi="Times New Roman" w:cs="Times New Roman"/>
+        </w:rPr>
+        <w:t>;</w:t>
+      </w:r>
+      <w:r>
+        <w:rPr>
+          <w:rStyle w:val="t"/>
+          <w:rFonts w:ascii="Times New Roman" w:hAnsi="Times New Roman" w:cs="Times New Roman"/>
+        </w:rPr>
+        <w:t>i</w:t>
+      </w:r>
+      <w:r>
+        <w:rPr>
+          <w:rStyle w:val="n"/>
+          <w:rFonts w:ascii="Times New Roman" w:hAnsi="Times New Roman" w:cs="Times New Roman"/>
+        </w:rPr>
+        <w:t>++</w:t>
+      </w:r>
+      <w:r>
+        <w:rPr>
+          <w:rFonts w:ascii="Times New Roman" w:hAnsi="Times New Roman" w:cs="Times New Roman"/>
+        </w:rPr>
+        <w:t>){</w:t>
+      </w:r>
+      <w:r>
+        <w:rPr>
+          <w:rFonts w:ascii="Times New Roman" w:hAnsi="Times New Roman" w:cs="Times New Roman"/>
+        </w:rPr>
+        <w:br/>
+        <w:t xml:space="preserve">    </w:t>
+      </w:r>
+      <w:proofErr w:type="spellStart"/>
+      <w:r>
+        <w:rPr>
+          <w:rStyle w:val="t"/>
+          <w:rFonts w:ascii="Times New Roman" w:hAnsi="Times New Roman" w:cs="Times New Roman"/>
+        </w:rPr>
+        <w:t>arr</w:t>
+      </w:r>
+      <w:proofErr w:type="spellEnd"/>
+      <w:r>
+        <w:rPr>
+          <w:rFonts w:ascii="Times New Roman" w:hAnsi="Times New Roman" w:cs="Times New Roman"/>
+        </w:rPr>
+        <w:t>[</w:t>
+      </w:r>
+      <w:proofErr w:type="spellStart"/>
+      <w:r>
+        <w:rPr>
+          <w:rStyle w:val="t"/>
+          <w:rFonts w:ascii="Times New Roman" w:hAnsi="Times New Roman" w:cs="Times New Roman"/>
+        </w:rPr>
+        <w:t>i</w:t>
+      </w:r>
+      <w:proofErr w:type="spellEnd"/>
+      <w:r>
+        <w:rPr>
+          <w:rFonts w:ascii="Times New Roman" w:hAnsi="Times New Roman" w:cs="Times New Roman"/>
+        </w:rPr>
+        <w:t xml:space="preserve">] </w:t>
+      </w:r>
+      <w:r>
+        <w:rPr>
+          <w:rStyle w:val="n"/>
+          <w:rFonts w:ascii="Times New Roman" w:hAnsi="Times New Roman" w:cs="Times New Roman"/>
+        </w:rPr>
+        <w:t>=</w:t>
+      </w:r>
+      <w:r>
+        <w:rPr>
+          <w:rFonts w:ascii="Times New Roman" w:hAnsi="Times New Roman" w:cs="Times New Roman"/>
+        </w:rPr>
+        <w:t xml:space="preserve"> </w:t>
+      </w:r>
+      <w:proofErr w:type="spellStart"/>
+      <w:r>
+        <w:rPr>
+          <w:rStyle w:val="t"/>
+          <w:rFonts w:ascii="Times New Roman" w:hAnsi="Times New Roman" w:cs="Times New Roman"/>
+        </w:rPr>
+        <w:t>arr</w:t>
+      </w:r>
+      <w:proofErr w:type="spellEnd"/>
+      <w:r>
+        <w:rPr>
+          <w:rFonts w:ascii="Times New Roman" w:hAnsi="Times New Roman" w:cs="Times New Roman"/>
+        </w:rPr>
+        <w:t>[</w:t>
+      </w:r>
+      <w:r>
+        <w:rPr>
+          <w:rStyle w:val="t"/>
+          <w:rFonts w:ascii="Times New Roman" w:hAnsi="Times New Roman" w:cs="Times New Roman"/>
+        </w:rPr>
+        <w:t>i</w:t>
+      </w:r>
+      <w:r>
+        <w:rPr>
+          <w:rStyle w:val="n"/>
+          <w:rFonts w:ascii="Times New Roman" w:hAnsi="Times New Roman" w:cs="Times New Roman"/>
+        </w:rPr>
+        <w:t>+</w:t>
+      </w:r>
+      <w:r>
+        <w:rPr>
+          <w:rStyle w:val="q"/>
+          <w:rFonts w:ascii="Times New Roman" w:hAnsi="Times New Roman" w:cs="Times New Roman"/>
+        </w:rPr>
+        <w:t>1</w:t>
+      </w:r>
+      <w:r>
+        <w:rPr>
+          <w:rFonts w:ascii="Times New Roman" w:hAnsi="Times New Roman" w:cs="Times New Roman"/>
+        </w:rPr>
+        <w:t>];</w:t>
+      </w:r>
+      <w:r>
+        <w:rPr>
+          <w:rFonts w:ascii="Times New Roman" w:hAnsi="Times New Roman" w:cs="Times New Roman"/>
+        </w:rPr>
+        <w:br/>
+        <w:t>}</w:t>
+      </w:r>
+    </w:p>
+    <w:p>
+      <w:r>
+        <w:pict>
+          <v:rect id="_x0000_i1029" style="width:0;height:1.5pt" o:hralign="center" o:hrstd="t" o:hr="t" fillcolor="#a0a0a0" stroked="f"/>
+        </w:pict>
+      </w:r>
+    </w:p>
+    <w:p>
+      <w:pPr>
+        <w:pStyle w:val="Heading3"/>
+        <w:spacing w:before="0"/>
+        <w:rPr>
+          <w:rFonts w:ascii="Times New Roman" w:hAnsi="Times New Roman" w:cs="Times New Roman"/>
+          <w:color w:val="00B050"/>
+        </w:rPr>
+      </w:pPr>
+      <w:r>
+        <w:rPr>
+          <w:rStyle w:val="Strong"/>
+          <w:rFonts w:ascii="Times New Roman" w:hAnsi="Times New Roman" w:cs="Times New Roman"/>
+          <w:b w:val="0"/>
+          <w:bCs w:val="0"/>
+          <w:color w:val="00B050"/>
+        </w:rPr>
+        <w:t>6. Item name and price total</w:t>
+      </w:r>
+    </w:p>
+    <w:p>
+      <w:pPr>
+        <w:pStyle w:val="HTMLPreformatted"/>
+        <w:rPr>
+          <w:rFonts w:ascii="Times New Roman" w:hAnsi="Times New Roman" w:cs="Times New Roman"/>
+        </w:rPr>
+      </w:pPr>
+      <w:r>
+        <w:rPr>
+          <w:rStyle w:val="t"/>
+          <w:rFonts w:ascii="Times New Roman" w:hAnsi="Times New Roman" w:cs="Times New Roman"/>
+        </w:rPr>
+        <w:t>String</w:t>
+      </w:r>
+      <w:r>
+        <w:rPr>
+          <w:rFonts w:ascii="Times New Roman" w:hAnsi="Times New Roman" w:cs="Times New Roman"/>
+        </w:rPr>
+        <w:t xml:space="preserve"> </w:t>
+      </w:r>
+      <w:r>
+        <w:rPr>
+          <w:rStyle w:val="t"/>
+          <w:rFonts w:ascii="Times New Roman" w:hAnsi="Times New Roman" w:cs="Times New Roman"/>
+        </w:rPr>
+        <w:t>item</w:t>
+      </w:r>
+      <w:r>
+        <w:rPr>
+          <w:rFonts w:ascii="Times New Roman" w:hAnsi="Times New Roman" w:cs="Times New Roman"/>
+        </w:rPr>
+        <w:t xml:space="preserve">[] </w:t>
+      </w:r>
+      <w:r>
+        <w:rPr>
+          <w:rStyle w:val="n"/>
+          <w:rFonts w:ascii="Times New Roman" w:hAnsi="Times New Roman" w:cs="Times New Roman"/>
+        </w:rPr>
+        <w:t>=</w:t>
+      </w:r>
+      <w:r>
+        <w:rPr>
+          <w:rFonts w:ascii="Times New Roman" w:hAnsi="Times New Roman" w:cs="Times New Roman"/>
+        </w:rPr>
+        <w:t xml:space="preserve"> </w:t>
+      </w:r>
+      <w:r>
+        <w:rPr>
+          <w:rStyle w:val="n"/>
+          <w:rFonts w:ascii="Times New Roman" w:hAnsi="Times New Roman" w:cs="Times New Roman"/>
+        </w:rPr>
+        <w:t>new</w:t>
+      </w:r>
+      <w:r>
+        <w:rPr>
+          <w:rFonts w:ascii="Times New Roman" w:hAnsi="Times New Roman" w:cs="Times New Roman"/>
+        </w:rPr>
+        <w:t xml:space="preserve"> </w:t>
+      </w:r>
+      <w:r>
+        <w:rPr>
+          <w:rStyle w:val="t"/>
+          <w:rFonts w:ascii="Times New Roman" w:hAnsi="Times New Roman" w:cs="Times New Roman"/>
+        </w:rPr>
+        <w:t>String</w:t>
+      </w:r>
+      <w:r>
+        <w:rPr>
+          <w:rFonts w:ascii="Times New Roman" w:hAnsi="Times New Roman" w:cs="Times New Roman"/>
+        </w:rPr>
+        <w:t>[</w:t>
+      </w:r>
+      <w:r>
+        <w:rPr>
+          <w:rStyle w:val="q"/>
+          <w:rFonts w:ascii="Times New Roman" w:hAnsi="Times New Roman" w:cs="Times New Roman"/>
+        </w:rPr>
+        <w:t>5</w:t>
+      </w:r>
+      <w:r>
+        <w:rPr>
+          <w:rFonts w:ascii="Times New Roman" w:hAnsi="Times New Roman" w:cs="Times New Roman"/>
+        </w:rPr>
+        <w:t>];</w:t>
+      </w:r>
+      <w:r>
+        <w:rPr>
+          <w:rFonts w:ascii="Times New Roman" w:hAnsi="Times New Roman" w:cs="Times New Roman"/>
+        </w:rPr>
+        <w:br/>
+      </w:r>
+      <w:proofErr w:type="spellStart"/>
+      <w:r>
+        <w:rPr>
+          <w:rStyle w:val="t"/>
+          <w:rFonts w:ascii="Times New Roman" w:hAnsi="Times New Roman" w:cs="Times New Roman"/>
+        </w:rPr>
+        <w:t>int</w:t>
+      </w:r>
+      <w:proofErr w:type="spellEnd"/>
+      <w:r>
+        <w:rPr>
+          <w:rFonts w:ascii="Times New Roman" w:hAnsi="Times New Roman" w:cs="Times New Roman"/>
+        </w:rPr>
+        <w:t xml:space="preserve"> </w:t>
+      </w:r>
+      <w:r>
+        <w:rPr>
+          <w:rStyle w:val="t"/>
+          <w:rFonts w:ascii="Times New Roman" w:hAnsi="Times New Roman" w:cs="Times New Roman"/>
+        </w:rPr>
+        <w:t>price</w:t>
+      </w:r>
+      <w:r>
+        <w:rPr>
+          <w:rFonts w:ascii="Times New Roman" w:hAnsi="Times New Roman" w:cs="Times New Roman"/>
+        </w:rPr>
+        <w:t xml:space="preserve">[] </w:t>
+      </w:r>
+      <w:r>
+        <w:rPr>
+          <w:rStyle w:val="n"/>
+          <w:rFonts w:ascii="Times New Roman" w:hAnsi="Times New Roman" w:cs="Times New Roman"/>
+        </w:rPr>
+        <w:t>=</w:t>
+      </w:r>
+      <w:r>
+        <w:rPr>
+          <w:rFonts w:ascii="Times New Roman" w:hAnsi="Times New Roman" w:cs="Times New Roman"/>
+        </w:rPr>
+        <w:t xml:space="preserve"> </w:t>
+      </w:r>
+      <w:r>
+        <w:rPr>
+          <w:rStyle w:val="n"/>
+          <w:rFonts w:ascii="Times New Roman" w:hAnsi="Times New Roman" w:cs="Times New Roman"/>
+        </w:rPr>
+        <w:t>new</w:t>
+      </w:r>
+      <w:r>
+        <w:rPr>
+          <w:rFonts w:ascii="Times New Roman" w:hAnsi="Times New Roman" w:cs="Times New Roman"/>
+        </w:rPr>
+        <w:t xml:space="preserve"> </w:t>
+      </w:r>
+      <w:proofErr w:type="spellStart"/>
+      <w:r>
+        <w:rPr>
+          <w:rStyle w:val="t"/>
+          <w:rFonts w:ascii="Times New Roman" w:hAnsi="Times New Roman" w:cs="Times New Roman"/>
+        </w:rPr>
+        <w:t>int</w:t>
+      </w:r>
+      <w:proofErr w:type="spellEnd"/>
+      <w:r>
+        <w:rPr>
+          <w:rFonts w:ascii="Times New Roman" w:hAnsi="Times New Roman" w:cs="Times New Roman"/>
+        </w:rPr>
+        <w:t>[</w:t>
+      </w:r>
+      <w:r>
+        <w:rPr>
+          <w:rStyle w:val="q"/>
+          <w:rFonts w:ascii="Times New Roman" w:hAnsi="Times New Roman" w:cs="Times New Roman"/>
+        </w:rPr>
+        <w:t>5</w:t>
+      </w:r>
+      <w:r>
+        <w:rPr>
+          <w:rFonts w:ascii="Times New Roman" w:hAnsi="Times New Roman" w:cs="Times New Roman"/>
+        </w:rPr>
+        <w:t>];</w:t>
+      </w:r>
+      <w:r>
+        <w:rPr>
+          <w:rFonts w:ascii="Times New Roman" w:hAnsi="Times New Roman" w:cs="Times New Roman"/>
+        </w:rPr>
+        <w:br/>
+      </w:r>
+      <w:proofErr w:type="spellStart"/>
+      <w:r>
+        <w:rPr>
+          <w:rStyle w:val="t"/>
+          <w:rFonts w:ascii="Times New Roman" w:hAnsi="Times New Roman" w:cs="Times New Roman"/>
+        </w:rPr>
+        <w:t>int</w:t>
+      </w:r>
+      <w:proofErr w:type="spellEnd"/>
+      <w:r>
+        <w:rPr>
+          <w:rFonts w:ascii="Times New Roman" w:hAnsi="Times New Roman" w:cs="Times New Roman"/>
+        </w:rPr>
+        <w:t xml:space="preserve"> </w:t>
+      </w:r>
+      <w:r>
+        <w:rPr>
+          <w:rStyle w:val="t"/>
+          <w:rFonts w:ascii="Times New Roman" w:hAnsi="Times New Roman" w:cs="Times New Roman"/>
+        </w:rPr>
+        <w:t>total</w:t>
+      </w:r>
+      <w:r>
+        <w:rPr>
+          <w:rStyle w:val="n"/>
+          <w:rFonts w:ascii="Times New Roman" w:hAnsi="Times New Roman" w:cs="Times New Roman"/>
+        </w:rPr>
+        <w:t>=</w:t>
+      </w:r>
+      <w:r>
+        <w:rPr>
+          <w:rStyle w:val="q"/>
+          <w:rFonts w:ascii="Times New Roman" w:hAnsi="Times New Roman" w:cs="Times New Roman"/>
+        </w:rPr>
+        <w:t>0</w:t>
+      </w:r>
+      <w:r>
+        <w:rPr>
+          <w:rFonts w:ascii="Times New Roman" w:hAnsi="Times New Roman" w:cs="Times New Roman"/>
+        </w:rPr>
+        <w:t>;</w:t>
+      </w:r>
+      <w:r>
+        <w:rPr>
+          <w:rFonts w:ascii="Times New Roman" w:hAnsi="Times New Roman" w:cs="Times New Roman"/>
+        </w:rPr>
+        <w:br/>
+      </w:r>
+      <w:r>
+        <w:rPr>
+          <w:rFonts w:ascii="Times New Roman" w:hAnsi="Times New Roman" w:cs="Times New Roman"/>
+        </w:rPr>
+        <w:br/>
+      </w:r>
+      <w:r>
+        <w:rPr>
+          <w:rStyle w:val="n"/>
+          <w:rFonts w:ascii="Times New Roman" w:hAnsi="Times New Roman" w:cs="Times New Roman"/>
+        </w:rPr>
+        <w:t>for</w:t>
+      </w:r>
+      <w:r>
+        <w:rPr>
+          <w:rFonts w:ascii="Times New Roman" w:hAnsi="Times New Roman" w:cs="Times New Roman"/>
+        </w:rPr>
+        <w:t>(</w:t>
+      </w:r>
+      <w:proofErr w:type="spellStart"/>
+      <w:r>
+        <w:rPr>
+          <w:rStyle w:val="t"/>
+          <w:rFonts w:ascii="Times New Roman" w:hAnsi="Times New Roman" w:cs="Times New Roman"/>
+        </w:rPr>
+        <w:t>int</w:t>
+      </w:r>
+      <w:proofErr w:type="spellEnd"/>
+      <w:r>
+        <w:rPr>
+          <w:rFonts w:ascii="Times New Roman" w:hAnsi="Times New Roman" w:cs="Times New Roman"/>
+        </w:rPr>
+        <w:t xml:space="preserve"> </w:t>
+      </w:r>
+      <w:proofErr w:type="spellStart"/>
+      <w:r>
+        <w:rPr>
+          <w:rStyle w:val="t"/>
+          <w:rFonts w:ascii="Times New Roman" w:hAnsi="Times New Roman" w:cs="Times New Roman"/>
+        </w:rPr>
+        <w:t>i</w:t>
+      </w:r>
+      <w:proofErr w:type="spellEnd"/>
+      <w:r>
+        <w:rPr>
+          <w:rStyle w:val="n"/>
+          <w:rFonts w:ascii="Times New Roman" w:hAnsi="Times New Roman" w:cs="Times New Roman"/>
+        </w:rPr>
+        <w:t>=</w:t>
+      </w:r>
+      <w:r>
+        <w:rPr>
+          <w:rStyle w:val="q"/>
+          <w:rFonts w:ascii="Times New Roman" w:hAnsi="Times New Roman" w:cs="Times New Roman"/>
+        </w:rPr>
+        <w:t>0</w:t>
+      </w:r>
+      <w:r>
+        <w:rPr>
+          <w:rFonts w:ascii="Times New Roman" w:hAnsi="Times New Roman" w:cs="Times New Roman"/>
+        </w:rPr>
+        <w:t>;</w:t>
+      </w:r>
+      <w:r>
+        <w:rPr>
+          <w:rStyle w:val="t"/>
+          <w:rFonts w:ascii="Times New Roman" w:hAnsi="Times New Roman" w:cs="Times New Roman"/>
+        </w:rPr>
+        <w:t>i</w:t>
+      </w:r>
+      <w:r>
+        <w:rPr>
+          <w:rStyle w:val="n"/>
+          <w:rFonts w:ascii="Times New Roman" w:hAnsi="Times New Roman" w:cs="Times New Roman"/>
+        </w:rPr>
+        <w:t>&lt;</w:t>
+      </w:r>
+      <w:r>
+        <w:rPr>
+          <w:rStyle w:val="q"/>
+          <w:rFonts w:ascii="Times New Roman" w:hAnsi="Times New Roman" w:cs="Times New Roman"/>
+        </w:rPr>
+        <w:t>5</w:t>
+      </w:r>
+      <w:r>
+        <w:rPr>
+          <w:rFonts w:ascii="Times New Roman" w:hAnsi="Times New Roman" w:cs="Times New Roman"/>
+        </w:rPr>
+        <w:t>;</w:t>
+      </w:r>
+      <w:r>
+        <w:rPr>
+          <w:rStyle w:val="t"/>
+          <w:rFonts w:ascii="Times New Roman" w:hAnsi="Times New Roman" w:cs="Times New Roman"/>
+        </w:rPr>
+        <w:t>i</w:t>
+      </w:r>
+      <w:r>
+        <w:rPr>
+          <w:rStyle w:val="n"/>
+          <w:rFonts w:ascii="Times New Roman" w:hAnsi="Times New Roman" w:cs="Times New Roman"/>
+        </w:rPr>
+        <w:t>++</w:t>
+      </w:r>
+      <w:r>
+        <w:rPr>
+          <w:rFonts w:ascii="Times New Roman" w:hAnsi="Times New Roman" w:cs="Times New Roman"/>
+        </w:rPr>
+        <w:t>){</w:t>
+      </w:r>
+      <w:r>
+        <w:rPr>
+          <w:rFonts w:ascii="Times New Roman" w:hAnsi="Times New Roman" w:cs="Times New Roman"/>
+        </w:rPr>
+        <w:br/>
+        <w:t xml:space="preserve">    </w:t>
+      </w:r>
+      <w:r>
+        <w:rPr>
+          <w:rStyle w:val="t"/>
+          <w:rFonts w:ascii="Times New Roman" w:hAnsi="Times New Roman" w:cs="Times New Roman"/>
+        </w:rPr>
+        <w:t>item</w:t>
+      </w:r>
+      <w:r>
+        <w:rPr>
+          <w:rFonts w:ascii="Times New Roman" w:hAnsi="Times New Roman" w:cs="Times New Roman"/>
+        </w:rPr>
+        <w:t>[</w:t>
+      </w:r>
+      <w:proofErr w:type="spellStart"/>
+      <w:r>
+        <w:rPr>
+          <w:rStyle w:val="t"/>
+          <w:rFonts w:ascii="Times New Roman" w:hAnsi="Times New Roman" w:cs="Times New Roman"/>
+        </w:rPr>
+        <w:t>i</w:t>
+      </w:r>
+      <w:proofErr w:type="spellEnd"/>
+      <w:r>
+        <w:rPr>
+          <w:rFonts w:ascii="Times New Roman" w:hAnsi="Times New Roman" w:cs="Times New Roman"/>
+        </w:rPr>
+        <w:t>]</w:t>
+      </w:r>
+      <w:r>
+        <w:rPr>
+          <w:rStyle w:val="n"/>
+          <w:rFonts w:ascii="Times New Roman" w:hAnsi="Times New Roman" w:cs="Times New Roman"/>
+        </w:rPr>
+        <w:t>=</w:t>
+      </w:r>
+      <w:proofErr w:type="spellStart"/>
+      <w:r>
+        <w:rPr>
+          <w:rStyle w:val="t"/>
+          <w:rFonts w:ascii="Times New Roman" w:hAnsi="Times New Roman" w:cs="Times New Roman"/>
+        </w:rPr>
+        <w:t>sc</w:t>
+      </w:r>
+      <w:r>
+        <w:rPr>
+          <w:rStyle w:val="n"/>
+          <w:rFonts w:ascii="Times New Roman" w:hAnsi="Times New Roman" w:cs="Times New Roman"/>
+        </w:rPr>
+        <w:t>.</w:t>
+      </w:r>
+      <w:r>
+        <w:rPr>
+          <w:rStyle w:val="t"/>
+          <w:rFonts w:ascii="Times New Roman" w:hAnsi="Times New Roman" w:cs="Times New Roman"/>
+        </w:rPr>
+        <w:t>next</w:t>
+      </w:r>
+      <w:proofErr w:type="spellEnd"/>
+      <w:r>
+        <w:rPr>
+          <w:rFonts w:ascii="Times New Roman" w:hAnsi="Times New Roman" w:cs="Times New Roman"/>
+        </w:rPr>
+        <w:t>();</w:t>
+      </w:r>
+      <w:r>
+        <w:rPr>
+          <w:rFonts w:ascii="Times New Roman" w:hAnsi="Times New Roman" w:cs="Times New Roman"/>
+        </w:rPr>
+        <w:br/>
+        <w:t xml:space="preserve">    </w:t>
+      </w:r>
+      <w:r>
+        <w:rPr>
+          <w:rStyle w:val="t"/>
+          <w:rFonts w:ascii="Times New Roman" w:hAnsi="Times New Roman" w:cs="Times New Roman"/>
+        </w:rPr>
+        <w:t>price</w:t>
+      </w:r>
+      <w:r>
+        <w:rPr>
+          <w:rFonts w:ascii="Times New Roman" w:hAnsi="Times New Roman" w:cs="Times New Roman"/>
+        </w:rPr>
+        <w:t>[</w:t>
+      </w:r>
+      <w:proofErr w:type="spellStart"/>
+      <w:r>
+        <w:rPr>
+          <w:rStyle w:val="t"/>
+          <w:rFonts w:ascii="Times New Roman" w:hAnsi="Times New Roman" w:cs="Times New Roman"/>
+        </w:rPr>
+        <w:t>i</w:t>
+      </w:r>
+      <w:proofErr w:type="spellEnd"/>
+      <w:r>
+        <w:rPr>
+          <w:rFonts w:ascii="Times New Roman" w:hAnsi="Times New Roman" w:cs="Times New Roman"/>
+        </w:rPr>
+        <w:t>]</w:t>
+      </w:r>
+      <w:r>
+        <w:rPr>
+          <w:rStyle w:val="n"/>
+          <w:rFonts w:ascii="Times New Roman" w:hAnsi="Times New Roman" w:cs="Times New Roman"/>
+        </w:rPr>
+        <w:t>=</w:t>
+      </w:r>
+      <w:proofErr w:type="spellStart"/>
+      <w:r>
+        <w:rPr>
+          <w:rStyle w:val="t"/>
+          <w:rFonts w:ascii="Times New Roman" w:hAnsi="Times New Roman" w:cs="Times New Roman"/>
+        </w:rPr>
+        <w:t>sc</w:t>
+      </w:r>
+      <w:r>
+        <w:rPr>
+          <w:rStyle w:val="n"/>
+          <w:rFonts w:ascii="Times New Roman" w:hAnsi="Times New Roman" w:cs="Times New Roman"/>
+        </w:rPr>
+        <w:t>.</w:t>
+      </w:r>
+      <w:r>
+        <w:rPr>
+          <w:rStyle w:val="t"/>
+          <w:rFonts w:ascii="Times New Roman" w:hAnsi="Times New Roman" w:cs="Times New Roman"/>
+        </w:rPr>
+        <w:t>nextInt</w:t>
+      </w:r>
+      <w:proofErr w:type="spellEnd"/>
+      <w:r>
+        <w:rPr>
+          <w:rFonts w:ascii="Times New Roman" w:hAnsi="Times New Roman" w:cs="Times New Roman"/>
+        </w:rPr>
+        <w:t>();</w:t>
+      </w:r>
+      <w:r>
+        <w:rPr>
+          <w:rFonts w:ascii="Times New Roman" w:hAnsi="Times New Roman" w:cs="Times New Roman"/>
+        </w:rPr>
+        <w:br/>
+        <w:t xml:space="preserve">    </w:t>
+      </w:r>
+      <w:r>
+        <w:rPr>
+          <w:rStyle w:val="t"/>
+          <w:rFonts w:ascii="Times New Roman" w:hAnsi="Times New Roman" w:cs="Times New Roman"/>
+        </w:rPr>
+        <w:t>total</w:t>
+      </w:r>
+      <w:r>
+        <w:rPr>
+          <w:rStyle w:val="n"/>
+          <w:rFonts w:ascii="Times New Roman" w:hAnsi="Times New Roman" w:cs="Times New Roman"/>
+        </w:rPr>
+        <w:t>+=</w:t>
+      </w:r>
+      <w:r>
+        <w:rPr>
+          <w:rStyle w:val="t"/>
+          <w:rFonts w:ascii="Times New Roman" w:hAnsi="Times New Roman" w:cs="Times New Roman"/>
+        </w:rPr>
+        <w:t>price</w:t>
+      </w:r>
+      <w:r>
+        <w:rPr>
+          <w:rFonts w:ascii="Times New Roman" w:hAnsi="Times New Roman" w:cs="Times New Roman"/>
+        </w:rPr>
+        <w:t>[</w:t>
+      </w:r>
+      <w:proofErr w:type="spellStart"/>
+      <w:r>
+        <w:rPr>
+          <w:rStyle w:val="t"/>
+          <w:rFonts w:ascii="Times New Roman" w:hAnsi="Times New Roman" w:cs="Times New Roman"/>
+        </w:rPr>
+        <w:t>i</w:t>
+      </w:r>
+      <w:proofErr w:type="spellEnd"/>
+      <w:r>
+        <w:rPr>
+          <w:rFonts w:ascii="Times New Roman" w:hAnsi="Times New Roman" w:cs="Times New Roman"/>
+        </w:rPr>
+        <w:t>];</w:t>
+      </w:r>
+      <w:r>
+        <w:rPr>
+          <w:rFonts w:ascii="Times New Roman" w:hAnsi="Times New Roman" w:cs="Times New Roman"/>
+        </w:rPr>
+        <w:br/>
+        <w:t>}</w:t>
+      </w:r>
+      <w:r>
+        <w:rPr>
+          <w:rFonts w:ascii="Times New Roman" w:hAnsi="Times New Roman" w:cs="Times New Roman"/>
+        </w:rPr>
+        <w:br/>
+      </w:r>
+      <w:r>
+        <w:rPr>
+          <w:rFonts w:ascii="Times New Roman" w:hAnsi="Times New Roman" w:cs="Times New Roman"/>
+        </w:rPr>
+        <w:br/>
+      </w:r>
+      <w:proofErr w:type="spellStart"/>
+      <w:r>
+        <w:rPr>
+          <w:rStyle w:val="t"/>
+          <w:rFonts w:ascii="Times New Roman" w:hAnsi="Times New Roman" w:cs="Times New Roman"/>
+        </w:rPr>
+        <w:t>System</w:t>
+      </w:r>
+      <w:r>
+        <w:rPr>
+          <w:rStyle w:val="n"/>
+          <w:rFonts w:ascii="Times New Roman" w:hAnsi="Times New Roman" w:cs="Times New Roman"/>
+        </w:rPr>
+        <w:t>.</w:t>
+      </w:r>
+      <w:r>
+        <w:rPr>
+          <w:rStyle w:val="t"/>
+          <w:rFonts w:ascii="Times New Roman" w:hAnsi="Times New Roman" w:cs="Times New Roman"/>
+        </w:rPr>
+        <w:t>out</w:t>
+      </w:r>
+      <w:r>
+        <w:rPr>
+          <w:rStyle w:val="n"/>
+          <w:rFonts w:ascii="Times New Roman" w:hAnsi="Times New Roman" w:cs="Times New Roman"/>
+        </w:rPr>
+        <w:t>.</w:t>
+      </w:r>
+      <w:r>
+        <w:rPr>
+          <w:rStyle w:val="t"/>
+          <w:rFonts w:ascii="Times New Roman" w:hAnsi="Times New Roman" w:cs="Times New Roman"/>
+        </w:rPr>
+        <w:t>println</w:t>
+      </w:r>
+      <w:proofErr w:type="spellEnd"/>
+      <w:r>
+        <w:rPr>
+          <w:rFonts w:ascii="Times New Roman" w:hAnsi="Times New Roman" w:cs="Times New Roman"/>
+        </w:rPr>
+        <w:t>(</w:t>
+      </w:r>
+      <w:r>
+        <w:rPr>
+          <w:rStyle w:val="r"/>
+          <w:rFonts w:ascii="Times New Roman" w:hAnsi="Times New Roman" w:cs="Times New Roman"/>
+        </w:rPr>
+        <w:t>"Total Amount = "</w:t>
+      </w:r>
+      <w:r>
+        <w:rPr>
+          <w:rStyle w:val="n"/>
+          <w:rFonts w:ascii="Times New Roman" w:hAnsi="Times New Roman" w:cs="Times New Roman"/>
+        </w:rPr>
+        <w:t>+</w:t>
+      </w:r>
+      <w:r>
+        <w:rPr>
+          <w:rStyle w:val="t"/>
+          <w:rFonts w:ascii="Times New Roman" w:hAnsi="Times New Roman" w:cs="Times New Roman"/>
+        </w:rPr>
+        <w:t>total</w:t>
+      </w:r>
+      <w:r>
+        <w:rPr>
+          <w:rFonts w:ascii="Times New Roman" w:hAnsi="Times New Roman" w:cs="Times New Roman"/>
+        </w:rPr>
+        <w:t>);</w:t>
+      </w:r>
+    </w:p>
+    <w:p>
+      <w:r>
+        <w:pict>
+          <v:rect id="_x0000_i1030" style="width:0;height:1.5pt" o:hralign="center" o:hrstd="t" o:hr="t" fillcolor="#a0a0a0" stroked="f"/>
+        </w:pict>
+      </w:r>
+    </w:p>
+    <w:p>
+      <w:pPr>
+        <w:pStyle w:val="Heading3"/>
+        <w:spacing w:before="0"/>
+        <w:rPr>
+          <w:rFonts w:ascii="Times New Roman" w:hAnsi="Times New Roman" w:cs="Times New Roman"/>
+          <w:color w:val="00B050"/>
+        </w:rPr>
+      </w:pPr>
+      <w:r>
+        <w:rPr>
+          <w:rStyle w:val="Strong"/>
+          <w:rFonts w:ascii="Times New Roman" w:hAnsi="Times New Roman" w:cs="Times New Roman"/>
+          <w:b w:val="0"/>
+          <w:bCs w:val="0"/>
+          <w:color w:val="00B050"/>
+        </w:rPr>
+        <w:t>7. Insert element at position</w:t>
+      </w:r>
+    </w:p>
+    <w:p>
+      <w:pPr>
+        <w:pStyle w:val="HTMLPreformatted"/>
+        <w:rPr>
+          <w:rFonts w:ascii="Times New Roman" w:hAnsi="Times New Roman" w:cs="Times New Roman"/>
+        </w:rPr>
+      </w:pPr>
+      <w:r>
+        <w:rPr>
+          <w:rStyle w:val="n"/>
+          <w:rFonts w:ascii="Times New Roman" w:hAnsi="Times New Roman" w:cs="Times New Roman"/>
+        </w:rPr>
+        <w:t>for</w:t>
+      </w:r>
+      <w:r>
+        <w:rPr>
+          <w:rFonts w:ascii="Times New Roman" w:hAnsi="Times New Roman" w:cs="Times New Roman"/>
+        </w:rPr>
+        <w:t>(</w:t>
+      </w:r>
+      <w:proofErr w:type="spellStart"/>
+      <w:r>
+        <w:rPr>
+          <w:rStyle w:val="t"/>
+          <w:rFonts w:ascii="Times New Roman" w:hAnsi="Times New Roman" w:cs="Times New Roman"/>
+        </w:rPr>
+        <w:t>int</w:t>
+      </w:r>
+      <w:proofErr w:type="spellEnd"/>
+      <w:r>
+        <w:rPr>
+          <w:rFonts w:ascii="Times New Roman" w:hAnsi="Times New Roman" w:cs="Times New Roman"/>
+        </w:rPr>
+        <w:t xml:space="preserve"> </w:t>
+      </w:r>
+      <w:proofErr w:type="spellStart"/>
+      <w:r>
+        <w:rPr>
+          <w:rStyle w:val="t"/>
+          <w:rFonts w:ascii="Times New Roman" w:hAnsi="Times New Roman" w:cs="Times New Roman"/>
+        </w:rPr>
+        <w:t>i</w:t>
+      </w:r>
+      <w:proofErr w:type="spellEnd"/>
+      <w:r>
+        <w:rPr>
+          <w:rStyle w:val="n"/>
+          <w:rFonts w:ascii="Times New Roman" w:hAnsi="Times New Roman" w:cs="Times New Roman"/>
+        </w:rPr>
+        <w:t>=</w:t>
+      </w:r>
+      <w:r>
+        <w:rPr>
+          <w:rStyle w:val="q"/>
+          <w:rFonts w:ascii="Times New Roman" w:hAnsi="Times New Roman" w:cs="Times New Roman"/>
+        </w:rPr>
+        <w:t>9</w:t>
+      </w:r>
+      <w:r>
+        <w:rPr>
+          <w:rFonts w:ascii="Times New Roman" w:hAnsi="Times New Roman" w:cs="Times New Roman"/>
+        </w:rPr>
+        <w:t>;</w:t>
+      </w:r>
+      <w:r>
+        <w:rPr>
+          <w:rStyle w:val="t"/>
+          <w:rFonts w:ascii="Times New Roman" w:hAnsi="Times New Roman" w:cs="Times New Roman"/>
+        </w:rPr>
+        <w:t>i</w:t>
+      </w:r>
+      <w:r>
+        <w:rPr>
+          <w:rStyle w:val="n"/>
+          <w:rFonts w:ascii="Times New Roman" w:hAnsi="Times New Roman" w:cs="Times New Roman"/>
+        </w:rPr>
+        <w:t>&gt;</w:t>
+      </w:r>
+      <w:proofErr w:type="spellStart"/>
+      <w:r>
+        <w:rPr>
+          <w:rStyle w:val="t"/>
+          <w:rFonts w:ascii="Times New Roman" w:hAnsi="Times New Roman" w:cs="Times New Roman"/>
+        </w:rPr>
+        <w:t>pos</w:t>
+      </w:r>
+      <w:r>
+        <w:rPr>
+          <w:rFonts w:ascii="Times New Roman" w:hAnsi="Times New Roman" w:cs="Times New Roman"/>
+        </w:rPr>
+        <w:t>;</w:t>
+      </w:r>
+      <w:r>
+        <w:rPr>
+          <w:rStyle w:val="t"/>
+          <w:rFonts w:ascii="Times New Roman" w:hAnsi="Times New Roman" w:cs="Times New Roman"/>
+        </w:rPr>
+        <w:t>i</w:t>
+      </w:r>
+      <w:proofErr w:type="spellEnd"/>
+      <w:r>
+        <w:rPr>
+          <w:rStyle w:val="n"/>
+          <w:rFonts w:ascii="Times New Roman" w:hAnsi="Times New Roman" w:cs="Times New Roman"/>
+        </w:rPr>
+        <w:t>--</w:t>
+      </w:r>
+      <w:r>
+        <w:rPr>
+          <w:rFonts w:ascii="Times New Roman" w:hAnsi="Times New Roman" w:cs="Times New Roman"/>
+        </w:rPr>
+        <w:t>){</w:t>
+      </w:r>
+      <w:r>
+        <w:rPr>
+          <w:rFonts w:ascii="Times New Roman" w:hAnsi="Times New Roman" w:cs="Times New Roman"/>
+        </w:rPr>
+        <w:br/>
+        <w:t xml:space="preserve">    </w:t>
+      </w:r>
+      <w:proofErr w:type="spellStart"/>
+      <w:r>
+        <w:rPr>
+          <w:rStyle w:val="t"/>
+          <w:rFonts w:ascii="Times New Roman" w:hAnsi="Times New Roman" w:cs="Times New Roman"/>
+        </w:rPr>
+        <w:t>arr</w:t>
+      </w:r>
+      <w:proofErr w:type="spellEnd"/>
+      <w:r>
+        <w:rPr>
+          <w:rFonts w:ascii="Times New Roman" w:hAnsi="Times New Roman" w:cs="Times New Roman"/>
+        </w:rPr>
+        <w:t>[</w:t>
+      </w:r>
+      <w:proofErr w:type="spellStart"/>
+      <w:r>
+        <w:rPr>
+          <w:rStyle w:val="t"/>
+          <w:rFonts w:ascii="Times New Roman" w:hAnsi="Times New Roman" w:cs="Times New Roman"/>
+        </w:rPr>
+        <w:t>i</w:t>
+      </w:r>
+      <w:proofErr w:type="spellEnd"/>
+      <w:r>
+        <w:rPr>
+          <w:rFonts w:ascii="Times New Roman" w:hAnsi="Times New Roman" w:cs="Times New Roman"/>
+        </w:rPr>
+        <w:t>]</w:t>
+      </w:r>
+      <w:r>
+        <w:rPr>
+          <w:rStyle w:val="n"/>
+          <w:rFonts w:ascii="Times New Roman" w:hAnsi="Times New Roman" w:cs="Times New Roman"/>
+        </w:rPr>
+        <w:t>=</w:t>
+      </w:r>
+      <w:proofErr w:type="spellStart"/>
+      <w:r>
+        <w:rPr>
+          <w:rStyle w:val="t"/>
+          <w:rFonts w:ascii="Times New Roman" w:hAnsi="Times New Roman" w:cs="Times New Roman"/>
+        </w:rPr>
+        <w:t>arr</w:t>
+      </w:r>
+      <w:proofErr w:type="spellEnd"/>
+      <w:r>
+        <w:rPr>
+          <w:rFonts w:ascii="Times New Roman" w:hAnsi="Times New Roman" w:cs="Times New Roman"/>
+        </w:rPr>
+        <w:t>[</w:t>
+      </w:r>
+      <w:r>
+        <w:rPr>
+          <w:rStyle w:val="t"/>
+          <w:rFonts w:ascii="Times New Roman" w:hAnsi="Times New Roman" w:cs="Times New Roman"/>
+        </w:rPr>
+        <w:t>i</w:t>
+      </w:r>
+      <w:r>
+        <w:rPr>
+          <w:rStyle w:val="n"/>
+          <w:rFonts w:ascii="Times New Roman" w:hAnsi="Times New Roman" w:cs="Times New Roman"/>
+        </w:rPr>
+        <w:t>-</w:t>
+      </w:r>
+      <w:r>
+        <w:rPr>
+          <w:rStyle w:val="q"/>
+          <w:rFonts w:ascii="Times New Roman" w:hAnsi="Times New Roman" w:cs="Times New Roman"/>
+        </w:rPr>
+        <w:t>1</w:t>
+      </w:r>
+      <w:r>
+        <w:rPr>
+          <w:rFonts w:ascii="Times New Roman" w:hAnsi="Times New Roman" w:cs="Times New Roman"/>
+        </w:rPr>
+        <w:t>];</w:t>
+      </w:r>
+      <w:r>
+        <w:rPr>
+          <w:rFonts w:ascii="Times New Roman" w:hAnsi="Times New Roman" w:cs="Times New Roman"/>
+        </w:rPr>
+        <w:br/>
+        <w:t>}</w:t>
+      </w:r>
+      <w:r>
+        <w:rPr>
+          <w:rFonts w:ascii="Times New Roman" w:hAnsi="Times New Roman" w:cs="Times New Roman"/>
+        </w:rPr>
+        <w:br/>
+      </w:r>
+      <w:proofErr w:type="spellStart"/>
+      <w:r>
+        <w:rPr>
+          <w:rStyle w:val="t"/>
+          <w:rFonts w:ascii="Times New Roman" w:hAnsi="Times New Roman" w:cs="Times New Roman"/>
+        </w:rPr>
+        <w:t>arr</w:t>
+      </w:r>
+      <w:proofErr w:type="spellEnd"/>
+      <w:r>
+        <w:rPr>
+          <w:rFonts w:ascii="Times New Roman" w:hAnsi="Times New Roman" w:cs="Times New Roman"/>
+        </w:rPr>
+        <w:t>[</w:t>
+      </w:r>
+      <w:proofErr w:type="spellStart"/>
+      <w:r>
+        <w:rPr>
+          <w:rStyle w:val="t"/>
+          <w:rFonts w:ascii="Times New Roman" w:hAnsi="Times New Roman" w:cs="Times New Roman"/>
+        </w:rPr>
+        <w:t>pos</w:t>
+      </w:r>
+      <w:proofErr w:type="spellEnd"/>
+      <w:r>
+        <w:rPr>
+          <w:rFonts w:ascii="Times New Roman" w:hAnsi="Times New Roman" w:cs="Times New Roman"/>
+        </w:rPr>
+        <w:t>]</w:t>
+      </w:r>
+      <w:r>
+        <w:rPr>
+          <w:rStyle w:val="n"/>
+          <w:rFonts w:ascii="Times New Roman" w:hAnsi="Times New Roman" w:cs="Times New Roman"/>
+        </w:rPr>
+        <w:t>=</w:t>
+      </w:r>
+      <w:r>
+        <w:rPr>
+          <w:rStyle w:val="t"/>
+          <w:rFonts w:ascii="Times New Roman" w:hAnsi="Times New Roman" w:cs="Times New Roman"/>
+        </w:rPr>
+        <w:t>value</w:t>
+      </w:r>
+      <w:r>
+        <w:rPr>
+          <w:rFonts w:ascii="Times New Roman" w:hAnsi="Times New Roman" w:cs="Times New Roman"/>
+        </w:rPr>
+        <w:t>;</w:t>
+      </w:r>
+    </w:p>
+    <w:p>
+      <w:r>
+        <w:pict>
+          <v:rect id="_x0000_i1031" style="width:0;height:1.5pt" o:hralign="center" o:hrstd="t" o:hr="t" fillcolor="#a0a0a0" stroked="f"/>
+        </w:pict>
+      </w:r>
+    </w:p>
+    <w:p>
+      <w:pPr>
+        <w:pStyle w:val="Heading3"/>
+        <w:spacing w:before="0"/>
+        <w:rPr>
+          <w:rFonts w:ascii="Times New Roman" w:hAnsi="Times New Roman" w:cs="Times New Roman"/>
+          <w:color w:val="00B050"/>
+        </w:rPr>
+      </w:pPr>
+      <w:r>
+        <w:rPr>
+          <w:rStyle w:val="Strong"/>
+          <w:rFonts w:ascii="Times New Roman" w:hAnsi="Times New Roman" w:cs="Times New Roman"/>
+          <w:b w:val="0"/>
+          <w:bCs w:val="0"/>
+          <w:color w:val="00B050"/>
+        </w:rPr>
+        <w:t>8. Selection Sort</w:t>
+      </w:r>
+    </w:p>
+    <w:p>
+      <w:pPr>
+        <w:pStyle w:val="HTMLPreformatted"/>
+        <w:rPr>
+          <w:rFonts w:ascii="Times New Roman" w:hAnsi="Times New Roman" w:cs="Times New Roman"/>
+        </w:rPr>
+      </w:pPr>
+      <w:r>
+        <w:rPr>
+          <w:rStyle w:val="n"/>
+          <w:rFonts w:ascii="Times New Roman" w:hAnsi="Times New Roman" w:cs="Times New Roman"/>
+        </w:rPr>
+        <w:t>for</w:t>
+      </w:r>
+      <w:r>
+        <w:rPr>
+          <w:rFonts w:ascii="Times New Roman" w:hAnsi="Times New Roman" w:cs="Times New Roman"/>
+        </w:rPr>
+        <w:t>(</w:t>
+      </w:r>
+      <w:proofErr w:type="spellStart"/>
+      <w:r>
+        <w:rPr>
+          <w:rStyle w:val="t"/>
+          <w:rFonts w:ascii="Times New Roman" w:hAnsi="Times New Roman" w:cs="Times New Roman"/>
+        </w:rPr>
+        <w:t>int</w:t>
+      </w:r>
+      <w:proofErr w:type="spellEnd"/>
+      <w:r>
+        <w:rPr>
+          <w:rFonts w:ascii="Times New Roman" w:hAnsi="Times New Roman" w:cs="Times New Roman"/>
+        </w:rPr>
+        <w:t xml:space="preserve"> </w:t>
+      </w:r>
+      <w:proofErr w:type="spellStart"/>
+      <w:r>
+        <w:rPr>
+          <w:rStyle w:val="t"/>
+          <w:rFonts w:ascii="Times New Roman" w:hAnsi="Times New Roman" w:cs="Times New Roman"/>
+        </w:rPr>
+        <w:t>i</w:t>
+      </w:r>
+      <w:proofErr w:type="spellEnd"/>
+      <w:r>
+        <w:rPr>
+          <w:rStyle w:val="n"/>
+          <w:rFonts w:ascii="Times New Roman" w:hAnsi="Times New Roman" w:cs="Times New Roman"/>
+        </w:rPr>
+        <w:t>=</w:t>
+      </w:r>
+      <w:r>
+        <w:rPr>
+          <w:rStyle w:val="q"/>
+          <w:rFonts w:ascii="Times New Roman" w:hAnsi="Times New Roman" w:cs="Times New Roman"/>
+        </w:rPr>
+        <w:t>0</w:t>
+      </w:r>
+      <w:r>
+        <w:rPr>
+          <w:rFonts w:ascii="Times New Roman" w:hAnsi="Times New Roman" w:cs="Times New Roman"/>
+        </w:rPr>
+        <w:t>;</w:t>
+      </w:r>
+      <w:r>
+        <w:rPr>
+          <w:rStyle w:val="t"/>
+          <w:rFonts w:ascii="Times New Roman" w:hAnsi="Times New Roman" w:cs="Times New Roman"/>
+        </w:rPr>
+        <w:t>i</w:t>
+      </w:r>
+      <w:r>
+        <w:rPr>
+          <w:rStyle w:val="n"/>
+          <w:rFonts w:ascii="Times New Roman" w:hAnsi="Times New Roman" w:cs="Times New Roman"/>
+        </w:rPr>
+        <w:t>&lt;</w:t>
+      </w:r>
+      <w:r>
+        <w:rPr>
+          <w:rStyle w:val="t"/>
+          <w:rFonts w:ascii="Times New Roman" w:hAnsi="Times New Roman" w:cs="Times New Roman"/>
+        </w:rPr>
+        <w:t>n</w:t>
+      </w:r>
+      <w:r>
+        <w:rPr>
+          <w:rStyle w:val="n"/>
+          <w:rFonts w:ascii="Times New Roman" w:hAnsi="Times New Roman" w:cs="Times New Roman"/>
+        </w:rPr>
+        <w:t>-</w:t>
+      </w:r>
+      <w:r>
+        <w:rPr>
+          <w:rStyle w:val="q"/>
+          <w:rFonts w:ascii="Times New Roman" w:hAnsi="Times New Roman" w:cs="Times New Roman"/>
+        </w:rPr>
+        <w:t>1</w:t>
+      </w:r>
+      <w:r>
+        <w:rPr>
+          <w:rFonts w:ascii="Times New Roman" w:hAnsi="Times New Roman" w:cs="Times New Roman"/>
+        </w:rPr>
+        <w:t>;</w:t>
+      </w:r>
+      <w:r>
+        <w:rPr>
+          <w:rStyle w:val="t"/>
+          <w:rFonts w:ascii="Times New Roman" w:hAnsi="Times New Roman" w:cs="Times New Roman"/>
+        </w:rPr>
+        <w:t>i</w:t>
+      </w:r>
+      <w:r>
+        <w:rPr>
+          <w:rStyle w:val="n"/>
+          <w:rFonts w:ascii="Times New Roman" w:hAnsi="Times New Roman" w:cs="Times New Roman"/>
+        </w:rPr>
+        <w:t>++</w:t>
+      </w:r>
+      <w:r>
+        <w:rPr>
+          <w:rFonts w:ascii="Times New Roman" w:hAnsi="Times New Roman" w:cs="Times New Roman"/>
+        </w:rPr>
+        <w:t>){</w:t>
+      </w:r>
+      <w:r>
+        <w:rPr>
+          <w:rFonts w:ascii="Times New Roman" w:hAnsi="Times New Roman" w:cs="Times New Roman"/>
+        </w:rPr>
+        <w:br/>
+        <w:t xml:space="preserve">    </w:t>
+      </w:r>
+      <w:proofErr w:type="spellStart"/>
+      <w:r>
+        <w:rPr>
+          <w:rStyle w:val="t"/>
+          <w:rFonts w:ascii="Times New Roman" w:hAnsi="Times New Roman" w:cs="Times New Roman"/>
+        </w:rPr>
+        <w:t>int</w:t>
+      </w:r>
+      <w:proofErr w:type="spellEnd"/>
+      <w:r>
+        <w:rPr>
+          <w:rFonts w:ascii="Times New Roman" w:hAnsi="Times New Roman" w:cs="Times New Roman"/>
+        </w:rPr>
+        <w:t xml:space="preserve"> </w:t>
+      </w:r>
+      <w:r>
+        <w:rPr>
+          <w:rStyle w:val="t"/>
+          <w:rFonts w:ascii="Times New Roman" w:hAnsi="Times New Roman" w:cs="Times New Roman"/>
+        </w:rPr>
+        <w:t>min</w:t>
+      </w:r>
+      <w:r>
+        <w:rPr>
+          <w:rStyle w:val="n"/>
+          <w:rFonts w:ascii="Times New Roman" w:hAnsi="Times New Roman" w:cs="Times New Roman"/>
+        </w:rPr>
+        <w:t>=</w:t>
+      </w:r>
+      <w:proofErr w:type="spellStart"/>
+      <w:r>
+        <w:rPr>
+          <w:rStyle w:val="t"/>
+          <w:rFonts w:ascii="Times New Roman" w:hAnsi="Times New Roman" w:cs="Times New Roman"/>
+        </w:rPr>
+        <w:t>i</w:t>
+      </w:r>
+      <w:proofErr w:type="spellEnd"/>
+      <w:r>
+        <w:rPr>
+          <w:rFonts w:ascii="Times New Roman" w:hAnsi="Times New Roman" w:cs="Times New Roman"/>
+        </w:rPr>
+        <w:t>;</w:t>
+      </w:r>
+      <w:r>
+        <w:rPr>
+          <w:rFonts w:ascii="Times New Roman" w:hAnsi="Times New Roman" w:cs="Times New Roman"/>
+        </w:rPr>
+        <w:br/>
+        <w:t xml:space="preserve">    </w:t>
+      </w:r>
+      <w:r>
+        <w:rPr>
+          <w:rStyle w:val="n"/>
+          <w:rFonts w:ascii="Times New Roman" w:hAnsi="Times New Roman" w:cs="Times New Roman"/>
+        </w:rPr>
+        <w:t>for</w:t>
+      </w:r>
+      <w:r>
+        <w:rPr>
+          <w:rFonts w:ascii="Times New Roman" w:hAnsi="Times New Roman" w:cs="Times New Roman"/>
+        </w:rPr>
+        <w:t>(</w:t>
+      </w:r>
+      <w:proofErr w:type="spellStart"/>
+      <w:r>
+        <w:rPr>
+          <w:rStyle w:val="t"/>
+          <w:rFonts w:ascii="Times New Roman" w:hAnsi="Times New Roman" w:cs="Times New Roman"/>
+        </w:rPr>
+        <w:t>int</w:t>
+      </w:r>
+      <w:proofErr w:type="spellEnd"/>
+      <w:r>
+        <w:rPr>
+          <w:rFonts w:ascii="Times New Roman" w:hAnsi="Times New Roman" w:cs="Times New Roman"/>
+        </w:rPr>
+        <w:t xml:space="preserve"> </w:t>
+      </w:r>
+      <w:r>
+        <w:rPr>
+          <w:rStyle w:val="t"/>
+          <w:rFonts w:ascii="Times New Roman" w:hAnsi="Times New Roman" w:cs="Times New Roman"/>
+        </w:rPr>
+        <w:t>j</w:t>
+      </w:r>
+      <w:r>
+        <w:rPr>
+          <w:rStyle w:val="n"/>
+          <w:rFonts w:ascii="Times New Roman" w:hAnsi="Times New Roman" w:cs="Times New Roman"/>
+        </w:rPr>
+        <w:t>=</w:t>
+      </w:r>
+      <w:r>
+        <w:rPr>
+          <w:rStyle w:val="t"/>
+          <w:rFonts w:ascii="Times New Roman" w:hAnsi="Times New Roman" w:cs="Times New Roman"/>
+        </w:rPr>
+        <w:t>i</w:t>
+      </w:r>
+      <w:r>
+        <w:rPr>
+          <w:rStyle w:val="n"/>
+          <w:rFonts w:ascii="Times New Roman" w:hAnsi="Times New Roman" w:cs="Times New Roman"/>
+        </w:rPr>
+        <w:t>+</w:t>
+      </w:r>
+      <w:r>
+        <w:rPr>
+          <w:rStyle w:val="q"/>
+          <w:rFonts w:ascii="Times New Roman" w:hAnsi="Times New Roman" w:cs="Times New Roman"/>
+        </w:rPr>
+        <w:t>1</w:t>
+      </w:r>
+      <w:r>
+        <w:rPr>
+          <w:rFonts w:ascii="Times New Roman" w:hAnsi="Times New Roman" w:cs="Times New Roman"/>
+        </w:rPr>
+        <w:t>;</w:t>
+      </w:r>
+      <w:r>
+        <w:rPr>
+          <w:rStyle w:val="t"/>
+          <w:rFonts w:ascii="Times New Roman" w:hAnsi="Times New Roman" w:cs="Times New Roman"/>
+        </w:rPr>
+        <w:t>j</w:t>
+      </w:r>
+      <w:r>
+        <w:rPr>
+          <w:rStyle w:val="n"/>
+          <w:rFonts w:ascii="Times New Roman" w:hAnsi="Times New Roman" w:cs="Times New Roman"/>
+        </w:rPr>
+        <w:t>&lt;</w:t>
+      </w:r>
+      <w:proofErr w:type="spellStart"/>
+      <w:r>
+        <w:rPr>
+          <w:rStyle w:val="t"/>
+          <w:rFonts w:ascii="Times New Roman" w:hAnsi="Times New Roman" w:cs="Times New Roman"/>
+        </w:rPr>
+        <w:t>n</w:t>
+      </w:r>
+      <w:r>
+        <w:rPr>
+          <w:rFonts w:ascii="Times New Roman" w:hAnsi="Times New Roman" w:cs="Times New Roman"/>
+        </w:rPr>
+        <w:t>;</w:t>
+      </w:r>
+      <w:r>
+        <w:rPr>
+          <w:rStyle w:val="t"/>
+          <w:rFonts w:ascii="Times New Roman" w:hAnsi="Times New Roman" w:cs="Times New Roman"/>
+        </w:rPr>
+        <w:t>j</w:t>
+      </w:r>
+      <w:proofErr w:type="spellEnd"/>
+      <w:r>
+        <w:rPr>
+          <w:rStyle w:val="n"/>
+          <w:rFonts w:ascii="Times New Roman" w:hAnsi="Times New Roman" w:cs="Times New Roman"/>
+        </w:rPr>
+        <w:t>++</w:t>
+      </w:r>
+      <w:r>
+        <w:rPr>
+          <w:rFonts w:ascii="Times New Roman" w:hAnsi="Times New Roman" w:cs="Times New Roman"/>
+        </w:rPr>
+        <w:t>){</w:t>
+      </w:r>
+      <w:r>
+        <w:rPr>
+          <w:rFonts w:ascii="Times New Roman" w:hAnsi="Times New Roman" w:cs="Times New Roman"/>
+        </w:rPr>
+        <w:br/>
+        <w:t xml:space="preserve">        </w:t>
+      </w:r>
+      <w:r>
+        <w:rPr>
+          <w:rStyle w:val="n"/>
+          <w:rFonts w:ascii="Times New Roman" w:hAnsi="Times New Roman" w:cs="Times New Roman"/>
+        </w:rPr>
+        <w:t>if</w:t>
+      </w:r>
+      <w:r>
+        <w:rPr>
+          <w:rFonts w:ascii="Times New Roman" w:hAnsi="Times New Roman" w:cs="Times New Roman"/>
+        </w:rPr>
+        <w:t>(</w:t>
+      </w:r>
+      <w:proofErr w:type="spellStart"/>
+      <w:r>
+        <w:rPr>
+          <w:rStyle w:val="t"/>
+          <w:rFonts w:ascii="Times New Roman" w:hAnsi="Times New Roman" w:cs="Times New Roman"/>
+        </w:rPr>
+        <w:t>arr</w:t>
+      </w:r>
+      <w:proofErr w:type="spellEnd"/>
+      <w:r>
+        <w:rPr>
+          <w:rFonts w:ascii="Times New Roman" w:hAnsi="Times New Roman" w:cs="Times New Roman"/>
+        </w:rPr>
+        <w:t>[</w:t>
+      </w:r>
+      <w:r>
+        <w:rPr>
+          <w:rStyle w:val="t"/>
+          <w:rFonts w:ascii="Times New Roman" w:hAnsi="Times New Roman" w:cs="Times New Roman"/>
+        </w:rPr>
+        <w:t>j</w:t>
+      </w:r>
+      <w:r>
+        <w:rPr>
+          <w:rFonts w:ascii="Times New Roman" w:hAnsi="Times New Roman" w:cs="Times New Roman"/>
+        </w:rPr>
+        <w:t>]</w:t>
+      </w:r>
+      <w:r>
+        <w:rPr>
+          <w:rStyle w:val="n"/>
+          <w:rFonts w:ascii="Times New Roman" w:hAnsi="Times New Roman" w:cs="Times New Roman"/>
+        </w:rPr>
+        <w:t>&lt;</w:t>
+      </w:r>
+      <w:proofErr w:type="spellStart"/>
+      <w:r>
+        <w:rPr>
+          <w:rStyle w:val="t"/>
+          <w:rFonts w:ascii="Times New Roman" w:hAnsi="Times New Roman" w:cs="Times New Roman"/>
+        </w:rPr>
+        <w:t>arr</w:t>
+      </w:r>
+      <w:proofErr w:type="spellEnd"/>
+      <w:r>
+        <w:rPr>
+          <w:rFonts w:ascii="Times New Roman" w:hAnsi="Times New Roman" w:cs="Times New Roman"/>
+        </w:rPr>
+        <w:t>[</w:t>
+      </w:r>
+      <w:r>
+        <w:rPr>
+          <w:rStyle w:val="t"/>
+          <w:rFonts w:ascii="Times New Roman" w:hAnsi="Times New Roman" w:cs="Times New Roman"/>
+        </w:rPr>
+        <w:t>min</w:t>
+      </w:r>
+      <w:r>
+        <w:rPr>
+          <w:rFonts w:ascii="Times New Roman" w:hAnsi="Times New Roman" w:cs="Times New Roman"/>
+        </w:rPr>
+        <w:t>])</w:t>
+      </w:r>
+      <w:r>
+        <w:rPr>
+          <w:rFonts w:ascii="Times New Roman" w:hAnsi="Times New Roman" w:cs="Times New Roman"/>
+        </w:rPr>
+        <w:br/>
+        <w:t xml:space="preserve">            </w:t>
+      </w:r>
+      <w:r>
+        <w:rPr>
+          <w:rStyle w:val="t"/>
+          <w:rFonts w:ascii="Times New Roman" w:hAnsi="Times New Roman" w:cs="Times New Roman"/>
+        </w:rPr>
+        <w:t>min</w:t>
+      </w:r>
+      <w:r>
+        <w:rPr>
+          <w:rStyle w:val="n"/>
+          <w:rFonts w:ascii="Times New Roman" w:hAnsi="Times New Roman" w:cs="Times New Roman"/>
+        </w:rPr>
+        <w:t>=</w:t>
+      </w:r>
+      <w:r>
+        <w:rPr>
+          <w:rStyle w:val="t"/>
+          <w:rFonts w:ascii="Times New Roman" w:hAnsi="Times New Roman" w:cs="Times New Roman"/>
+        </w:rPr>
+        <w:t>j</w:t>
+      </w:r>
+      <w:r>
+        <w:rPr>
+          <w:rFonts w:ascii="Times New Roman" w:hAnsi="Times New Roman" w:cs="Times New Roman"/>
+        </w:rPr>
+        <w:t>;</w:t>
+      </w:r>
+      <w:r>
+        <w:rPr>
+          <w:rFonts w:ascii="Times New Roman" w:hAnsi="Times New Roman" w:cs="Times New Roman"/>
+        </w:rPr>
+        <w:br/>
+      </w:r>
+      <w:r>
+        <w:rPr>
+          <w:rFonts w:ascii="Times New Roman" w:hAnsi="Times New Roman" w:cs="Times New Roman"/>
+        </w:rPr>
+        <w:lastRenderedPageBreak/>
+        <w:t xml:space="preserve">    }</w:t>
+      </w:r>
+      <w:r>
+        <w:rPr>
+          <w:rFonts w:ascii="Times New Roman" w:hAnsi="Times New Roman" w:cs="Times New Roman"/>
+        </w:rPr>
+        <w:br/>
+        <w:t xml:space="preserve">    </w:t>
+      </w:r>
+      <w:proofErr w:type="spellStart"/>
+      <w:r>
+        <w:rPr>
+          <w:rStyle w:val="t"/>
+          <w:rFonts w:ascii="Times New Roman" w:hAnsi="Times New Roman" w:cs="Times New Roman"/>
+        </w:rPr>
+        <w:t>int</w:t>
+      </w:r>
+      <w:proofErr w:type="spellEnd"/>
+      <w:r>
+        <w:rPr>
+          <w:rFonts w:ascii="Times New Roman" w:hAnsi="Times New Roman" w:cs="Times New Roman"/>
+        </w:rPr>
+        <w:t xml:space="preserve"> </w:t>
+      </w:r>
+      <w:r>
+        <w:rPr>
+          <w:rStyle w:val="t"/>
+          <w:rFonts w:ascii="Times New Roman" w:hAnsi="Times New Roman" w:cs="Times New Roman"/>
+        </w:rPr>
+        <w:t>temp</w:t>
+      </w:r>
+      <w:r>
+        <w:rPr>
+          <w:rStyle w:val="n"/>
+          <w:rFonts w:ascii="Times New Roman" w:hAnsi="Times New Roman" w:cs="Times New Roman"/>
+        </w:rPr>
+        <w:t>=</w:t>
+      </w:r>
+      <w:proofErr w:type="spellStart"/>
+      <w:r>
+        <w:rPr>
+          <w:rStyle w:val="t"/>
+          <w:rFonts w:ascii="Times New Roman" w:hAnsi="Times New Roman" w:cs="Times New Roman"/>
+        </w:rPr>
+        <w:t>arr</w:t>
+      </w:r>
+      <w:proofErr w:type="spellEnd"/>
+      <w:r>
+        <w:rPr>
+          <w:rFonts w:ascii="Times New Roman" w:hAnsi="Times New Roman" w:cs="Times New Roman"/>
+        </w:rPr>
+        <w:t>[</w:t>
+      </w:r>
+      <w:proofErr w:type="spellStart"/>
+      <w:r>
+        <w:rPr>
+          <w:rStyle w:val="t"/>
+          <w:rFonts w:ascii="Times New Roman" w:hAnsi="Times New Roman" w:cs="Times New Roman"/>
+        </w:rPr>
+        <w:t>i</w:t>
+      </w:r>
+      <w:proofErr w:type="spellEnd"/>
+      <w:r>
+        <w:rPr>
+          <w:rFonts w:ascii="Times New Roman" w:hAnsi="Times New Roman" w:cs="Times New Roman"/>
+        </w:rPr>
+        <w:t>];</w:t>
+      </w:r>
+      <w:r>
+        <w:rPr>
+          <w:rFonts w:ascii="Times New Roman" w:hAnsi="Times New Roman" w:cs="Times New Roman"/>
+        </w:rPr>
+        <w:br/>
+        <w:t xml:space="preserve">    </w:t>
+      </w:r>
+      <w:proofErr w:type="spellStart"/>
+      <w:r>
+        <w:rPr>
+          <w:rStyle w:val="t"/>
+          <w:rFonts w:ascii="Times New Roman" w:hAnsi="Times New Roman" w:cs="Times New Roman"/>
+        </w:rPr>
+        <w:t>arr</w:t>
+      </w:r>
+      <w:proofErr w:type="spellEnd"/>
+      <w:r>
+        <w:rPr>
+          <w:rFonts w:ascii="Times New Roman" w:hAnsi="Times New Roman" w:cs="Times New Roman"/>
+        </w:rPr>
+        <w:t>[</w:t>
+      </w:r>
+      <w:proofErr w:type="spellStart"/>
+      <w:r>
+        <w:rPr>
+          <w:rStyle w:val="t"/>
+          <w:rFonts w:ascii="Times New Roman" w:hAnsi="Times New Roman" w:cs="Times New Roman"/>
+        </w:rPr>
+        <w:t>i</w:t>
+      </w:r>
+      <w:proofErr w:type="spellEnd"/>
+      <w:r>
+        <w:rPr>
+          <w:rFonts w:ascii="Times New Roman" w:hAnsi="Times New Roman" w:cs="Times New Roman"/>
+        </w:rPr>
+        <w:t>]</w:t>
+      </w:r>
+      <w:r>
+        <w:rPr>
+          <w:rStyle w:val="n"/>
+          <w:rFonts w:ascii="Times New Roman" w:hAnsi="Times New Roman" w:cs="Times New Roman"/>
+        </w:rPr>
+        <w:t>=</w:t>
+      </w:r>
+      <w:proofErr w:type="spellStart"/>
+      <w:r>
+        <w:rPr>
+          <w:rStyle w:val="t"/>
+          <w:rFonts w:ascii="Times New Roman" w:hAnsi="Times New Roman" w:cs="Times New Roman"/>
+        </w:rPr>
+        <w:t>arr</w:t>
+      </w:r>
+      <w:proofErr w:type="spellEnd"/>
+      <w:r>
+        <w:rPr>
+          <w:rFonts w:ascii="Times New Roman" w:hAnsi="Times New Roman" w:cs="Times New Roman"/>
+        </w:rPr>
+        <w:t>[</w:t>
+      </w:r>
+      <w:r>
+        <w:rPr>
+          <w:rStyle w:val="t"/>
+          <w:rFonts w:ascii="Times New Roman" w:hAnsi="Times New Roman" w:cs="Times New Roman"/>
+        </w:rPr>
+        <w:t>min</w:t>
+      </w:r>
+      <w:r>
+        <w:rPr>
+          <w:rFonts w:ascii="Times New Roman" w:hAnsi="Times New Roman" w:cs="Times New Roman"/>
+        </w:rPr>
+        <w:t>];</w:t>
+      </w:r>
+      <w:r>
+        <w:rPr>
+          <w:rFonts w:ascii="Times New Roman" w:hAnsi="Times New Roman" w:cs="Times New Roman"/>
+        </w:rPr>
+        <w:br/>
+        <w:t xml:space="preserve">    </w:t>
+      </w:r>
+      <w:proofErr w:type="spellStart"/>
+      <w:r>
+        <w:rPr>
+          <w:rStyle w:val="t"/>
+          <w:rFonts w:ascii="Times New Roman" w:hAnsi="Times New Roman" w:cs="Times New Roman"/>
+        </w:rPr>
+        <w:t>arr</w:t>
+      </w:r>
+      <w:proofErr w:type="spellEnd"/>
+      <w:r>
+        <w:rPr>
+          <w:rFonts w:ascii="Times New Roman" w:hAnsi="Times New Roman" w:cs="Times New Roman"/>
+        </w:rPr>
+        <w:t>[</w:t>
+      </w:r>
+      <w:r>
+        <w:rPr>
+          <w:rStyle w:val="t"/>
+          <w:rFonts w:ascii="Times New Roman" w:hAnsi="Times New Roman" w:cs="Times New Roman"/>
+        </w:rPr>
+        <w:t>min</w:t>
+      </w:r>
+      <w:r>
+        <w:rPr>
+          <w:rFonts w:ascii="Times New Roman" w:hAnsi="Times New Roman" w:cs="Times New Roman"/>
+        </w:rPr>
+        <w:t>]</w:t>
+      </w:r>
+      <w:r>
+        <w:rPr>
+          <w:rStyle w:val="n"/>
+          <w:rFonts w:ascii="Times New Roman" w:hAnsi="Times New Roman" w:cs="Times New Roman"/>
+        </w:rPr>
+        <w:t>=</w:t>
+      </w:r>
+      <w:r>
+        <w:rPr>
+          <w:rStyle w:val="t"/>
+          <w:rFonts w:ascii="Times New Roman" w:hAnsi="Times New Roman" w:cs="Times New Roman"/>
+        </w:rPr>
+        <w:t>temp</w:t>
+      </w:r>
+      <w:r>
+        <w:rPr>
+          <w:rFonts w:ascii="Times New Roman" w:hAnsi="Times New Roman" w:cs="Times New Roman"/>
+        </w:rPr>
+        <w:t>;</w:t>
+      </w:r>
+      <w:r>
+        <w:rPr>
+          <w:rFonts w:ascii="Times New Roman" w:hAnsi="Times New Roman" w:cs="Times New Roman"/>
+        </w:rPr>
+        <w:br/>
+        <w:t>}</w:t>
+      </w:r>
+    </w:p>
+    <w:p>
+      <w:r>
+        <w:pict>
+          <v:rect id="_x0000_i1032" style="width:0;height:1.5pt" o:hralign="center" o:hrstd="t" o:hr="t" fillcolor="#a0a0a0" stroked="f"/>
+        </w:pict>
+      </w:r>
+    </w:p>
+    <w:p>
+      <w:pPr>
+        <w:pStyle w:val="Heading3"/>
+        <w:spacing w:before="0"/>
+        <w:rPr>
+          <w:rFonts w:ascii="Times New Roman" w:hAnsi="Times New Roman" w:cs="Times New Roman"/>
+          <w:color w:val="00B050"/>
+        </w:rPr>
+      </w:pPr>
+      <w:r>
+        <w:rPr>
+          <w:rStyle w:val="Strong"/>
+          <w:rFonts w:ascii="Times New Roman" w:hAnsi="Times New Roman" w:cs="Times New Roman"/>
+          <w:b w:val="0"/>
+          <w:bCs w:val="0"/>
+          <w:color w:val="00B050"/>
+        </w:rPr>
+        <w:t>9. Separate odd and even arrays</w:t>
+      </w:r>
+    </w:p>
+    <w:p>
+      <w:pPr>
+        <w:pStyle w:val="HTMLPreformatted"/>
+        <w:rPr>
+          <w:rFonts w:ascii="Times New Roman" w:hAnsi="Times New Roman" w:cs="Times New Roman"/>
+        </w:rPr>
+      </w:pPr>
+      <w:proofErr w:type="gramStart"/>
+      <w:r>
+        <w:rPr>
+          <w:rStyle w:val="n"/>
+          <w:rFonts w:ascii="Times New Roman" w:hAnsi="Times New Roman" w:cs="Times New Roman"/>
+        </w:rPr>
+        <w:t>if</w:t>
+      </w:r>
+      <w:r>
+        <w:rPr>
+          <w:rFonts w:ascii="Times New Roman" w:hAnsi="Times New Roman" w:cs="Times New Roman"/>
+        </w:rPr>
+        <w:t>(</w:t>
+      </w:r>
+      <w:proofErr w:type="spellStart"/>
+      <w:proofErr w:type="gramEnd"/>
+      <w:r>
+        <w:rPr>
+          <w:rStyle w:val="t"/>
+          <w:rFonts w:ascii="Times New Roman" w:hAnsi="Times New Roman" w:cs="Times New Roman"/>
+        </w:rPr>
+        <w:t>arr</w:t>
+      </w:r>
+      <w:proofErr w:type="spellEnd"/>
+      <w:r>
+        <w:rPr>
+          <w:rFonts w:ascii="Times New Roman" w:hAnsi="Times New Roman" w:cs="Times New Roman"/>
+        </w:rPr>
+        <w:t>[</w:t>
+      </w:r>
+      <w:proofErr w:type="spellStart"/>
+      <w:r>
+        <w:rPr>
+          <w:rStyle w:val="t"/>
+          <w:rFonts w:ascii="Times New Roman" w:hAnsi="Times New Roman" w:cs="Times New Roman"/>
+        </w:rPr>
+        <w:t>i</w:t>
+      </w:r>
+      <w:proofErr w:type="spellEnd"/>
+      <w:r>
+        <w:rPr>
+          <w:rFonts w:ascii="Times New Roman" w:hAnsi="Times New Roman" w:cs="Times New Roman"/>
+        </w:rPr>
+        <w:t>]</w:t>
+      </w:r>
+      <w:r>
+        <w:rPr>
+          <w:rStyle w:val="n"/>
+          <w:rFonts w:ascii="Times New Roman" w:hAnsi="Times New Roman" w:cs="Times New Roman"/>
+        </w:rPr>
+        <w:t>%</w:t>
+      </w:r>
+      <w:r>
+        <w:rPr>
+          <w:rStyle w:val="q"/>
+          <w:rFonts w:ascii="Times New Roman" w:hAnsi="Times New Roman" w:cs="Times New Roman"/>
+        </w:rPr>
+        <w:t>2</w:t>
+      </w:r>
+      <w:r>
+        <w:rPr>
+          <w:rStyle w:val="n"/>
+          <w:rFonts w:ascii="Times New Roman" w:hAnsi="Times New Roman" w:cs="Times New Roman"/>
+        </w:rPr>
+        <w:t>==</w:t>
+      </w:r>
+      <w:r>
+        <w:rPr>
+          <w:rStyle w:val="q"/>
+          <w:rFonts w:ascii="Times New Roman" w:hAnsi="Times New Roman" w:cs="Times New Roman"/>
+        </w:rPr>
+        <w:t>0</w:t>
+      </w:r>
+      <w:r>
+        <w:rPr>
+          <w:rFonts w:ascii="Times New Roman" w:hAnsi="Times New Roman" w:cs="Times New Roman"/>
+        </w:rPr>
+        <w:t>)</w:t>
+      </w:r>
+      <w:r>
+        <w:rPr>
+          <w:rFonts w:ascii="Times New Roman" w:hAnsi="Times New Roman" w:cs="Times New Roman"/>
+        </w:rPr>
+        <w:br/>
+        <w:t xml:space="preserve">    </w:t>
+      </w:r>
+      <w:r>
+        <w:rPr>
+          <w:rStyle w:val="t"/>
+          <w:rFonts w:ascii="Times New Roman" w:hAnsi="Times New Roman" w:cs="Times New Roman"/>
+        </w:rPr>
+        <w:t>even</w:t>
+      </w:r>
+      <w:r>
+        <w:rPr>
+          <w:rFonts w:ascii="Times New Roman" w:hAnsi="Times New Roman" w:cs="Times New Roman"/>
+        </w:rPr>
+        <w:t>[</w:t>
+      </w:r>
+      <w:proofErr w:type="spellStart"/>
+      <w:r>
+        <w:rPr>
+          <w:rStyle w:val="t"/>
+          <w:rFonts w:ascii="Times New Roman" w:hAnsi="Times New Roman" w:cs="Times New Roman"/>
+        </w:rPr>
+        <w:t>j</w:t>
+      </w:r>
+      <w:r>
+        <w:rPr>
+          <w:rStyle w:val="n"/>
+          <w:rFonts w:ascii="Times New Roman" w:hAnsi="Times New Roman" w:cs="Times New Roman"/>
+        </w:rPr>
+        <w:t>++</w:t>
+      </w:r>
+      <w:proofErr w:type="spellEnd"/>
+      <w:r>
+        <w:rPr>
+          <w:rFonts w:ascii="Times New Roman" w:hAnsi="Times New Roman" w:cs="Times New Roman"/>
+        </w:rPr>
+        <w:t>]</w:t>
+      </w:r>
+      <w:r>
+        <w:rPr>
+          <w:rStyle w:val="n"/>
+          <w:rFonts w:ascii="Times New Roman" w:hAnsi="Times New Roman" w:cs="Times New Roman"/>
+        </w:rPr>
+        <w:t>=</w:t>
+      </w:r>
+      <w:proofErr w:type="spellStart"/>
+      <w:r>
+        <w:rPr>
+          <w:rStyle w:val="t"/>
+          <w:rFonts w:ascii="Times New Roman" w:hAnsi="Times New Roman" w:cs="Times New Roman"/>
+        </w:rPr>
+        <w:t>arr</w:t>
+      </w:r>
+      <w:proofErr w:type="spellEnd"/>
+      <w:r>
+        <w:rPr>
+          <w:rFonts w:ascii="Times New Roman" w:hAnsi="Times New Roman" w:cs="Times New Roman"/>
+        </w:rPr>
+        <w:t>[</w:t>
+      </w:r>
+      <w:proofErr w:type="spellStart"/>
+      <w:r>
+        <w:rPr>
+          <w:rStyle w:val="t"/>
+          <w:rFonts w:ascii="Times New Roman" w:hAnsi="Times New Roman" w:cs="Times New Roman"/>
+        </w:rPr>
+        <w:t>i</w:t>
+      </w:r>
+      <w:proofErr w:type="spellEnd"/>
+      <w:r>
+        <w:rPr>
+          <w:rFonts w:ascii="Times New Roman" w:hAnsi="Times New Roman" w:cs="Times New Roman"/>
+        </w:rPr>
+        <w:t>];</w:t>
+      </w:r>
+      <w:r>
+        <w:rPr>
+          <w:rFonts w:ascii="Times New Roman" w:hAnsi="Times New Roman" w:cs="Times New Roman"/>
+        </w:rPr>
+        <w:br/>
+      </w:r>
+      <w:r>
+        <w:rPr>
+          <w:rStyle w:val="n"/>
+          <w:rFonts w:ascii="Times New Roman" w:hAnsi="Times New Roman" w:cs="Times New Roman"/>
+        </w:rPr>
+        <w:t>else</w:t>
+      </w:r>
+      <w:r>
+        <w:rPr>
+          <w:rFonts w:ascii="Times New Roman" w:hAnsi="Times New Roman" w:cs="Times New Roman"/>
+        </w:rPr>
+        <w:br/>
+        <w:t xml:space="preserve">    </w:t>
+      </w:r>
+      <w:r>
+        <w:rPr>
+          <w:rStyle w:val="t"/>
+          <w:rFonts w:ascii="Times New Roman" w:hAnsi="Times New Roman" w:cs="Times New Roman"/>
+        </w:rPr>
+        <w:t>odd</w:t>
+      </w:r>
+      <w:r>
+        <w:rPr>
+          <w:rFonts w:ascii="Times New Roman" w:hAnsi="Times New Roman" w:cs="Times New Roman"/>
+        </w:rPr>
+        <w:t>[</w:t>
+      </w:r>
+      <w:r>
+        <w:rPr>
+          <w:rStyle w:val="t"/>
+          <w:rFonts w:ascii="Times New Roman" w:hAnsi="Times New Roman" w:cs="Times New Roman"/>
+        </w:rPr>
+        <w:t>k</w:t>
+      </w:r>
+      <w:r>
+        <w:rPr>
+          <w:rStyle w:val="n"/>
+          <w:rFonts w:ascii="Times New Roman" w:hAnsi="Times New Roman" w:cs="Times New Roman"/>
+        </w:rPr>
+        <w:t>++</w:t>
+      </w:r>
+      <w:r>
+        <w:rPr>
+          <w:rFonts w:ascii="Times New Roman" w:hAnsi="Times New Roman" w:cs="Times New Roman"/>
+        </w:rPr>
+        <w:t>]</w:t>
+      </w:r>
+      <w:r>
+        <w:rPr>
+          <w:rStyle w:val="n"/>
+          <w:rFonts w:ascii="Times New Roman" w:hAnsi="Times New Roman" w:cs="Times New Roman"/>
+        </w:rPr>
+        <w:t>=</w:t>
+      </w:r>
+      <w:proofErr w:type="spellStart"/>
+      <w:r>
+        <w:rPr>
+          <w:rStyle w:val="t"/>
+          <w:rFonts w:ascii="Times New Roman" w:hAnsi="Times New Roman" w:cs="Times New Roman"/>
+        </w:rPr>
+        <w:t>arr</w:t>
+      </w:r>
+      <w:proofErr w:type="spellEnd"/>
+      <w:r>
+        <w:rPr>
+          <w:rFonts w:ascii="Times New Roman" w:hAnsi="Times New Roman" w:cs="Times New Roman"/>
+        </w:rPr>
+        <w:t>[</w:t>
+      </w:r>
+      <w:proofErr w:type="spellStart"/>
+      <w:r>
+        <w:rPr>
+          <w:rStyle w:val="t"/>
+          <w:rFonts w:ascii="Times New Roman" w:hAnsi="Times New Roman" w:cs="Times New Roman"/>
+        </w:rPr>
+        <w:t>i</w:t>
+      </w:r>
+      <w:proofErr w:type="spellEnd"/>
+      <w:r>
+        <w:rPr>
+          <w:rFonts w:ascii="Times New Roman" w:hAnsi="Times New Roman" w:cs="Times New Roman"/>
+        </w:rPr>
+        <w:t>];</w:t>
+      </w:r>
+    </w:p>
+    <w:p>
+      <w:r>
+        <w:pict>
+          <v:rect id="_x0000_i1033" style="width:0;height:1.5pt" o:hralign="center" o:hrstd="t" o:hr="t" fillcolor="#a0a0a0" stroked="f"/>
+        </w:pict>
+      </w:r>
+    </w:p>
+    <w:p>
+      <w:pPr>
+        <w:pStyle w:val="Heading3"/>
+        <w:spacing w:before="0"/>
+        <w:rPr>
+          <w:rFonts w:ascii="Times New Roman" w:hAnsi="Times New Roman" w:cs="Times New Roman"/>
+          <w:color w:val="00B050"/>
+        </w:rPr>
+      </w:pPr>
+      <w:r>
+        <w:rPr>
+          <w:rStyle w:val="Strong"/>
+          <w:rFonts w:ascii="Times New Roman" w:hAnsi="Times New Roman" w:cs="Times New Roman"/>
+          <w:b w:val="0"/>
+          <w:bCs w:val="0"/>
+          <w:color w:val="00B050"/>
+        </w:rPr>
+        <w:t>10. Sum of Niven numbers</w:t>
+      </w:r>
+    </w:p>
+    <w:p>
+      <w:pPr>
+        <w:pStyle w:val="HTMLPreformatted"/>
+        <w:rPr>
+          <w:rFonts w:ascii="Times New Roman" w:hAnsi="Times New Roman" w:cs="Times New Roman"/>
+        </w:rPr>
+      </w:pPr>
+      <w:proofErr w:type="spellStart"/>
+      <w:proofErr w:type="gramStart"/>
+      <w:r>
+        <w:rPr>
+          <w:rStyle w:val="t"/>
+          <w:rFonts w:ascii="Times New Roman" w:hAnsi="Times New Roman" w:cs="Times New Roman"/>
+        </w:rPr>
+        <w:t>int</w:t>
+      </w:r>
+      <w:proofErr w:type="spellEnd"/>
+      <w:proofErr w:type="gramEnd"/>
+      <w:r>
+        <w:rPr>
+          <w:rFonts w:ascii="Times New Roman" w:hAnsi="Times New Roman" w:cs="Times New Roman"/>
+        </w:rPr>
+        <w:t xml:space="preserve"> </w:t>
+      </w:r>
+      <w:r>
+        <w:rPr>
+          <w:rStyle w:val="t"/>
+          <w:rFonts w:ascii="Times New Roman" w:hAnsi="Times New Roman" w:cs="Times New Roman"/>
+        </w:rPr>
+        <w:t>sum</w:t>
+      </w:r>
+      <w:r>
+        <w:rPr>
+          <w:rStyle w:val="n"/>
+          <w:rFonts w:ascii="Times New Roman" w:hAnsi="Times New Roman" w:cs="Times New Roman"/>
+        </w:rPr>
+        <w:t>=</w:t>
+      </w:r>
+      <w:r>
+        <w:rPr>
+          <w:rStyle w:val="q"/>
+          <w:rFonts w:ascii="Times New Roman" w:hAnsi="Times New Roman" w:cs="Times New Roman"/>
+        </w:rPr>
+        <w:t>0</w:t>
+      </w:r>
+      <w:r>
+        <w:rPr>
+          <w:rFonts w:ascii="Times New Roman" w:hAnsi="Times New Roman" w:cs="Times New Roman"/>
+        </w:rPr>
+        <w:t>;</w:t>
+      </w:r>
+      <w:r>
+        <w:rPr>
+          <w:rFonts w:ascii="Times New Roman" w:hAnsi="Times New Roman" w:cs="Times New Roman"/>
+        </w:rPr>
+        <w:br/>
+      </w:r>
+      <w:r>
+        <w:rPr>
+          <w:rFonts w:ascii="Times New Roman" w:hAnsi="Times New Roman" w:cs="Times New Roman"/>
+        </w:rPr>
+        <w:br/>
+      </w:r>
+      <w:r>
+        <w:rPr>
+          <w:rStyle w:val="n"/>
+          <w:rFonts w:ascii="Times New Roman" w:hAnsi="Times New Roman" w:cs="Times New Roman"/>
+        </w:rPr>
+        <w:t>for</w:t>
+      </w:r>
+      <w:r>
+        <w:rPr>
+          <w:rFonts w:ascii="Times New Roman" w:hAnsi="Times New Roman" w:cs="Times New Roman"/>
+        </w:rPr>
+        <w:t>(</w:t>
+      </w:r>
+      <w:proofErr w:type="spellStart"/>
+      <w:r>
+        <w:rPr>
+          <w:rStyle w:val="t"/>
+          <w:rFonts w:ascii="Times New Roman" w:hAnsi="Times New Roman" w:cs="Times New Roman"/>
+        </w:rPr>
+        <w:t>int</w:t>
+      </w:r>
+      <w:proofErr w:type="spellEnd"/>
+      <w:r>
+        <w:rPr>
+          <w:rFonts w:ascii="Times New Roman" w:hAnsi="Times New Roman" w:cs="Times New Roman"/>
+        </w:rPr>
+        <w:t xml:space="preserve"> </w:t>
+      </w:r>
+      <w:proofErr w:type="spellStart"/>
+      <w:r>
+        <w:rPr>
+          <w:rStyle w:val="t"/>
+          <w:rFonts w:ascii="Times New Roman" w:hAnsi="Times New Roman" w:cs="Times New Roman"/>
+        </w:rPr>
+        <w:t>i</w:t>
+      </w:r>
+      <w:proofErr w:type="spellEnd"/>
+      <w:r>
+        <w:rPr>
+          <w:rStyle w:val="n"/>
+          <w:rFonts w:ascii="Times New Roman" w:hAnsi="Times New Roman" w:cs="Times New Roman"/>
+        </w:rPr>
+        <w:t>=</w:t>
+      </w:r>
+      <w:r>
+        <w:rPr>
+          <w:rStyle w:val="q"/>
+          <w:rFonts w:ascii="Times New Roman" w:hAnsi="Times New Roman" w:cs="Times New Roman"/>
+        </w:rPr>
+        <w:t>0</w:t>
+      </w:r>
+      <w:r>
+        <w:rPr>
+          <w:rFonts w:ascii="Times New Roman" w:hAnsi="Times New Roman" w:cs="Times New Roman"/>
+        </w:rPr>
+        <w:t>;</w:t>
+      </w:r>
+      <w:r>
+        <w:rPr>
+          <w:rStyle w:val="t"/>
+          <w:rFonts w:ascii="Times New Roman" w:hAnsi="Times New Roman" w:cs="Times New Roman"/>
+        </w:rPr>
+        <w:t>i</w:t>
+      </w:r>
+      <w:r>
+        <w:rPr>
+          <w:rStyle w:val="n"/>
+          <w:rFonts w:ascii="Times New Roman" w:hAnsi="Times New Roman" w:cs="Times New Roman"/>
+        </w:rPr>
+        <w:t>&lt;</w:t>
+      </w:r>
+      <w:r>
+        <w:rPr>
+          <w:rStyle w:val="q"/>
+          <w:rFonts w:ascii="Times New Roman" w:hAnsi="Times New Roman" w:cs="Times New Roman"/>
+        </w:rPr>
+        <w:t>20</w:t>
+      </w:r>
+      <w:r>
+        <w:rPr>
+          <w:rFonts w:ascii="Times New Roman" w:hAnsi="Times New Roman" w:cs="Times New Roman"/>
+        </w:rPr>
+        <w:t>;</w:t>
+      </w:r>
+      <w:r>
+        <w:rPr>
+          <w:rStyle w:val="t"/>
+          <w:rFonts w:ascii="Times New Roman" w:hAnsi="Times New Roman" w:cs="Times New Roman"/>
+        </w:rPr>
+        <w:t>i</w:t>
+      </w:r>
+      <w:r>
+        <w:rPr>
+          <w:rStyle w:val="n"/>
+          <w:rFonts w:ascii="Times New Roman" w:hAnsi="Times New Roman" w:cs="Times New Roman"/>
+        </w:rPr>
+        <w:t>++</w:t>
+      </w:r>
+      <w:r>
+        <w:rPr>
+          <w:rFonts w:ascii="Times New Roman" w:hAnsi="Times New Roman" w:cs="Times New Roman"/>
+        </w:rPr>
+        <w:t>){</w:t>
+      </w:r>
+      <w:r>
+        <w:rPr>
+          <w:rFonts w:ascii="Times New Roman" w:hAnsi="Times New Roman" w:cs="Times New Roman"/>
+        </w:rPr>
+        <w:br/>
+        <w:t xml:space="preserve">    </w:t>
+      </w:r>
+      <w:proofErr w:type="spellStart"/>
+      <w:r>
+        <w:rPr>
+          <w:rStyle w:val="t"/>
+          <w:rFonts w:ascii="Times New Roman" w:hAnsi="Times New Roman" w:cs="Times New Roman"/>
+        </w:rPr>
+        <w:t>int</w:t>
+      </w:r>
+      <w:proofErr w:type="spellEnd"/>
+      <w:r>
+        <w:rPr>
+          <w:rFonts w:ascii="Times New Roman" w:hAnsi="Times New Roman" w:cs="Times New Roman"/>
+        </w:rPr>
+        <w:t xml:space="preserve"> </w:t>
+      </w:r>
+      <w:r>
+        <w:rPr>
+          <w:rStyle w:val="t"/>
+          <w:rFonts w:ascii="Times New Roman" w:hAnsi="Times New Roman" w:cs="Times New Roman"/>
+        </w:rPr>
+        <w:t>n</w:t>
+      </w:r>
+      <w:r>
+        <w:rPr>
+          <w:rStyle w:val="n"/>
+          <w:rFonts w:ascii="Times New Roman" w:hAnsi="Times New Roman" w:cs="Times New Roman"/>
+        </w:rPr>
+        <w:t>=</w:t>
+      </w:r>
+      <w:proofErr w:type="spellStart"/>
+      <w:r>
+        <w:rPr>
+          <w:rStyle w:val="t"/>
+          <w:rFonts w:ascii="Times New Roman" w:hAnsi="Times New Roman" w:cs="Times New Roman"/>
+        </w:rPr>
+        <w:t>arr</w:t>
+      </w:r>
+      <w:proofErr w:type="spellEnd"/>
+      <w:r>
+        <w:rPr>
+          <w:rFonts w:ascii="Times New Roman" w:hAnsi="Times New Roman" w:cs="Times New Roman"/>
+        </w:rPr>
+        <w:t>[</w:t>
+      </w:r>
+      <w:proofErr w:type="spellStart"/>
+      <w:r>
+        <w:rPr>
+          <w:rStyle w:val="t"/>
+          <w:rFonts w:ascii="Times New Roman" w:hAnsi="Times New Roman" w:cs="Times New Roman"/>
+        </w:rPr>
+        <w:t>i</w:t>
+      </w:r>
+      <w:proofErr w:type="spellEnd"/>
+      <w:r>
+        <w:rPr>
+          <w:rFonts w:ascii="Times New Roman" w:hAnsi="Times New Roman" w:cs="Times New Roman"/>
+        </w:rPr>
+        <w:t xml:space="preserve">], </w:t>
+      </w:r>
+      <w:r>
+        <w:rPr>
+          <w:rStyle w:val="t"/>
+          <w:rFonts w:ascii="Times New Roman" w:hAnsi="Times New Roman" w:cs="Times New Roman"/>
+        </w:rPr>
+        <w:t>s</w:t>
+      </w:r>
+      <w:r>
+        <w:rPr>
+          <w:rStyle w:val="n"/>
+          <w:rFonts w:ascii="Times New Roman" w:hAnsi="Times New Roman" w:cs="Times New Roman"/>
+        </w:rPr>
+        <w:t>=</w:t>
+      </w:r>
+      <w:r>
+        <w:rPr>
+          <w:rStyle w:val="q"/>
+          <w:rFonts w:ascii="Times New Roman" w:hAnsi="Times New Roman" w:cs="Times New Roman"/>
+        </w:rPr>
+        <w:t>0</w:t>
+      </w:r>
+      <w:r>
+        <w:rPr>
+          <w:rFonts w:ascii="Times New Roman" w:hAnsi="Times New Roman" w:cs="Times New Roman"/>
+        </w:rPr>
+        <w:t xml:space="preserve">, </w:t>
+      </w:r>
+      <w:r>
+        <w:rPr>
+          <w:rStyle w:val="t"/>
+          <w:rFonts w:ascii="Times New Roman" w:hAnsi="Times New Roman" w:cs="Times New Roman"/>
+        </w:rPr>
+        <w:t>temp</w:t>
+      </w:r>
+      <w:r>
+        <w:rPr>
+          <w:rStyle w:val="n"/>
+          <w:rFonts w:ascii="Times New Roman" w:hAnsi="Times New Roman" w:cs="Times New Roman"/>
+        </w:rPr>
+        <w:t>=</w:t>
+      </w:r>
+      <w:r>
+        <w:rPr>
+          <w:rStyle w:val="t"/>
+          <w:rFonts w:ascii="Times New Roman" w:hAnsi="Times New Roman" w:cs="Times New Roman"/>
+        </w:rPr>
+        <w:t>n</w:t>
+      </w:r>
+      <w:r>
+        <w:rPr>
+          <w:rFonts w:ascii="Times New Roman" w:hAnsi="Times New Roman" w:cs="Times New Roman"/>
+        </w:rPr>
+        <w:t>;</w:t>
+      </w:r>
+      <w:r>
+        <w:rPr>
+          <w:rFonts w:ascii="Times New Roman" w:hAnsi="Times New Roman" w:cs="Times New Roman"/>
+        </w:rPr>
+        <w:br/>
+      </w:r>
+      <w:r>
+        <w:rPr>
+          <w:rFonts w:ascii="Times New Roman" w:hAnsi="Times New Roman" w:cs="Times New Roman"/>
+        </w:rPr>
+        <w:br/>
+        <w:t xml:space="preserve">    </w:t>
+      </w:r>
+      <w:r>
+        <w:rPr>
+          <w:rStyle w:val="n"/>
+          <w:rFonts w:ascii="Times New Roman" w:hAnsi="Times New Roman" w:cs="Times New Roman"/>
+        </w:rPr>
+        <w:t>while</w:t>
+      </w:r>
+      <w:r>
+        <w:rPr>
+          <w:rFonts w:ascii="Times New Roman" w:hAnsi="Times New Roman" w:cs="Times New Roman"/>
+        </w:rPr>
+        <w:t>(</w:t>
+      </w:r>
+      <w:r>
+        <w:rPr>
+          <w:rStyle w:val="t"/>
+          <w:rFonts w:ascii="Times New Roman" w:hAnsi="Times New Roman" w:cs="Times New Roman"/>
+        </w:rPr>
+        <w:t>n</w:t>
+      </w:r>
+      <w:r>
+        <w:rPr>
+          <w:rStyle w:val="n"/>
+          <w:rFonts w:ascii="Times New Roman" w:hAnsi="Times New Roman" w:cs="Times New Roman"/>
+        </w:rPr>
+        <w:t>&gt;</w:t>
+      </w:r>
+      <w:r>
+        <w:rPr>
+          <w:rStyle w:val="q"/>
+          <w:rFonts w:ascii="Times New Roman" w:hAnsi="Times New Roman" w:cs="Times New Roman"/>
+        </w:rPr>
+        <w:t>0</w:t>
+      </w:r>
+      <w:r>
+        <w:rPr>
+          <w:rFonts w:ascii="Times New Roman" w:hAnsi="Times New Roman" w:cs="Times New Roman"/>
+        </w:rPr>
+        <w:t>){</w:t>
+      </w:r>
+      <w:r>
+        <w:rPr>
+          <w:rFonts w:ascii="Times New Roman" w:hAnsi="Times New Roman" w:cs="Times New Roman"/>
+        </w:rPr>
+        <w:br/>
+        <w:t xml:space="preserve">        </w:t>
+      </w:r>
+      <w:r>
+        <w:rPr>
+          <w:rStyle w:val="t"/>
+          <w:rFonts w:ascii="Times New Roman" w:hAnsi="Times New Roman" w:cs="Times New Roman"/>
+        </w:rPr>
+        <w:t>s</w:t>
+      </w:r>
+      <w:r>
+        <w:rPr>
+          <w:rStyle w:val="n"/>
+          <w:rFonts w:ascii="Times New Roman" w:hAnsi="Times New Roman" w:cs="Times New Roman"/>
+        </w:rPr>
+        <w:t>+=</w:t>
+      </w:r>
+      <w:r>
+        <w:rPr>
+          <w:rStyle w:val="t"/>
+          <w:rFonts w:ascii="Times New Roman" w:hAnsi="Times New Roman" w:cs="Times New Roman"/>
+        </w:rPr>
+        <w:t>n</w:t>
+      </w:r>
+      <w:r>
+        <w:rPr>
+          <w:rStyle w:val="n"/>
+          <w:rFonts w:ascii="Times New Roman" w:hAnsi="Times New Roman" w:cs="Times New Roman"/>
+        </w:rPr>
+        <w:t>%</w:t>
+      </w:r>
+      <w:r>
+        <w:rPr>
+          <w:rStyle w:val="q"/>
+          <w:rFonts w:ascii="Times New Roman" w:hAnsi="Times New Roman" w:cs="Times New Roman"/>
+        </w:rPr>
+        <w:t>10</w:t>
+      </w:r>
+      <w:r>
+        <w:rPr>
+          <w:rFonts w:ascii="Times New Roman" w:hAnsi="Times New Roman" w:cs="Times New Roman"/>
+        </w:rPr>
+        <w:t>;</w:t>
+      </w:r>
+      <w:r>
+        <w:rPr>
+          <w:rFonts w:ascii="Times New Roman" w:hAnsi="Times New Roman" w:cs="Times New Roman"/>
+        </w:rPr>
+        <w:br/>
+        <w:t xml:space="preserve">        </w:t>
+      </w:r>
+      <w:r>
+        <w:rPr>
+          <w:rStyle w:val="t"/>
+          <w:rFonts w:ascii="Times New Roman" w:hAnsi="Times New Roman" w:cs="Times New Roman"/>
+        </w:rPr>
+        <w:t>n</w:t>
+      </w:r>
+      <w:r>
+        <w:rPr>
+          <w:rStyle w:val="n"/>
+          <w:rFonts w:ascii="Times New Roman" w:hAnsi="Times New Roman" w:cs="Times New Roman"/>
+        </w:rPr>
+        <w:t>/=</w:t>
+      </w:r>
+      <w:r>
+        <w:rPr>
+          <w:rStyle w:val="q"/>
+          <w:rFonts w:ascii="Times New Roman" w:hAnsi="Times New Roman" w:cs="Times New Roman"/>
+        </w:rPr>
+        <w:t>10</w:t>
+      </w:r>
+      <w:r>
+        <w:rPr>
+          <w:rFonts w:ascii="Times New Roman" w:hAnsi="Times New Roman" w:cs="Times New Roman"/>
+        </w:rPr>
+        <w:t>;</w:t>
+      </w:r>
+      <w:r>
+        <w:rPr>
+          <w:rFonts w:ascii="Times New Roman" w:hAnsi="Times New Roman" w:cs="Times New Roman"/>
+        </w:rPr>
+        <w:br/>
+        <w:t xml:space="preserve">    }</w:t>
+      </w:r>
+      <w:r>
+        <w:rPr>
+          <w:rFonts w:ascii="Times New Roman" w:hAnsi="Times New Roman" w:cs="Times New Roman"/>
+        </w:rPr>
+        <w:br/>
+      </w:r>
+      <w:r>
+        <w:rPr>
+          <w:rFonts w:ascii="Times New Roman" w:hAnsi="Times New Roman" w:cs="Times New Roman"/>
+        </w:rPr>
+        <w:br/>
+        <w:t xml:space="preserve">    </w:t>
+      </w:r>
+      <w:r>
+        <w:rPr>
+          <w:rStyle w:val="n"/>
+          <w:rFonts w:ascii="Times New Roman" w:hAnsi="Times New Roman" w:cs="Times New Roman"/>
+        </w:rPr>
+        <w:t>if</w:t>
+      </w:r>
+      <w:r>
+        <w:rPr>
+          <w:rFonts w:ascii="Times New Roman" w:hAnsi="Times New Roman" w:cs="Times New Roman"/>
+        </w:rPr>
+        <w:t>(</w:t>
+      </w:r>
+      <w:r>
+        <w:rPr>
+          <w:rStyle w:val="t"/>
+          <w:rFonts w:ascii="Times New Roman" w:hAnsi="Times New Roman" w:cs="Times New Roman"/>
+        </w:rPr>
+        <w:t>temp</w:t>
+      </w:r>
+      <w:r>
+        <w:rPr>
+          <w:rFonts w:ascii="Times New Roman" w:hAnsi="Times New Roman" w:cs="Times New Roman"/>
+        </w:rPr>
+        <w:t xml:space="preserve"> </w:t>
+      </w:r>
+      <w:r>
+        <w:rPr>
+          <w:rStyle w:val="n"/>
+          <w:rFonts w:ascii="Times New Roman" w:hAnsi="Times New Roman" w:cs="Times New Roman"/>
+        </w:rPr>
+        <w:t>%</w:t>
+      </w:r>
+      <w:r>
+        <w:rPr>
+          <w:rFonts w:ascii="Times New Roman" w:hAnsi="Times New Roman" w:cs="Times New Roman"/>
+        </w:rPr>
+        <w:t xml:space="preserve"> </w:t>
+      </w:r>
+      <w:r>
+        <w:rPr>
+          <w:rStyle w:val="t"/>
+          <w:rFonts w:ascii="Times New Roman" w:hAnsi="Times New Roman" w:cs="Times New Roman"/>
+        </w:rPr>
+        <w:t>s</w:t>
+      </w:r>
+      <w:r>
+        <w:rPr>
+          <w:rFonts w:ascii="Times New Roman" w:hAnsi="Times New Roman" w:cs="Times New Roman"/>
+        </w:rPr>
+        <w:t xml:space="preserve"> </w:t>
+      </w:r>
+      <w:r>
+        <w:rPr>
+          <w:rStyle w:val="n"/>
+          <w:rFonts w:ascii="Times New Roman" w:hAnsi="Times New Roman" w:cs="Times New Roman"/>
+        </w:rPr>
+        <w:t>==</w:t>
+      </w:r>
+      <w:r>
+        <w:rPr>
+          <w:rFonts w:ascii="Times New Roman" w:hAnsi="Times New Roman" w:cs="Times New Roman"/>
+        </w:rPr>
+        <w:t xml:space="preserve"> </w:t>
+      </w:r>
+      <w:r>
+        <w:rPr>
+          <w:rStyle w:val="q"/>
+          <w:rFonts w:ascii="Times New Roman" w:hAnsi="Times New Roman" w:cs="Times New Roman"/>
+        </w:rPr>
+        <w:t>0</w:t>
+      </w:r>
+      <w:r>
+        <w:rPr>
+          <w:rFonts w:ascii="Times New Roman" w:hAnsi="Times New Roman" w:cs="Times New Roman"/>
+        </w:rPr>
+        <w:t>)</w:t>
+      </w:r>
+      <w:r>
+        <w:rPr>
+          <w:rFonts w:ascii="Times New Roman" w:hAnsi="Times New Roman" w:cs="Times New Roman"/>
+        </w:rPr>
+        <w:br/>
+        <w:t xml:space="preserve">        </w:t>
+      </w:r>
+      <w:r>
+        <w:rPr>
+          <w:rStyle w:val="t"/>
+          <w:rFonts w:ascii="Times New Roman" w:hAnsi="Times New Roman" w:cs="Times New Roman"/>
+        </w:rPr>
+        <w:t>sum</w:t>
+      </w:r>
+      <w:r>
+        <w:rPr>
+          <w:rStyle w:val="n"/>
+          <w:rFonts w:ascii="Times New Roman" w:hAnsi="Times New Roman" w:cs="Times New Roman"/>
+        </w:rPr>
+        <w:t>+=</w:t>
+      </w:r>
+      <w:r>
+        <w:rPr>
+          <w:rStyle w:val="t"/>
+          <w:rFonts w:ascii="Times New Roman" w:hAnsi="Times New Roman" w:cs="Times New Roman"/>
+        </w:rPr>
+        <w:t>temp</w:t>
+      </w:r>
+      <w:r>
+        <w:rPr>
+          <w:rFonts w:ascii="Times New Roman" w:hAnsi="Times New Roman" w:cs="Times New Roman"/>
+        </w:rPr>
+        <w:t>;</w:t>
+      </w:r>
+      <w:r>
+        <w:rPr>
+          <w:rFonts w:ascii="Times New Roman" w:hAnsi="Times New Roman" w:cs="Times New Roman"/>
+        </w:rPr>
+        <w:br/>
+        <w:t>}</w:t>
+      </w:r>
+    </w:p>
+    <w:p>
+      <w:r>
+        <w:pict>
+          <v:rect id="_x0000_i1034" style="width:0;height:1.5pt" o:hralign="center" o:hrstd="t" o:hr="t" fillcolor="#a0a0a0" stroked="f"/>
+        </w:pict>
+      </w:r>
+    </w:p>
+    <w:p>
+      <w:pPr>
+        <w:pStyle w:val="Heading3"/>
+        <w:spacing w:before="0"/>
+        <w:rPr>
+          <w:rFonts w:ascii="Times New Roman" w:hAnsi="Times New Roman" w:cs="Times New Roman"/>
+          <w:color w:val="00B050"/>
+        </w:rPr>
+      </w:pPr>
+      <w:r>
+        <w:rPr>
+          <w:rStyle w:val="Strong"/>
+          <w:rFonts w:ascii="Times New Roman" w:hAnsi="Times New Roman" w:cs="Times New Roman"/>
+          <w:b w:val="0"/>
+          <w:bCs w:val="0"/>
+          <w:color w:val="00B050"/>
+        </w:rPr>
+        <w:t>11. Student marks and merit</w:t>
+      </w:r>
+    </w:p>
+    <w:p>
+      <w:pPr>
+        <w:pStyle w:val="HTMLPreformatted"/>
+        <w:rPr>
+          <w:rFonts w:ascii="Times New Roman" w:hAnsi="Times New Roman" w:cs="Times New Roman"/>
+        </w:rPr>
+      </w:pPr>
+      <w:proofErr w:type="gramStart"/>
+      <w:r>
+        <w:rPr>
+          <w:rStyle w:val="t"/>
+          <w:rFonts w:ascii="Times New Roman" w:hAnsi="Times New Roman" w:cs="Times New Roman"/>
+        </w:rPr>
+        <w:t>double</w:t>
+      </w:r>
+      <w:proofErr w:type="gramEnd"/>
+      <w:r>
+        <w:rPr>
+          <w:rFonts w:ascii="Times New Roman" w:hAnsi="Times New Roman" w:cs="Times New Roman"/>
+        </w:rPr>
+        <w:t xml:space="preserve"> </w:t>
+      </w:r>
+      <w:proofErr w:type="spellStart"/>
+      <w:r>
+        <w:rPr>
+          <w:rStyle w:val="t"/>
+          <w:rFonts w:ascii="Times New Roman" w:hAnsi="Times New Roman" w:cs="Times New Roman"/>
+        </w:rPr>
+        <w:t>avg</w:t>
+      </w:r>
+      <w:proofErr w:type="spellEnd"/>
+      <w:r>
+        <w:rPr>
+          <w:rFonts w:ascii="Times New Roman" w:hAnsi="Times New Roman" w:cs="Times New Roman"/>
+        </w:rPr>
+        <w:t xml:space="preserve"> </w:t>
+      </w:r>
+      <w:r>
+        <w:rPr>
+          <w:rStyle w:val="n"/>
+          <w:rFonts w:ascii="Times New Roman" w:hAnsi="Times New Roman" w:cs="Times New Roman"/>
+        </w:rPr>
+        <w:t>=</w:t>
+      </w:r>
+      <w:r>
+        <w:rPr>
+          <w:rFonts w:ascii="Times New Roman" w:hAnsi="Times New Roman" w:cs="Times New Roman"/>
+        </w:rPr>
+        <w:t xml:space="preserve"> (</w:t>
+      </w:r>
+      <w:r>
+        <w:rPr>
+          <w:rStyle w:val="t"/>
+          <w:rFonts w:ascii="Times New Roman" w:hAnsi="Times New Roman" w:cs="Times New Roman"/>
+        </w:rPr>
+        <w:t>m1</w:t>
+      </w:r>
+      <w:r>
+        <w:rPr>
+          <w:rStyle w:val="n"/>
+          <w:rFonts w:ascii="Times New Roman" w:hAnsi="Times New Roman" w:cs="Times New Roman"/>
+        </w:rPr>
+        <w:t>+</w:t>
+      </w:r>
+      <w:r>
+        <w:rPr>
+          <w:rStyle w:val="t"/>
+          <w:rFonts w:ascii="Times New Roman" w:hAnsi="Times New Roman" w:cs="Times New Roman"/>
+        </w:rPr>
+        <w:t>m2</w:t>
+      </w:r>
+      <w:r>
+        <w:rPr>
+          <w:rFonts w:ascii="Times New Roman" w:hAnsi="Times New Roman" w:cs="Times New Roman"/>
+        </w:rPr>
+        <w:t>)</w:t>
+      </w:r>
+      <w:r>
+        <w:rPr>
+          <w:rStyle w:val="n"/>
+          <w:rFonts w:ascii="Times New Roman" w:hAnsi="Times New Roman" w:cs="Times New Roman"/>
+        </w:rPr>
+        <w:t>/</w:t>
+      </w:r>
+      <w:r>
+        <w:rPr>
+          <w:rStyle w:val="q"/>
+          <w:rFonts w:ascii="Times New Roman" w:hAnsi="Times New Roman" w:cs="Times New Roman"/>
+        </w:rPr>
+        <w:t>2</w:t>
+      </w:r>
+      <w:r>
+        <w:rPr>
+          <w:rFonts w:ascii="Times New Roman" w:hAnsi="Times New Roman" w:cs="Times New Roman"/>
+        </w:rPr>
+        <w:t>;</w:t>
+      </w:r>
+      <w:r>
+        <w:rPr>
+          <w:rFonts w:ascii="Times New Roman" w:hAnsi="Times New Roman" w:cs="Times New Roman"/>
+        </w:rPr>
+        <w:br/>
+      </w:r>
+      <w:r>
+        <w:rPr>
+          <w:rFonts w:ascii="Times New Roman" w:hAnsi="Times New Roman" w:cs="Times New Roman"/>
+        </w:rPr>
+        <w:br/>
+      </w:r>
+      <w:r>
+        <w:rPr>
+          <w:rStyle w:val="n"/>
+          <w:rFonts w:ascii="Times New Roman" w:hAnsi="Times New Roman" w:cs="Times New Roman"/>
+        </w:rPr>
+        <w:t>if</w:t>
+      </w:r>
+      <w:r>
+        <w:rPr>
+          <w:rFonts w:ascii="Times New Roman" w:hAnsi="Times New Roman" w:cs="Times New Roman"/>
+        </w:rPr>
+        <w:t>(</w:t>
+      </w:r>
+      <w:proofErr w:type="spellStart"/>
+      <w:r>
+        <w:rPr>
+          <w:rStyle w:val="t"/>
+          <w:rFonts w:ascii="Times New Roman" w:hAnsi="Times New Roman" w:cs="Times New Roman"/>
+        </w:rPr>
+        <w:t>avg</w:t>
+      </w:r>
+      <w:proofErr w:type="spellEnd"/>
+      <w:r>
+        <w:rPr>
+          <w:rFonts w:ascii="Times New Roman" w:hAnsi="Times New Roman" w:cs="Times New Roman"/>
+        </w:rPr>
+        <w:t xml:space="preserve"> </w:t>
+      </w:r>
+      <w:r>
+        <w:rPr>
+          <w:rStyle w:val="n"/>
+          <w:rFonts w:ascii="Times New Roman" w:hAnsi="Times New Roman" w:cs="Times New Roman"/>
+        </w:rPr>
+        <w:t>&gt;</w:t>
+      </w:r>
+      <w:r>
+        <w:rPr>
+          <w:rFonts w:ascii="Times New Roman" w:hAnsi="Times New Roman" w:cs="Times New Roman"/>
+        </w:rPr>
+        <w:t xml:space="preserve"> </w:t>
+      </w:r>
+      <w:r>
+        <w:rPr>
+          <w:rStyle w:val="q"/>
+          <w:rFonts w:ascii="Times New Roman" w:hAnsi="Times New Roman" w:cs="Times New Roman"/>
+        </w:rPr>
+        <w:t>80</w:t>
+      </w:r>
+      <w:r>
+        <w:rPr>
+          <w:rFonts w:ascii="Times New Roman" w:hAnsi="Times New Roman" w:cs="Times New Roman"/>
+        </w:rPr>
+        <w:t>)</w:t>
+      </w:r>
+      <w:r>
+        <w:rPr>
+          <w:rFonts w:ascii="Times New Roman" w:hAnsi="Times New Roman" w:cs="Times New Roman"/>
+        </w:rPr>
+        <w:br/>
+        <w:t xml:space="preserve">    </w:t>
+      </w:r>
+      <w:proofErr w:type="spellStart"/>
+      <w:r>
+        <w:rPr>
+          <w:rStyle w:val="t"/>
+          <w:rFonts w:ascii="Times New Roman" w:hAnsi="Times New Roman" w:cs="Times New Roman"/>
+        </w:rPr>
+        <w:t>System</w:t>
+      </w:r>
+      <w:r>
+        <w:rPr>
+          <w:rStyle w:val="n"/>
+          <w:rFonts w:ascii="Times New Roman" w:hAnsi="Times New Roman" w:cs="Times New Roman"/>
+        </w:rPr>
+        <w:t>.</w:t>
+      </w:r>
+      <w:r>
+        <w:rPr>
+          <w:rStyle w:val="t"/>
+          <w:rFonts w:ascii="Times New Roman" w:hAnsi="Times New Roman" w:cs="Times New Roman"/>
+        </w:rPr>
+        <w:t>out</w:t>
+      </w:r>
+      <w:r>
+        <w:rPr>
+          <w:rStyle w:val="n"/>
+          <w:rFonts w:ascii="Times New Roman" w:hAnsi="Times New Roman" w:cs="Times New Roman"/>
+        </w:rPr>
+        <w:t>.</w:t>
+      </w:r>
+      <w:r>
+        <w:rPr>
+          <w:rStyle w:val="t"/>
+          <w:rFonts w:ascii="Times New Roman" w:hAnsi="Times New Roman" w:cs="Times New Roman"/>
+        </w:rPr>
+        <w:t>println</w:t>
+      </w:r>
+      <w:proofErr w:type="spellEnd"/>
+      <w:r>
+        <w:rPr>
+          <w:rFonts w:ascii="Times New Roman" w:hAnsi="Times New Roman" w:cs="Times New Roman"/>
+        </w:rPr>
+        <w:t>(</w:t>
+      </w:r>
+      <w:r>
+        <w:rPr>
+          <w:rStyle w:val="t"/>
+          <w:rFonts w:ascii="Times New Roman" w:hAnsi="Times New Roman" w:cs="Times New Roman"/>
+        </w:rPr>
+        <w:t>name</w:t>
+      </w:r>
+      <w:r>
+        <w:rPr>
+          <w:rFonts w:ascii="Times New Roman" w:hAnsi="Times New Roman" w:cs="Times New Roman"/>
+        </w:rPr>
+        <w:t>);</w:t>
+      </w:r>
+    </w:p>
+    <w:p>
+      <w:r>
+        <w:pict>
+          <v:rect id="_x0000_i1035" style="width:0;height:1.5pt" o:hralign="center" o:hrstd="t" o:hr="t" fillcolor="#a0a0a0" stroked="f"/>
+        </w:pict>
+      </w:r>
+    </w:p>
+    <w:p>
+      <w:pPr>
+        <w:pStyle w:val="Heading3"/>
+        <w:spacing w:before="0"/>
+        <w:rPr>
+          <w:rFonts w:ascii="Times New Roman" w:hAnsi="Times New Roman" w:cs="Times New Roman"/>
+          <w:color w:val="00B050"/>
+        </w:rPr>
+      </w:pPr>
+      <w:r>
+        <w:rPr>
+          <w:rStyle w:val="Strong"/>
+          <w:rFonts w:ascii="Times New Roman" w:hAnsi="Times New Roman" w:cs="Times New Roman"/>
+          <w:b w:val="0"/>
+          <w:bCs w:val="0"/>
+          <w:color w:val="00B050"/>
+        </w:rPr>
+        <w:t>12. Max and Min in array</w:t>
+      </w:r>
+    </w:p>
+    <w:p>
+      <w:pPr>
+        <w:pStyle w:val="HTMLPreformatted"/>
+        <w:rPr>
+          <w:rFonts w:ascii="Times New Roman" w:hAnsi="Times New Roman" w:cs="Times New Roman"/>
+        </w:rPr>
+      </w:pPr>
+      <w:proofErr w:type="spellStart"/>
+      <w:r>
+        <w:rPr>
+          <w:rStyle w:val="t"/>
+          <w:rFonts w:ascii="Times New Roman" w:hAnsi="Times New Roman" w:cs="Times New Roman"/>
+        </w:rPr>
+        <w:t>int</w:t>
+      </w:r>
+      <w:proofErr w:type="spellEnd"/>
+      <w:r>
+        <w:rPr>
+          <w:rFonts w:ascii="Times New Roman" w:hAnsi="Times New Roman" w:cs="Times New Roman"/>
+        </w:rPr>
+        <w:t xml:space="preserve"> </w:t>
+      </w:r>
+      <w:r>
+        <w:rPr>
+          <w:rStyle w:val="t"/>
+          <w:rFonts w:ascii="Times New Roman" w:hAnsi="Times New Roman" w:cs="Times New Roman"/>
+        </w:rPr>
+        <w:t>max</w:t>
+      </w:r>
+      <w:r>
+        <w:rPr>
+          <w:rStyle w:val="n"/>
+          <w:rFonts w:ascii="Times New Roman" w:hAnsi="Times New Roman" w:cs="Times New Roman"/>
+        </w:rPr>
+        <w:t>=</w:t>
+      </w:r>
+      <w:proofErr w:type="spellStart"/>
+      <w:r>
+        <w:rPr>
+          <w:rStyle w:val="t"/>
+          <w:rFonts w:ascii="Times New Roman" w:hAnsi="Times New Roman" w:cs="Times New Roman"/>
+        </w:rPr>
+        <w:t>arr</w:t>
+      </w:r>
+      <w:proofErr w:type="spellEnd"/>
+      <w:r>
+        <w:rPr>
+          <w:rFonts w:ascii="Times New Roman" w:hAnsi="Times New Roman" w:cs="Times New Roman"/>
+        </w:rPr>
+        <w:t>[</w:t>
+      </w:r>
+      <w:r>
+        <w:rPr>
+          <w:rStyle w:val="q"/>
+          <w:rFonts w:ascii="Times New Roman" w:hAnsi="Times New Roman" w:cs="Times New Roman"/>
+        </w:rPr>
+        <w:t>0</w:t>
+      </w:r>
+      <w:r>
+        <w:rPr>
+          <w:rFonts w:ascii="Times New Roman" w:hAnsi="Times New Roman" w:cs="Times New Roman"/>
+        </w:rPr>
+        <w:t xml:space="preserve">], </w:t>
+      </w:r>
+      <w:r>
+        <w:rPr>
+          <w:rStyle w:val="t"/>
+          <w:rFonts w:ascii="Times New Roman" w:hAnsi="Times New Roman" w:cs="Times New Roman"/>
+        </w:rPr>
+        <w:t>min</w:t>
+      </w:r>
+      <w:r>
+        <w:rPr>
+          <w:rStyle w:val="n"/>
+          <w:rFonts w:ascii="Times New Roman" w:hAnsi="Times New Roman" w:cs="Times New Roman"/>
+        </w:rPr>
+        <w:t>=</w:t>
+      </w:r>
+      <w:proofErr w:type="spellStart"/>
+      <w:r>
+        <w:rPr>
+          <w:rStyle w:val="t"/>
+          <w:rFonts w:ascii="Times New Roman" w:hAnsi="Times New Roman" w:cs="Times New Roman"/>
+        </w:rPr>
+        <w:t>arr</w:t>
+      </w:r>
+      <w:proofErr w:type="spellEnd"/>
+      <w:r>
+        <w:rPr>
+          <w:rFonts w:ascii="Times New Roman" w:hAnsi="Times New Roman" w:cs="Times New Roman"/>
+        </w:rPr>
+        <w:t>[</w:t>
+      </w:r>
+      <w:r>
+        <w:rPr>
+          <w:rStyle w:val="q"/>
+          <w:rFonts w:ascii="Times New Roman" w:hAnsi="Times New Roman" w:cs="Times New Roman"/>
+        </w:rPr>
+        <w:t>0</w:t>
+      </w:r>
+      <w:r>
+        <w:rPr>
+          <w:rFonts w:ascii="Times New Roman" w:hAnsi="Times New Roman" w:cs="Times New Roman"/>
+        </w:rPr>
+        <w:t>];</w:t>
+      </w:r>
+      <w:r>
+        <w:rPr>
+          <w:rFonts w:ascii="Times New Roman" w:hAnsi="Times New Roman" w:cs="Times New Roman"/>
+        </w:rPr>
+        <w:br/>
+      </w:r>
+      <w:r>
+        <w:rPr>
+          <w:rFonts w:ascii="Times New Roman" w:hAnsi="Times New Roman" w:cs="Times New Roman"/>
+        </w:rPr>
+        <w:br/>
+      </w:r>
+      <w:r>
+        <w:rPr>
+          <w:rStyle w:val="n"/>
+          <w:rFonts w:ascii="Times New Roman" w:hAnsi="Times New Roman" w:cs="Times New Roman"/>
+        </w:rPr>
+        <w:t>for</w:t>
+      </w:r>
+      <w:r>
+        <w:rPr>
+          <w:rFonts w:ascii="Times New Roman" w:hAnsi="Times New Roman" w:cs="Times New Roman"/>
+        </w:rPr>
+        <w:t>(</w:t>
+      </w:r>
+      <w:proofErr w:type="spellStart"/>
+      <w:r>
+        <w:rPr>
+          <w:rStyle w:val="t"/>
+          <w:rFonts w:ascii="Times New Roman" w:hAnsi="Times New Roman" w:cs="Times New Roman"/>
+        </w:rPr>
+        <w:t>int</w:t>
+      </w:r>
+      <w:proofErr w:type="spellEnd"/>
+      <w:r>
+        <w:rPr>
+          <w:rFonts w:ascii="Times New Roman" w:hAnsi="Times New Roman" w:cs="Times New Roman"/>
+        </w:rPr>
+        <w:t xml:space="preserve"> </w:t>
+      </w:r>
+      <w:proofErr w:type="spellStart"/>
+      <w:r>
+        <w:rPr>
+          <w:rStyle w:val="t"/>
+          <w:rFonts w:ascii="Times New Roman" w:hAnsi="Times New Roman" w:cs="Times New Roman"/>
+        </w:rPr>
+        <w:t>i</w:t>
+      </w:r>
+      <w:proofErr w:type="spellEnd"/>
+      <w:r>
+        <w:rPr>
+          <w:rStyle w:val="n"/>
+          <w:rFonts w:ascii="Times New Roman" w:hAnsi="Times New Roman" w:cs="Times New Roman"/>
+        </w:rPr>
+        <w:t>=</w:t>
+      </w:r>
+      <w:r>
+        <w:rPr>
+          <w:rStyle w:val="q"/>
+          <w:rFonts w:ascii="Times New Roman" w:hAnsi="Times New Roman" w:cs="Times New Roman"/>
+        </w:rPr>
+        <w:t>1</w:t>
+      </w:r>
+      <w:r>
+        <w:rPr>
+          <w:rFonts w:ascii="Times New Roman" w:hAnsi="Times New Roman" w:cs="Times New Roman"/>
+        </w:rPr>
+        <w:t>;</w:t>
+      </w:r>
+      <w:r>
+        <w:rPr>
+          <w:rStyle w:val="t"/>
+          <w:rFonts w:ascii="Times New Roman" w:hAnsi="Times New Roman" w:cs="Times New Roman"/>
+        </w:rPr>
+        <w:t>i</w:t>
+      </w:r>
+      <w:r>
+        <w:rPr>
+          <w:rStyle w:val="n"/>
+          <w:rFonts w:ascii="Times New Roman" w:hAnsi="Times New Roman" w:cs="Times New Roman"/>
+        </w:rPr>
+        <w:t>&lt;</w:t>
+      </w:r>
+      <w:r>
+        <w:rPr>
+          <w:rStyle w:val="q"/>
+          <w:rFonts w:ascii="Times New Roman" w:hAnsi="Times New Roman" w:cs="Times New Roman"/>
+        </w:rPr>
+        <w:t>25</w:t>
+      </w:r>
+      <w:r>
+        <w:rPr>
+          <w:rFonts w:ascii="Times New Roman" w:hAnsi="Times New Roman" w:cs="Times New Roman"/>
+        </w:rPr>
+        <w:t>;</w:t>
+      </w:r>
+      <w:r>
+        <w:rPr>
+          <w:rStyle w:val="t"/>
+          <w:rFonts w:ascii="Times New Roman" w:hAnsi="Times New Roman" w:cs="Times New Roman"/>
+        </w:rPr>
+        <w:t>i</w:t>
+      </w:r>
+      <w:r>
+        <w:rPr>
+          <w:rStyle w:val="n"/>
+          <w:rFonts w:ascii="Times New Roman" w:hAnsi="Times New Roman" w:cs="Times New Roman"/>
+        </w:rPr>
+        <w:t>++</w:t>
+      </w:r>
+      <w:r>
+        <w:rPr>
+          <w:rFonts w:ascii="Times New Roman" w:hAnsi="Times New Roman" w:cs="Times New Roman"/>
+        </w:rPr>
+        <w:t>){</w:t>
+      </w:r>
+      <w:r>
+        <w:rPr>
+          <w:rFonts w:ascii="Times New Roman" w:hAnsi="Times New Roman" w:cs="Times New Roman"/>
+        </w:rPr>
+        <w:br/>
+        <w:t xml:space="preserve">    </w:t>
+      </w:r>
+      <w:r>
+        <w:rPr>
+          <w:rStyle w:val="n"/>
+          <w:rFonts w:ascii="Times New Roman" w:hAnsi="Times New Roman" w:cs="Times New Roman"/>
+        </w:rPr>
+        <w:t>if</w:t>
+      </w:r>
+      <w:r>
+        <w:rPr>
+          <w:rFonts w:ascii="Times New Roman" w:hAnsi="Times New Roman" w:cs="Times New Roman"/>
+        </w:rPr>
+        <w:t>(</w:t>
+      </w:r>
+      <w:proofErr w:type="spellStart"/>
+      <w:r>
+        <w:rPr>
+          <w:rStyle w:val="t"/>
+          <w:rFonts w:ascii="Times New Roman" w:hAnsi="Times New Roman" w:cs="Times New Roman"/>
+        </w:rPr>
+        <w:t>arr</w:t>
+      </w:r>
+      <w:proofErr w:type="spellEnd"/>
+      <w:r>
+        <w:rPr>
+          <w:rFonts w:ascii="Times New Roman" w:hAnsi="Times New Roman" w:cs="Times New Roman"/>
+        </w:rPr>
+        <w:t>[</w:t>
+      </w:r>
+      <w:proofErr w:type="spellStart"/>
+      <w:r>
+        <w:rPr>
+          <w:rStyle w:val="t"/>
+          <w:rFonts w:ascii="Times New Roman" w:hAnsi="Times New Roman" w:cs="Times New Roman"/>
+        </w:rPr>
+        <w:t>i</w:t>
+      </w:r>
+      <w:proofErr w:type="spellEnd"/>
+      <w:r>
+        <w:rPr>
+          <w:rFonts w:ascii="Times New Roman" w:hAnsi="Times New Roman" w:cs="Times New Roman"/>
+        </w:rPr>
+        <w:t>]</w:t>
+      </w:r>
+      <w:r>
+        <w:rPr>
+          <w:rStyle w:val="n"/>
+          <w:rFonts w:ascii="Times New Roman" w:hAnsi="Times New Roman" w:cs="Times New Roman"/>
+        </w:rPr>
+        <w:t>&gt;</w:t>
+      </w:r>
+      <w:r>
+        <w:rPr>
+          <w:rStyle w:val="t"/>
+          <w:rFonts w:ascii="Times New Roman" w:hAnsi="Times New Roman" w:cs="Times New Roman"/>
+        </w:rPr>
+        <w:t>max</w:t>
+      </w:r>
+      <w:r>
+        <w:rPr>
+          <w:rFonts w:ascii="Times New Roman" w:hAnsi="Times New Roman" w:cs="Times New Roman"/>
+        </w:rPr>
+        <w:t xml:space="preserve">) </w:t>
+      </w:r>
+      <w:r>
+        <w:rPr>
+          <w:rStyle w:val="t"/>
+          <w:rFonts w:ascii="Times New Roman" w:hAnsi="Times New Roman" w:cs="Times New Roman"/>
+        </w:rPr>
+        <w:t>max</w:t>
+      </w:r>
+      <w:r>
+        <w:rPr>
+          <w:rStyle w:val="n"/>
+          <w:rFonts w:ascii="Times New Roman" w:hAnsi="Times New Roman" w:cs="Times New Roman"/>
+        </w:rPr>
+        <w:t>=</w:t>
+      </w:r>
+      <w:proofErr w:type="spellStart"/>
+      <w:r>
+        <w:rPr>
+          <w:rStyle w:val="t"/>
+          <w:rFonts w:ascii="Times New Roman" w:hAnsi="Times New Roman" w:cs="Times New Roman"/>
+        </w:rPr>
+        <w:t>arr</w:t>
+      </w:r>
+      <w:proofErr w:type="spellEnd"/>
+      <w:r>
+        <w:rPr>
+          <w:rFonts w:ascii="Times New Roman" w:hAnsi="Times New Roman" w:cs="Times New Roman"/>
+        </w:rPr>
+        <w:t>[</w:t>
+      </w:r>
+      <w:proofErr w:type="spellStart"/>
+      <w:r>
+        <w:rPr>
+          <w:rStyle w:val="t"/>
+          <w:rFonts w:ascii="Times New Roman" w:hAnsi="Times New Roman" w:cs="Times New Roman"/>
+        </w:rPr>
+        <w:t>i</w:t>
+      </w:r>
+      <w:proofErr w:type="spellEnd"/>
+      <w:r>
+        <w:rPr>
+          <w:rFonts w:ascii="Times New Roman" w:hAnsi="Times New Roman" w:cs="Times New Roman"/>
+        </w:rPr>
+        <w:t>];</w:t>
+      </w:r>
+      <w:r>
+        <w:rPr>
+          <w:rFonts w:ascii="Times New Roman" w:hAnsi="Times New Roman" w:cs="Times New Roman"/>
+        </w:rPr>
+        <w:br/>
+        <w:t xml:space="preserve">    </w:t>
+      </w:r>
+      <w:r>
+        <w:rPr>
+          <w:rStyle w:val="n"/>
+          <w:rFonts w:ascii="Times New Roman" w:hAnsi="Times New Roman" w:cs="Times New Roman"/>
+        </w:rPr>
+        <w:t>if</w:t>
+      </w:r>
+      <w:r>
+        <w:rPr>
+          <w:rFonts w:ascii="Times New Roman" w:hAnsi="Times New Roman" w:cs="Times New Roman"/>
+        </w:rPr>
+        <w:t>(</w:t>
+      </w:r>
+      <w:proofErr w:type="spellStart"/>
+      <w:r>
+        <w:rPr>
+          <w:rStyle w:val="t"/>
+          <w:rFonts w:ascii="Times New Roman" w:hAnsi="Times New Roman" w:cs="Times New Roman"/>
+        </w:rPr>
+        <w:t>arr</w:t>
+      </w:r>
+      <w:proofErr w:type="spellEnd"/>
+      <w:r>
+        <w:rPr>
+          <w:rFonts w:ascii="Times New Roman" w:hAnsi="Times New Roman" w:cs="Times New Roman"/>
+        </w:rPr>
+        <w:t>[</w:t>
+      </w:r>
+      <w:proofErr w:type="spellStart"/>
+      <w:r>
+        <w:rPr>
+          <w:rStyle w:val="t"/>
+          <w:rFonts w:ascii="Times New Roman" w:hAnsi="Times New Roman" w:cs="Times New Roman"/>
+        </w:rPr>
+        <w:t>i</w:t>
+      </w:r>
+      <w:proofErr w:type="spellEnd"/>
+      <w:r>
+        <w:rPr>
+          <w:rFonts w:ascii="Times New Roman" w:hAnsi="Times New Roman" w:cs="Times New Roman"/>
+        </w:rPr>
+        <w:t>]</w:t>
+      </w:r>
+      <w:r>
+        <w:rPr>
+          <w:rStyle w:val="n"/>
+          <w:rFonts w:ascii="Times New Roman" w:hAnsi="Times New Roman" w:cs="Times New Roman"/>
+        </w:rPr>
+        <w:t>&lt;</w:t>
+      </w:r>
+      <w:r>
+        <w:rPr>
+          <w:rStyle w:val="t"/>
+          <w:rFonts w:ascii="Times New Roman" w:hAnsi="Times New Roman" w:cs="Times New Roman"/>
+        </w:rPr>
+        <w:t>min</w:t>
+      </w:r>
+      <w:r>
+        <w:rPr>
+          <w:rFonts w:ascii="Times New Roman" w:hAnsi="Times New Roman" w:cs="Times New Roman"/>
+        </w:rPr>
+        <w:t xml:space="preserve">) </w:t>
+      </w:r>
+      <w:r>
+        <w:rPr>
+          <w:rStyle w:val="t"/>
+          <w:rFonts w:ascii="Times New Roman" w:hAnsi="Times New Roman" w:cs="Times New Roman"/>
+        </w:rPr>
+        <w:t>min</w:t>
+      </w:r>
+      <w:r>
+        <w:rPr>
+          <w:rStyle w:val="n"/>
+          <w:rFonts w:ascii="Times New Roman" w:hAnsi="Times New Roman" w:cs="Times New Roman"/>
+        </w:rPr>
+        <w:t>=</w:t>
+      </w:r>
+      <w:proofErr w:type="spellStart"/>
+      <w:r>
+        <w:rPr>
+          <w:rStyle w:val="t"/>
+          <w:rFonts w:ascii="Times New Roman" w:hAnsi="Times New Roman" w:cs="Times New Roman"/>
+        </w:rPr>
+        <w:t>arr</w:t>
+      </w:r>
+      <w:proofErr w:type="spellEnd"/>
+      <w:r>
+        <w:rPr>
+          <w:rFonts w:ascii="Times New Roman" w:hAnsi="Times New Roman" w:cs="Times New Roman"/>
+        </w:rPr>
+        <w:t>[</w:t>
+      </w:r>
+      <w:proofErr w:type="spellStart"/>
+      <w:r>
+        <w:rPr>
+          <w:rStyle w:val="t"/>
+          <w:rFonts w:ascii="Times New Roman" w:hAnsi="Times New Roman" w:cs="Times New Roman"/>
+        </w:rPr>
+        <w:t>i</w:t>
+      </w:r>
+      <w:proofErr w:type="spellEnd"/>
+      <w:r>
+        <w:rPr>
+          <w:rFonts w:ascii="Times New Roman" w:hAnsi="Times New Roman" w:cs="Times New Roman"/>
+        </w:rPr>
+        <w:t>];</w:t>
+      </w:r>
+      <w:r>
+        <w:rPr>
+          <w:rFonts w:ascii="Times New Roman" w:hAnsi="Times New Roman" w:cs="Times New Roman"/>
+        </w:rPr>
+        <w:br/>
+        <w:t>}</w:t>
+      </w:r>
+    </w:p>
+    <w:p>
+      <w:r>
+        <w:pict>
+          <v:rect id="_x0000_i1036" style="width:0;height:1.5pt" o:hralign="center" o:hrstd="t" o:hr="t" fillcolor="#a0a0a0" stroked="f"/>
+        </w:pict>
+      </w:r>
+    </w:p>
+    <w:p>
+      <w:pPr>
+        <w:pStyle w:val="Heading3"/>
+        <w:spacing w:before="0"/>
+        <w:rPr>
+          <w:rFonts w:ascii="Times New Roman" w:hAnsi="Times New Roman" w:cs="Times New Roman"/>
+          <w:color w:val="00B050"/>
+        </w:rPr>
+      </w:pPr>
+      <w:r>
+        <w:rPr>
+          <w:rStyle w:val="Strong"/>
+          <w:rFonts w:ascii="Times New Roman" w:hAnsi="Times New Roman" w:cs="Times New Roman"/>
+          <w:b w:val="0"/>
+          <w:bCs w:val="0"/>
+          <w:color w:val="00B050"/>
+        </w:rPr>
+        <w:t>13. Reverse numbers</w:t>
+      </w:r>
+    </w:p>
+    <w:p>
+      <w:pPr>
+        <w:pStyle w:val="HTMLPreformatted"/>
+        <w:rPr>
+          <w:rFonts w:ascii="Times New Roman" w:hAnsi="Times New Roman" w:cs="Times New Roman"/>
+        </w:rPr>
+      </w:pPr>
+      <w:proofErr w:type="gramStart"/>
+      <w:r>
+        <w:rPr>
+          <w:rStyle w:val="n"/>
+          <w:rFonts w:ascii="Times New Roman" w:hAnsi="Times New Roman" w:cs="Times New Roman"/>
+        </w:rPr>
+        <w:t>while</w:t>
+      </w:r>
+      <w:r>
+        <w:rPr>
+          <w:rFonts w:ascii="Times New Roman" w:hAnsi="Times New Roman" w:cs="Times New Roman"/>
+        </w:rPr>
+        <w:t>(</w:t>
+      </w:r>
+      <w:proofErr w:type="gramEnd"/>
+      <w:r>
+        <w:rPr>
+          <w:rStyle w:val="t"/>
+          <w:rFonts w:ascii="Times New Roman" w:hAnsi="Times New Roman" w:cs="Times New Roman"/>
+        </w:rPr>
+        <w:t>n</w:t>
+      </w:r>
+      <w:r>
+        <w:rPr>
+          <w:rStyle w:val="n"/>
+          <w:rFonts w:ascii="Times New Roman" w:hAnsi="Times New Roman" w:cs="Times New Roman"/>
+        </w:rPr>
+        <w:t>&gt;</w:t>
+      </w:r>
+      <w:r>
+        <w:rPr>
+          <w:rStyle w:val="q"/>
+          <w:rFonts w:ascii="Times New Roman" w:hAnsi="Times New Roman" w:cs="Times New Roman"/>
+        </w:rPr>
+        <w:t>0</w:t>
+      </w:r>
+      <w:r>
+        <w:rPr>
+          <w:rFonts w:ascii="Times New Roman" w:hAnsi="Times New Roman" w:cs="Times New Roman"/>
+        </w:rPr>
+        <w:t>){</w:t>
+      </w:r>
+      <w:r>
+        <w:rPr>
+          <w:rFonts w:ascii="Times New Roman" w:hAnsi="Times New Roman" w:cs="Times New Roman"/>
+        </w:rPr>
+        <w:br/>
+        <w:t xml:space="preserve">    </w:t>
+      </w:r>
+      <w:r>
+        <w:rPr>
+          <w:rStyle w:val="t"/>
+          <w:rFonts w:ascii="Times New Roman" w:hAnsi="Times New Roman" w:cs="Times New Roman"/>
+        </w:rPr>
+        <w:t>rev</w:t>
+      </w:r>
+      <w:r>
+        <w:rPr>
+          <w:rFonts w:ascii="Times New Roman" w:hAnsi="Times New Roman" w:cs="Times New Roman"/>
+        </w:rPr>
+        <w:t xml:space="preserve"> </w:t>
+      </w:r>
+      <w:r>
+        <w:rPr>
+          <w:rStyle w:val="n"/>
+          <w:rFonts w:ascii="Times New Roman" w:hAnsi="Times New Roman" w:cs="Times New Roman"/>
+        </w:rPr>
+        <w:t>=</w:t>
+      </w:r>
+      <w:r>
+        <w:rPr>
+          <w:rFonts w:ascii="Times New Roman" w:hAnsi="Times New Roman" w:cs="Times New Roman"/>
+        </w:rPr>
+        <w:t xml:space="preserve"> </w:t>
+      </w:r>
+      <w:r>
+        <w:rPr>
+          <w:rStyle w:val="t"/>
+          <w:rFonts w:ascii="Times New Roman" w:hAnsi="Times New Roman" w:cs="Times New Roman"/>
+        </w:rPr>
+        <w:t>rev</w:t>
+      </w:r>
+      <w:r>
+        <w:rPr>
+          <w:rStyle w:val="n"/>
+          <w:rFonts w:ascii="Times New Roman" w:hAnsi="Times New Roman" w:cs="Times New Roman"/>
+        </w:rPr>
+        <w:t>*</w:t>
+      </w:r>
+      <w:r>
+        <w:rPr>
+          <w:rStyle w:val="q"/>
+          <w:rFonts w:ascii="Times New Roman" w:hAnsi="Times New Roman" w:cs="Times New Roman"/>
+        </w:rPr>
+        <w:t>10</w:t>
+      </w:r>
+      <w:r>
+        <w:rPr>
+          <w:rFonts w:ascii="Times New Roman" w:hAnsi="Times New Roman" w:cs="Times New Roman"/>
+        </w:rPr>
+        <w:t xml:space="preserve"> </w:t>
+      </w:r>
+      <w:r>
+        <w:rPr>
+          <w:rStyle w:val="n"/>
+          <w:rFonts w:ascii="Times New Roman" w:hAnsi="Times New Roman" w:cs="Times New Roman"/>
+        </w:rPr>
+        <w:t>+</w:t>
+      </w:r>
+      <w:r>
+        <w:rPr>
+          <w:rFonts w:ascii="Times New Roman" w:hAnsi="Times New Roman" w:cs="Times New Roman"/>
+        </w:rPr>
+        <w:t xml:space="preserve"> </w:t>
+      </w:r>
+      <w:r>
+        <w:rPr>
+          <w:rStyle w:val="t"/>
+          <w:rFonts w:ascii="Times New Roman" w:hAnsi="Times New Roman" w:cs="Times New Roman"/>
+        </w:rPr>
+        <w:t>n</w:t>
+      </w:r>
+      <w:r>
+        <w:rPr>
+          <w:rStyle w:val="n"/>
+          <w:rFonts w:ascii="Times New Roman" w:hAnsi="Times New Roman" w:cs="Times New Roman"/>
+        </w:rPr>
+        <w:t>%</w:t>
+      </w:r>
+      <w:r>
+        <w:rPr>
+          <w:rStyle w:val="q"/>
+          <w:rFonts w:ascii="Times New Roman" w:hAnsi="Times New Roman" w:cs="Times New Roman"/>
+        </w:rPr>
+        <w:t>10</w:t>
+      </w:r>
+      <w:r>
+        <w:rPr>
+          <w:rFonts w:ascii="Times New Roman" w:hAnsi="Times New Roman" w:cs="Times New Roman"/>
+        </w:rPr>
+        <w:t>;</w:t>
+      </w:r>
+      <w:r>
+        <w:rPr>
+          <w:rFonts w:ascii="Times New Roman" w:hAnsi="Times New Roman" w:cs="Times New Roman"/>
+        </w:rPr>
+        <w:br/>
+        <w:t xml:space="preserve">    </w:t>
+      </w:r>
+      <w:r>
+        <w:rPr>
+          <w:rStyle w:val="t"/>
+          <w:rFonts w:ascii="Times New Roman" w:hAnsi="Times New Roman" w:cs="Times New Roman"/>
+        </w:rPr>
+        <w:t>n</w:t>
+      </w:r>
+      <w:r>
+        <w:rPr>
+          <w:rStyle w:val="n"/>
+          <w:rFonts w:ascii="Times New Roman" w:hAnsi="Times New Roman" w:cs="Times New Roman"/>
+        </w:rPr>
+        <w:t>/=</w:t>
+      </w:r>
+      <w:r>
+        <w:rPr>
+          <w:rStyle w:val="q"/>
+          <w:rFonts w:ascii="Times New Roman" w:hAnsi="Times New Roman" w:cs="Times New Roman"/>
+        </w:rPr>
+        <w:t>10</w:t>
+      </w:r>
+      <w:r>
+        <w:rPr>
+          <w:rFonts w:ascii="Times New Roman" w:hAnsi="Times New Roman" w:cs="Times New Roman"/>
+        </w:rPr>
+        <w:t>;</w:t>
+      </w:r>
+      <w:r>
+        <w:rPr>
+          <w:rFonts w:ascii="Times New Roman" w:hAnsi="Times New Roman" w:cs="Times New Roman"/>
+        </w:rPr>
+        <w:br/>
+        <w:t>}</w:t>
+      </w:r>
+    </w:p>
+    <w:p>
+      <w:r>
+        <w:pict>
+          <v:rect id="_x0000_i1037" style="width:0;height:1.5pt" o:hralign="center" o:hrstd="t" o:hr="t" fillcolor="#a0a0a0" stroked="f"/>
+        </w:pict>
+      </w:r>
+    </w:p>
+    <w:p>
+      <w:pPr>
+        <w:pStyle w:val="Heading3"/>
+        <w:spacing w:before="0"/>
+        <w:rPr>
+          <w:rFonts w:ascii="Times New Roman" w:hAnsi="Times New Roman" w:cs="Times New Roman"/>
+          <w:color w:val="00B050"/>
+        </w:rPr>
+      </w:pPr>
+      <w:r>
+        <w:rPr>
+          <w:rStyle w:val="Strong"/>
+          <w:rFonts w:ascii="Times New Roman" w:hAnsi="Times New Roman" w:cs="Times New Roman"/>
+          <w:b w:val="0"/>
+          <w:bCs w:val="0"/>
+          <w:color w:val="00B050"/>
+        </w:rPr>
+        <w:t>14. Common elements</w:t>
+      </w:r>
+    </w:p>
+    <w:p>
+      <w:pPr>
+        <w:pStyle w:val="HTMLPreformatted"/>
+        <w:rPr>
+          <w:rFonts w:ascii="Times New Roman" w:hAnsi="Times New Roman" w:cs="Times New Roman"/>
+        </w:rPr>
+      </w:pPr>
+      <w:proofErr w:type="gramStart"/>
+      <w:r>
+        <w:rPr>
+          <w:rStyle w:val="n"/>
+          <w:rFonts w:ascii="Times New Roman" w:hAnsi="Times New Roman" w:cs="Times New Roman"/>
+        </w:rPr>
+        <w:t>if</w:t>
+      </w:r>
+      <w:r>
+        <w:rPr>
+          <w:rFonts w:ascii="Times New Roman" w:hAnsi="Times New Roman" w:cs="Times New Roman"/>
+        </w:rPr>
+        <w:t>(</w:t>
+      </w:r>
+      <w:proofErr w:type="gramEnd"/>
+      <w:r>
+        <w:rPr>
+          <w:rStyle w:val="t"/>
+          <w:rFonts w:ascii="Times New Roman" w:hAnsi="Times New Roman" w:cs="Times New Roman"/>
+        </w:rPr>
+        <w:t>A</w:t>
+      </w:r>
+      <w:r>
+        <w:rPr>
+          <w:rFonts w:ascii="Times New Roman" w:hAnsi="Times New Roman" w:cs="Times New Roman"/>
+        </w:rPr>
+        <w:t>[</w:t>
+      </w:r>
+      <w:proofErr w:type="spellStart"/>
+      <w:r>
+        <w:rPr>
+          <w:rStyle w:val="t"/>
+          <w:rFonts w:ascii="Times New Roman" w:hAnsi="Times New Roman" w:cs="Times New Roman"/>
+        </w:rPr>
+        <w:t>i</w:t>
+      </w:r>
+      <w:proofErr w:type="spellEnd"/>
+      <w:r>
+        <w:rPr>
+          <w:rFonts w:ascii="Times New Roman" w:hAnsi="Times New Roman" w:cs="Times New Roman"/>
+        </w:rPr>
+        <w:t>]</w:t>
+      </w:r>
+      <w:r>
+        <w:rPr>
+          <w:rStyle w:val="n"/>
+          <w:rFonts w:ascii="Times New Roman" w:hAnsi="Times New Roman" w:cs="Times New Roman"/>
+        </w:rPr>
+        <w:t>==</w:t>
+      </w:r>
+      <w:r>
+        <w:rPr>
+          <w:rStyle w:val="t"/>
+          <w:rFonts w:ascii="Times New Roman" w:hAnsi="Times New Roman" w:cs="Times New Roman"/>
+        </w:rPr>
+        <w:t>B</w:t>
+      </w:r>
+      <w:r>
+        <w:rPr>
+          <w:rFonts w:ascii="Times New Roman" w:hAnsi="Times New Roman" w:cs="Times New Roman"/>
+        </w:rPr>
+        <w:t>[</w:t>
+      </w:r>
+      <w:r>
+        <w:rPr>
+          <w:rStyle w:val="t"/>
+          <w:rFonts w:ascii="Times New Roman" w:hAnsi="Times New Roman" w:cs="Times New Roman"/>
+        </w:rPr>
+        <w:t>j</w:t>
+      </w:r>
+      <w:r>
+        <w:rPr>
+          <w:rFonts w:ascii="Times New Roman" w:hAnsi="Times New Roman" w:cs="Times New Roman"/>
+        </w:rPr>
+        <w:t>])</w:t>
+      </w:r>
+      <w:r>
+        <w:rPr>
+          <w:rFonts w:ascii="Times New Roman" w:hAnsi="Times New Roman" w:cs="Times New Roman"/>
+        </w:rPr>
+        <w:br/>
+        <w:t xml:space="preserve">    </w:t>
+      </w:r>
+      <w:proofErr w:type="spellStart"/>
+      <w:r>
+        <w:rPr>
+          <w:rStyle w:val="t"/>
+          <w:rFonts w:ascii="Times New Roman" w:hAnsi="Times New Roman" w:cs="Times New Roman"/>
+        </w:rPr>
+        <w:t>System</w:t>
+      </w:r>
+      <w:r>
+        <w:rPr>
+          <w:rStyle w:val="n"/>
+          <w:rFonts w:ascii="Times New Roman" w:hAnsi="Times New Roman" w:cs="Times New Roman"/>
+        </w:rPr>
+        <w:t>.</w:t>
+      </w:r>
+      <w:r>
+        <w:rPr>
+          <w:rStyle w:val="t"/>
+          <w:rFonts w:ascii="Times New Roman" w:hAnsi="Times New Roman" w:cs="Times New Roman"/>
+        </w:rPr>
+        <w:t>out</w:t>
+      </w:r>
+      <w:r>
+        <w:rPr>
+          <w:rStyle w:val="n"/>
+          <w:rFonts w:ascii="Times New Roman" w:hAnsi="Times New Roman" w:cs="Times New Roman"/>
+        </w:rPr>
+        <w:t>.</w:t>
+      </w:r>
+      <w:r>
+        <w:rPr>
+          <w:rStyle w:val="t"/>
+          <w:rFonts w:ascii="Times New Roman" w:hAnsi="Times New Roman" w:cs="Times New Roman"/>
+        </w:rPr>
+        <w:t>println</w:t>
+      </w:r>
+      <w:proofErr w:type="spellEnd"/>
+      <w:r>
+        <w:rPr>
+          <w:rFonts w:ascii="Times New Roman" w:hAnsi="Times New Roman" w:cs="Times New Roman"/>
+        </w:rPr>
+        <w:t>(</w:t>
+      </w:r>
+      <w:r>
+        <w:rPr>
+          <w:rStyle w:val="t"/>
+          <w:rFonts w:ascii="Times New Roman" w:hAnsi="Times New Roman" w:cs="Times New Roman"/>
+        </w:rPr>
+        <w:t>A</w:t>
+      </w:r>
+      <w:r>
+        <w:rPr>
+          <w:rFonts w:ascii="Times New Roman" w:hAnsi="Times New Roman" w:cs="Times New Roman"/>
+        </w:rPr>
+        <w:t>[</w:t>
+      </w:r>
+      <w:proofErr w:type="spellStart"/>
+      <w:r>
+        <w:rPr>
+          <w:rStyle w:val="t"/>
+          <w:rFonts w:ascii="Times New Roman" w:hAnsi="Times New Roman" w:cs="Times New Roman"/>
+        </w:rPr>
+        <w:t>i</w:t>
+      </w:r>
+      <w:proofErr w:type="spellEnd"/>
+      <w:r>
+        <w:rPr>
+          <w:rFonts w:ascii="Times New Roman" w:hAnsi="Times New Roman" w:cs="Times New Roman"/>
+        </w:rPr>
+        <w:t>]);</w:t>
+      </w:r>
+    </w:p>
+    <w:p>
+      <w:r>
+        <w:pict>
+          <v:rect id="_x0000_i1038" style="width:0;height:1.5pt" o:hralign="center" o:hrstd="t" o:hr="t" fillcolor="#a0a0a0" stroked="f"/>
+        </w:pict>
+      </w:r>
+    </w:p>
+    <w:p>
+      <w:pPr>
+        <w:pStyle w:val="Heading3"/>
+        <w:spacing w:before="0"/>
+        <w:rPr>
+          <w:rFonts w:ascii="Times New Roman" w:hAnsi="Times New Roman" w:cs="Times New Roman"/>
+          <w:color w:val="00B050"/>
+        </w:rPr>
+      </w:pPr>
+      <w:r>
+        <w:rPr>
+          <w:rStyle w:val="Strong"/>
+          <w:rFonts w:ascii="Times New Roman" w:hAnsi="Times New Roman" w:cs="Times New Roman"/>
+          <w:b w:val="0"/>
+          <w:bCs w:val="0"/>
+          <w:color w:val="00B050"/>
+        </w:rPr>
+        <w:t>15. Student average</w:t>
+      </w:r>
+    </w:p>
+    <w:p>
+      <w:pPr>
+        <w:pStyle w:val="HTMLPreformatted"/>
+        <w:rPr>
+          <w:rFonts w:ascii="Times New Roman" w:hAnsi="Times New Roman" w:cs="Times New Roman"/>
+        </w:rPr>
+      </w:pPr>
+      <w:proofErr w:type="spellStart"/>
+      <w:proofErr w:type="gramStart"/>
+      <w:r>
+        <w:rPr>
+          <w:rStyle w:val="t"/>
+          <w:rFonts w:ascii="Times New Roman" w:hAnsi="Times New Roman" w:cs="Times New Roman"/>
+        </w:rPr>
+        <w:t>avg</w:t>
+      </w:r>
+      <w:proofErr w:type="spellEnd"/>
+      <w:proofErr w:type="gramEnd"/>
+      <w:r>
+        <w:rPr>
+          <w:rFonts w:ascii="Times New Roman" w:hAnsi="Times New Roman" w:cs="Times New Roman"/>
+        </w:rPr>
+        <w:t xml:space="preserve"> </w:t>
+      </w:r>
+      <w:r>
+        <w:rPr>
+          <w:rStyle w:val="n"/>
+          <w:rFonts w:ascii="Times New Roman" w:hAnsi="Times New Roman" w:cs="Times New Roman"/>
+        </w:rPr>
+        <w:t>=</w:t>
+      </w:r>
+      <w:r>
+        <w:rPr>
+          <w:rFonts w:ascii="Times New Roman" w:hAnsi="Times New Roman" w:cs="Times New Roman"/>
+        </w:rPr>
+        <w:t xml:space="preserve"> (</w:t>
+      </w:r>
+      <w:r>
+        <w:rPr>
+          <w:rStyle w:val="t"/>
+          <w:rFonts w:ascii="Times New Roman" w:hAnsi="Times New Roman" w:cs="Times New Roman"/>
+        </w:rPr>
+        <w:t>A</w:t>
+      </w:r>
+      <w:r>
+        <w:rPr>
+          <w:rStyle w:val="n"/>
+          <w:rFonts w:ascii="Times New Roman" w:hAnsi="Times New Roman" w:cs="Times New Roman"/>
+        </w:rPr>
+        <w:t>+</w:t>
+      </w:r>
+      <w:r>
+        <w:rPr>
+          <w:rStyle w:val="t"/>
+          <w:rFonts w:ascii="Times New Roman" w:hAnsi="Times New Roman" w:cs="Times New Roman"/>
+        </w:rPr>
+        <w:t>B</w:t>
+      </w:r>
+      <w:r>
+        <w:rPr>
+          <w:rStyle w:val="n"/>
+          <w:rFonts w:ascii="Times New Roman" w:hAnsi="Times New Roman" w:cs="Times New Roman"/>
+        </w:rPr>
+        <w:t>+</w:t>
+      </w:r>
+      <w:r>
+        <w:rPr>
+          <w:rStyle w:val="t"/>
+          <w:rFonts w:ascii="Times New Roman" w:hAnsi="Times New Roman" w:cs="Times New Roman"/>
+        </w:rPr>
+        <w:t>C</w:t>
+      </w:r>
+      <w:r>
+        <w:rPr>
+          <w:rFonts w:ascii="Times New Roman" w:hAnsi="Times New Roman" w:cs="Times New Roman"/>
+        </w:rPr>
+        <w:t>)</w:t>
+      </w:r>
+      <w:r>
+        <w:rPr>
+          <w:rStyle w:val="n"/>
+          <w:rFonts w:ascii="Times New Roman" w:hAnsi="Times New Roman" w:cs="Times New Roman"/>
+        </w:rPr>
+        <w:t>/</w:t>
+      </w:r>
+      <w:r>
+        <w:rPr>
+          <w:rStyle w:val="q"/>
+          <w:rFonts w:ascii="Times New Roman" w:hAnsi="Times New Roman" w:cs="Times New Roman"/>
+        </w:rPr>
+        <w:t>3</w:t>
+      </w:r>
+      <w:r>
+        <w:rPr>
+          <w:rFonts w:ascii="Times New Roman" w:hAnsi="Times New Roman" w:cs="Times New Roman"/>
+        </w:rPr>
+        <w:t>;</w:t>
+      </w:r>
+      <w:r>
+        <w:rPr>
+          <w:rFonts w:ascii="Times New Roman" w:hAnsi="Times New Roman" w:cs="Times New Roman"/>
+        </w:rPr>
+        <w:br/>
+      </w:r>
+      <w:r>
+        <w:rPr>
+          <w:rFonts w:ascii="Times New Roman" w:hAnsi="Times New Roman" w:cs="Times New Roman"/>
+        </w:rPr>
+        <w:br/>
+      </w:r>
+      <w:r>
+        <w:rPr>
+          <w:rStyle w:val="n"/>
+          <w:rFonts w:ascii="Times New Roman" w:hAnsi="Times New Roman" w:cs="Times New Roman"/>
+        </w:rPr>
+        <w:t>if</w:t>
+      </w:r>
+      <w:r>
+        <w:rPr>
+          <w:rFonts w:ascii="Times New Roman" w:hAnsi="Times New Roman" w:cs="Times New Roman"/>
+        </w:rPr>
+        <w:t>(</w:t>
+      </w:r>
+      <w:proofErr w:type="spellStart"/>
+      <w:r>
+        <w:rPr>
+          <w:rStyle w:val="t"/>
+          <w:rFonts w:ascii="Times New Roman" w:hAnsi="Times New Roman" w:cs="Times New Roman"/>
+        </w:rPr>
+        <w:t>avg</w:t>
+      </w:r>
+      <w:proofErr w:type="spellEnd"/>
+      <w:r>
+        <w:rPr>
+          <w:rStyle w:val="n"/>
+          <w:rFonts w:ascii="Times New Roman" w:hAnsi="Times New Roman" w:cs="Times New Roman"/>
+        </w:rPr>
+        <w:t>&gt;</w:t>
+      </w:r>
+      <w:r>
+        <w:rPr>
+          <w:rStyle w:val="q"/>
+          <w:rFonts w:ascii="Times New Roman" w:hAnsi="Times New Roman" w:cs="Times New Roman"/>
+        </w:rPr>
+        <w:t>80</w:t>
+      </w:r>
+      <w:r>
+        <w:rPr>
+          <w:rFonts w:ascii="Times New Roman" w:hAnsi="Times New Roman" w:cs="Times New Roman"/>
+        </w:rPr>
+        <w:t>)</w:t>
+      </w:r>
+      <w:r>
+        <w:rPr>
+          <w:rFonts w:ascii="Times New Roman" w:hAnsi="Times New Roman" w:cs="Times New Roman"/>
+        </w:rPr>
+        <w:br/>
+        <w:t xml:space="preserve">    </w:t>
+      </w:r>
+      <w:r>
+        <w:rPr>
+          <w:rStyle w:val="t"/>
+          <w:rFonts w:ascii="Times New Roman" w:hAnsi="Times New Roman" w:cs="Times New Roman"/>
+        </w:rPr>
+        <w:t>print</w:t>
+      </w:r>
+      <w:r>
+        <w:rPr>
+          <w:rFonts w:ascii="Times New Roman" w:hAnsi="Times New Roman" w:cs="Times New Roman"/>
+        </w:rPr>
+        <w:t>;</w:t>
+      </w:r>
+      <w:r>
+        <w:rPr>
+          <w:rFonts w:ascii="Times New Roman" w:hAnsi="Times New Roman" w:cs="Times New Roman"/>
+        </w:rPr>
+        <w:br/>
+      </w:r>
+      <w:r>
+        <w:rPr>
+          <w:rFonts w:ascii="Times New Roman" w:hAnsi="Times New Roman" w:cs="Times New Roman"/>
+        </w:rPr>
+        <w:br/>
+      </w:r>
+      <w:r>
+        <w:rPr>
+          <w:rStyle w:val="n"/>
+          <w:rFonts w:ascii="Times New Roman" w:hAnsi="Times New Roman" w:cs="Times New Roman"/>
+        </w:rPr>
+        <w:lastRenderedPageBreak/>
+        <w:t>if</w:t>
+      </w:r>
+      <w:r>
+        <w:rPr>
+          <w:rFonts w:ascii="Times New Roman" w:hAnsi="Times New Roman" w:cs="Times New Roman"/>
+        </w:rPr>
+        <w:t>(</w:t>
+      </w:r>
+      <w:proofErr w:type="spellStart"/>
+      <w:r>
+        <w:rPr>
+          <w:rStyle w:val="t"/>
+          <w:rFonts w:ascii="Times New Roman" w:hAnsi="Times New Roman" w:cs="Times New Roman"/>
+        </w:rPr>
+        <w:t>avg</w:t>
+      </w:r>
+      <w:proofErr w:type="spellEnd"/>
+      <w:r>
+        <w:rPr>
+          <w:rStyle w:val="n"/>
+          <w:rFonts w:ascii="Times New Roman" w:hAnsi="Times New Roman" w:cs="Times New Roman"/>
+        </w:rPr>
+        <w:t>&lt;</w:t>
+      </w:r>
+      <w:r>
+        <w:rPr>
+          <w:rStyle w:val="q"/>
+          <w:rFonts w:ascii="Times New Roman" w:hAnsi="Times New Roman" w:cs="Times New Roman"/>
+        </w:rPr>
+        <w:t>40</w:t>
+      </w:r>
+      <w:r>
+        <w:rPr>
+          <w:rFonts w:ascii="Times New Roman" w:hAnsi="Times New Roman" w:cs="Times New Roman"/>
+        </w:rPr>
+        <w:t>)</w:t>
+      </w:r>
+      <w:r>
+        <w:rPr>
+          <w:rFonts w:ascii="Times New Roman" w:hAnsi="Times New Roman" w:cs="Times New Roman"/>
+        </w:rPr>
+        <w:br/>
+        <w:t xml:space="preserve">    </w:t>
+      </w:r>
+      <w:r>
+        <w:rPr>
+          <w:rStyle w:val="t"/>
+          <w:rFonts w:ascii="Times New Roman" w:hAnsi="Times New Roman" w:cs="Times New Roman"/>
+        </w:rPr>
+        <w:t>print</w:t>
+      </w:r>
+      <w:r>
+        <w:rPr>
+          <w:rFonts w:ascii="Times New Roman" w:hAnsi="Times New Roman" w:cs="Times New Roman"/>
+        </w:rPr>
+        <w:t>;</w:t>
+      </w:r>
+    </w:p>
+    <w:p>
+      <w:r>
+        <w:pict>
+          <v:rect id="_x0000_i1039" style="width:0;height:1.5pt" o:hralign="center" o:hrstd="t" o:hr="t" fillcolor="#a0a0a0" stroked="f"/>
+        </w:pict>
+      </w:r>
+    </w:p>
+    <w:p>
+      <w:pPr>
+        <w:pStyle w:val="Heading3"/>
+        <w:spacing w:before="0"/>
+        <w:rPr>
+          <w:rFonts w:ascii="Times New Roman" w:hAnsi="Times New Roman" w:cs="Times New Roman"/>
+          <w:color w:val="00B050"/>
+        </w:rPr>
+      </w:pPr>
+      <w:r>
+        <w:rPr>
+          <w:rStyle w:val="Strong"/>
+          <w:rFonts w:ascii="Times New Roman" w:hAnsi="Times New Roman" w:cs="Times New Roman"/>
+          <w:b w:val="0"/>
+          <w:bCs w:val="0"/>
+          <w:color w:val="00B050"/>
+        </w:rPr>
+        <w:t>16. Diagonal sum (3×3)</w:t>
+      </w:r>
+    </w:p>
+    <w:p>
+      <w:pPr>
+        <w:pStyle w:val="HTMLPreformatted"/>
+        <w:rPr>
+          <w:rFonts w:ascii="Times New Roman" w:hAnsi="Times New Roman" w:cs="Times New Roman"/>
+        </w:rPr>
+      </w:pPr>
+      <w:proofErr w:type="gramStart"/>
+      <w:r>
+        <w:rPr>
+          <w:rStyle w:val="t"/>
+          <w:rFonts w:ascii="Times New Roman" w:hAnsi="Times New Roman" w:cs="Times New Roman"/>
+        </w:rPr>
+        <w:t>sum</w:t>
+      </w:r>
+      <w:proofErr w:type="gramEnd"/>
+      <w:r>
+        <w:rPr>
+          <w:rFonts w:ascii="Times New Roman" w:hAnsi="Times New Roman" w:cs="Times New Roman"/>
+        </w:rPr>
+        <w:t xml:space="preserve"> </w:t>
+      </w:r>
+      <w:r>
+        <w:rPr>
+          <w:rStyle w:val="n"/>
+          <w:rFonts w:ascii="Times New Roman" w:hAnsi="Times New Roman" w:cs="Times New Roman"/>
+        </w:rPr>
+        <w:t>+=</w:t>
+      </w:r>
+      <w:r>
+        <w:rPr>
+          <w:rFonts w:ascii="Times New Roman" w:hAnsi="Times New Roman" w:cs="Times New Roman"/>
+        </w:rPr>
+        <w:t xml:space="preserve"> </w:t>
+      </w:r>
+      <w:proofErr w:type="spellStart"/>
+      <w:r>
+        <w:rPr>
+          <w:rStyle w:val="t"/>
+          <w:rFonts w:ascii="Times New Roman" w:hAnsi="Times New Roman" w:cs="Times New Roman"/>
+        </w:rPr>
+        <w:t>arr</w:t>
+      </w:r>
+      <w:proofErr w:type="spellEnd"/>
+      <w:r>
+        <w:rPr>
+          <w:rFonts w:ascii="Times New Roman" w:hAnsi="Times New Roman" w:cs="Times New Roman"/>
+        </w:rPr>
+        <w:t>[</w:t>
+      </w:r>
+      <w:proofErr w:type="spellStart"/>
+      <w:r>
+        <w:rPr>
+          <w:rStyle w:val="t"/>
+          <w:rFonts w:ascii="Times New Roman" w:hAnsi="Times New Roman" w:cs="Times New Roman"/>
+        </w:rPr>
+        <w:t>i</w:t>
+      </w:r>
+      <w:proofErr w:type="spellEnd"/>
+      <w:r>
+        <w:rPr>
+          <w:rFonts w:ascii="Times New Roman" w:hAnsi="Times New Roman" w:cs="Times New Roman"/>
+        </w:rPr>
+        <w:t>][</w:t>
+      </w:r>
+      <w:proofErr w:type="spellStart"/>
+      <w:r>
+        <w:rPr>
+          <w:rStyle w:val="t"/>
+          <w:rFonts w:ascii="Times New Roman" w:hAnsi="Times New Roman" w:cs="Times New Roman"/>
+        </w:rPr>
+        <w:t>i</w:t>
+      </w:r>
+      <w:proofErr w:type="spellEnd"/>
+      <w:r>
+        <w:rPr>
+          <w:rFonts w:ascii="Times New Roman" w:hAnsi="Times New Roman" w:cs="Times New Roman"/>
+        </w:rPr>
+        <w:t>];</w:t>
+      </w:r>
+    </w:p>
+    <w:p>
+      <w:r>
+        <w:pict>
+          <v:rect id="_x0000_i1040" style="width:0;height:1.5pt" o:hralign="center" o:hrstd="t" o:hr="t" fillcolor="#a0a0a0" stroked="f"/>
+        </w:pict>
+      </w:r>
+    </w:p>
+    <w:p>
+      <w:pPr>
+        <w:pStyle w:val="Heading3"/>
+        <w:spacing w:before="0"/>
+        <w:rPr>
+          <w:rFonts w:ascii="Times New Roman" w:hAnsi="Times New Roman" w:cs="Times New Roman"/>
+          <w:color w:val="00B050"/>
+        </w:rPr>
+      </w:pPr>
+      <w:r>
+        <w:rPr>
+          <w:rStyle w:val="Strong"/>
+          <w:rFonts w:ascii="Times New Roman" w:hAnsi="Times New Roman" w:cs="Times New Roman"/>
+          <w:b w:val="0"/>
+          <w:bCs w:val="0"/>
+          <w:color w:val="00B050"/>
+        </w:rPr>
+        <w:t>17. Row sum and column product</w:t>
+      </w:r>
+    </w:p>
+    <w:p>
+      <w:pPr>
+        <w:pStyle w:val="HTMLPreformatted"/>
+        <w:rPr>
+          <w:rFonts w:ascii="Times New Roman" w:hAnsi="Times New Roman" w:cs="Times New Roman"/>
+        </w:rPr>
+      </w:pPr>
+      <w:proofErr w:type="spellStart"/>
+      <w:proofErr w:type="gramStart"/>
+      <w:r>
+        <w:rPr>
+          <w:rStyle w:val="t"/>
+          <w:rFonts w:ascii="Times New Roman" w:hAnsi="Times New Roman" w:cs="Times New Roman"/>
+        </w:rPr>
+        <w:t>rowSum</w:t>
+      </w:r>
+      <w:proofErr w:type="spellEnd"/>
+      <w:proofErr w:type="gramEnd"/>
+      <w:r>
+        <w:rPr>
+          <w:rFonts w:ascii="Times New Roman" w:hAnsi="Times New Roman" w:cs="Times New Roman"/>
+        </w:rPr>
+        <w:t xml:space="preserve"> </w:t>
+      </w:r>
+      <w:r>
+        <w:rPr>
+          <w:rStyle w:val="n"/>
+          <w:rFonts w:ascii="Times New Roman" w:hAnsi="Times New Roman" w:cs="Times New Roman"/>
+        </w:rPr>
+        <w:t>+=</w:t>
+      </w:r>
+      <w:r>
+        <w:rPr>
+          <w:rFonts w:ascii="Times New Roman" w:hAnsi="Times New Roman" w:cs="Times New Roman"/>
+        </w:rPr>
+        <w:t xml:space="preserve"> </w:t>
+      </w:r>
+      <w:proofErr w:type="spellStart"/>
+      <w:r>
+        <w:rPr>
+          <w:rStyle w:val="t"/>
+          <w:rFonts w:ascii="Times New Roman" w:hAnsi="Times New Roman" w:cs="Times New Roman"/>
+        </w:rPr>
+        <w:t>arr</w:t>
+      </w:r>
+      <w:proofErr w:type="spellEnd"/>
+      <w:r>
+        <w:rPr>
+          <w:rFonts w:ascii="Times New Roman" w:hAnsi="Times New Roman" w:cs="Times New Roman"/>
+        </w:rPr>
+        <w:t>[</w:t>
+      </w:r>
+      <w:proofErr w:type="spellStart"/>
+      <w:r>
+        <w:rPr>
+          <w:rStyle w:val="t"/>
+          <w:rFonts w:ascii="Times New Roman" w:hAnsi="Times New Roman" w:cs="Times New Roman"/>
+        </w:rPr>
+        <w:t>i</w:t>
+      </w:r>
+      <w:proofErr w:type="spellEnd"/>
+      <w:r>
+        <w:rPr>
+          <w:rFonts w:ascii="Times New Roman" w:hAnsi="Times New Roman" w:cs="Times New Roman"/>
+        </w:rPr>
+        <w:t>][</w:t>
+      </w:r>
+      <w:r>
+        <w:rPr>
+          <w:rStyle w:val="t"/>
+          <w:rFonts w:ascii="Times New Roman" w:hAnsi="Times New Roman" w:cs="Times New Roman"/>
+        </w:rPr>
+        <w:t>j</w:t>
+      </w:r>
+      <w:r>
+        <w:rPr>
+          <w:rFonts w:ascii="Times New Roman" w:hAnsi="Times New Roman" w:cs="Times New Roman"/>
+        </w:rPr>
+        <w:t>];</w:t>
+      </w:r>
+      <w:r>
+        <w:rPr>
+          <w:rFonts w:ascii="Times New Roman" w:hAnsi="Times New Roman" w:cs="Times New Roman"/>
+        </w:rPr>
+        <w:br/>
+      </w:r>
+      <w:proofErr w:type="spellStart"/>
+      <w:r>
+        <w:rPr>
+          <w:rStyle w:val="t"/>
+          <w:rFonts w:ascii="Times New Roman" w:hAnsi="Times New Roman" w:cs="Times New Roman"/>
+        </w:rPr>
+        <w:t>colProduct</w:t>
+      </w:r>
+      <w:proofErr w:type="spellEnd"/>
+      <w:r>
+        <w:rPr>
+          <w:rFonts w:ascii="Times New Roman" w:hAnsi="Times New Roman" w:cs="Times New Roman"/>
+        </w:rPr>
+        <w:t xml:space="preserve"> </w:t>
+      </w:r>
+      <w:r>
+        <w:rPr>
+          <w:rStyle w:val="n"/>
+          <w:rFonts w:ascii="Times New Roman" w:hAnsi="Times New Roman" w:cs="Times New Roman"/>
+        </w:rPr>
+        <w:t>*=</w:t>
+      </w:r>
+      <w:r>
+        <w:rPr>
+          <w:rFonts w:ascii="Times New Roman" w:hAnsi="Times New Roman" w:cs="Times New Roman"/>
+        </w:rPr>
+        <w:t xml:space="preserve"> </w:t>
+      </w:r>
+      <w:proofErr w:type="spellStart"/>
+      <w:r>
+        <w:rPr>
+          <w:rStyle w:val="t"/>
+          <w:rFonts w:ascii="Times New Roman" w:hAnsi="Times New Roman" w:cs="Times New Roman"/>
+        </w:rPr>
+        <w:t>arr</w:t>
+      </w:r>
+      <w:proofErr w:type="spellEnd"/>
+      <w:r>
+        <w:rPr>
+          <w:rFonts w:ascii="Times New Roman" w:hAnsi="Times New Roman" w:cs="Times New Roman"/>
+        </w:rPr>
+        <w:t>[</w:t>
+      </w:r>
+      <w:proofErr w:type="spellStart"/>
+      <w:r>
+        <w:rPr>
+          <w:rStyle w:val="t"/>
+          <w:rFonts w:ascii="Times New Roman" w:hAnsi="Times New Roman" w:cs="Times New Roman"/>
+        </w:rPr>
+        <w:t>i</w:t>
+      </w:r>
+      <w:proofErr w:type="spellEnd"/>
+      <w:r>
+        <w:rPr>
+          <w:rFonts w:ascii="Times New Roman" w:hAnsi="Times New Roman" w:cs="Times New Roman"/>
+        </w:rPr>
+        <w:t>][</w:t>
+      </w:r>
+      <w:r>
+        <w:rPr>
+          <w:rStyle w:val="t"/>
+          <w:rFonts w:ascii="Times New Roman" w:hAnsi="Times New Roman" w:cs="Times New Roman"/>
+        </w:rPr>
+        <w:t>j</w:t>
+      </w:r>
+      <w:r>
+        <w:rPr>
+          <w:rFonts w:ascii="Times New Roman" w:hAnsi="Times New Roman" w:cs="Times New Roman"/>
+        </w:rPr>
+        <w:t>];</w:t>
+      </w:r>
+    </w:p>
+    <w:p>
+      <w:r>
+        <w:pict>
+          <v:rect id="_x0000_i1041" style="width:0;height:1.5pt" o:hralign="center" o:hrstd="t" o:hr="t" fillcolor="#a0a0a0" stroked="f"/>
+        </w:pict>
+      </w:r>
+    </w:p>
+    <w:p>
+      <w:pPr>
+        <w:pStyle w:val="Heading3"/>
+        <w:spacing w:before="0"/>
+        <w:rPr>
+          <w:rFonts w:ascii="Times New Roman" w:hAnsi="Times New Roman" w:cs="Times New Roman"/>
+          <w:color w:val="00B050"/>
+        </w:rPr>
+      </w:pPr>
+      <w:r>
+        <w:rPr>
+          <w:rStyle w:val="Strong"/>
+          <w:rFonts w:ascii="Times New Roman" w:hAnsi="Times New Roman" w:cs="Times New Roman"/>
+          <w:b w:val="0"/>
+          <w:bCs w:val="0"/>
+          <w:color w:val="00B050"/>
+        </w:rPr>
+        <w:t>18. Sort each column</w:t>
+      </w:r>
+    </w:p>
+    <w:p>
+      <w:pPr>
+        <w:pStyle w:val="NormalWeb"/>
+        <w:spacing w:before="0" w:beforeAutospacing="0"/>
+      </w:pPr>
+      <w:r>
+        <w:rPr>
+          <w:rFonts w:ascii="Segoe UI Symbol" w:hAnsi="Segoe UI Symbol" w:cs="Segoe UI Symbol"/>
+        </w:rPr>
+        <w:t>👉</w:t>
+      </w:r>
+      <w:r>
+        <w:t xml:space="preserve"> Use nested loops column-wise sorting.</w:t>
+      </w:r>
+    </w:p>
+    <w:p>
+      <w:r>
+        <w:pict>
+          <v:rect id="_x0000_i1042" style="width:0;height:1.5pt" o:hralign="center" o:hrstd="t" o:hr="t" fillcolor="#a0a0a0" stroked="f"/>
+        </w:pict>
+      </w:r>
+    </w:p>
+    <w:p>
+      <w:pPr>
+        <w:pStyle w:val="Heading3"/>
+        <w:spacing w:before="0"/>
+        <w:rPr>
+          <w:rFonts w:ascii="Times New Roman" w:hAnsi="Times New Roman" w:cs="Times New Roman"/>
+          <w:color w:val="00B050"/>
+        </w:rPr>
+      </w:pPr>
+      <w:r>
+        <w:rPr>
+          <w:rStyle w:val="Strong"/>
+          <w:rFonts w:ascii="Times New Roman" w:hAnsi="Times New Roman" w:cs="Times New Roman"/>
+          <w:b w:val="0"/>
+          <w:bCs w:val="0"/>
+          <w:color w:val="00B050"/>
+        </w:rPr>
+        <w:t>19. Symmetric matrix</w:t>
+      </w:r>
+    </w:p>
+    <w:p>
+      <w:pPr>
+        <w:pStyle w:val="HTMLPreformatted"/>
+        <w:rPr>
+          <w:rFonts w:ascii="Times New Roman" w:hAnsi="Times New Roman" w:cs="Times New Roman"/>
+        </w:rPr>
+      </w:pPr>
+      <w:proofErr w:type="gramStart"/>
+      <w:r>
+        <w:rPr>
+          <w:rStyle w:val="n"/>
+          <w:rFonts w:ascii="Times New Roman" w:hAnsi="Times New Roman" w:cs="Times New Roman"/>
+        </w:rPr>
+        <w:t>if</w:t>
+      </w:r>
+      <w:r>
+        <w:rPr>
+          <w:rFonts w:ascii="Times New Roman" w:hAnsi="Times New Roman" w:cs="Times New Roman"/>
+        </w:rPr>
+        <w:t>(</w:t>
+      </w:r>
+      <w:proofErr w:type="spellStart"/>
+      <w:proofErr w:type="gramEnd"/>
+      <w:r>
+        <w:rPr>
+          <w:rStyle w:val="t"/>
+          <w:rFonts w:ascii="Times New Roman" w:hAnsi="Times New Roman" w:cs="Times New Roman"/>
+        </w:rPr>
+        <w:t>arr</w:t>
+      </w:r>
+      <w:proofErr w:type="spellEnd"/>
+      <w:r>
+        <w:rPr>
+          <w:rFonts w:ascii="Times New Roman" w:hAnsi="Times New Roman" w:cs="Times New Roman"/>
+        </w:rPr>
+        <w:t>[</w:t>
+      </w:r>
+      <w:proofErr w:type="spellStart"/>
+      <w:r>
+        <w:rPr>
+          <w:rStyle w:val="t"/>
+          <w:rFonts w:ascii="Times New Roman" w:hAnsi="Times New Roman" w:cs="Times New Roman"/>
+        </w:rPr>
+        <w:t>i</w:t>
+      </w:r>
+      <w:proofErr w:type="spellEnd"/>
+      <w:r>
+        <w:rPr>
+          <w:rFonts w:ascii="Times New Roman" w:hAnsi="Times New Roman" w:cs="Times New Roman"/>
+        </w:rPr>
+        <w:t>][</w:t>
+      </w:r>
+      <w:r>
+        <w:rPr>
+          <w:rStyle w:val="t"/>
+          <w:rFonts w:ascii="Times New Roman" w:hAnsi="Times New Roman" w:cs="Times New Roman"/>
+        </w:rPr>
+        <w:t>j</w:t>
+      </w:r>
+      <w:r>
+        <w:rPr>
+          <w:rFonts w:ascii="Times New Roman" w:hAnsi="Times New Roman" w:cs="Times New Roman"/>
+        </w:rPr>
+        <w:t xml:space="preserve">] </w:t>
+      </w:r>
+      <w:r>
+        <w:rPr>
+          <w:rStyle w:val="n"/>
+          <w:rFonts w:ascii="Times New Roman" w:hAnsi="Times New Roman" w:cs="Times New Roman"/>
+        </w:rPr>
+        <w:t>!=</w:t>
+      </w:r>
+      <w:r>
+        <w:rPr>
+          <w:rFonts w:ascii="Times New Roman" w:hAnsi="Times New Roman" w:cs="Times New Roman"/>
+        </w:rPr>
+        <w:t xml:space="preserve"> </w:t>
+      </w:r>
+      <w:proofErr w:type="spellStart"/>
+      <w:r>
+        <w:rPr>
+          <w:rStyle w:val="t"/>
+          <w:rFonts w:ascii="Times New Roman" w:hAnsi="Times New Roman" w:cs="Times New Roman"/>
+        </w:rPr>
+        <w:t>arr</w:t>
+      </w:r>
+      <w:proofErr w:type="spellEnd"/>
+      <w:r>
+        <w:rPr>
+          <w:rFonts w:ascii="Times New Roman" w:hAnsi="Times New Roman" w:cs="Times New Roman"/>
+        </w:rPr>
+        <w:t>[</w:t>
+      </w:r>
+      <w:r>
+        <w:rPr>
+          <w:rStyle w:val="t"/>
+          <w:rFonts w:ascii="Times New Roman" w:hAnsi="Times New Roman" w:cs="Times New Roman"/>
+        </w:rPr>
+        <w:t>j</w:t>
+      </w:r>
+      <w:r>
+        <w:rPr>
+          <w:rFonts w:ascii="Times New Roman" w:hAnsi="Times New Roman" w:cs="Times New Roman"/>
+        </w:rPr>
+        <w:t>][</w:t>
+      </w:r>
+      <w:proofErr w:type="spellStart"/>
+      <w:r>
+        <w:rPr>
+          <w:rStyle w:val="t"/>
+          <w:rFonts w:ascii="Times New Roman" w:hAnsi="Times New Roman" w:cs="Times New Roman"/>
+        </w:rPr>
+        <w:t>i</w:t>
+      </w:r>
+      <w:proofErr w:type="spellEnd"/>
+      <w:r>
+        <w:rPr>
+          <w:rFonts w:ascii="Times New Roman" w:hAnsi="Times New Roman" w:cs="Times New Roman"/>
+        </w:rPr>
+        <w:t>])</w:t>
+      </w:r>
+      <w:r>
+        <w:rPr>
+          <w:rFonts w:ascii="Times New Roman" w:hAnsi="Times New Roman" w:cs="Times New Roman"/>
+        </w:rPr>
+        <w:br/>
+        <w:t xml:space="preserve">    </w:t>
+      </w:r>
+      <w:r>
+        <w:rPr>
+          <w:rStyle w:val="t"/>
+          <w:rFonts w:ascii="Times New Roman" w:hAnsi="Times New Roman" w:cs="Times New Roman"/>
+        </w:rPr>
+        <w:t>not</w:t>
+      </w:r>
+      <w:r>
+        <w:rPr>
+          <w:rFonts w:ascii="Times New Roman" w:hAnsi="Times New Roman" w:cs="Times New Roman"/>
+        </w:rPr>
+        <w:t xml:space="preserve"> </w:t>
+      </w:r>
+      <w:r>
+        <w:rPr>
+          <w:rStyle w:val="t"/>
+          <w:rFonts w:ascii="Times New Roman" w:hAnsi="Times New Roman" w:cs="Times New Roman"/>
+        </w:rPr>
+        <w:t>symmetric</w:t>
+      </w:r>
+      <w:r>
+        <w:rPr>
+          <w:rFonts w:ascii="Times New Roman" w:hAnsi="Times New Roman" w:cs="Times New Roman"/>
+        </w:rPr>
+        <w:t>;</w:t>
+      </w:r>
+    </w:p>
+    <w:p>
+      <w:r>
+        <w:pict>
+          <v:rect id="_x0000_i1043" style="width:0;height:1.5pt" o:hralign="center" o:hrstd="t" o:hr="t" fillcolor="#a0a0a0" stroked="f"/>
+        </w:pict>
+      </w:r>
+    </w:p>
+    <w:p>
+      <w:pPr>
+        <w:pStyle w:val="Heading3"/>
+        <w:spacing w:before="0"/>
+        <w:rPr>
+          <w:rFonts w:ascii="Times New Roman" w:hAnsi="Times New Roman" w:cs="Times New Roman"/>
+          <w:color w:val="00B050"/>
+        </w:rPr>
+      </w:pPr>
+      <w:r>
+        <w:rPr>
+          <w:rStyle w:val="Strong"/>
+          <w:rFonts w:ascii="Times New Roman" w:hAnsi="Times New Roman" w:cs="Times New Roman"/>
+          <w:b w:val="0"/>
+          <w:bCs w:val="0"/>
+          <w:color w:val="00B050"/>
+        </w:rPr>
+        <w:t>20. Matrix diagonal sum ratio</w:t>
+      </w:r>
+    </w:p>
+    <w:p>
+      <w:pPr>
+        <w:pStyle w:val="HTMLPreformatted"/>
+        <w:rPr>
+          <w:rFonts w:ascii="Times New Roman" w:hAnsi="Times New Roman" w:cs="Times New Roman"/>
+        </w:rPr>
+      </w:pPr>
+      <w:proofErr w:type="spellStart"/>
+      <w:proofErr w:type="gramStart"/>
+      <w:r>
+        <w:rPr>
+          <w:rStyle w:val="t"/>
+          <w:rFonts w:ascii="Times New Roman" w:hAnsi="Times New Roman" w:cs="Times New Roman"/>
+        </w:rPr>
+        <w:t>sumA</w:t>
+      </w:r>
+      <w:proofErr w:type="spellEnd"/>
+      <w:proofErr w:type="gramEnd"/>
+      <w:r>
+        <w:rPr>
+          <w:rFonts w:ascii="Times New Roman" w:hAnsi="Times New Roman" w:cs="Times New Roman"/>
+        </w:rPr>
+        <w:t xml:space="preserve"> </w:t>
+      </w:r>
+      <w:r>
+        <w:rPr>
+          <w:rStyle w:val="n"/>
+          <w:rFonts w:ascii="Times New Roman" w:hAnsi="Times New Roman" w:cs="Times New Roman"/>
+        </w:rPr>
+        <w:t>+=</w:t>
+      </w:r>
+      <w:r>
+        <w:rPr>
+          <w:rFonts w:ascii="Times New Roman" w:hAnsi="Times New Roman" w:cs="Times New Roman"/>
+        </w:rPr>
+        <w:t xml:space="preserve"> </w:t>
+      </w:r>
+      <w:r>
+        <w:rPr>
+          <w:rStyle w:val="t"/>
+          <w:rFonts w:ascii="Times New Roman" w:hAnsi="Times New Roman" w:cs="Times New Roman"/>
+        </w:rPr>
+        <w:t>A</w:t>
+      </w:r>
+      <w:r>
+        <w:rPr>
+          <w:rFonts w:ascii="Times New Roman" w:hAnsi="Times New Roman" w:cs="Times New Roman"/>
+        </w:rPr>
+        <w:t>[</w:t>
+      </w:r>
+      <w:proofErr w:type="spellStart"/>
+      <w:r>
+        <w:rPr>
+          <w:rStyle w:val="t"/>
+          <w:rFonts w:ascii="Times New Roman" w:hAnsi="Times New Roman" w:cs="Times New Roman"/>
+        </w:rPr>
+        <w:t>i</w:t>
+      </w:r>
+      <w:proofErr w:type="spellEnd"/>
+      <w:r>
+        <w:rPr>
+          <w:rFonts w:ascii="Times New Roman" w:hAnsi="Times New Roman" w:cs="Times New Roman"/>
+        </w:rPr>
+        <w:t>][</w:t>
+      </w:r>
+      <w:proofErr w:type="spellStart"/>
+      <w:r>
+        <w:rPr>
+          <w:rStyle w:val="t"/>
+          <w:rFonts w:ascii="Times New Roman" w:hAnsi="Times New Roman" w:cs="Times New Roman"/>
+        </w:rPr>
+        <w:t>i</w:t>
+      </w:r>
+      <w:proofErr w:type="spellEnd"/>
+      <w:r>
+        <w:rPr>
+          <w:rFonts w:ascii="Times New Roman" w:hAnsi="Times New Roman" w:cs="Times New Roman"/>
+        </w:rPr>
+        <w:t>];</w:t>
+      </w:r>
+      <w:r>
+        <w:rPr>
+          <w:rFonts w:ascii="Times New Roman" w:hAnsi="Times New Roman" w:cs="Times New Roman"/>
+        </w:rPr>
+        <w:br/>
+      </w:r>
+      <w:proofErr w:type="spellStart"/>
+      <w:r>
+        <w:rPr>
+          <w:rStyle w:val="t"/>
+          <w:rFonts w:ascii="Times New Roman" w:hAnsi="Times New Roman" w:cs="Times New Roman"/>
+        </w:rPr>
+        <w:t>sumB</w:t>
+      </w:r>
+      <w:proofErr w:type="spellEnd"/>
+      <w:r>
+        <w:rPr>
+          <w:rFonts w:ascii="Times New Roman" w:hAnsi="Times New Roman" w:cs="Times New Roman"/>
+        </w:rPr>
+        <w:t xml:space="preserve"> </w:t>
+      </w:r>
+      <w:r>
+        <w:rPr>
+          <w:rStyle w:val="n"/>
+          <w:rFonts w:ascii="Times New Roman" w:hAnsi="Times New Roman" w:cs="Times New Roman"/>
+        </w:rPr>
+        <w:t>+=</w:t>
+      </w:r>
+      <w:r>
+        <w:rPr>
+          <w:rFonts w:ascii="Times New Roman" w:hAnsi="Times New Roman" w:cs="Times New Roman"/>
+        </w:rPr>
+        <w:t xml:space="preserve"> </w:t>
+      </w:r>
+      <w:r>
+        <w:rPr>
+          <w:rStyle w:val="t"/>
+          <w:rFonts w:ascii="Times New Roman" w:hAnsi="Times New Roman" w:cs="Times New Roman"/>
+        </w:rPr>
+        <w:t>B</w:t>
+      </w:r>
+      <w:r>
+        <w:rPr>
+          <w:rFonts w:ascii="Times New Roman" w:hAnsi="Times New Roman" w:cs="Times New Roman"/>
+        </w:rPr>
+        <w:t>[</w:t>
+      </w:r>
+      <w:proofErr w:type="spellStart"/>
+      <w:r>
+        <w:rPr>
+          <w:rStyle w:val="t"/>
+          <w:rFonts w:ascii="Times New Roman" w:hAnsi="Times New Roman" w:cs="Times New Roman"/>
+        </w:rPr>
+        <w:t>i</w:t>
+      </w:r>
+      <w:proofErr w:type="spellEnd"/>
+      <w:r>
+        <w:rPr>
+          <w:rFonts w:ascii="Times New Roman" w:hAnsi="Times New Roman" w:cs="Times New Roman"/>
+        </w:rPr>
+        <w:t>][</w:t>
+      </w:r>
+      <w:r>
+        <w:rPr>
+          <w:rStyle w:val="t"/>
+          <w:rFonts w:ascii="Times New Roman" w:hAnsi="Times New Roman" w:cs="Times New Roman"/>
+        </w:rPr>
+        <w:t>n</w:t>
+      </w:r>
+      <w:r>
+        <w:rPr>
+          <w:rStyle w:val="n"/>
+          <w:rFonts w:ascii="Times New Roman" w:hAnsi="Times New Roman" w:cs="Times New Roman"/>
+        </w:rPr>
+        <w:t>-</w:t>
+      </w:r>
+      <w:r>
+        <w:rPr>
+          <w:rStyle w:val="t"/>
+          <w:rFonts w:ascii="Times New Roman" w:hAnsi="Times New Roman" w:cs="Times New Roman"/>
+        </w:rPr>
+        <w:t>i</w:t>
+      </w:r>
+      <w:r>
+        <w:rPr>
+          <w:rStyle w:val="n"/>
+          <w:rFonts w:ascii="Times New Roman" w:hAnsi="Times New Roman" w:cs="Times New Roman"/>
+        </w:rPr>
+        <w:t>-</w:t>
+      </w:r>
+      <w:r>
+        <w:rPr>
+          <w:rStyle w:val="q"/>
+          <w:rFonts w:ascii="Times New Roman" w:hAnsi="Times New Roman" w:cs="Times New Roman"/>
+        </w:rPr>
+        <w:t>1</w:t>
+      </w:r>
+      <w:r>
+        <w:rPr>
+          <w:rFonts w:ascii="Times New Roman" w:hAnsi="Times New Roman" w:cs="Times New Roman"/>
+        </w:rPr>
+        <w:t>];</w:t>
+      </w:r>
+      <w:r>
+        <w:rPr>
+          <w:rFonts w:ascii="Times New Roman" w:hAnsi="Times New Roman" w:cs="Times New Roman"/>
+        </w:rPr>
+        <w:br/>
+      </w:r>
+      <w:r>
+        <w:rPr>
+          <w:rFonts w:ascii="Times New Roman" w:hAnsi="Times New Roman" w:cs="Times New Roman"/>
+        </w:rPr>
+        <w:br/>
+      </w:r>
+      <w:r>
+        <w:rPr>
+          <w:rStyle w:val="t"/>
+          <w:rFonts w:ascii="Times New Roman" w:hAnsi="Times New Roman" w:cs="Times New Roman"/>
+        </w:rPr>
+        <w:t>result</w:t>
+      </w:r>
+      <w:r>
+        <w:rPr>
+          <w:rFonts w:ascii="Times New Roman" w:hAnsi="Times New Roman" w:cs="Times New Roman"/>
+        </w:rPr>
+        <w:t xml:space="preserve"> </w:t>
+      </w:r>
+      <w:r>
+        <w:rPr>
+          <w:rStyle w:val="n"/>
+          <w:rFonts w:ascii="Times New Roman" w:hAnsi="Times New Roman" w:cs="Times New Roman"/>
+        </w:rPr>
+        <w:t>=</w:t>
+      </w:r>
+      <w:r>
+        <w:rPr>
+          <w:rFonts w:ascii="Times New Roman" w:hAnsi="Times New Roman" w:cs="Times New Roman"/>
+        </w:rPr>
+        <w:t xml:space="preserve"> </w:t>
+      </w:r>
+      <w:proofErr w:type="spellStart"/>
+      <w:r>
+        <w:rPr>
+          <w:rStyle w:val="t"/>
+          <w:rFonts w:ascii="Times New Roman" w:hAnsi="Times New Roman" w:cs="Times New Roman"/>
+        </w:rPr>
+        <w:t>sumA</w:t>
+      </w:r>
+      <w:proofErr w:type="spellEnd"/>
+      <w:r>
+        <w:rPr>
+          <w:rFonts w:ascii="Times New Roman" w:hAnsi="Times New Roman" w:cs="Times New Roman"/>
+        </w:rPr>
+        <w:t xml:space="preserve"> </w:t>
+      </w:r>
+      <w:r>
+        <w:rPr>
+          <w:rStyle w:val="n"/>
+          <w:rFonts w:ascii="Times New Roman" w:hAnsi="Times New Roman" w:cs="Times New Roman"/>
+        </w:rPr>
+        <w:t>/</w:t>
+      </w:r>
+      <w:r>
+        <w:rPr>
+          <w:rFonts w:ascii="Times New Roman" w:hAnsi="Times New Roman" w:cs="Times New Roman"/>
+        </w:rPr>
+        <w:t xml:space="preserve"> </w:t>
+      </w:r>
+      <w:proofErr w:type="spellStart"/>
+      <w:r>
+        <w:rPr>
+          <w:rStyle w:val="t"/>
+          <w:rFonts w:ascii="Times New Roman" w:hAnsi="Times New Roman" w:cs="Times New Roman"/>
+        </w:rPr>
+        <w:t>sumB</w:t>
+      </w:r>
+      <w:proofErr w:type="spellEnd"/>
+      <w:r>
+        <w:rPr>
+          <w:rFonts w:ascii="Times New Roman" w:hAnsi="Times New Roman" w:cs="Times New Roman"/>
+        </w:rPr>
+        <w:t>;</w:t>
+      </w:r>
+    </w:p>
+    <w:p>
+      <w:r>
+        <w:pict>
+          <v:rect id="_x0000_i1044" style="width:0;height:1.5pt" o:hralign="center" o:hrstd="t" o:hr="t" fillcolor="#a0a0a0" stroked="f"/>
+        </w:pict>
+      </w:r>
+    </w:p>
+    <w:p>
+      <w:pPr>
+        <w:pStyle w:val="Heading3"/>
+        <w:spacing w:before="0"/>
+        <w:rPr>
+          <w:rFonts w:ascii="Times New Roman" w:hAnsi="Times New Roman" w:cs="Times New Roman"/>
+          <w:color w:val="00B050"/>
+        </w:rPr>
+      </w:pPr>
+      <w:r>
+        <w:rPr>
+          <w:rStyle w:val="Strong"/>
+          <w:rFonts w:ascii="Times New Roman" w:hAnsi="Times New Roman" w:cs="Times New Roman"/>
+          <w:b w:val="0"/>
+          <w:bCs w:val="0"/>
+          <w:color w:val="00B050"/>
+        </w:rPr>
+        <w:t>21. Even numbers row-wise</w:t>
+      </w:r>
+    </w:p>
+    <w:p>
+      <w:pPr>
+        <w:pStyle w:val="HTMLPreformatted"/>
+        <w:rPr>
+          <w:rFonts w:ascii="Times New Roman" w:hAnsi="Times New Roman" w:cs="Times New Roman"/>
+        </w:rPr>
+      </w:pPr>
+      <w:proofErr w:type="gramStart"/>
+      <w:r>
+        <w:rPr>
+          <w:rStyle w:val="n"/>
+          <w:rFonts w:ascii="Times New Roman" w:hAnsi="Times New Roman" w:cs="Times New Roman"/>
+        </w:rPr>
+        <w:t>if</w:t>
+      </w:r>
+      <w:r>
+        <w:rPr>
+          <w:rFonts w:ascii="Times New Roman" w:hAnsi="Times New Roman" w:cs="Times New Roman"/>
+        </w:rPr>
+        <w:t>(</w:t>
+      </w:r>
+      <w:proofErr w:type="spellStart"/>
+      <w:proofErr w:type="gramEnd"/>
+      <w:r>
+        <w:rPr>
+          <w:rStyle w:val="t"/>
+          <w:rFonts w:ascii="Times New Roman" w:hAnsi="Times New Roman" w:cs="Times New Roman"/>
+        </w:rPr>
+        <w:t>arr</w:t>
+      </w:r>
+      <w:proofErr w:type="spellEnd"/>
+      <w:r>
+        <w:rPr>
+          <w:rFonts w:ascii="Times New Roman" w:hAnsi="Times New Roman" w:cs="Times New Roman"/>
+        </w:rPr>
+        <w:t>[</w:t>
+      </w:r>
+      <w:proofErr w:type="spellStart"/>
+      <w:r>
+        <w:rPr>
+          <w:rStyle w:val="t"/>
+          <w:rFonts w:ascii="Times New Roman" w:hAnsi="Times New Roman" w:cs="Times New Roman"/>
+        </w:rPr>
+        <w:t>i</w:t>
+      </w:r>
+      <w:proofErr w:type="spellEnd"/>
+      <w:r>
+        <w:rPr>
+          <w:rFonts w:ascii="Times New Roman" w:hAnsi="Times New Roman" w:cs="Times New Roman"/>
+        </w:rPr>
+        <w:t>][</w:t>
+      </w:r>
+      <w:r>
+        <w:rPr>
+          <w:rStyle w:val="t"/>
+          <w:rFonts w:ascii="Times New Roman" w:hAnsi="Times New Roman" w:cs="Times New Roman"/>
+        </w:rPr>
+        <w:t>j</w:t>
+      </w:r>
+      <w:r>
+        <w:rPr>
+          <w:rFonts w:ascii="Times New Roman" w:hAnsi="Times New Roman" w:cs="Times New Roman"/>
+        </w:rPr>
+        <w:t>]</w:t>
+      </w:r>
+      <w:r>
+        <w:rPr>
+          <w:rStyle w:val="n"/>
+          <w:rFonts w:ascii="Times New Roman" w:hAnsi="Times New Roman" w:cs="Times New Roman"/>
+        </w:rPr>
+        <w:t>%</w:t>
+      </w:r>
+      <w:r>
+        <w:rPr>
+          <w:rStyle w:val="q"/>
+          <w:rFonts w:ascii="Times New Roman" w:hAnsi="Times New Roman" w:cs="Times New Roman"/>
+        </w:rPr>
+        <w:t>2</w:t>
+      </w:r>
+      <w:r>
+        <w:rPr>
+          <w:rStyle w:val="n"/>
+          <w:rFonts w:ascii="Times New Roman" w:hAnsi="Times New Roman" w:cs="Times New Roman"/>
+        </w:rPr>
+        <w:t>==</w:t>
+      </w:r>
+      <w:r>
+        <w:rPr>
+          <w:rStyle w:val="q"/>
+          <w:rFonts w:ascii="Times New Roman" w:hAnsi="Times New Roman" w:cs="Times New Roman"/>
+        </w:rPr>
+        <w:t>0</w:t>
+      </w:r>
+      <w:r>
+        <w:rPr>
+          <w:rFonts w:ascii="Times New Roman" w:hAnsi="Times New Roman" w:cs="Times New Roman"/>
+        </w:rPr>
+        <w:t>)</w:t>
+      </w:r>
+      <w:r>
+        <w:rPr>
+          <w:rFonts w:ascii="Times New Roman" w:hAnsi="Times New Roman" w:cs="Times New Roman"/>
+        </w:rPr>
+        <w:br/>
+        <w:t xml:space="preserve">    </w:t>
+      </w:r>
+      <w:r>
+        <w:rPr>
+          <w:rStyle w:val="t"/>
+          <w:rFonts w:ascii="Times New Roman" w:hAnsi="Times New Roman" w:cs="Times New Roman"/>
+        </w:rPr>
+        <w:t>print</w:t>
+      </w:r>
+      <w:r>
+        <w:rPr>
+          <w:rFonts w:ascii="Times New Roman" w:hAnsi="Times New Roman" w:cs="Times New Roman"/>
+        </w:rPr>
+        <w:t>;</w:t>
+      </w:r>
+    </w:p>
+    <w:p>
+      <w:r>
+        <w:pict>
+          <v:rect id="_x0000_i1045" style="width:0;height:1.5pt" o:hralign="center" o:hrstd="t" o:hr="t" fillcolor="#a0a0a0" stroked="f"/>
+        </w:pict>
+      </w:r>
+    </w:p>
+    <w:p>
+      <w:pPr>
+        <w:pStyle w:val="Heading3"/>
+        <w:spacing w:before="0"/>
+        <w:rPr>
+          <w:rFonts w:ascii="Times New Roman" w:hAnsi="Times New Roman" w:cs="Times New Roman"/>
+          <w:color w:val="00B050"/>
+        </w:rPr>
+      </w:pPr>
+      <w:r>
+        <w:rPr>
+          <w:rStyle w:val="Strong"/>
+          <w:rFonts w:ascii="Times New Roman" w:hAnsi="Times New Roman" w:cs="Times New Roman"/>
+          <w:b w:val="0"/>
+          <w:bCs w:val="0"/>
+          <w:color w:val="00B050"/>
+        </w:rPr>
+        <w:t>22. Pascal Triangle</w:t>
+      </w:r>
+    </w:p>
+    <w:p>
+      <w:pPr>
+        <w:pStyle w:val="HTMLPreformatted"/>
+        <w:rPr>
+          <w:rFonts w:ascii="Times New Roman" w:hAnsi="Times New Roman" w:cs="Times New Roman"/>
+        </w:rPr>
+      </w:pPr>
+      <w:proofErr w:type="spellStart"/>
+      <w:proofErr w:type="gramStart"/>
+      <w:r>
+        <w:rPr>
+          <w:rStyle w:val="t"/>
+          <w:rFonts w:ascii="Times New Roman" w:hAnsi="Times New Roman" w:cs="Times New Roman"/>
+        </w:rPr>
+        <w:t>arr</w:t>
+      </w:r>
+      <w:proofErr w:type="spellEnd"/>
+      <w:r>
+        <w:rPr>
+          <w:rFonts w:ascii="Times New Roman" w:hAnsi="Times New Roman" w:cs="Times New Roman"/>
+        </w:rPr>
+        <w:t>[</w:t>
+      </w:r>
+      <w:proofErr w:type="spellStart"/>
+      <w:proofErr w:type="gramEnd"/>
+      <w:r>
+        <w:rPr>
+          <w:rStyle w:val="t"/>
+          <w:rFonts w:ascii="Times New Roman" w:hAnsi="Times New Roman" w:cs="Times New Roman"/>
+        </w:rPr>
+        <w:t>i</w:t>
+      </w:r>
+      <w:proofErr w:type="spellEnd"/>
+      <w:r>
+        <w:rPr>
+          <w:rFonts w:ascii="Times New Roman" w:hAnsi="Times New Roman" w:cs="Times New Roman"/>
+        </w:rPr>
+        <w:t>][</w:t>
+      </w:r>
+      <w:r>
+        <w:rPr>
+          <w:rStyle w:val="t"/>
+          <w:rFonts w:ascii="Times New Roman" w:hAnsi="Times New Roman" w:cs="Times New Roman"/>
+        </w:rPr>
+        <w:t>j</w:t>
+      </w:r>
+      <w:r>
+        <w:rPr>
+          <w:rFonts w:ascii="Times New Roman" w:hAnsi="Times New Roman" w:cs="Times New Roman"/>
+        </w:rPr>
+        <w:t xml:space="preserve">] </w:t>
+      </w:r>
+      <w:r>
+        <w:rPr>
+          <w:rStyle w:val="n"/>
+          <w:rFonts w:ascii="Times New Roman" w:hAnsi="Times New Roman" w:cs="Times New Roman"/>
+        </w:rPr>
+        <w:t>=</w:t>
+      </w:r>
+      <w:r>
+        <w:rPr>
+          <w:rFonts w:ascii="Times New Roman" w:hAnsi="Times New Roman" w:cs="Times New Roman"/>
+        </w:rPr>
+        <w:t xml:space="preserve"> </w:t>
+      </w:r>
+      <w:proofErr w:type="spellStart"/>
+      <w:r>
+        <w:rPr>
+          <w:rStyle w:val="t"/>
+          <w:rFonts w:ascii="Times New Roman" w:hAnsi="Times New Roman" w:cs="Times New Roman"/>
+        </w:rPr>
+        <w:t>arr</w:t>
+      </w:r>
+      <w:proofErr w:type="spellEnd"/>
+      <w:r>
+        <w:rPr>
+          <w:rFonts w:ascii="Times New Roman" w:hAnsi="Times New Roman" w:cs="Times New Roman"/>
+        </w:rPr>
+        <w:t>[</w:t>
+      </w:r>
+      <w:r>
+        <w:rPr>
+          <w:rStyle w:val="t"/>
+          <w:rFonts w:ascii="Times New Roman" w:hAnsi="Times New Roman" w:cs="Times New Roman"/>
+        </w:rPr>
+        <w:t>i</w:t>
+      </w:r>
+      <w:r>
+        <w:rPr>
+          <w:rStyle w:val="n"/>
+          <w:rFonts w:ascii="Times New Roman" w:hAnsi="Times New Roman" w:cs="Times New Roman"/>
+        </w:rPr>
+        <w:t>-</w:t>
+      </w:r>
+      <w:r>
+        <w:rPr>
+          <w:rStyle w:val="q"/>
+          <w:rFonts w:ascii="Times New Roman" w:hAnsi="Times New Roman" w:cs="Times New Roman"/>
+        </w:rPr>
+        <w:t>1</w:t>
+      </w:r>
+      <w:r>
+        <w:rPr>
+          <w:rFonts w:ascii="Times New Roman" w:hAnsi="Times New Roman" w:cs="Times New Roman"/>
+        </w:rPr>
+        <w:t>][</w:t>
+      </w:r>
+      <w:r>
+        <w:rPr>
+          <w:rStyle w:val="t"/>
+          <w:rFonts w:ascii="Times New Roman" w:hAnsi="Times New Roman" w:cs="Times New Roman"/>
+        </w:rPr>
+        <w:t>j</w:t>
+      </w:r>
+      <w:r>
+        <w:rPr>
+          <w:rStyle w:val="n"/>
+          <w:rFonts w:ascii="Times New Roman" w:hAnsi="Times New Roman" w:cs="Times New Roman"/>
+        </w:rPr>
+        <w:t>-</w:t>
+      </w:r>
+      <w:r>
+        <w:rPr>
+          <w:rStyle w:val="q"/>
+          <w:rFonts w:ascii="Times New Roman" w:hAnsi="Times New Roman" w:cs="Times New Roman"/>
+        </w:rPr>
+        <w:t>1</w:t>
+      </w:r>
+      <w:r>
+        <w:rPr>
+          <w:rFonts w:ascii="Times New Roman" w:hAnsi="Times New Roman" w:cs="Times New Roman"/>
+        </w:rPr>
+        <w:t xml:space="preserve">] </w:t>
+      </w:r>
+      <w:r>
+        <w:rPr>
+          <w:rStyle w:val="n"/>
+          <w:rFonts w:ascii="Times New Roman" w:hAnsi="Times New Roman" w:cs="Times New Roman"/>
+        </w:rPr>
+        <w:t>+</w:t>
+      </w:r>
+      <w:r>
+        <w:rPr>
+          <w:rFonts w:ascii="Times New Roman" w:hAnsi="Times New Roman" w:cs="Times New Roman"/>
+        </w:rPr>
+        <w:t xml:space="preserve"> </w:t>
+      </w:r>
+      <w:proofErr w:type="spellStart"/>
+      <w:r>
+        <w:rPr>
+          <w:rStyle w:val="t"/>
+          <w:rFonts w:ascii="Times New Roman" w:hAnsi="Times New Roman" w:cs="Times New Roman"/>
+        </w:rPr>
+        <w:t>arr</w:t>
+      </w:r>
+      <w:proofErr w:type="spellEnd"/>
+      <w:r>
+        <w:rPr>
+          <w:rFonts w:ascii="Times New Roman" w:hAnsi="Times New Roman" w:cs="Times New Roman"/>
+        </w:rPr>
+        <w:t>[</w:t>
+      </w:r>
+      <w:r>
+        <w:rPr>
+          <w:rStyle w:val="t"/>
+          <w:rFonts w:ascii="Times New Roman" w:hAnsi="Times New Roman" w:cs="Times New Roman"/>
+        </w:rPr>
+        <w:t>i</w:t>
+      </w:r>
+      <w:r>
+        <w:rPr>
+          <w:rStyle w:val="n"/>
+          <w:rFonts w:ascii="Times New Roman" w:hAnsi="Times New Roman" w:cs="Times New Roman"/>
+        </w:rPr>
+        <w:t>-</w:t>
+      </w:r>
+      <w:r>
+        <w:rPr>
+          <w:rStyle w:val="q"/>
+          <w:rFonts w:ascii="Times New Roman" w:hAnsi="Times New Roman" w:cs="Times New Roman"/>
+        </w:rPr>
+        <w:t>1</w:t>
+      </w:r>
+      <w:r>
+        <w:rPr>
+          <w:rFonts w:ascii="Times New Roman" w:hAnsi="Times New Roman" w:cs="Times New Roman"/>
+        </w:rPr>
+        <w:t>][</w:t>
+      </w:r>
+      <w:r>
+        <w:rPr>
+          <w:rStyle w:val="t"/>
+          <w:rFonts w:ascii="Times New Roman" w:hAnsi="Times New Roman" w:cs="Times New Roman"/>
+        </w:rPr>
+        <w:t>j</w:t>
+      </w:r>
+      <w:r>
+        <w:rPr>
+          <w:rFonts w:ascii="Times New Roman" w:hAnsi="Times New Roman" w:cs="Times New Roman"/>
+        </w:rPr>
+        <w:t>];</w:t>
+      </w:r>
+    </w:p>
+    <w:p>
+      <w:r>
+        <w:pict>
+          <v:rect id="_x0000_i1046" style="width:0;height:1.5pt" o:hralign="center" o:hrstd="t" o:hr="t" fillcolor="#a0a0a0" stroked="f"/>
+        </w:pict>
+      </w:r>
+    </w:p>
+    <w:p>
+      <w:pPr>
+        <w:pStyle w:val="Heading3"/>
+        <w:spacing w:before="0"/>
+        <w:rPr>
+          <w:rFonts w:ascii="Times New Roman" w:hAnsi="Times New Roman" w:cs="Times New Roman"/>
+          <w:color w:val="00B050"/>
+        </w:rPr>
+      </w:pPr>
+      <w:r>
+        <w:rPr>
+          <w:rStyle w:val="Strong"/>
+          <w:rFonts w:ascii="Times New Roman" w:hAnsi="Times New Roman" w:cs="Times New Roman"/>
+          <w:b w:val="0"/>
+          <w:bCs w:val="0"/>
+          <w:color w:val="00B050"/>
+        </w:rPr>
+        <w:t>23. Largest number column-wise</w:t>
+      </w:r>
+    </w:p>
+    <w:p>
+      <w:pPr>
+        <w:pStyle w:val="HTMLPreformatted"/>
+        <w:rPr>
+          <w:rFonts w:ascii="Times New Roman" w:hAnsi="Times New Roman" w:cs="Times New Roman"/>
+        </w:rPr>
+      </w:pPr>
+      <w:proofErr w:type="gramStart"/>
+      <w:r>
+        <w:rPr>
+          <w:rStyle w:val="n"/>
+          <w:rFonts w:ascii="Times New Roman" w:hAnsi="Times New Roman" w:cs="Times New Roman"/>
+        </w:rPr>
+        <w:t>if</w:t>
+      </w:r>
+      <w:r>
+        <w:rPr>
+          <w:rFonts w:ascii="Times New Roman" w:hAnsi="Times New Roman" w:cs="Times New Roman"/>
+        </w:rPr>
+        <w:t>(</w:t>
+      </w:r>
+      <w:proofErr w:type="spellStart"/>
+      <w:proofErr w:type="gramEnd"/>
+      <w:r>
+        <w:rPr>
+          <w:rStyle w:val="t"/>
+          <w:rFonts w:ascii="Times New Roman" w:hAnsi="Times New Roman" w:cs="Times New Roman"/>
+        </w:rPr>
+        <w:t>arr</w:t>
+      </w:r>
+      <w:proofErr w:type="spellEnd"/>
+      <w:r>
+        <w:rPr>
+          <w:rFonts w:ascii="Times New Roman" w:hAnsi="Times New Roman" w:cs="Times New Roman"/>
+        </w:rPr>
+        <w:t>[</w:t>
+      </w:r>
+      <w:proofErr w:type="spellStart"/>
+      <w:r>
+        <w:rPr>
+          <w:rStyle w:val="t"/>
+          <w:rFonts w:ascii="Times New Roman" w:hAnsi="Times New Roman" w:cs="Times New Roman"/>
+        </w:rPr>
+        <w:t>i</w:t>
+      </w:r>
+      <w:proofErr w:type="spellEnd"/>
+      <w:r>
+        <w:rPr>
+          <w:rFonts w:ascii="Times New Roman" w:hAnsi="Times New Roman" w:cs="Times New Roman"/>
+        </w:rPr>
+        <w:t>][</w:t>
+      </w:r>
+      <w:r>
+        <w:rPr>
+          <w:rStyle w:val="t"/>
+          <w:rFonts w:ascii="Times New Roman" w:hAnsi="Times New Roman" w:cs="Times New Roman"/>
+        </w:rPr>
+        <w:t>j</w:t>
+      </w:r>
+      <w:r>
+        <w:rPr>
+          <w:rFonts w:ascii="Times New Roman" w:hAnsi="Times New Roman" w:cs="Times New Roman"/>
+        </w:rPr>
+        <w:t xml:space="preserve">] </w:t>
+      </w:r>
+      <w:r>
+        <w:rPr>
+          <w:rStyle w:val="n"/>
+          <w:rFonts w:ascii="Times New Roman" w:hAnsi="Times New Roman" w:cs="Times New Roman"/>
+        </w:rPr>
+        <w:t>&gt;</w:t>
+      </w:r>
+      <w:r>
+        <w:rPr>
+          <w:rFonts w:ascii="Times New Roman" w:hAnsi="Times New Roman" w:cs="Times New Roman"/>
+        </w:rPr>
+        <w:t xml:space="preserve"> </w:t>
+      </w:r>
+      <w:r>
+        <w:rPr>
+          <w:rStyle w:val="t"/>
+          <w:rFonts w:ascii="Times New Roman" w:hAnsi="Times New Roman" w:cs="Times New Roman"/>
+        </w:rPr>
+        <w:t>max</w:t>
+      </w:r>
+      <w:r>
+        <w:rPr>
+          <w:rFonts w:ascii="Times New Roman" w:hAnsi="Times New Roman" w:cs="Times New Roman"/>
+        </w:rPr>
+        <w:t>)</w:t>
+      </w:r>
+      <w:r>
+        <w:rPr>
+          <w:rFonts w:ascii="Times New Roman" w:hAnsi="Times New Roman" w:cs="Times New Roman"/>
+        </w:rPr>
+        <w:br/>
+        <w:t xml:space="preserve">    </w:t>
+      </w:r>
+      <w:r>
+        <w:rPr>
+          <w:rStyle w:val="t"/>
+          <w:rFonts w:ascii="Times New Roman" w:hAnsi="Times New Roman" w:cs="Times New Roman"/>
+        </w:rPr>
+        <w:t>max</w:t>
+      </w:r>
+      <w:r>
+        <w:rPr>
+          <w:rFonts w:ascii="Times New Roman" w:hAnsi="Times New Roman" w:cs="Times New Roman"/>
+        </w:rPr>
+        <w:t xml:space="preserve"> </w:t>
+      </w:r>
+      <w:r>
+        <w:rPr>
+          <w:rStyle w:val="n"/>
+          <w:rFonts w:ascii="Times New Roman" w:hAnsi="Times New Roman" w:cs="Times New Roman"/>
+        </w:rPr>
+        <w:t>=</w:t>
+      </w:r>
+      <w:r>
+        <w:rPr>
+          <w:rFonts w:ascii="Times New Roman" w:hAnsi="Times New Roman" w:cs="Times New Roman"/>
+        </w:rPr>
+        <w:t xml:space="preserve"> </w:t>
+      </w:r>
+      <w:proofErr w:type="spellStart"/>
+      <w:r>
+        <w:rPr>
+          <w:rStyle w:val="t"/>
+          <w:rFonts w:ascii="Times New Roman" w:hAnsi="Times New Roman" w:cs="Times New Roman"/>
+        </w:rPr>
+        <w:t>arr</w:t>
+      </w:r>
+      <w:proofErr w:type="spellEnd"/>
+      <w:r>
+        <w:rPr>
+          <w:rFonts w:ascii="Times New Roman" w:hAnsi="Times New Roman" w:cs="Times New Roman"/>
+        </w:rPr>
+        <w:t>[</w:t>
+      </w:r>
+      <w:proofErr w:type="spellStart"/>
+      <w:r>
+        <w:rPr>
+          <w:rStyle w:val="t"/>
+          <w:rFonts w:ascii="Times New Roman" w:hAnsi="Times New Roman" w:cs="Times New Roman"/>
+        </w:rPr>
+        <w:t>i</w:t>
+      </w:r>
+      <w:proofErr w:type="spellEnd"/>
+      <w:r>
+        <w:rPr>
+          <w:rFonts w:ascii="Times New Roman" w:hAnsi="Times New Roman" w:cs="Times New Roman"/>
+        </w:rPr>
+        <w:t>][</w:t>
+      </w:r>
+      <w:r>
+        <w:rPr>
+          <w:rStyle w:val="t"/>
+          <w:rFonts w:ascii="Times New Roman" w:hAnsi="Times New Roman" w:cs="Times New Roman"/>
+        </w:rPr>
+        <w:t>j</w:t>
+      </w:r>
+      <w:r>
+        <w:rPr>
+          <w:rFonts w:ascii="Times New Roman" w:hAnsi="Times New Roman" w:cs="Times New Roman"/>
+        </w:rPr>
+        <w:t>];</w:t>
+      </w:r>
+    </w:p>
+    <w:p>
+      <w:r>
+        <w:pict>
+          <v:rect id="_x0000_i1047" style="width:0;height:1.5pt" o:hralign="center" o:hrstd="t" o:hr="t" fillcolor="#a0a0a0" stroked="f"/>
+        </w:pict>
+      </w:r>
+    </w:p>
+    <w:p>
+      <w:pPr>
+        <w:pStyle w:val="Heading1"/>
+        <w:spacing w:before="0"/>
+        <w:rPr>
+          <w:rFonts w:ascii="Times New Roman" w:hAnsi="Times New Roman" w:cs="Times New Roman"/>
+          <w:sz w:val="36"/>
+        </w:rPr>
+      </w:pPr>
+      <w:r>
+        <w:rPr>
+          <w:rFonts w:ascii="Segoe UI Symbol" w:hAnsi="Segoe UI Symbol" w:cs="Segoe UI Symbol"/>
+          <w:sz w:val="36"/>
+        </w:rPr>
+        <w:t>✅</w:t>
+      </w:r>
+      <w:r>
+        <w:rPr>
+          <w:rFonts w:ascii="Times New Roman" w:hAnsi="Times New Roman" w:cs="Times New Roman"/>
+          <w:sz w:val="36"/>
+        </w:rPr>
+        <w:t xml:space="preserve"> </w:t>
+      </w:r>
+      <w:r>
+        <w:rPr>
+          <w:rStyle w:val="Strong"/>
+          <w:rFonts w:ascii="Times New Roman" w:hAnsi="Times New Roman" w:cs="Times New Roman"/>
+          <w:bCs w:val="0"/>
+          <w:sz w:val="36"/>
+        </w:rPr>
+        <w:t>C. Assertion &amp; Reasoning</w:t>
+      </w:r>
+    </w:p>
+    <w:p>
+      <w:r>
+        <w:pict>
+          <v:rect id="_x0000_i1048" style="width:0;height:1.5pt" o:hralign="center" o:hrstd="t" o:hr="t" fillcolor="#a0a0a0" stroked="f"/>
+        </w:pict>
+      </w:r>
+    </w:p>
+    <w:p>
+      <w:pPr>
+        <w:pStyle w:val="Heading3"/>
+        <w:spacing w:before="0"/>
+        <w:rPr>
+          <w:rFonts w:ascii="Times New Roman" w:hAnsi="Times New Roman" w:cs="Times New Roman"/>
+          <w:color w:val="00B050"/>
+        </w:rPr>
+      </w:pPr>
+      <w:r>
+        <w:rPr>
+          <w:rStyle w:val="Strong"/>
+          <w:rFonts w:ascii="Times New Roman" w:hAnsi="Times New Roman" w:cs="Times New Roman"/>
+          <w:b w:val="0"/>
+          <w:bCs w:val="0"/>
+          <w:color w:val="00B050"/>
+        </w:rPr>
+        <w:t>1. Selection Sort</w:t>
+      </w:r>
+    </w:p>
+    <w:p>
+      <w:pPr>
+        <w:pStyle w:val="NormalWeb"/>
+        <w:spacing w:before="0" w:beforeAutospacing="0"/>
+      </w:pPr>
+      <w:r>
+        <w:rPr>
+          <w:rFonts w:ascii="Segoe UI Symbol" w:hAnsi="Segoe UI Symbol" w:cs="Segoe UI Symbol"/>
+        </w:rPr>
+        <w:t>✅</w:t>
+      </w:r>
+      <w:r>
+        <w:t xml:space="preserve"> </w:t>
+      </w:r>
+      <w:r>
+        <w:rPr>
+          <w:rStyle w:val="Strong"/>
+        </w:rPr>
+        <w:t xml:space="preserve">Answer: b. </w:t>
+      </w:r>
+      <w:proofErr w:type="gramStart"/>
+      <w:r>
+        <w:rPr>
+          <w:rStyle w:val="Strong"/>
+        </w:rPr>
+        <w:t>Both</w:t>
+      </w:r>
+      <w:proofErr w:type="gramEnd"/>
+      <w:r>
+        <w:rPr>
+          <w:rStyle w:val="Strong"/>
+        </w:rPr>
+        <w:t xml:space="preserve"> true but not correct explanation</w:t>
+      </w:r>
+    </w:p>
+    <w:p>
+      <w:pPr>
+        <w:pStyle w:val="NormalWeb"/>
+        <w:spacing w:before="0" w:beforeAutospacing="0"/>
+      </w:pPr>
+      <w:r>
+        <w:rPr>
+          <w:rFonts w:ascii="Segoe UI Symbol" w:hAnsi="Segoe UI Symbol" w:cs="Segoe UI Symbol"/>
+        </w:rPr>
+        <w:t>💡</w:t>
+      </w:r>
+      <w:r>
+        <w:t xml:space="preserve"> Reason is wrong (it places at beginning, not middle)</w:t>
+      </w:r>
+    </w:p>
+    <w:p>
+      <w:r>
+        <w:pict>
+          <v:rect id="_x0000_i1049" style="width:0;height:1.5pt" o:hralign="center" o:hrstd="t" o:hr="t" fillcolor="#a0a0a0" stroked="f"/>
+        </w:pict>
+      </w:r>
+    </w:p>
+    <w:p>
+      <w:pPr>
+        <w:pStyle w:val="Heading3"/>
+        <w:spacing w:before="0"/>
+        <w:rPr>
+          <w:rFonts w:ascii="Times New Roman" w:hAnsi="Times New Roman" w:cs="Times New Roman"/>
+          <w:color w:val="00B050"/>
+        </w:rPr>
+      </w:pPr>
+      <w:r>
+        <w:rPr>
+          <w:rStyle w:val="Strong"/>
+          <w:rFonts w:ascii="Times New Roman" w:hAnsi="Times New Roman" w:cs="Times New Roman"/>
+          <w:b w:val="0"/>
+          <w:bCs w:val="0"/>
+          <w:color w:val="00B050"/>
+        </w:rPr>
+        <w:t>2. Binary Search</w:t>
+      </w:r>
+    </w:p>
+    <w:p>
+      <w:pPr>
+        <w:pStyle w:val="NormalWeb"/>
+        <w:spacing w:before="0" w:beforeAutospacing="0"/>
+      </w:pPr>
+      <w:r>
+        <w:rPr>
+          <w:rFonts w:ascii="Segoe UI Symbol" w:hAnsi="Segoe UI Symbol" w:cs="Segoe UI Symbol"/>
+        </w:rPr>
+        <w:t>✅</w:t>
+      </w:r>
+      <w:r>
+        <w:t xml:space="preserve"> </w:t>
+      </w:r>
+      <w:r>
+        <w:rPr>
+          <w:rStyle w:val="Strong"/>
+        </w:rPr>
+        <w:t xml:space="preserve">Answer: a. </w:t>
+      </w:r>
+      <w:proofErr w:type="gramStart"/>
+      <w:r>
+        <w:rPr>
+          <w:rStyle w:val="Strong"/>
+        </w:rPr>
+        <w:t>Both</w:t>
+      </w:r>
+      <w:proofErr w:type="gramEnd"/>
+      <w:r>
+        <w:rPr>
+          <w:rStyle w:val="Strong"/>
+        </w:rPr>
+        <w:t xml:space="preserve"> true and correct explanation</w:t>
+      </w:r>
+    </w:p>
+    <w:p>
+      <w:pPr>
         <w:pStyle w:val="ListParagraph"/>
         <w:ind w:left="797"/>
         <w:outlineLvl w:val="1"/>
@@ -150,6 +10079,8 @@
           <w:szCs w:val="36"/>
         </w:rPr>
       </w:pPr>
+      <w:bookmarkStart w:id="0" w:name="_GoBack"/>
+      <w:bookmarkEnd w:id="0"/>
     </w:p>
     <w:p>
       <w:pPr>
@@ -2609,6 +12540,26 @@
       <w:contextualSpacing/>
     </w:pPr>
   </w:style>
+  <w:style w:type="character" w:customStyle="1" w:styleId="t">
+    <w:name w:val="ͼt"/>
+    <w:basedOn w:val="DefaultParagraphFont"/>
+    <w:rsid w:val="00E23C29"/>
+  </w:style>
+  <w:style w:type="character" w:customStyle="1" w:styleId="n">
+    <w:name w:val="ͼn"/>
+    <w:basedOn w:val="DefaultParagraphFont"/>
+    <w:rsid w:val="00E23C29"/>
+  </w:style>
+  <w:style w:type="character" w:customStyle="1" w:styleId="q">
+    <w:name w:val="ͼq"/>
+    <w:basedOn w:val="DefaultParagraphFont"/>
+    <w:rsid w:val="00E23C29"/>
+  </w:style>
+  <w:style w:type="character" w:customStyle="1" w:styleId="r">
+    <w:name w:val="ͼr"/>
+    <w:basedOn w:val="DefaultParagraphFont"/>
+    <w:rsid w:val="00E23C29"/>
+  </w:style>
 </w:styles>
 </file>
 
